--- a/results/regression_multiple.docx
+++ b/results/regression_multiple.docx
@@ -26,7 +26,6 @@
           <w:trHeight w:val="360" w:hRule="auto"/>
           <w:tblHeader/>
         </w:trPr>
-        header 1
         <w:tc>
           <w:tcPr>
             <w:tcBorders>
@@ -61,17 +60,19 @@
                 <w:i w:val="false"/>
                 <w:b w:val="false"/>
                 <w:u w:val="none"/>
-                <w:sz w:val="22"/>
-                <w:szCs w:val="22"/>
-                <w:color w:val="000000"/>
-              </w:rPr>
-            </w:pPr>
-            <w:r>
-              <w:rPr>
-                <w:rFonts w:ascii="Helvetica" w:hAnsi="Helvetica" w:eastAsia="Helvetica" w:cs="Helvetica"/>
-                <w:i w:val="false"/>
-                <w:b w:val="false"/>
-                <w:u w:val="none"/>
+                <w:strike w:val="false"/>
+                <w:sz w:val="22"/>
+                <w:szCs w:val="22"/>
+                <w:color w:val="000000"/>
+              </w:rPr>
+            </w:pPr>
+            <w:r>
+              <w:rPr>
+                <w:rFonts w:ascii="Helvetica" w:hAnsi="Helvetica" w:eastAsia="Helvetica" w:cs="Helvetica"/>
+                <w:i w:val="false"/>
+                <w:b w:val="false"/>
+                <w:u w:val="none"/>
+                <w:strike w:val="false"/>
                 <w:sz w:val="22"/>
                 <w:szCs w:val="22"/>
                 <w:color w:val="000000"/>
@@ -100,31 +101,33 @@
           <w:p>
             <w:pPr>
               <w:pStyle w:val="Normal"/>
-              <w:jc w:val="left"/>
-              <w:pBdr>
-                <w:bottom w:val="none" w:sz="0" w:space="0" w:color="000000"/>
-                <w:top w:val="none" w:sz="0" w:space="0" w:color="000000"/>
-                <w:left w:val="none" w:sz="0" w:space="0" w:color="000000"/>
-                <w:right w:val="none" w:sz="0" w:space="0" w:color="000000"/>
-              </w:pBdr>
-              <w:spacing w:after="100" w:before="100" w:line="240"/>
-              <w:ind w:left="100" w:right="100" w:firstLine="0" w:firstLineChars="0"/>
-              <w:rPr>
-                <w:rFonts w:ascii="Helvetica" w:hAnsi="Helvetica" w:eastAsia="Helvetica" w:cs="Helvetica"/>
-                <w:i w:val="false"/>
-                <w:b w:val="false"/>
-                <w:u w:val="none"/>
-                <w:sz w:val="22"/>
-                <w:szCs w:val="22"/>
-                <w:color w:val="000000"/>
-              </w:rPr>
-            </w:pPr>
-            <w:r>
-              <w:rPr>
-                <w:rFonts w:ascii="Helvetica" w:hAnsi="Helvetica" w:eastAsia="Helvetica" w:cs="Helvetica"/>
-                <w:i w:val="false"/>
-                <w:b w:val="false"/>
-                <w:u w:val="none"/>
+              <w:jc w:val="center"/>
+              <w:pBdr>
+                <w:bottom w:val="none" w:sz="0" w:space="0" w:color="000000"/>
+                <w:top w:val="none" w:sz="0" w:space="0" w:color="000000"/>
+                <w:left w:val="none" w:sz="0" w:space="0" w:color="000000"/>
+                <w:right w:val="none" w:sz="0" w:space="0" w:color="000000"/>
+              </w:pBdr>
+              <w:spacing w:after="100" w:before="100" w:line="240"/>
+              <w:ind w:left="100" w:right="100" w:firstLine="0" w:firstLineChars="0"/>
+              <w:rPr>
+                <w:rFonts w:ascii="Helvetica" w:hAnsi="Helvetica" w:eastAsia="Helvetica" w:cs="Helvetica"/>
+                <w:i w:val="false"/>
+                <w:b w:val="false"/>
+                <w:u w:val="none"/>
+                <w:strike w:val="false"/>
+                <w:sz w:val="22"/>
+                <w:szCs w:val="22"/>
+                <w:color w:val="000000"/>
+              </w:rPr>
+            </w:pPr>
+            <w:r>
+              <w:rPr>
+                <w:rFonts w:ascii="Helvetica" w:hAnsi="Helvetica" w:eastAsia="Helvetica" w:cs="Helvetica"/>
+                <w:i w:val="false"/>
+                <w:b w:val="false"/>
+                <w:u w:val="none"/>
+                <w:strike w:val="false"/>
                 <w:sz w:val="22"/>
                 <w:szCs w:val="22"/>
                 <w:color w:val="000000"/>
@@ -153,31 +156,33 @@
           <w:p>
             <w:pPr>
               <w:pStyle w:val="Normal"/>
-              <w:jc w:val="left"/>
-              <w:pBdr>
-                <w:bottom w:val="none" w:sz="0" w:space="0" w:color="000000"/>
-                <w:top w:val="none" w:sz="0" w:space="0" w:color="000000"/>
-                <w:left w:val="none" w:sz="0" w:space="0" w:color="000000"/>
-                <w:right w:val="none" w:sz="0" w:space="0" w:color="000000"/>
-              </w:pBdr>
-              <w:spacing w:after="100" w:before="100" w:line="240"/>
-              <w:ind w:left="100" w:right="100" w:firstLine="0" w:firstLineChars="0"/>
-              <w:rPr>
-                <w:rFonts w:ascii="Helvetica" w:hAnsi="Helvetica" w:eastAsia="Helvetica" w:cs="Helvetica"/>
-                <w:i w:val="false"/>
-                <w:b w:val="false"/>
-                <w:u w:val="none"/>
-                <w:sz w:val="22"/>
-                <w:szCs w:val="22"/>
-                <w:color w:val="000000"/>
-              </w:rPr>
-            </w:pPr>
-            <w:r>
-              <w:rPr>
-                <w:rFonts w:ascii="Helvetica" w:hAnsi="Helvetica" w:eastAsia="Helvetica" w:cs="Helvetica"/>
-                <w:i w:val="false"/>
-                <w:b w:val="false"/>
-                <w:u w:val="none"/>
+              <w:jc w:val="center"/>
+              <w:pBdr>
+                <w:bottom w:val="none" w:sz="0" w:space="0" w:color="000000"/>
+                <w:top w:val="none" w:sz="0" w:space="0" w:color="000000"/>
+                <w:left w:val="none" w:sz="0" w:space="0" w:color="000000"/>
+                <w:right w:val="none" w:sz="0" w:space="0" w:color="000000"/>
+              </w:pBdr>
+              <w:spacing w:after="100" w:before="100" w:line="240"/>
+              <w:ind w:left="100" w:right="100" w:firstLine="0" w:firstLineChars="0"/>
+              <w:rPr>
+                <w:rFonts w:ascii="Helvetica" w:hAnsi="Helvetica" w:eastAsia="Helvetica" w:cs="Helvetica"/>
+                <w:i w:val="false"/>
+                <w:b w:val="false"/>
+                <w:u w:val="none"/>
+                <w:strike w:val="false"/>
+                <w:sz w:val="22"/>
+                <w:szCs w:val="22"/>
+                <w:color w:val="000000"/>
+              </w:rPr>
+            </w:pPr>
+            <w:r>
+              <w:rPr>
+                <w:rFonts w:ascii="Helvetica" w:hAnsi="Helvetica" w:eastAsia="Helvetica" w:cs="Helvetica"/>
+                <w:i w:val="false"/>
+                <w:b w:val="false"/>
+                <w:u w:val="none"/>
+                <w:strike w:val="false"/>
                 <w:sz w:val="22"/>
                 <w:szCs w:val="22"/>
                 <w:color w:val="000000"/>
@@ -191,7 +196,6 @@
         <w:trPr>
           <w:trHeight w:val="360" w:hRule="auto"/>
         </w:trPr>
-        body 1
         <w:tc>
           <w:tcPr>
             <w:tcBorders>
@@ -226,17 +230,19 @@
                 <w:i w:val="false"/>
                 <w:b w:val="false"/>
                 <w:u w:val="none"/>
-                <w:sz w:val="22"/>
-                <w:szCs w:val="22"/>
-                <w:color w:val="000000"/>
-              </w:rPr>
-            </w:pPr>
-            <w:r>
-              <w:rPr>
-                <w:rFonts w:ascii="Helvetica" w:hAnsi="Helvetica" w:eastAsia="Helvetica" w:cs="Helvetica"/>
-                <w:i w:val="false"/>
-                <w:b w:val="false"/>
-                <w:u w:val="none"/>
+                <w:strike w:val="false"/>
+                <w:sz w:val="22"/>
+                <w:szCs w:val="22"/>
+                <w:color w:val="000000"/>
+              </w:rPr>
+            </w:pPr>
+            <w:r>
+              <w:rPr>
+                <w:rFonts w:ascii="Helvetica" w:hAnsi="Helvetica" w:eastAsia="Helvetica" w:cs="Helvetica"/>
+                <w:i w:val="false"/>
+                <w:b w:val="false"/>
+                <w:u w:val="none"/>
+                <w:strike w:val="false"/>
                 <w:sz w:val="22"/>
                 <w:szCs w:val="22"/>
                 <w:color w:val="000000"/>
@@ -265,31 +271,33 @@
           <w:p>
             <w:pPr>
               <w:pStyle w:val="Normal"/>
-              <w:jc w:val="left"/>
-              <w:pBdr>
-                <w:bottom w:val="none" w:sz="0" w:space="0" w:color="000000"/>
-                <w:top w:val="none" w:sz="0" w:space="0" w:color="000000"/>
-                <w:left w:val="none" w:sz="0" w:space="0" w:color="000000"/>
-                <w:right w:val="none" w:sz="0" w:space="0" w:color="000000"/>
-              </w:pBdr>
-              <w:spacing w:after="100" w:before="100" w:line="240"/>
-              <w:ind w:left="100" w:right="100" w:firstLine="0" w:firstLineChars="0"/>
-              <w:rPr>
-                <w:rFonts w:ascii="Helvetica" w:hAnsi="Helvetica" w:eastAsia="Helvetica" w:cs="Helvetica"/>
-                <w:i w:val="false"/>
-                <w:b w:val="false"/>
-                <w:u w:val="none"/>
-                <w:sz w:val="22"/>
-                <w:szCs w:val="22"/>
-                <w:color w:val="000000"/>
-              </w:rPr>
-            </w:pPr>
-            <w:r>
-              <w:rPr>
-                <w:rFonts w:ascii="Helvetica" w:hAnsi="Helvetica" w:eastAsia="Helvetica" w:cs="Helvetica"/>
-                <w:i w:val="false"/>
-                <w:b w:val="false"/>
-                <w:u w:val="none"/>
+              <w:jc w:val="center"/>
+              <w:pBdr>
+                <w:bottom w:val="none" w:sz="0" w:space="0" w:color="000000"/>
+                <w:top w:val="none" w:sz="0" w:space="0" w:color="000000"/>
+                <w:left w:val="none" w:sz="0" w:space="0" w:color="000000"/>
+                <w:right w:val="none" w:sz="0" w:space="0" w:color="000000"/>
+              </w:pBdr>
+              <w:spacing w:after="100" w:before="100" w:line="240"/>
+              <w:ind w:left="100" w:right="100" w:firstLine="0" w:firstLineChars="0"/>
+              <w:rPr>
+                <w:rFonts w:ascii="Helvetica" w:hAnsi="Helvetica" w:eastAsia="Helvetica" w:cs="Helvetica"/>
+                <w:i w:val="false"/>
+                <w:b w:val="false"/>
+                <w:u w:val="none"/>
+                <w:strike w:val="false"/>
+                <w:sz w:val="22"/>
+                <w:szCs w:val="22"/>
+                <w:color w:val="000000"/>
+              </w:rPr>
+            </w:pPr>
+            <w:r>
+              <w:rPr>
+                <w:rFonts w:ascii="Helvetica" w:hAnsi="Helvetica" w:eastAsia="Helvetica" w:cs="Helvetica"/>
+                <w:i w:val="false"/>
+                <w:b w:val="false"/>
+                <w:u w:val="none"/>
+                <w:strike w:val="false"/>
                 <w:sz w:val="22"/>
                 <w:szCs w:val="22"/>
                 <w:color w:val="000000"/>
@@ -318,31 +326,33 @@
           <w:p>
             <w:pPr>
               <w:pStyle w:val="Normal"/>
-              <w:jc w:val="left"/>
-              <w:pBdr>
-                <w:bottom w:val="none" w:sz="0" w:space="0" w:color="000000"/>
-                <w:top w:val="none" w:sz="0" w:space="0" w:color="000000"/>
-                <w:left w:val="none" w:sz="0" w:space="0" w:color="000000"/>
-                <w:right w:val="none" w:sz="0" w:space="0" w:color="000000"/>
-              </w:pBdr>
-              <w:spacing w:after="100" w:before="100" w:line="240"/>
-              <w:ind w:left="100" w:right="100" w:firstLine="0" w:firstLineChars="0"/>
-              <w:rPr>
-                <w:rFonts w:ascii="Helvetica" w:hAnsi="Helvetica" w:eastAsia="Helvetica" w:cs="Helvetica"/>
-                <w:i w:val="false"/>
-                <w:b w:val="false"/>
-                <w:u w:val="none"/>
-                <w:sz w:val="22"/>
-                <w:szCs w:val="22"/>
-                <w:color w:val="000000"/>
-              </w:rPr>
-            </w:pPr>
-            <w:r>
-              <w:rPr>
-                <w:rFonts w:ascii="Helvetica" w:hAnsi="Helvetica" w:eastAsia="Helvetica" w:cs="Helvetica"/>
-                <w:i w:val="false"/>
-                <w:b w:val="false"/>
-                <w:u w:val="none"/>
+              <w:jc w:val="center"/>
+              <w:pBdr>
+                <w:bottom w:val="none" w:sz="0" w:space="0" w:color="000000"/>
+                <w:top w:val="none" w:sz="0" w:space="0" w:color="000000"/>
+                <w:left w:val="none" w:sz="0" w:space="0" w:color="000000"/>
+                <w:right w:val="none" w:sz="0" w:space="0" w:color="000000"/>
+              </w:pBdr>
+              <w:spacing w:after="100" w:before="100" w:line="240"/>
+              <w:ind w:left="100" w:right="100" w:firstLine="0" w:firstLineChars="0"/>
+              <w:rPr>
+                <w:rFonts w:ascii="Helvetica" w:hAnsi="Helvetica" w:eastAsia="Helvetica" w:cs="Helvetica"/>
+                <w:i w:val="false"/>
+                <w:b w:val="false"/>
+                <w:u w:val="none"/>
+                <w:strike w:val="false"/>
+                <w:sz w:val="22"/>
+                <w:szCs w:val="22"/>
+                <w:color w:val="000000"/>
+              </w:rPr>
+            </w:pPr>
+            <w:r>
+              <w:rPr>
+                <w:rFonts w:ascii="Helvetica" w:hAnsi="Helvetica" w:eastAsia="Helvetica" w:cs="Helvetica"/>
+                <w:i w:val="false"/>
+                <w:b w:val="false"/>
+                <w:u w:val="none"/>
+                <w:strike w:val="false"/>
                 <w:sz w:val="22"/>
                 <w:szCs w:val="22"/>
                 <w:color w:val="000000"/>
@@ -356,7 +366,6 @@
         <w:trPr>
           <w:trHeight w:val="360" w:hRule="auto"/>
         </w:trPr>
-        body 2
         <w:tc>
           <w:tcPr>
             <w:tcBorders>
@@ -391,17 +400,19 @@
                 <w:i w:val="false"/>
                 <w:b w:val="false"/>
                 <w:u w:val="none"/>
-                <w:sz w:val="22"/>
-                <w:szCs w:val="22"/>
-                <w:color w:val="000000"/>
-              </w:rPr>
-            </w:pPr>
-            <w:r>
-              <w:rPr>
-                <w:rFonts w:ascii="Helvetica" w:hAnsi="Helvetica" w:eastAsia="Helvetica" w:cs="Helvetica"/>
-                <w:i w:val="false"/>
-                <w:b w:val="false"/>
-                <w:u w:val="none"/>
+                <w:strike w:val="false"/>
+                <w:sz w:val="22"/>
+                <w:szCs w:val="22"/>
+                <w:color w:val="000000"/>
+              </w:rPr>
+            </w:pPr>
+            <w:r>
+              <w:rPr>
+                <w:rFonts w:ascii="Helvetica" w:hAnsi="Helvetica" w:eastAsia="Helvetica" w:cs="Helvetica"/>
+                <w:i w:val="false"/>
+                <w:b w:val="false"/>
+                <w:u w:val="none"/>
+                <w:strike w:val="false"/>
                 <w:sz w:val="22"/>
                 <w:szCs w:val="22"/>
                 <w:color w:val="000000"/>
@@ -430,31 +441,33 @@
           <w:p>
             <w:pPr>
               <w:pStyle w:val="Normal"/>
-              <w:jc w:val="left"/>
-              <w:pBdr>
-                <w:bottom w:val="none" w:sz="0" w:space="0" w:color="000000"/>
-                <w:top w:val="none" w:sz="0" w:space="0" w:color="000000"/>
-                <w:left w:val="none" w:sz="0" w:space="0" w:color="000000"/>
-                <w:right w:val="none" w:sz="0" w:space="0" w:color="000000"/>
-              </w:pBdr>
-              <w:spacing w:after="100" w:before="100" w:line="240"/>
-              <w:ind w:left="100" w:right="100" w:firstLine="0" w:firstLineChars="0"/>
-              <w:rPr>
-                <w:rFonts w:ascii="Helvetica" w:hAnsi="Helvetica" w:eastAsia="Helvetica" w:cs="Helvetica"/>
-                <w:i w:val="false"/>
-                <w:b w:val="false"/>
-                <w:u w:val="none"/>
-                <w:sz w:val="22"/>
-                <w:szCs w:val="22"/>
-                <w:color w:val="000000"/>
-              </w:rPr>
-            </w:pPr>
-            <w:r>
-              <w:rPr>
-                <w:rFonts w:ascii="Helvetica" w:hAnsi="Helvetica" w:eastAsia="Helvetica" w:cs="Helvetica"/>
-                <w:i w:val="false"/>
-                <w:b w:val="false"/>
-                <w:u w:val="none"/>
+              <w:jc w:val="center"/>
+              <w:pBdr>
+                <w:bottom w:val="none" w:sz="0" w:space="0" w:color="000000"/>
+                <w:top w:val="none" w:sz="0" w:space="0" w:color="000000"/>
+                <w:left w:val="none" w:sz="0" w:space="0" w:color="000000"/>
+                <w:right w:val="none" w:sz="0" w:space="0" w:color="000000"/>
+              </w:pBdr>
+              <w:spacing w:after="100" w:before="100" w:line="240"/>
+              <w:ind w:left="100" w:right="100" w:firstLine="0" w:firstLineChars="0"/>
+              <w:rPr>
+                <w:rFonts w:ascii="Helvetica" w:hAnsi="Helvetica" w:eastAsia="Helvetica" w:cs="Helvetica"/>
+                <w:i w:val="false"/>
+                <w:b w:val="false"/>
+                <w:u w:val="none"/>
+                <w:strike w:val="false"/>
+                <w:sz w:val="22"/>
+                <w:szCs w:val="22"/>
+                <w:color w:val="000000"/>
+              </w:rPr>
+            </w:pPr>
+            <w:r>
+              <w:rPr>
+                <w:rFonts w:ascii="Helvetica" w:hAnsi="Helvetica" w:eastAsia="Helvetica" w:cs="Helvetica"/>
+                <w:i w:val="false"/>
+                <w:b w:val="false"/>
+                <w:u w:val="none"/>
+                <w:strike w:val="false"/>
                 <w:sz w:val="22"/>
                 <w:szCs w:val="22"/>
                 <w:color w:val="000000"/>
@@ -483,31 +496,33 @@
           <w:p>
             <w:pPr>
               <w:pStyle w:val="Normal"/>
-              <w:jc w:val="left"/>
-              <w:pBdr>
-                <w:bottom w:val="none" w:sz="0" w:space="0" w:color="000000"/>
-                <w:top w:val="none" w:sz="0" w:space="0" w:color="000000"/>
-                <w:left w:val="none" w:sz="0" w:space="0" w:color="000000"/>
-                <w:right w:val="none" w:sz="0" w:space="0" w:color="000000"/>
-              </w:pBdr>
-              <w:spacing w:after="100" w:before="100" w:line="240"/>
-              <w:ind w:left="100" w:right="100" w:firstLine="0" w:firstLineChars="0"/>
-              <w:rPr>
-                <w:rFonts w:ascii="Helvetica" w:hAnsi="Helvetica" w:eastAsia="Helvetica" w:cs="Helvetica"/>
-                <w:i w:val="false"/>
-                <w:b w:val="false"/>
-                <w:u w:val="none"/>
-                <w:sz w:val="22"/>
-                <w:szCs w:val="22"/>
-                <w:color w:val="000000"/>
-              </w:rPr>
-            </w:pPr>
-            <w:r>
-              <w:rPr>
-                <w:rFonts w:ascii="Helvetica" w:hAnsi="Helvetica" w:eastAsia="Helvetica" w:cs="Helvetica"/>
-                <w:i w:val="false"/>
-                <w:b w:val="false"/>
-                <w:u w:val="none"/>
+              <w:jc w:val="center"/>
+              <w:pBdr>
+                <w:bottom w:val="none" w:sz="0" w:space="0" w:color="000000"/>
+                <w:top w:val="none" w:sz="0" w:space="0" w:color="000000"/>
+                <w:left w:val="none" w:sz="0" w:space="0" w:color="000000"/>
+                <w:right w:val="none" w:sz="0" w:space="0" w:color="000000"/>
+              </w:pBdr>
+              <w:spacing w:after="100" w:before="100" w:line="240"/>
+              <w:ind w:left="100" w:right="100" w:firstLine="0" w:firstLineChars="0"/>
+              <w:rPr>
+                <w:rFonts w:ascii="Helvetica" w:hAnsi="Helvetica" w:eastAsia="Helvetica" w:cs="Helvetica"/>
+                <w:i w:val="false"/>
+                <w:b w:val="false"/>
+                <w:u w:val="none"/>
+                <w:strike w:val="false"/>
+                <w:sz w:val="22"/>
+                <w:szCs w:val="22"/>
+                <w:color w:val="000000"/>
+              </w:rPr>
+            </w:pPr>
+            <w:r>
+              <w:rPr>
+                <w:rFonts w:ascii="Helvetica" w:hAnsi="Helvetica" w:eastAsia="Helvetica" w:cs="Helvetica"/>
+                <w:i w:val="false"/>
+                <w:b w:val="false"/>
+                <w:u w:val="none"/>
+                <w:strike w:val="false"/>
                 <w:sz w:val="22"/>
                 <w:szCs w:val="22"/>
                 <w:color w:val="000000"/>
@@ -521,7 +536,6 @@
         <w:trPr>
           <w:trHeight w:val="360" w:hRule="auto"/>
         </w:trPr>
-        body 3
         <w:tc>
           <w:tcPr>
             <w:tcBorders>
@@ -556,17 +570,19 @@
                 <w:i w:val="false"/>
                 <w:b w:val="false"/>
                 <w:u w:val="none"/>
-                <w:sz w:val="22"/>
-                <w:szCs w:val="22"/>
-                <w:color w:val="000000"/>
-              </w:rPr>
-            </w:pPr>
-            <w:r>
-              <w:rPr>
-                <w:rFonts w:ascii="Helvetica" w:hAnsi="Helvetica" w:eastAsia="Helvetica" w:cs="Helvetica"/>
-                <w:i w:val="false"/>
-                <w:b w:val="false"/>
-                <w:u w:val="none"/>
+                <w:strike w:val="false"/>
+                <w:sz w:val="22"/>
+                <w:szCs w:val="22"/>
+                <w:color w:val="000000"/>
+              </w:rPr>
+            </w:pPr>
+            <w:r>
+              <w:rPr>
+                <w:rFonts w:ascii="Helvetica" w:hAnsi="Helvetica" w:eastAsia="Helvetica" w:cs="Helvetica"/>
+                <w:i w:val="false"/>
+                <w:b w:val="false"/>
+                <w:u w:val="none"/>
+                <w:strike w:val="false"/>
                 <w:sz w:val="22"/>
                 <w:szCs w:val="22"/>
                 <w:color w:val="000000"/>
@@ -595,31 +611,33 @@
           <w:p>
             <w:pPr>
               <w:pStyle w:val="Normal"/>
-              <w:jc w:val="left"/>
-              <w:pBdr>
-                <w:bottom w:val="none" w:sz="0" w:space="0" w:color="000000"/>
-                <w:top w:val="none" w:sz="0" w:space="0" w:color="000000"/>
-                <w:left w:val="none" w:sz="0" w:space="0" w:color="000000"/>
-                <w:right w:val="none" w:sz="0" w:space="0" w:color="000000"/>
-              </w:pBdr>
-              <w:spacing w:after="100" w:before="100" w:line="240"/>
-              <w:ind w:left="100" w:right="100" w:firstLine="0" w:firstLineChars="0"/>
-              <w:rPr>
-                <w:rFonts w:ascii="Helvetica" w:hAnsi="Helvetica" w:eastAsia="Helvetica" w:cs="Helvetica"/>
-                <w:i w:val="false"/>
-                <w:b w:val="false"/>
-                <w:u w:val="none"/>
-                <w:sz w:val="22"/>
-                <w:szCs w:val="22"/>
-                <w:color w:val="000000"/>
-              </w:rPr>
-            </w:pPr>
-            <w:r>
-              <w:rPr>
-                <w:rFonts w:ascii="Helvetica" w:hAnsi="Helvetica" w:eastAsia="Helvetica" w:cs="Helvetica"/>
-                <w:i w:val="false"/>
-                <w:b w:val="false"/>
-                <w:u w:val="none"/>
+              <w:jc w:val="center"/>
+              <w:pBdr>
+                <w:bottom w:val="none" w:sz="0" w:space="0" w:color="000000"/>
+                <w:top w:val="none" w:sz="0" w:space="0" w:color="000000"/>
+                <w:left w:val="none" w:sz="0" w:space="0" w:color="000000"/>
+                <w:right w:val="none" w:sz="0" w:space="0" w:color="000000"/>
+              </w:pBdr>
+              <w:spacing w:after="100" w:before="100" w:line="240"/>
+              <w:ind w:left="100" w:right="100" w:firstLine="0" w:firstLineChars="0"/>
+              <w:rPr>
+                <w:rFonts w:ascii="Helvetica" w:hAnsi="Helvetica" w:eastAsia="Helvetica" w:cs="Helvetica"/>
+                <w:i w:val="false"/>
+                <w:b w:val="false"/>
+                <w:u w:val="none"/>
+                <w:strike w:val="false"/>
+                <w:sz w:val="22"/>
+                <w:szCs w:val="22"/>
+                <w:color w:val="000000"/>
+              </w:rPr>
+            </w:pPr>
+            <w:r>
+              <w:rPr>
+                <w:rFonts w:ascii="Helvetica" w:hAnsi="Helvetica" w:eastAsia="Helvetica" w:cs="Helvetica"/>
+                <w:i w:val="false"/>
+                <w:b w:val="false"/>
+                <w:u w:val="none"/>
+                <w:strike w:val="false"/>
                 <w:sz w:val="22"/>
                 <w:szCs w:val="22"/>
                 <w:color w:val="000000"/>
@@ -648,31 +666,33 @@
           <w:p>
             <w:pPr>
               <w:pStyle w:val="Normal"/>
-              <w:jc w:val="left"/>
-              <w:pBdr>
-                <w:bottom w:val="none" w:sz="0" w:space="0" w:color="000000"/>
-                <w:top w:val="none" w:sz="0" w:space="0" w:color="000000"/>
-                <w:left w:val="none" w:sz="0" w:space="0" w:color="000000"/>
-                <w:right w:val="none" w:sz="0" w:space="0" w:color="000000"/>
-              </w:pBdr>
-              <w:spacing w:after="100" w:before="100" w:line="240"/>
-              <w:ind w:left="100" w:right="100" w:firstLine="0" w:firstLineChars="0"/>
-              <w:rPr>
-                <w:rFonts w:ascii="Helvetica" w:hAnsi="Helvetica" w:eastAsia="Helvetica" w:cs="Helvetica"/>
-                <w:i w:val="false"/>
-                <w:b w:val="false"/>
-                <w:u w:val="none"/>
-                <w:sz w:val="22"/>
-                <w:szCs w:val="22"/>
-                <w:color w:val="000000"/>
-              </w:rPr>
-            </w:pPr>
-            <w:r>
-              <w:rPr>
-                <w:rFonts w:ascii="Helvetica" w:hAnsi="Helvetica" w:eastAsia="Helvetica" w:cs="Helvetica"/>
-                <w:i w:val="false"/>
-                <w:b w:val="false"/>
-                <w:u w:val="none"/>
+              <w:jc w:val="center"/>
+              <w:pBdr>
+                <w:bottom w:val="none" w:sz="0" w:space="0" w:color="000000"/>
+                <w:top w:val="none" w:sz="0" w:space="0" w:color="000000"/>
+                <w:left w:val="none" w:sz="0" w:space="0" w:color="000000"/>
+                <w:right w:val="none" w:sz="0" w:space="0" w:color="000000"/>
+              </w:pBdr>
+              <w:spacing w:after="100" w:before="100" w:line="240"/>
+              <w:ind w:left="100" w:right="100" w:firstLine="0" w:firstLineChars="0"/>
+              <w:rPr>
+                <w:rFonts w:ascii="Helvetica" w:hAnsi="Helvetica" w:eastAsia="Helvetica" w:cs="Helvetica"/>
+                <w:i w:val="false"/>
+                <w:b w:val="false"/>
+                <w:u w:val="none"/>
+                <w:strike w:val="false"/>
+                <w:sz w:val="22"/>
+                <w:szCs w:val="22"/>
+                <w:color w:val="000000"/>
+              </w:rPr>
+            </w:pPr>
+            <w:r>
+              <w:rPr>
+                <w:rFonts w:ascii="Helvetica" w:hAnsi="Helvetica" w:eastAsia="Helvetica" w:cs="Helvetica"/>
+                <w:i w:val="false"/>
+                <w:b w:val="false"/>
+                <w:u w:val="none"/>
+                <w:strike w:val="false"/>
                 <w:sz w:val="22"/>
                 <w:szCs w:val="22"/>
                 <w:color w:val="000000"/>
@@ -686,7 +706,6 @@
         <w:trPr>
           <w:trHeight w:val="360" w:hRule="auto"/>
         </w:trPr>
-        body 4
         <w:tc>
           <w:tcPr>
             <w:tcBorders>
@@ -721,17 +740,19 @@
                 <w:i w:val="false"/>
                 <w:b w:val="false"/>
                 <w:u w:val="none"/>
-                <w:sz w:val="22"/>
-                <w:szCs w:val="22"/>
-                <w:color w:val="000000"/>
-              </w:rPr>
-            </w:pPr>
-            <w:r>
-              <w:rPr>
-                <w:rFonts w:ascii="Helvetica" w:hAnsi="Helvetica" w:eastAsia="Helvetica" w:cs="Helvetica"/>
-                <w:i w:val="false"/>
-                <w:b w:val="false"/>
-                <w:u w:val="none"/>
+                <w:strike w:val="false"/>
+                <w:sz w:val="22"/>
+                <w:szCs w:val="22"/>
+                <w:color w:val="000000"/>
+              </w:rPr>
+            </w:pPr>
+            <w:r>
+              <w:rPr>
+                <w:rFonts w:ascii="Helvetica" w:hAnsi="Helvetica" w:eastAsia="Helvetica" w:cs="Helvetica"/>
+                <w:i w:val="false"/>
+                <w:b w:val="false"/>
+                <w:u w:val="none"/>
+                <w:strike w:val="false"/>
                 <w:sz w:val="22"/>
                 <w:szCs w:val="22"/>
                 <w:color w:val="000000"/>
@@ -760,31 +781,33 @@
           <w:p>
             <w:pPr>
               <w:pStyle w:val="Normal"/>
-              <w:jc w:val="left"/>
-              <w:pBdr>
-                <w:bottom w:val="none" w:sz="0" w:space="0" w:color="000000"/>
-                <w:top w:val="none" w:sz="0" w:space="0" w:color="000000"/>
-                <w:left w:val="none" w:sz="0" w:space="0" w:color="000000"/>
-                <w:right w:val="none" w:sz="0" w:space="0" w:color="000000"/>
-              </w:pBdr>
-              <w:spacing w:after="100" w:before="100" w:line="240"/>
-              <w:ind w:left="100" w:right="100" w:firstLine="0" w:firstLineChars="0"/>
-              <w:rPr>
-                <w:rFonts w:ascii="Helvetica" w:hAnsi="Helvetica" w:eastAsia="Helvetica" w:cs="Helvetica"/>
-                <w:i w:val="false"/>
-                <w:b w:val="false"/>
-                <w:u w:val="none"/>
-                <w:sz w:val="22"/>
-                <w:szCs w:val="22"/>
-                <w:color w:val="000000"/>
-              </w:rPr>
-            </w:pPr>
-            <w:r>
-              <w:rPr>
-                <w:rFonts w:ascii="Helvetica" w:hAnsi="Helvetica" w:eastAsia="Helvetica" w:cs="Helvetica"/>
-                <w:i w:val="false"/>
-                <w:b w:val="false"/>
-                <w:u w:val="none"/>
+              <w:jc w:val="center"/>
+              <w:pBdr>
+                <w:bottom w:val="none" w:sz="0" w:space="0" w:color="000000"/>
+                <w:top w:val="none" w:sz="0" w:space="0" w:color="000000"/>
+                <w:left w:val="none" w:sz="0" w:space="0" w:color="000000"/>
+                <w:right w:val="none" w:sz="0" w:space="0" w:color="000000"/>
+              </w:pBdr>
+              <w:spacing w:after="100" w:before="100" w:line="240"/>
+              <w:ind w:left="100" w:right="100" w:firstLine="0" w:firstLineChars="0"/>
+              <w:rPr>
+                <w:rFonts w:ascii="Helvetica" w:hAnsi="Helvetica" w:eastAsia="Helvetica" w:cs="Helvetica"/>
+                <w:i w:val="false"/>
+                <w:b w:val="false"/>
+                <w:u w:val="none"/>
+                <w:strike w:val="false"/>
+                <w:sz w:val="22"/>
+                <w:szCs w:val="22"/>
+                <w:color w:val="000000"/>
+              </w:rPr>
+            </w:pPr>
+            <w:r>
+              <w:rPr>
+                <w:rFonts w:ascii="Helvetica" w:hAnsi="Helvetica" w:eastAsia="Helvetica" w:cs="Helvetica"/>
+                <w:i w:val="false"/>
+                <w:b w:val="false"/>
+                <w:u w:val="none"/>
+                <w:strike w:val="false"/>
                 <w:sz w:val="22"/>
                 <w:szCs w:val="22"/>
                 <w:color w:val="000000"/>
@@ -813,31 +836,33 @@
           <w:p>
             <w:pPr>
               <w:pStyle w:val="Normal"/>
-              <w:jc w:val="left"/>
-              <w:pBdr>
-                <w:bottom w:val="none" w:sz="0" w:space="0" w:color="000000"/>
-                <w:top w:val="none" w:sz="0" w:space="0" w:color="000000"/>
-                <w:left w:val="none" w:sz="0" w:space="0" w:color="000000"/>
-                <w:right w:val="none" w:sz="0" w:space="0" w:color="000000"/>
-              </w:pBdr>
-              <w:spacing w:after="100" w:before="100" w:line="240"/>
-              <w:ind w:left="100" w:right="100" w:firstLine="0" w:firstLineChars="0"/>
-              <w:rPr>
-                <w:rFonts w:ascii="Helvetica" w:hAnsi="Helvetica" w:eastAsia="Helvetica" w:cs="Helvetica"/>
-                <w:i w:val="false"/>
-                <w:b w:val="false"/>
-                <w:u w:val="none"/>
-                <w:sz w:val="22"/>
-                <w:szCs w:val="22"/>
-                <w:color w:val="000000"/>
-              </w:rPr>
-            </w:pPr>
-            <w:r>
-              <w:rPr>
-                <w:rFonts w:ascii="Helvetica" w:hAnsi="Helvetica" w:eastAsia="Helvetica" w:cs="Helvetica"/>
-                <w:i w:val="false"/>
-                <w:b w:val="false"/>
-                <w:u w:val="none"/>
+              <w:jc w:val="center"/>
+              <w:pBdr>
+                <w:bottom w:val="none" w:sz="0" w:space="0" w:color="000000"/>
+                <w:top w:val="none" w:sz="0" w:space="0" w:color="000000"/>
+                <w:left w:val="none" w:sz="0" w:space="0" w:color="000000"/>
+                <w:right w:val="none" w:sz="0" w:space="0" w:color="000000"/>
+              </w:pBdr>
+              <w:spacing w:after="100" w:before="100" w:line="240"/>
+              <w:ind w:left="100" w:right="100" w:firstLine="0" w:firstLineChars="0"/>
+              <w:rPr>
+                <w:rFonts w:ascii="Helvetica" w:hAnsi="Helvetica" w:eastAsia="Helvetica" w:cs="Helvetica"/>
+                <w:i w:val="false"/>
+                <w:b w:val="false"/>
+                <w:u w:val="none"/>
+                <w:strike w:val="false"/>
+                <w:sz w:val="22"/>
+                <w:szCs w:val="22"/>
+                <w:color w:val="000000"/>
+              </w:rPr>
+            </w:pPr>
+            <w:r>
+              <w:rPr>
+                <w:rFonts w:ascii="Helvetica" w:hAnsi="Helvetica" w:eastAsia="Helvetica" w:cs="Helvetica"/>
+                <w:i w:val="false"/>
+                <w:b w:val="false"/>
+                <w:u w:val="none"/>
+                <w:strike w:val="false"/>
                 <w:sz w:val="22"/>
                 <w:szCs w:val="22"/>
                 <w:color w:val="000000"/>
@@ -851,7 +876,6 @@
         <w:trPr>
           <w:trHeight w:val="360" w:hRule="auto"/>
         </w:trPr>
-        body 5
         <w:tc>
           <w:tcPr>
             <w:tcBorders>
@@ -886,17 +910,19 @@
                 <w:i w:val="false"/>
                 <w:b w:val="false"/>
                 <w:u w:val="none"/>
-                <w:sz w:val="22"/>
-                <w:szCs w:val="22"/>
-                <w:color w:val="000000"/>
-              </w:rPr>
-            </w:pPr>
-            <w:r>
-              <w:rPr>
-                <w:rFonts w:ascii="Helvetica" w:hAnsi="Helvetica" w:eastAsia="Helvetica" w:cs="Helvetica"/>
-                <w:i w:val="false"/>
-                <w:b w:val="false"/>
-                <w:u w:val="none"/>
+                <w:strike w:val="false"/>
+                <w:sz w:val="22"/>
+                <w:szCs w:val="22"/>
+                <w:color w:val="000000"/>
+              </w:rPr>
+            </w:pPr>
+            <w:r>
+              <w:rPr>
+                <w:rFonts w:ascii="Helvetica" w:hAnsi="Helvetica" w:eastAsia="Helvetica" w:cs="Helvetica"/>
+                <w:i w:val="false"/>
+                <w:b w:val="false"/>
+                <w:u w:val="none"/>
+                <w:strike w:val="false"/>
                 <w:sz w:val="22"/>
                 <w:szCs w:val="22"/>
                 <w:color w:val="000000"/>
@@ -925,31 +951,33 @@
           <w:p>
             <w:pPr>
               <w:pStyle w:val="Normal"/>
-              <w:jc w:val="left"/>
-              <w:pBdr>
-                <w:bottom w:val="none" w:sz="0" w:space="0" w:color="000000"/>
-                <w:top w:val="none" w:sz="0" w:space="0" w:color="000000"/>
-                <w:left w:val="none" w:sz="0" w:space="0" w:color="000000"/>
-                <w:right w:val="none" w:sz="0" w:space="0" w:color="000000"/>
-              </w:pBdr>
-              <w:spacing w:after="100" w:before="100" w:line="240"/>
-              <w:ind w:left="100" w:right="100" w:firstLine="0" w:firstLineChars="0"/>
-              <w:rPr>
-                <w:rFonts w:ascii="Helvetica" w:hAnsi="Helvetica" w:eastAsia="Helvetica" w:cs="Helvetica"/>
-                <w:i w:val="false"/>
-                <w:b w:val="false"/>
-                <w:u w:val="none"/>
-                <w:sz w:val="22"/>
-                <w:szCs w:val="22"/>
-                <w:color w:val="000000"/>
-              </w:rPr>
-            </w:pPr>
-            <w:r>
-              <w:rPr>
-                <w:rFonts w:ascii="Helvetica" w:hAnsi="Helvetica" w:eastAsia="Helvetica" w:cs="Helvetica"/>
-                <w:i w:val="false"/>
-                <w:b w:val="false"/>
-                <w:u w:val="none"/>
+              <w:jc w:val="center"/>
+              <w:pBdr>
+                <w:bottom w:val="none" w:sz="0" w:space="0" w:color="000000"/>
+                <w:top w:val="none" w:sz="0" w:space="0" w:color="000000"/>
+                <w:left w:val="none" w:sz="0" w:space="0" w:color="000000"/>
+                <w:right w:val="none" w:sz="0" w:space="0" w:color="000000"/>
+              </w:pBdr>
+              <w:spacing w:after="100" w:before="100" w:line="240"/>
+              <w:ind w:left="100" w:right="100" w:firstLine="0" w:firstLineChars="0"/>
+              <w:rPr>
+                <w:rFonts w:ascii="Helvetica" w:hAnsi="Helvetica" w:eastAsia="Helvetica" w:cs="Helvetica"/>
+                <w:i w:val="false"/>
+                <w:b w:val="false"/>
+                <w:u w:val="none"/>
+                <w:strike w:val="false"/>
+                <w:sz w:val="22"/>
+                <w:szCs w:val="22"/>
+                <w:color w:val="000000"/>
+              </w:rPr>
+            </w:pPr>
+            <w:r>
+              <w:rPr>
+                <w:rFonts w:ascii="Helvetica" w:hAnsi="Helvetica" w:eastAsia="Helvetica" w:cs="Helvetica"/>
+                <w:i w:val="false"/>
+                <w:b w:val="false"/>
+                <w:u w:val="none"/>
+                <w:strike w:val="false"/>
                 <w:sz w:val="22"/>
                 <w:szCs w:val="22"/>
                 <w:color w:val="000000"/>
@@ -978,31 +1006,33 @@
           <w:p>
             <w:pPr>
               <w:pStyle w:val="Normal"/>
-              <w:jc w:val="left"/>
-              <w:pBdr>
-                <w:bottom w:val="none" w:sz="0" w:space="0" w:color="000000"/>
-                <w:top w:val="none" w:sz="0" w:space="0" w:color="000000"/>
-                <w:left w:val="none" w:sz="0" w:space="0" w:color="000000"/>
-                <w:right w:val="none" w:sz="0" w:space="0" w:color="000000"/>
-              </w:pBdr>
-              <w:spacing w:after="100" w:before="100" w:line="240"/>
-              <w:ind w:left="100" w:right="100" w:firstLine="0" w:firstLineChars="0"/>
-              <w:rPr>
-                <w:rFonts w:ascii="Helvetica" w:hAnsi="Helvetica" w:eastAsia="Helvetica" w:cs="Helvetica"/>
-                <w:i w:val="false"/>
-                <w:b w:val="false"/>
-                <w:u w:val="none"/>
-                <w:sz w:val="22"/>
-                <w:szCs w:val="22"/>
-                <w:color w:val="000000"/>
-              </w:rPr>
-            </w:pPr>
-            <w:r>
-              <w:rPr>
-                <w:rFonts w:ascii="Helvetica" w:hAnsi="Helvetica" w:eastAsia="Helvetica" w:cs="Helvetica"/>
-                <w:i w:val="false"/>
-                <w:b w:val="false"/>
-                <w:u w:val="none"/>
+              <w:jc w:val="center"/>
+              <w:pBdr>
+                <w:bottom w:val="none" w:sz="0" w:space="0" w:color="000000"/>
+                <w:top w:val="none" w:sz="0" w:space="0" w:color="000000"/>
+                <w:left w:val="none" w:sz="0" w:space="0" w:color="000000"/>
+                <w:right w:val="none" w:sz="0" w:space="0" w:color="000000"/>
+              </w:pBdr>
+              <w:spacing w:after="100" w:before="100" w:line="240"/>
+              <w:ind w:left="100" w:right="100" w:firstLine="0" w:firstLineChars="0"/>
+              <w:rPr>
+                <w:rFonts w:ascii="Helvetica" w:hAnsi="Helvetica" w:eastAsia="Helvetica" w:cs="Helvetica"/>
+                <w:i w:val="false"/>
+                <w:b w:val="false"/>
+                <w:u w:val="none"/>
+                <w:strike w:val="false"/>
+                <w:sz w:val="22"/>
+                <w:szCs w:val="22"/>
+                <w:color w:val="000000"/>
+              </w:rPr>
+            </w:pPr>
+            <w:r>
+              <w:rPr>
+                <w:rFonts w:ascii="Helvetica" w:hAnsi="Helvetica" w:eastAsia="Helvetica" w:cs="Helvetica"/>
+                <w:i w:val="false"/>
+                <w:b w:val="false"/>
+                <w:u w:val="none"/>
+                <w:strike w:val="false"/>
                 <w:sz w:val="22"/>
                 <w:szCs w:val="22"/>
                 <w:color w:val="000000"/>
@@ -1016,7 +1046,6 @@
         <w:trPr>
           <w:trHeight w:val="360" w:hRule="auto"/>
         </w:trPr>
-        body 6
         <w:tc>
           <w:tcPr>
             <w:tcBorders>
@@ -1051,17 +1080,19 @@
                 <w:i w:val="false"/>
                 <w:b w:val="false"/>
                 <w:u w:val="none"/>
-                <w:sz w:val="22"/>
-                <w:szCs w:val="22"/>
-                <w:color w:val="000000"/>
-              </w:rPr>
-            </w:pPr>
-            <w:r>
-              <w:rPr>
-                <w:rFonts w:ascii="Helvetica" w:hAnsi="Helvetica" w:eastAsia="Helvetica" w:cs="Helvetica"/>
-                <w:i w:val="false"/>
-                <w:b w:val="false"/>
-                <w:u w:val="none"/>
+                <w:strike w:val="false"/>
+                <w:sz w:val="22"/>
+                <w:szCs w:val="22"/>
+                <w:color w:val="000000"/>
+              </w:rPr>
+            </w:pPr>
+            <w:r>
+              <w:rPr>
+                <w:rFonts w:ascii="Helvetica" w:hAnsi="Helvetica" w:eastAsia="Helvetica" w:cs="Helvetica"/>
+                <w:i w:val="false"/>
+                <w:b w:val="false"/>
+                <w:u w:val="none"/>
+                <w:strike w:val="false"/>
                 <w:sz w:val="22"/>
                 <w:szCs w:val="22"/>
                 <w:color w:val="000000"/>
@@ -1090,31 +1121,33 @@
           <w:p>
             <w:pPr>
               <w:pStyle w:val="Normal"/>
-              <w:jc w:val="left"/>
-              <w:pBdr>
-                <w:bottom w:val="none" w:sz="0" w:space="0" w:color="000000"/>
-                <w:top w:val="none" w:sz="0" w:space="0" w:color="000000"/>
-                <w:left w:val="none" w:sz="0" w:space="0" w:color="000000"/>
-                <w:right w:val="none" w:sz="0" w:space="0" w:color="000000"/>
-              </w:pBdr>
-              <w:spacing w:after="100" w:before="100" w:line="240"/>
-              <w:ind w:left="100" w:right="100" w:firstLine="0" w:firstLineChars="0"/>
-              <w:rPr>
-                <w:rFonts w:ascii="Helvetica" w:hAnsi="Helvetica" w:eastAsia="Helvetica" w:cs="Helvetica"/>
-                <w:i w:val="false"/>
-                <w:b w:val="false"/>
-                <w:u w:val="none"/>
-                <w:sz w:val="22"/>
-                <w:szCs w:val="22"/>
-                <w:color w:val="000000"/>
-              </w:rPr>
-            </w:pPr>
-            <w:r>
-              <w:rPr>
-                <w:rFonts w:ascii="Helvetica" w:hAnsi="Helvetica" w:eastAsia="Helvetica" w:cs="Helvetica"/>
-                <w:i w:val="false"/>
-                <w:b w:val="false"/>
-                <w:u w:val="none"/>
+              <w:jc w:val="center"/>
+              <w:pBdr>
+                <w:bottom w:val="none" w:sz="0" w:space="0" w:color="000000"/>
+                <w:top w:val="none" w:sz="0" w:space="0" w:color="000000"/>
+                <w:left w:val="none" w:sz="0" w:space="0" w:color="000000"/>
+                <w:right w:val="none" w:sz="0" w:space="0" w:color="000000"/>
+              </w:pBdr>
+              <w:spacing w:after="100" w:before="100" w:line="240"/>
+              <w:ind w:left="100" w:right="100" w:firstLine="0" w:firstLineChars="0"/>
+              <w:rPr>
+                <w:rFonts w:ascii="Helvetica" w:hAnsi="Helvetica" w:eastAsia="Helvetica" w:cs="Helvetica"/>
+                <w:i w:val="false"/>
+                <w:b w:val="false"/>
+                <w:u w:val="none"/>
+                <w:strike w:val="false"/>
+                <w:sz w:val="22"/>
+                <w:szCs w:val="22"/>
+                <w:color w:val="000000"/>
+              </w:rPr>
+            </w:pPr>
+            <w:r>
+              <w:rPr>
+                <w:rFonts w:ascii="Helvetica" w:hAnsi="Helvetica" w:eastAsia="Helvetica" w:cs="Helvetica"/>
+                <w:i w:val="false"/>
+                <w:b w:val="false"/>
+                <w:u w:val="none"/>
+                <w:strike w:val="false"/>
                 <w:sz w:val="22"/>
                 <w:szCs w:val="22"/>
                 <w:color w:val="000000"/>
@@ -1143,31 +1176,33 @@
           <w:p>
             <w:pPr>
               <w:pStyle w:val="Normal"/>
-              <w:jc w:val="left"/>
-              <w:pBdr>
-                <w:bottom w:val="none" w:sz="0" w:space="0" w:color="000000"/>
-                <w:top w:val="none" w:sz="0" w:space="0" w:color="000000"/>
-                <w:left w:val="none" w:sz="0" w:space="0" w:color="000000"/>
-                <w:right w:val="none" w:sz="0" w:space="0" w:color="000000"/>
-              </w:pBdr>
-              <w:spacing w:after="100" w:before="100" w:line="240"/>
-              <w:ind w:left="100" w:right="100" w:firstLine="0" w:firstLineChars="0"/>
-              <w:rPr>
-                <w:rFonts w:ascii="Helvetica" w:hAnsi="Helvetica" w:eastAsia="Helvetica" w:cs="Helvetica"/>
-                <w:i w:val="false"/>
-                <w:b w:val="false"/>
-                <w:u w:val="none"/>
-                <w:sz w:val="22"/>
-                <w:szCs w:val="22"/>
-                <w:color w:val="000000"/>
-              </w:rPr>
-            </w:pPr>
-            <w:r>
-              <w:rPr>
-                <w:rFonts w:ascii="Helvetica" w:hAnsi="Helvetica" w:eastAsia="Helvetica" w:cs="Helvetica"/>
-                <w:i w:val="false"/>
-                <w:b w:val="false"/>
-                <w:u w:val="none"/>
+              <w:jc w:val="center"/>
+              <w:pBdr>
+                <w:bottom w:val="none" w:sz="0" w:space="0" w:color="000000"/>
+                <w:top w:val="none" w:sz="0" w:space="0" w:color="000000"/>
+                <w:left w:val="none" w:sz="0" w:space="0" w:color="000000"/>
+                <w:right w:val="none" w:sz="0" w:space="0" w:color="000000"/>
+              </w:pBdr>
+              <w:spacing w:after="100" w:before="100" w:line="240"/>
+              <w:ind w:left="100" w:right="100" w:firstLine="0" w:firstLineChars="0"/>
+              <w:rPr>
+                <w:rFonts w:ascii="Helvetica" w:hAnsi="Helvetica" w:eastAsia="Helvetica" w:cs="Helvetica"/>
+                <w:i w:val="false"/>
+                <w:b w:val="false"/>
+                <w:u w:val="none"/>
+                <w:strike w:val="false"/>
+                <w:sz w:val="22"/>
+                <w:szCs w:val="22"/>
+                <w:color w:val="000000"/>
+              </w:rPr>
+            </w:pPr>
+            <w:r>
+              <w:rPr>
+                <w:rFonts w:ascii="Helvetica" w:hAnsi="Helvetica" w:eastAsia="Helvetica" w:cs="Helvetica"/>
+                <w:i w:val="false"/>
+                <w:b w:val="false"/>
+                <w:u w:val="none"/>
+                <w:strike w:val="false"/>
                 <w:sz w:val="22"/>
                 <w:szCs w:val="22"/>
                 <w:color w:val="000000"/>
@@ -1181,7 +1216,6 @@
         <w:trPr>
           <w:trHeight w:val="360" w:hRule="auto"/>
         </w:trPr>
-        body 7
         <w:tc>
           <w:tcPr>
             <w:tcBorders>
@@ -1216,17 +1250,19 @@
                 <w:i w:val="false"/>
                 <w:b w:val="false"/>
                 <w:u w:val="none"/>
-                <w:sz w:val="22"/>
-                <w:szCs w:val="22"/>
-                <w:color w:val="000000"/>
-              </w:rPr>
-            </w:pPr>
-            <w:r>
-              <w:rPr>
-                <w:rFonts w:ascii="Helvetica" w:hAnsi="Helvetica" w:eastAsia="Helvetica" w:cs="Helvetica"/>
-                <w:i w:val="false"/>
-                <w:b w:val="false"/>
-                <w:u w:val="none"/>
+                <w:strike w:val="false"/>
+                <w:sz w:val="22"/>
+                <w:szCs w:val="22"/>
+                <w:color w:val="000000"/>
+              </w:rPr>
+            </w:pPr>
+            <w:r>
+              <w:rPr>
+                <w:rFonts w:ascii="Helvetica" w:hAnsi="Helvetica" w:eastAsia="Helvetica" w:cs="Helvetica"/>
+                <w:i w:val="false"/>
+                <w:b w:val="false"/>
+                <w:u w:val="none"/>
+                <w:strike w:val="false"/>
                 <w:sz w:val="22"/>
                 <w:szCs w:val="22"/>
                 <w:color w:val="000000"/>
@@ -1255,31 +1291,33 @@
           <w:p>
             <w:pPr>
               <w:pStyle w:val="Normal"/>
-              <w:jc w:val="left"/>
-              <w:pBdr>
-                <w:bottom w:val="none" w:sz="0" w:space="0" w:color="000000"/>
-                <w:top w:val="none" w:sz="0" w:space="0" w:color="000000"/>
-                <w:left w:val="none" w:sz="0" w:space="0" w:color="000000"/>
-                <w:right w:val="none" w:sz="0" w:space="0" w:color="000000"/>
-              </w:pBdr>
-              <w:spacing w:after="100" w:before="100" w:line="240"/>
-              <w:ind w:left="100" w:right="100" w:firstLine="0" w:firstLineChars="0"/>
-              <w:rPr>
-                <w:rFonts w:ascii="Helvetica" w:hAnsi="Helvetica" w:eastAsia="Helvetica" w:cs="Helvetica"/>
-                <w:i w:val="false"/>
-                <w:b w:val="false"/>
-                <w:u w:val="none"/>
-                <w:sz w:val="22"/>
-                <w:szCs w:val="22"/>
-                <w:color w:val="000000"/>
-              </w:rPr>
-            </w:pPr>
-            <w:r>
-              <w:rPr>
-                <w:rFonts w:ascii="Helvetica" w:hAnsi="Helvetica" w:eastAsia="Helvetica" w:cs="Helvetica"/>
-                <w:i w:val="false"/>
-                <w:b w:val="false"/>
-                <w:u w:val="none"/>
+              <w:jc w:val="center"/>
+              <w:pBdr>
+                <w:bottom w:val="none" w:sz="0" w:space="0" w:color="000000"/>
+                <w:top w:val="none" w:sz="0" w:space="0" w:color="000000"/>
+                <w:left w:val="none" w:sz="0" w:space="0" w:color="000000"/>
+                <w:right w:val="none" w:sz="0" w:space="0" w:color="000000"/>
+              </w:pBdr>
+              <w:spacing w:after="100" w:before="100" w:line="240"/>
+              <w:ind w:left="100" w:right="100" w:firstLine="0" w:firstLineChars="0"/>
+              <w:rPr>
+                <w:rFonts w:ascii="Helvetica" w:hAnsi="Helvetica" w:eastAsia="Helvetica" w:cs="Helvetica"/>
+                <w:i w:val="false"/>
+                <w:b w:val="false"/>
+                <w:u w:val="none"/>
+                <w:strike w:val="false"/>
+                <w:sz w:val="22"/>
+                <w:szCs w:val="22"/>
+                <w:color w:val="000000"/>
+              </w:rPr>
+            </w:pPr>
+            <w:r>
+              <w:rPr>
+                <w:rFonts w:ascii="Helvetica" w:hAnsi="Helvetica" w:eastAsia="Helvetica" w:cs="Helvetica"/>
+                <w:i w:val="false"/>
+                <w:b w:val="false"/>
+                <w:u w:val="none"/>
+                <w:strike w:val="false"/>
                 <w:sz w:val="22"/>
                 <w:szCs w:val="22"/>
                 <w:color w:val="000000"/>
@@ -1308,31 +1346,33 @@
           <w:p>
             <w:pPr>
               <w:pStyle w:val="Normal"/>
-              <w:jc w:val="left"/>
-              <w:pBdr>
-                <w:bottom w:val="none" w:sz="0" w:space="0" w:color="000000"/>
-                <w:top w:val="none" w:sz="0" w:space="0" w:color="000000"/>
-                <w:left w:val="none" w:sz="0" w:space="0" w:color="000000"/>
-                <w:right w:val="none" w:sz="0" w:space="0" w:color="000000"/>
-              </w:pBdr>
-              <w:spacing w:after="100" w:before="100" w:line="240"/>
-              <w:ind w:left="100" w:right="100" w:firstLine="0" w:firstLineChars="0"/>
-              <w:rPr>
-                <w:rFonts w:ascii="Helvetica" w:hAnsi="Helvetica" w:eastAsia="Helvetica" w:cs="Helvetica"/>
-                <w:i w:val="false"/>
-                <w:b w:val="false"/>
-                <w:u w:val="none"/>
-                <w:sz w:val="22"/>
-                <w:szCs w:val="22"/>
-                <w:color w:val="000000"/>
-              </w:rPr>
-            </w:pPr>
-            <w:r>
-              <w:rPr>
-                <w:rFonts w:ascii="Helvetica" w:hAnsi="Helvetica" w:eastAsia="Helvetica" w:cs="Helvetica"/>
-                <w:i w:val="false"/>
-                <w:b w:val="false"/>
-                <w:u w:val="none"/>
+              <w:jc w:val="center"/>
+              <w:pBdr>
+                <w:bottom w:val="none" w:sz="0" w:space="0" w:color="000000"/>
+                <w:top w:val="none" w:sz="0" w:space="0" w:color="000000"/>
+                <w:left w:val="none" w:sz="0" w:space="0" w:color="000000"/>
+                <w:right w:val="none" w:sz="0" w:space="0" w:color="000000"/>
+              </w:pBdr>
+              <w:spacing w:after="100" w:before="100" w:line="240"/>
+              <w:ind w:left="100" w:right="100" w:firstLine="0" w:firstLineChars="0"/>
+              <w:rPr>
+                <w:rFonts w:ascii="Helvetica" w:hAnsi="Helvetica" w:eastAsia="Helvetica" w:cs="Helvetica"/>
+                <w:i w:val="false"/>
+                <w:b w:val="false"/>
+                <w:u w:val="none"/>
+                <w:strike w:val="false"/>
+                <w:sz w:val="22"/>
+                <w:szCs w:val="22"/>
+                <w:color w:val="000000"/>
+              </w:rPr>
+            </w:pPr>
+            <w:r>
+              <w:rPr>
+                <w:rFonts w:ascii="Helvetica" w:hAnsi="Helvetica" w:eastAsia="Helvetica" w:cs="Helvetica"/>
+                <w:i w:val="false"/>
+                <w:b w:val="false"/>
+                <w:u w:val="none"/>
+                <w:strike w:val="false"/>
                 <w:sz w:val="22"/>
                 <w:szCs w:val="22"/>
                 <w:color w:val="000000"/>
@@ -1346,7 +1386,6 @@
         <w:trPr>
           <w:trHeight w:val="360" w:hRule="auto"/>
         </w:trPr>
-        body 8
         <w:tc>
           <w:tcPr>
             <w:tcBorders>
@@ -1381,17 +1420,19 @@
                 <w:i w:val="false"/>
                 <w:b w:val="false"/>
                 <w:u w:val="none"/>
-                <w:sz w:val="22"/>
-                <w:szCs w:val="22"/>
-                <w:color w:val="000000"/>
-              </w:rPr>
-            </w:pPr>
-            <w:r>
-              <w:rPr>
-                <w:rFonts w:ascii="Helvetica" w:hAnsi="Helvetica" w:eastAsia="Helvetica" w:cs="Helvetica"/>
-                <w:i w:val="false"/>
-                <w:b w:val="false"/>
-                <w:u w:val="none"/>
+                <w:strike w:val="false"/>
+                <w:sz w:val="22"/>
+                <w:szCs w:val="22"/>
+                <w:color w:val="000000"/>
+              </w:rPr>
+            </w:pPr>
+            <w:r>
+              <w:rPr>
+                <w:rFonts w:ascii="Helvetica" w:hAnsi="Helvetica" w:eastAsia="Helvetica" w:cs="Helvetica"/>
+                <w:i w:val="false"/>
+                <w:b w:val="false"/>
+                <w:u w:val="none"/>
+                <w:strike w:val="false"/>
                 <w:sz w:val="22"/>
                 <w:szCs w:val="22"/>
                 <w:color w:val="000000"/>
@@ -1420,31 +1461,33 @@
           <w:p>
             <w:pPr>
               <w:pStyle w:val="Normal"/>
-              <w:jc w:val="left"/>
-              <w:pBdr>
-                <w:bottom w:val="none" w:sz="0" w:space="0" w:color="000000"/>
-                <w:top w:val="none" w:sz="0" w:space="0" w:color="000000"/>
-                <w:left w:val="none" w:sz="0" w:space="0" w:color="000000"/>
-                <w:right w:val="none" w:sz="0" w:space="0" w:color="000000"/>
-              </w:pBdr>
-              <w:spacing w:after="100" w:before="100" w:line="240"/>
-              <w:ind w:left="100" w:right="100" w:firstLine="0" w:firstLineChars="0"/>
-              <w:rPr>
-                <w:rFonts w:ascii="Helvetica" w:hAnsi="Helvetica" w:eastAsia="Helvetica" w:cs="Helvetica"/>
-                <w:i w:val="false"/>
-                <w:b w:val="false"/>
-                <w:u w:val="none"/>
-                <w:sz w:val="22"/>
-                <w:szCs w:val="22"/>
-                <w:color w:val="000000"/>
-              </w:rPr>
-            </w:pPr>
-            <w:r>
-              <w:rPr>
-                <w:rFonts w:ascii="Helvetica" w:hAnsi="Helvetica" w:eastAsia="Helvetica" w:cs="Helvetica"/>
-                <w:i w:val="false"/>
-                <w:b w:val="false"/>
-                <w:u w:val="none"/>
+              <w:jc w:val="center"/>
+              <w:pBdr>
+                <w:bottom w:val="none" w:sz="0" w:space="0" w:color="000000"/>
+                <w:top w:val="none" w:sz="0" w:space="0" w:color="000000"/>
+                <w:left w:val="none" w:sz="0" w:space="0" w:color="000000"/>
+                <w:right w:val="none" w:sz="0" w:space="0" w:color="000000"/>
+              </w:pBdr>
+              <w:spacing w:after="100" w:before="100" w:line="240"/>
+              <w:ind w:left="100" w:right="100" w:firstLine="0" w:firstLineChars="0"/>
+              <w:rPr>
+                <w:rFonts w:ascii="Helvetica" w:hAnsi="Helvetica" w:eastAsia="Helvetica" w:cs="Helvetica"/>
+                <w:i w:val="false"/>
+                <w:b w:val="false"/>
+                <w:u w:val="none"/>
+                <w:strike w:val="false"/>
+                <w:sz w:val="22"/>
+                <w:szCs w:val="22"/>
+                <w:color w:val="000000"/>
+              </w:rPr>
+            </w:pPr>
+            <w:r>
+              <w:rPr>
+                <w:rFonts w:ascii="Helvetica" w:hAnsi="Helvetica" w:eastAsia="Helvetica" w:cs="Helvetica"/>
+                <w:i w:val="false"/>
+                <w:b w:val="false"/>
+                <w:u w:val="none"/>
+                <w:strike w:val="false"/>
                 <w:sz w:val="22"/>
                 <w:szCs w:val="22"/>
                 <w:color w:val="000000"/>
@@ -1473,31 +1516,33 @@
           <w:p>
             <w:pPr>
               <w:pStyle w:val="Normal"/>
-              <w:jc w:val="left"/>
-              <w:pBdr>
-                <w:bottom w:val="none" w:sz="0" w:space="0" w:color="000000"/>
-                <w:top w:val="none" w:sz="0" w:space="0" w:color="000000"/>
-                <w:left w:val="none" w:sz="0" w:space="0" w:color="000000"/>
-                <w:right w:val="none" w:sz="0" w:space="0" w:color="000000"/>
-              </w:pBdr>
-              <w:spacing w:after="100" w:before="100" w:line="240"/>
-              <w:ind w:left="100" w:right="100" w:firstLine="0" w:firstLineChars="0"/>
-              <w:rPr>
-                <w:rFonts w:ascii="Helvetica" w:hAnsi="Helvetica" w:eastAsia="Helvetica" w:cs="Helvetica"/>
-                <w:i w:val="false"/>
-                <w:b w:val="false"/>
-                <w:u w:val="none"/>
-                <w:sz w:val="22"/>
-                <w:szCs w:val="22"/>
-                <w:color w:val="000000"/>
-              </w:rPr>
-            </w:pPr>
-            <w:r>
-              <w:rPr>
-                <w:rFonts w:ascii="Helvetica" w:hAnsi="Helvetica" w:eastAsia="Helvetica" w:cs="Helvetica"/>
-                <w:i w:val="false"/>
-                <w:b w:val="false"/>
-                <w:u w:val="none"/>
+              <w:jc w:val="center"/>
+              <w:pBdr>
+                <w:bottom w:val="none" w:sz="0" w:space="0" w:color="000000"/>
+                <w:top w:val="none" w:sz="0" w:space="0" w:color="000000"/>
+                <w:left w:val="none" w:sz="0" w:space="0" w:color="000000"/>
+                <w:right w:val="none" w:sz="0" w:space="0" w:color="000000"/>
+              </w:pBdr>
+              <w:spacing w:after="100" w:before="100" w:line="240"/>
+              <w:ind w:left="100" w:right="100" w:firstLine="0" w:firstLineChars="0"/>
+              <w:rPr>
+                <w:rFonts w:ascii="Helvetica" w:hAnsi="Helvetica" w:eastAsia="Helvetica" w:cs="Helvetica"/>
+                <w:i w:val="false"/>
+                <w:b w:val="false"/>
+                <w:u w:val="none"/>
+                <w:strike w:val="false"/>
+                <w:sz w:val="22"/>
+                <w:szCs w:val="22"/>
+                <w:color w:val="000000"/>
+              </w:rPr>
+            </w:pPr>
+            <w:r>
+              <w:rPr>
+                <w:rFonts w:ascii="Helvetica" w:hAnsi="Helvetica" w:eastAsia="Helvetica" w:cs="Helvetica"/>
+                <w:i w:val="false"/>
+                <w:b w:val="false"/>
+                <w:u w:val="none"/>
+                <w:strike w:val="false"/>
                 <w:sz w:val="22"/>
                 <w:szCs w:val="22"/>
                 <w:color w:val="000000"/>
@@ -1511,7 +1556,6 @@
         <w:trPr>
           <w:trHeight w:val="360" w:hRule="auto"/>
         </w:trPr>
-        body 9
         <w:tc>
           <w:tcPr>
             <w:tcBorders>
@@ -1546,17 +1590,19 @@
                 <w:i w:val="false"/>
                 <w:b w:val="false"/>
                 <w:u w:val="none"/>
-                <w:sz w:val="22"/>
-                <w:szCs w:val="22"/>
-                <w:color w:val="000000"/>
-              </w:rPr>
-            </w:pPr>
-            <w:r>
-              <w:rPr>
-                <w:rFonts w:ascii="Helvetica" w:hAnsi="Helvetica" w:eastAsia="Helvetica" w:cs="Helvetica"/>
-                <w:i w:val="false"/>
-                <w:b w:val="false"/>
-                <w:u w:val="none"/>
+                <w:strike w:val="false"/>
+                <w:sz w:val="22"/>
+                <w:szCs w:val="22"/>
+                <w:color w:val="000000"/>
+              </w:rPr>
+            </w:pPr>
+            <w:r>
+              <w:rPr>
+                <w:rFonts w:ascii="Helvetica" w:hAnsi="Helvetica" w:eastAsia="Helvetica" w:cs="Helvetica"/>
+                <w:i w:val="false"/>
+                <w:b w:val="false"/>
+                <w:u w:val="none"/>
+                <w:strike w:val="false"/>
                 <w:sz w:val="22"/>
                 <w:szCs w:val="22"/>
                 <w:color w:val="000000"/>
@@ -1585,31 +1631,33 @@
           <w:p>
             <w:pPr>
               <w:pStyle w:val="Normal"/>
-              <w:jc w:val="left"/>
-              <w:pBdr>
-                <w:bottom w:val="none" w:sz="0" w:space="0" w:color="000000"/>
-                <w:top w:val="none" w:sz="0" w:space="0" w:color="000000"/>
-                <w:left w:val="none" w:sz="0" w:space="0" w:color="000000"/>
-                <w:right w:val="none" w:sz="0" w:space="0" w:color="000000"/>
-              </w:pBdr>
-              <w:spacing w:after="100" w:before="100" w:line="240"/>
-              <w:ind w:left="100" w:right="100" w:firstLine="0" w:firstLineChars="0"/>
-              <w:rPr>
-                <w:rFonts w:ascii="Helvetica" w:hAnsi="Helvetica" w:eastAsia="Helvetica" w:cs="Helvetica"/>
-                <w:i w:val="false"/>
-                <w:b w:val="false"/>
-                <w:u w:val="none"/>
-                <w:sz w:val="22"/>
-                <w:szCs w:val="22"/>
-                <w:color w:val="000000"/>
-              </w:rPr>
-            </w:pPr>
-            <w:r>
-              <w:rPr>
-                <w:rFonts w:ascii="Helvetica" w:hAnsi="Helvetica" w:eastAsia="Helvetica" w:cs="Helvetica"/>
-                <w:i w:val="false"/>
-                <w:b w:val="false"/>
-                <w:u w:val="none"/>
+              <w:jc w:val="center"/>
+              <w:pBdr>
+                <w:bottom w:val="none" w:sz="0" w:space="0" w:color="000000"/>
+                <w:top w:val="none" w:sz="0" w:space="0" w:color="000000"/>
+                <w:left w:val="none" w:sz="0" w:space="0" w:color="000000"/>
+                <w:right w:val="none" w:sz="0" w:space="0" w:color="000000"/>
+              </w:pBdr>
+              <w:spacing w:after="100" w:before="100" w:line="240"/>
+              <w:ind w:left="100" w:right="100" w:firstLine="0" w:firstLineChars="0"/>
+              <w:rPr>
+                <w:rFonts w:ascii="Helvetica" w:hAnsi="Helvetica" w:eastAsia="Helvetica" w:cs="Helvetica"/>
+                <w:i w:val="false"/>
+                <w:b w:val="false"/>
+                <w:u w:val="none"/>
+                <w:strike w:val="false"/>
+                <w:sz w:val="22"/>
+                <w:szCs w:val="22"/>
+                <w:color w:val="000000"/>
+              </w:rPr>
+            </w:pPr>
+            <w:r>
+              <w:rPr>
+                <w:rFonts w:ascii="Helvetica" w:hAnsi="Helvetica" w:eastAsia="Helvetica" w:cs="Helvetica"/>
+                <w:i w:val="false"/>
+                <w:b w:val="false"/>
+                <w:u w:val="none"/>
+                <w:strike w:val="false"/>
                 <w:sz w:val="22"/>
                 <w:szCs w:val="22"/>
                 <w:color w:val="000000"/>
@@ -1638,31 +1686,33 @@
           <w:p>
             <w:pPr>
               <w:pStyle w:val="Normal"/>
-              <w:jc w:val="left"/>
-              <w:pBdr>
-                <w:bottom w:val="none" w:sz="0" w:space="0" w:color="000000"/>
-                <w:top w:val="none" w:sz="0" w:space="0" w:color="000000"/>
-                <w:left w:val="none" w:sz="0" w:space="0" w:color="000000"/>
-                <w:right w:val="none" w:sz="0" w:space="0" w:color="000000"/>
-              </w:pBdr>
-              <w:spacing w:after="100" w:before="100" w:line="240"/>
-              <w:ind w:left="100" w:right="100" w:firstLine="0" w:firstLineChars="0"/>
-              <w:rPr>
-                <w:rFonts w:ascii="Helvetica" w:hAnsi="Helvetica" w:eastAsia="Helvetica" w:cs="Helvetica"/>
-                <w:i w:val="false"/>
-                <w:b w:val="false"/>
-                <w:u w:val="none"/>
-                <w:sz w:val="22"/>
-                <w:szCs w:val="22"/>
-                <w:color w:val="000000"/>
-              </w:rPr>
-            </w:pPr>
-            <w:r>
-              <w:rPr>
-                <w:rFonts w:ascii="Helvetica" w:hAnsi="Helvetica" w:eastAsia="Helvetica" w:cs="Helvetica"/>
-                <w:i w:val="false"/>
-                <w:b w:val="false"/>
-                <w:u w:val="none"/>
+              <w:jc w:val="center"/>
+              <w:pBdr>
+                <w:bottom w:val="none" w:sz="0" w:space="0" w:color="000000"/>
+                <w:top w:val="none" w:sz="0" w:space="0" w:color="000000"/>
+                <w:left w:val="none" w:sz="0" w:space="0" w:color="000000"/>
+                <w:right w:val="none" w:sz="0" w:space="0" w:color="000000"/>
+              </w:pBdr>
+              <w:spacing w:after="100" w:before="100" w:line="240"/>
+              <w:ind w:left="100" w:right="100" w:firstLine="0" w:firstLineChars="0"/>
+              <w:rPr>
+                <w:rFonts w:ascii="Helvetica" w:hAnsi="Helvetica" w:eastAsia="Helvetica" w:cs="Helvetica"/>
+                <w:i w:val="false"/>
+                <w:b w:val="false"/>
+                <w:u w:val="none"/>
+                <w:strike w:val="false"/>
+                <w:sz w:val="22"/>
+                <w:szCs w:val="22"/>
+                <w:color w:val="000000"/>
+              </w:rPr>
+            </w:pPr>
+            <w:r>
+              <w:rPr>
+                <w:rFonts w:ascii="Helvetica" w:hAnsi="Helvetica" w:eastAsia="Helvetica" w:cs="Helvetica"/>
+                <w:i w:val="false"/>
+                <w:b w:val="false"/>
+                <w:u w:val="none"/>
+                <w:strike w:val="false"/>
                 <w:sz w:val="22"/>
                 <w:szCs w:val="22"/>
                 <w:color w:val="000000"/>
@@ -1676,7 +1726,6 @@
         <w:trPr>
           <w:trHeight w:val="360" w:hRule="auto"/>
         </w:trPr>
-        body10
         <w:tc>
           <w:tcPr>
             <w:tcBorders>
@@ -1711,17 +1760,19 @@
                 <w:i w:val="false"/>
                 <w:b w:val="false"/>
                 <w:u w:val="none"/>
-                <w:sz w:val="22"/>
-                <w:szCs w:val="22"/>
-                <w:color w:val="000000"/>
-              </w:rPr>
-            </w:pPr>
-            <w:r>
-              <w:rPr>
-                <w:rFonts w:ascii="Helvetica" w:hAnsi="Helvetica" w:eastAsia="Helvetica" w:cs="Helvetica"/>
-                <w:i w:val="false"/>
-                <w:b w:val="false"/>
-                <w:u w:val="none"/>
+                <w:strike w:val="false"/>
+                <w:sz w:val="22"/>
+                <w:szCs w:val="22"/>
+                <w:color w:val="000000"/>
+              </w:rPr>
+            </w:pPr>
+            <w:r>
+              <w:rPr>
+                <w:rFonts w:ascii="Helvetica" w:hAnsi="Helvetica" w:eastAsia="Helvetica" w:cs="Helvetica"/>
+                <w:i w:val="false"/>
+                <w:b w:val="false"/>
+                <w:u w:val="none"/>
+                <w:strike w:val="false"/>
                 <w:sz w:val="22"/>
                 <w:szCs w:val="22"/>
                 <w:color w:val="000000"/>
@@ -1750,31 +1801,33 @@
           <w:p>
             <w:pPr>
               <w:pStyle w:val="Normal"/>
-              <w:jc w:val="left"/>
-              <w:pBdr>
-                <w:bottom w:val="none" w:sz="0" w:space="0" w:color="000000"/>
-                <w:top w:val="none" w:sz="0" w:space="0" w:color="000000"/>
-                <w:left w:val="none" w:sz="0" w:space="0" w:color="000000"/>
-                <w:right w:val="none" w:sz="0" w:space="0" w:color="000000"/>
-              </w:pBdr>
-              <w:spacing w:after="100" w:before="100" w:line="240"/>
-              <w:ind w:left="100" w:right="100" w:firstLine="0" w:firstLineChars="0"/>
-              <w:rPr>
-                <w:rFonts w:ascii="Helvetica" w:hAnsi="Helvetica" w:eastAsia="Helvetica" w:cs="Helvetica"/>
-                <w:i w:val="false"/>
-                <w:b w:val="false"/>
-                <w:u w:val="none"/>
-                <w:sz w:val="22"/>
-                <w:szCs w:val="22"/>
-                <w:color w:val="000000"/>
-              </w:rPr>
-            </w:pPr>
-            <w:r>
-              <w:rPr>
-                <w:rFonts w:ascii="Helvetica" w:hAnsi="Helvetica" w:eastAsia="Helvetica" w:cs="Helvetica"/>
-                <w:i w:val="false"/>
-                <w:b w:val="false"/>
-                <w:u w:val="none"/>
+              <w:jc w:val="center"/>
+              <w:pBdr>
+                <w:bottom w:val="none" w:sz="0" w:space="0" w:color="000000"/>
+                <w:top w:val="none" w:sz="0" w:space="0" w:color="000000"/>
+                <w:left w:val="none" w:sz="0" w:space="0" w:color="000000"/>
+                <w:right w:val="none" w:sz="0" w:space="0" w:color="000000"/>
+              </w:pBdr>
+              <w:spacing w:after="100" w:before="100" w:line="240"/>
+              <w:ind w:left="100" w:right="100" w:firstLine="0" w:firstLineChars="0"/>
+              <w:rPr>
+                <w:rFonts w:ascii="Helvetica" w:hAnsi="Helvetica" w:eastAsia="Helvetica" w:cs="Helvetica"/>
+                <w:i w:val="false"/>
+                <w:b w:val="false"/>
+                <w:u w:val="none"/>
+                <w:strike w:val="false"/>
+                <w:sz w:val="22"/>
+                <w:szCs w:val="22"/>
+                <w:color w:val="000000"/>
+              </w:rPr>
+            </w:pPr>
+            <w:r>
+              <w:rPr>
+                <w:rFonts w:ascii="Helvetica" w:hAnsi="Helvetica" w:eastAsia="Helvetica" w:cs="Helvetica"/>
+                <w:i w:val="false"/>
+                <w:b w:val="false"/>
+                <w:u w:val="none"/>
+                <w:strike w:val="false"/>
                 <w:sz w:val="22"/>
                 <w:szCs w:val="22"/>
                 <w:color w:val="000000"/>
@@ -1803,31 +1856,33 @@
           <w:p>
             <w:pPr>
               <w:pStyle w:val="Normal"/>
-              <w:jc w:val="left"/>
-              <w:pBdr>
-                <w:bottom w:val="none" w:sz="0" w:space="0" w:color="000000"/>
-                <w:top w:val="none" w:sz="0" w:space="0" w:color="000000"/>
-                <w:left w:val="none" w:sz="0" w:space="0" w:color="000000"/>
-                <w:right w:val="none" w:sz="0" w:space="0" w:color="000000"/>
-              </w:pBdr>
-              <w:spacing w:after="100" w:before="100" w:line="240"/>
-              <w:ind w:left="100" w:right="100" w:firstLine="0" w:firstLineChars="0"/>
-              <w:rPr>
-                <w:rFonts w:ascii="Helvetica" w:hAnsi="Helvetica" w:eastAsia="Helvetica" w:cs="Helvetica"/>
-                <w:i w:val="false"/>
-                <w:b w:val="false"/>
-                <w:u w:val="none"/>
-                <w:sz w:val="22"/>
-                <w:szCs w:val="22"/>
-                <w:color w:val="000000"/>
-              </w:rPr>
-            </w:pPr>
-            <w:r>
-              <w:rPr>
-                <w:rFonts w:ascii="Helvetica" w:hAnsi="Helvetica" w:eastAsia="Helvetica" w:cs="Helvetica"/>
-                <w:i w:val="false"/>
-                <w:b w:val="false"/>
-                <w:u w:val="none"/>
+              <w:jc w:val="center"/>
+              <w:pBdr>
+                <w:bottom w:val="none" w:sz="0" w:space="0" w:color="000000"/>
+                <w:top w:val="none" w:sz="0" w:space="0" w:color="000000"/>
+                <w:left w:val="none" w:sz="0" w:space="0" w:color="000000"/>
+                <w:right w:val="none" w:sz="0" w:space="0" w:color="000000"/>
+              </w:pBdr>
+              <w:spacing w:after="100" w:before="100" w:line="240"/>
+              <w:ind w:left="100" w:right="100" w:firstLine="0" w:firstLineChars="0"/>
+              <w:rPr>
+                <w:rFonts w:ascii="Helvetica" w:hAnsi="Helvetica" w:eastAsia="Helvetica" w:cs="Helvetica"/>
+                <w:i w:val="false"/>
+                <w:b w:val="false"/>
+                <w:u w:val="none"/>
+                <w:strike w:val="false"/>
+                <w:sz w:val="22"/>
+                <w:szCs w:val="22"/>
+                <w:color w:val="000000"/>
+              </w:rPr>
+            </w:pPr>
+            <w:r>
+              <w:rPr>
+                <w:rFonts w:ascii="Helvetica" w:hAnsi="Helvetica" w:eastAsia="Helvetica" w:cs="Helvetica"/>
+                <w:i w:val="false"/>
+                <w:b w:val="false"/>
+                <w:u w:val="none"/>
+                <w:strike w:val="false"/>
                 <w:sz w:val="22"/>
                 <w:szCs w:val="22"/>
                 <w:color w:val="000000"/>
@@ -1841,7 +1896,6 @@
         <w:trPr>
           <w:trHeight w:val="360" w:hRule="auto"/>
         </w:trPr>
-        body11
         <w:tc>
           <w:tcPr>
             <w:tcBorders>
@@ -1876,17 +1930,19 @@
                 <w:i w:val="false"/>
                 <w:b w:val="false"/>
                 <w:u w:val="none"/>
-                <w:sz w:val="22"/>
-                <w:szCs w:val="22"/>
-                <w:color w:val="000000"/>
-              </w:rPr>
-            </w:pPr>
-            <w:r>
-              <w:rPr>
-                <w:rFonts w:ascii="Helvetica" w:hAnsi="Helvetica" w:eastAsia="Helvetica" w:cs="Helvetica"/>
-                <w:i w:val="false"/>
-                <w:b w:val="false"/>
-                <w:u w:val="none"/>
+                <w:strike w:val="false"/>
+                <w:sz w:val="22"/>
+                <w:szCs w:val="22"/>
+                <w:color w:val="000000"/>
+              </w:rPr>
+            </w:pPr>
+            <w:r>
+              <w:rPr>
+                <w:rFonts w:ascii="Helvetica" w:hAnsi="Helvetica" w:eastAsia="Helvetica" w:cs="Helvetica"/>
+                <w:i w:val="false"/>
+                <w:b w:val="false"/>
+                <w:u w:val="none"/>
+                <w:strike w:val="false"/>
                 <w:sz w:val="22"/>
                 <w:szCs w:val="22"/>
                 <w:color w:val="000000"/>
@@ -1915,31 +1971,33 @@
           <w:p>
             <w:pPr>
               <w:pStyle w:val="Normal"/>
-              <w:jc w:val="left"/>
-              <w:pBdr>
-                <w:bottom w:val="none" w:sz="0" w:space="0" w:color="000000"/>
-                <w:top w:val="none" w:sz="0" w:space="0" w:color="000000"/>
-                <w:left w:val="none" w:sz="0" w:space="0" w:color="000000"/>
-                <w:right w:val="none" w:sz="0" w:space="0" w:color="000000"/>
-              </w:pBdr>
-              <w:spacing w:after="100" w:before="100" w:line="240"/>
-              <w:ind w:left="100" w:right="100" w:firstLine="0" w:firstLineChars="0"/>
-              <w:rPr>
-                <w:rFonts w:ascii="Helvetica" w:hAnsi="Helvetica" w:eastAsia="Helvetica" w:cs="Helvetica"/>
-                <w:i w:val="false"/>
-                <w:b w:val="false"/>
-                <w:u w:val="none"/>
-                <w:sz w:val="22"/>
-                <w:szCs w:val="22"/>
-                <w:color w:val="000000"/>
-              </w:rPr>
-            </w:pPr>
-            <w:r>
-              <w:rPr>
-                <w:rFonts w:ascii="Helvetica" w:hAnsi="Helvetica" w:eastAsia="Helvetica" w:cs="Helvetica"/>
-                <w:i w:val="false"/>
-                <w:b w:val="false"/>
-                <w:u w:val="none"/>
+              <w:jc w:val="center"/>
+              <w:pBdr>
+                <w:bottom w:val="none" w:sz="0" w:space="0" w:color="000000"/>
+                <w:top w:val="none" w:sz="0" w:space="0" w:color="000000"/>
+                <w:left w:val="none" w:sz="0" w:space="0" w:color="000000"/>
+                <w:right w:val="none" w:sz="0" w:space="0" w:color="000000"/>
+              </w:pBdr>
+              <w:spacing w:after="100" w:before="100" w:line="240"/>
+              <w:ind w:left="100" w:right="100" w:firstLine="0" w:firstLineChars="0"/>
+              <w:rPr>
+                <w:rFonts w:ascii="Helvetica" w:hAnsi="Helvetica" w:eastAsia="Helvetica" w:cs="Helvetica"/>
+                <w:i w:val="false"/>
+                <w:b w:val="false"/>
+                <w:u w:val="none"/>
+                <w:strike w:val="false"/>
+                <w:sz w:val="22"/>
+                <w:szCs w:val="22"/>
+                <w:color w:val="000000"/>
+              </w:rPr>
+            </w:pPr>
+            <w:r>
+              <w:rPr>
+                <w:rFonts w:ascii="Helvetica" w:hAnsi="Helvetica" w:eastAsia="Helvetica" w:cs="Helvetica"/>
+                <w:i w:val="false"/>
+                <w:b w:val="false"/>
+                <w:u w:val="none"/>
+                <w:strike w:val="false"/>
                 <w:sz w:val="22"/>
                 <w:szCs w:val="22"/>
                 <w:color w:val="000000"/>
@@ -1968,31 +2026,33 @@
           <w:p>
             <w:pPr>
               <w:pStyle w:val="Normal"/>
-              <w:jc w:val="left"/>
-              <w:pBdr>
-                <w:bottom w:val="none" w:sz="0" w:space="0" w:color="000000"/>
-                <w:top w:val="none" w:sz="0" w:space="0" w:color="000000"/>
-                <w:left w:val="none" w:sz="0" w:space="0" w:color="000000"/>
-                <w:right w:val="none" w:sz="0" w:space="0" w:color="000000"/>
-              </w:pBdr>
-              <w:spacing w:after="100" w:before="100" w:line="240"/>
-              <w:ind w:left="100" w:right="100" w:firstLine="0" w:firstLineChars="0"/>
-              <w:rPr>
-                <w:rFonts w:ascii="Helvetica" w:hAnsi="Helvetica" w:eastAsia="Helvetica" w:cs="Helvetica"/>
-                <w:i w:val="false"/>
-                <w:b w:val="false"/>
-                <w:u w:val="none"/>
-                <w:sz w:val="22"/>
-                <w:szCs w:val="22"/>
-                <w:color w:val="000000"/>
-              </w:rPr>
-            </w:pPr>
-            <w:r>
-              <w:rPr>
-                <w:rFonts w:ascii="Helvetica" w:hAnsi="Helvetica" w:eastAsia="Helvetica" w:cs="Helvetica"/>
-                <w:i w:val="false"/>
-                <w:b w:val="false"/>
-                <w:u w:val="none"/>
+              <w:jc w:val="center"/>
+              <w:pBdr>
+                <w:bottom w:val="none" w:sz="0" w:space="0" w:color="000000"/>
+                <w:top w:val="none" w:sz="0" w:space="0" w:color="000000"/>
+                <w:left w:val="none" w:sz="0" w:space="0" w:color="000000"/>
+                <w:right w:val="none" w:sz="0" w:space="0" w:color="000000"/>
+              </w:pBdr>
+              <w:spacing w:after="100" w:before="100" w:line="240"/>
+              <w:ind w:left="100" w:right="100" w:firstLine="0" w:firstLineChars="0"/>
+              <w:rPr>
+                <w:rFonts w:ascii="Helvetica" w:hAnsi="Helvetica" w:eastAsia="Helvetica" w:cs="Helvetica"/>
+                <w:i w:val="false"/>
+                <w:b w:val="false"/>
+                <w:u w:val="none"/>
+                <w:strike w:val="false"/>
+                <w:sz w:val="22"/>
+                <w:szCs w:val="22"/>
+                <w:color w:val="000000"/>
+              </w:rPr>
+            </w:pPr>
+            <w:r>
+              <w:rPr>
+                <w:rFonts w:ascii="Helvetica" w:hAnsi="Helvetica" w:eastAsia="Helvetica" w:cs="Helvetica"/>
+                <w:i w:val="false"/>
+                <w:b w:val="false"/>
+                <w:u w:val="none"/>
+                <w:strike w:val="false"/>
                 <w:sz w:val="22"/>
                 <w:szCs w:val="22"/>
                 <w:color w:val="000000"/>
@@ -2006,7 +2066,6 @@
         <w:trPr>
           <w:trHeight w:val="360" w:hRule="auto"/>
         </w:trPr>
-        body12
         <w:tc>
           <w:tcPr>
             <w:tcBorders>
@@ -2041,17 +2100,19 @@
                 <w:i w:val="false"/>
                 <w:b w:val="false"/>
                 <w:u w:val="none"/>
-                <w:sz w:val="22"/>
-                <w:szCs w:val="22"/>
-                <w:color w:val="000000"/>
-              </w:rPr>
-            </w:pPr>
-            <w:r>
-              <w:rPr>
-                <w:rFonts w:ascii="Helvetica" w:hAnsi="Helvetica" w:eastAsia="Helvetica" w:cs="Helvetica"/>
-                <w:i w:val="false"/>
-                <w:b w:val="false"/>
-                <w:u w:val="none"/>
+                <w:strike w:val="false"/>
+                <w:sz w:val="22"/>
+                <w:szCs w:val="22"/>
+                <w:color w:val="000000"/>
+              </w:rPr>
+            </w:pPr>
+            <w:r>
+              <w:rPr>
+                <w:rFonts w:ascii="Helvetica" w:hAnsi="Helvetica" w:eastAsia="Helvetica" w:cs="Helvetica"/>
+                <w:i w:val="false"/>
+                <w:b w:val="false"/>
+                <w:u w:val="none"/>
+                <w:strike w:val="false"/>
                 <w:sz w:val="22"/>
                 <w:szCs w:val="22"/>
                 <w:color w:val="000000"/>
@@ -2080,31 +2141,33 @@
           <w:p>
             <w:pPr>
               <w:pStyle w:val="Normal"/>
-              <w:jc w:val="left"/>
-              <w:pBdr>
-                <w:bottom w:val="none" w:sz="0" w:space="0" w:color="000000"/>
-                <w:top w:val="none" w:sz="0" w:space="0" w:color="000000"/>
-                <w:left w:val="none" w:sz="0" w:space="0" w:color="000000"/>
-                <w:right w:val="none" w:sz="0" w:space="0" w:color="000000"/>
-              </w:pBdr>
-              <w:spacing w:after="100" w:before="100" w:line="240"/>
-              <w:ind w:left="100" w:right="100" w:firstLine="0" w:firstLineChars="0"/>
-              <w:rPr>
-                <w:rFonts w:ascii="Helvetica" w:hAnsi="Helvetica" w:eastAsia="Helvetica" w:cs="Helvetica"/>
-                <w:i w:val="false"/>
-                <w:b w:val="false"/>
-                <w:u w:val="none"/>
-                <w:sz w:val="22"/>
-                <w:szCs w:val="22"/>
-                <w:color w:val="000000"/>
-              </w:rPr>
-            </w:pPr>
-            <w:r>
-              <w:rPr>
-                <w:rFonts w:ascii="Helvetica" w:hAnsi="Helvetica" w:eastAsia="Helvetica" w:cs="Helvetica"/>
-                <w:i w:val="false"/>
-                <w:b w:val="false"/>
-                <w:u w:val="none"/>
+              <w:jc w:val="center"/>
+              <w:pBdr>
+                <w:bottom w:val="none" w:sz="0" w:space="0" w:color="000000"/>
+                <w:top w:val="none" w:sz="0" w:space="0" w:color="000000"/>
+                <w:left w:val="none" w:sz="0" w:space="0" w:color="000000"/>
+                <w:right w:val="none" w:sz="0" w:space="0" w:color="000000"/>
+              </w:pBdr>
+              <w:spacing w:after="100" w:before="100" w:line="240"/>
+              <w:ind w:left="100" w:right="100" w:firstLine="0" w:firstLineChars="0"/>
+              <w:rPr>
+                <w:rFonts w:ascii="Helvetica" w:hAnsi="Helvetica" w:eastAsia="Helvetica" w:cs="Helvetica"/>
+                <w:i w:val="false"/>
+                <w:b w:val="false"/>
+                <w:u w:val="none"/>
+                <w:strike w:val="false"/>
+                <w:sz w:val="22"/>
+                <w:szCs w:val="22"/>
+                <w:color w:val="000000"/>
+              </w:rPr>
+            </w:pPr>
+            <w:r>
+              <w:rPr>
+                <w:rFonts w:ascii="Helvetica" w:hAnsi="Helvetica" w:eastAsia="Helvetica" w:cs="Helvetica"/>
+                <w:i w:val="false"/>
+                <w:b w:val="false"/>
+                <w:u w:val="none"/>
+                <w:strike w:val="false"/>
                 <w:sz w:val="22"/>
                 <w:szCs w:val="22"/>
                 <w:color w:val="000000"/>
@@ -2133,31 +2196,33 @@
           <w:p>
             <w:pPr>
               <w:pStyle w:val="Normal"/>
-              <w:jc w:val="left"/>
-              <w:pBdr>
-                <w:bottom w:val="none" w:sz="0" w:space="0" w:color="000000"/>
-                <w:top w:val="none" w:sz="0" w:space="0" w:color="000000"/>
-                <w:left w:val="none" w:sz="0" w:space="0" w:color="000000"/>
-                <w:right w:val="none" w:sz="0" w:space="0" w:color="000000"/>
-              </w:pBdr>
-              <w:spacing w:after="100" w:before="100" w:line="240"/>
-              <w:ind w:left="100" w:right="100" w:firstLine="0" w:firstLineChars="0"/>
-              <w:rPr>
-                <w:rFonts w:ascii="Helvetica" w:hAnsi="Helvetica" w:eastAsia="Helvetica" w:cs="Helvetica"/>
-                <w:i w:val="false"/>
-                <w:b w:val="false"/>
-                <w:u w:val="none"/>
-                <w:sz w:val="22"/>
-                <w:szCs w:val="22"/>
-                <w:color w:val="000000"/>
-              </w:rPr>
-            </w:pPr>
-            <w:r>
-              <w:rPr>
-                <w:rFonts w:ascii="Helvetica" w:hAnsi="Helvetica" w:eastAsia="Helvetica" w:cs="Helvetica"/>
-                <w:i w:val="false"/>
-                <w:b w:val="false"/>
-                <w:u w:val="none"/>
+              <w:jc w:val="center"/>
+              <w:pBdr>
+                <w:bottom w:val="none" w:sz="0" w:space="0" w:color="000000"/>
+                <w:top w:val="none" w:sz="0" w:space="0" w:color="000000"/>
+                <w:left w:val="none" w:sz="0" w:space="0" w:color="000000"/>
+                <w:right w:val="none" w:sz="0" w:space="0" w:color="000000"/>
+              </w:pBdr>
+              <w:spacing w:after="100" w:before="100" w:line="240"/>
+              <w:ind w:left="100" w:right="100" w:firstLine="0" w:firstLineChars="0"/>
+              <w:rPr>
+                <w:rFonts w:ascii="Helvetica" w:hAnsi="Helvetica" w:eastAsia="Helvetica" w:cs="Helvetica"/>
+                <w:i w:val="false"/>
+                <w:b w:val="false"/>
+                <w:u w:val="none"/>
+                <w:strike w:val="false"/>
+                <w:sz w:val="22"/>
+                <w:szCs w:val="22"/>
+                <w:color w:val="000000"/>
+              </w:rPr>
+            </w:pPr>
+            <w:r>
+              <w:rPr>
+                <w:rFonts w:ascii="Helvetica" w:hAnsi="Helvetica" w:eastAsia="Helvetica" w:cs="Helvetica"/>
+                <w:i w:val="false"/>
+                <w:b w:val="false"/>
+                <w:u w:val="none"/>
+                <w:strike w:val="false"/>
                 <w:sz w:val="22"/>
                 <w:szCs w:val="22"/>
                 <w:color w:val="000000"/>
@@ -2171,7 +2236,6 @@
         <w:trPr>
           <w:trHeight w:val="360" w:hRule="auto"/>
         </w:trPr>
-        body13
         <w:tc>
           <w:tcPr>
             <w:tcBorders>
@@ -2206,17 +2270,19 @@
                 <w:i w:val="false"/>
                 <w:b w:val="false"/>
                 <w:u w:val="none"/>
-                <w:sz w:val="22"/>
-                <w:szCs w:val="22"/>
-                <w:color w:val="000000"/>
-              </w:rPr>
-            </w:pPr>
-            <w:r>
-              <w:rPr>
-                <w:rFonts w:ascii="Helvetica" w:hAnsi="Helvetica" w:eastAsia="Helvetica" w:cs="Helvetica"/>
-                <w:i w:val="false"/>
-                <w:b w:val="false"/>
-                <w:u w:val="none"/>
+                <w:strike w:val="false"/>
+                <w:sz w:val="22"/>
+                <w:szCs w:val="22"/>
+                <w:color w:val="000000"/>
+              </w:rPr>
+            </w:pPr>
+            <w:r>
+              <w:rPr>
+                <w:rFonts w:ascii="Helvetica" w:hAnsi="Helvetica" w:eastAsia="Helvetica" w:cs="Helvetica"/>
+                <w:i w:val="false"/>
+                <w:b w:val="false"/>
+                <w:u w:val="none"/>
+                <w:strike w:val="false"/>
                 <w:sz w:val="22"/>
                 <w:szCs w:val="22"/>
                 <w:color w:val="000000"/>
@@ -2245,31 +2311,33 @@
           <w:p>
             <w:pPr>
               <w:pStyle w:val="Normal"/>
-              <w:jc w:val="left"/>
-              <w:pBdr>
-                <w:bottom w:val="none" w:sz="0" w:space="0" w:color="000000"/>
-                <w:top w:val="none" w:sz="0" w:space="0" w:color="000000"/>
-                <w:left w:val="none" w:sz="0" w:space="0" w:color="000000"/>
-                <w:right w:val="none" w:sz="0" w:space="0" w:color="000000"/>
-              </w:pBdr>
-              <w:spacing w:after="100" w:before="100" w:line="240"/>
-              <w:ind w:left="100" w:right="100" w:firstLine="0" w:firstLineChars="0"/>
-              <w:rPr>
-                <w:rFonts w:ascii="Helvetica" w:hAnsi="Helvetica" w:eastAsia="Helvetica" w:cs="Helvetica"/>
-                <w:i w:val="false"/>
-                <w:b w:val="false"/>
-                <w:u w:val="none"/>
-                <w:sz w:val="22"/>
-                <w:szCs w:val="22"/>
-                <w:color w:val="000000"/>
-              </w:rPr>
-            </w:pPr>
-            <w:r>
-              <w:rPr>
-                <w:rFonts w:ascii="Helvetica" w:hAnsi="Helvetica" w:eastAsia="Helvetica" w:cs="Helvetica"/>
-                <w:i w:val="false"/>
-                <w:b w:val="false"/>
-                <w:u w:val="none"/>
+              <w:jc w:val="center"/>
+              <w:pBdr>
+                <w:bottom w:val="none" w:sz="0" w:space="0" w:color="000000"/>
+                <w:top w:val="none" w:sz="0" w:space="0" w:color="000000"/>
+                <w:left w:val="none" w:sz="0" w:space="0" w:color="000000"/>
+                <w:right w:val="none" w:sz="0" w:space="0" w:color="000000"/>
+              </w:pBdr>
+              <w:spacing w:after="100" w:before="100" w:line="240"/>
+              <w:ind w:left="100" w:right="100" w:firstLine="0" w:firstLineChars="0"/>
+              <w:rPr>
+                <w:rFonts w:ascii="Helvetica" w:hAnsi="Helvetica" w:eastAsia="Helvetica" w:cs="Helvetica"/>
+                <w:i w:val="false"/>
+                <w:b w:val="false"/>
+                <w:u w:val="none"/>
+                <w:strike w:val="false"/>
+                <w:sz w:val="22"/>
+                <w:szCs w:val="22"/>
+                <w:color w:val="000000"/>
+              </w:rPr>
+            </w:pPr>
+            <w:r>
+              <w:rPr>
+                <w:rFonts w:ascii="Helvetica" w:hAnsi="Helvetica" w:eastAsia="Helvetica" w:cs="Helvetica"/>
+                <w:i w:val="false"/>
+                <w:b w:val="false"/>
+                <w:u w:val="none"/>
+                <w:strike w:val="false"/>
                 <w:sz w:val="22"/>
                 <w:szCs w:val="22"/>
                 <w:color w:val="000000"/>
@@ -2298,31 +2366,33 @@
           <w:p>
             <w:pPr>
               <w:pStyle w:val="Normal"/>
-              <w:jc w:val="left"/>
-              <w:pBdr>
-                <w:bottom w:val="none" w:sz="0" w:space="0" w:color="000000"/>
-                <w:top w:val="none" w:sz="0" w:space="0" w:color="000000"/>
-                <w:left w:val="none" w:sz="0" w:space="0" w:color="000000"/>
-                <w:right w:val="none" w:sz="0" w:space="0" w:color="000000"/>
-              </w:pBdr>
-              <w:spacing w:after="100" w:before="100" w:line="240"/>
-              <w:ind w:left="100" w:right="100" w:firstLine="0" w:firstLineChars="0"/>
-              <w:rPr>
-                <w:rFonts w:ascii="Helvetica" w:hAnsi="Helvetica" w:eastAsia="Helvetica" w:cs="Helvetica"/>
-                <w:i w:val="false"/>
-                <w:b w:val="false"/>
-                <w:u w:val="none"/>
-                <w:sz w:val="22"/>
-                <w:szCs w:val="22"/>
-                <w:color w:val="000000"/>
-              </w:rPr>
-            </w:pPr>
-            <w:r>
-              <w:rPr>
-                <w:rFonts w:ascii="Helvetica" w:hAnsi="Helvetica" w:eastAsia="Helvetica" w:cs="Helvetica"/>
-                <w:i w:val="false"/>
-                <w:b w:val="false"/>
-                <w:u w:val="none"/>
+              <w:jc w:val="center"/>
+              <w:pBdr>
+                <w:bottom w:val="none" w:sz="0" w:space="0" w:color="000000"/>
+                <w:top w:val="none" w:sz="0" w:space="0" w:color="000000"/>
+                <w:left w:val="none" w:sz="0" w:space="0" w:color="000000"/>
+                <w:right w:val="none" w:sz="0" w:space="0" w:color="000000"/>
+              </w:pBdr>
+              <w:spacing w:after="100" w:before="100" w:line="240"/>
+              <w:ind w:left="100" w:right="100" w:firstLine="0" w:firstLineChars="0"/>
+              <w:rPr>
+                <w:rFonts w:ascii="Helvetica" w:hAnsi="Helvetica" w:eastAsia="Helvetica" w:cs="Helvetica"/>
+                <w:i w:val="false"/>
+                <w:b w:val="false"/>
+                <w:u w:val="none"/>
+                <w:strike w:val="false"/>
+                <w:sz w:val="22"/>
+                <w:szCs w:val="22"/>
+                <w:color w:val="000000"/>
+              </w:rPr>
+            </w:pPr>
+            <w:r>
+              <w:rPr>
+                <w:rFonts w:ascii="Helvetica" w:hAnsi="Helvetica" w:eastAsia="Helvetica" w:cs="Helvetica"/>
+                <w:i w:val="false"/>
+                <w:b w:val="false"/>
+                <w:u w:val="none"/>
+                <w:strike w:val="false"/>
                 <w:sz w:val="22"/>
                 <w:szCs w:val="22"/>
                 <w:color w:val="000000"/>
@@ -2336,7 +2406,6 @@
         <w:trPr>
           <w:trHeight w:val="360" w:hRule="auto"/>
         </w:trPr>
-        body14
         <w:tc>
           <w:tcPr>
             <w:tcBorders>
@@ -2371,17 +2440,19 @@
                 <w:i w:val="false"/>
                 <w:b w:val="false"/>
                 <w:u w:val="none"/>
-                <w:sz w:val="22"/>
-                <w:szCs w:val="22"/>
-                <w:color w:val="000000"/>
-              </w:rPr>
-            </w:pPr>
-            <w:r>
-              <w:rPr>
-                <w:rFonts w:ascii="Helvetica" w:hAnsi="Helvetica" w:eastAsia="Helvetica" w:cs="Helvetica"/>
-                <w:i w:val="false"/>
-                <w:b w:val="false"/>
-                <w:u w:val="none"/>
+                <w:strike w:val="false"/>
+                <w:sz w:val="22"/>
+                <w:szCs w:val="22"/>
+                <w:color w:val="000000"/>
+              </w:rPr>
+            </w:pPr>
+            <w:r>
+              <w:rPr>
+                <w:rFonts w:ascii="Helvetica" w:hAnsi="Helvetica" w:eastAsia="Helvetica" w:cs="Helvetica"/>
+                <w:i w:val="false"/>
+                <w:b w:val="false"/>
+                <w:u w:val="none"/>
+                <w:strike w:val="false"/>
                 <w:sz w:val="22"/>
                 <w:szCs w:val="22"/>
                 <w:color w:val="000000"/>
@@ -2410,31 +2481,33 @@
           <w:p>
             <w:pPr>
               <w:pStyle w:val="Normal"/>
-              <w:jc w:val="left"/>
-              <w:pBdr>
-                <w:bottom w:val="none" w:sz="0" w:space="0" w:color="000000"/>
-                <w:top w:val="none" w:sz="0" w:space="0" w:color="000000"/>
-                <w:left w:val="none" w:sz="0" w:space="0" w:color="000000"/>
-                <w:right w:val="none" w:sz="0" w:space="0" w:color="000000"/>
-              </w:pBdr>
-              <w:spacing w:after="100" w:before="100" w:line="240"/>
-              <w:ind w:left="100" w:right="100" w:firstLine="0" w:firstLineChars="0"/>
-              <w:rPr>
-                <w:rFonts w:ascii="Helvetica" w:hAnsi="Helvetica" w:eastAsia="Helvetica" w:cs="Helvetica"/>
-                <w:i w:val="false"/>
-                <w:b w:val="false"/>
-                <w:u w:val="none"/>
-                <w:sz w:val="22"/>
-                <w:szCs w:val="22"/>
-                <w:color w:val="000000"/>
-              </w:rPr>
-            </w:pPr>
-            <w:r>
-              <w:rPr>
-                <w:rFonts w:ascii="Helvetica" w:hAnsi="Helvetica" w:eastAsia="Helvetica" w:cs="Helvetica"/>
-                <w:i w:val="false"/>
-                <w:b w:val="false"/>
-                <w:u w:val="none"/>
+              <w:jc w:val="center"/>
+              <w:pBdr>
+                <w:bottom w:val="none" w:sz="0" w:space="0" w:color="000000"/>
+                <w:top w:val="none" w:sz="0" w:space="0" w:color="000000"/>
+                <w:left w:val="none" w:sz="0" w:space="0" w:color="000000"/>
+                <w:right w:val="none" w:sz="0" w:space="0" w:color="000000"/>
+              </w:pBdr>
+              <w:spacing w:after="100" w:before="100" w:line="240"/>
+              <w:ind w:left="100" w:right="100" w:firstLine="0" w:firstLineChars="0"/>
+              <w:rPr>
+                <w:rFonts w:ascii="Helvetica" w:hAnsi="Helvetica" w:eastAsia="Helvetica" w:cs="Helvetica"/>
+                <w:i w:val="false"/>
+                <w:b w:val="false"/>
+                <w:u w:val="none"/>
+                <w:strike w:val="false"/>
+                <w:sz w:val="22"/>
+                <w:szCs w:val="22"/>
+                <w:color w:val="000000"/>
+              </w:rPr>
+            </w:pPr>
+            <w:r>
+              <w:rPr>
+                <w:rFonts w:ascii="Helvetica" w:hAnsi="Helvetica" w:eastAsia="Helvetica" w:cs="Helvetica"/>
+                <w:i w:val="false"/>
+                <w:b w:val="false"/>
+                <w:u w:val="none"/>
+                <w:strike w:val="false"/>
                 <w:sz w:val="22"/>
                 <w:szCs w:val="22"/>
                 <w:color w:val="000000"/>
@@ -2463,31 +2536,33 @@
           <w:p>
             <w:pPr>
               <w:pStyle w:val="Normal"/>
-              <w:jc w:val="left"/>
-              <w:pBdr>
-                <w:bottom w:val="none" w:sz="0" w:space="0" w:color="000000"/>
-                <w:top w:val="none" w:sz="0" w:space="0" w:color="000000"/>
-                <w:left w:val="none" w:sz="0" w:space="0" w:color="000000"/>
-                <w:right w:val="none" w:sz="0" w:space="0" w:color="000000"/>
-              </w:pBdr>
-              <w:spacing w:after="100" w:before="100" w:line="240"/>
-              <w:ind w:left="100" w:right="100" w:firstLine="0" w:firstLineChars="0"/>
-              <w:rPr>
-                <w:rFonts w:ascii="Helvetica" w:hAnsi="Helvetica" w:eastAsia="Helvetica" w:cs="Helvetica"/>
-                <w:i w:val="false"/>
-                <w:b w:val="false"/>
-                <w:u w:val="none"/>
-                <w:sz w:val="22"/>
-                <w:szCs w:val="22"/>
-                <w:color w:val="000000"/>
-              </w:rPr>
-            </w:pPr>
-            <w:r>
-              <w:rPr>
-                <w:rFonts w:ascii="Helvetica" w:hAnsi="Helvetica" w:eastAsia="Helvetica" w:cs="Helvetica"/>
-                <w:i w:val="false"/>
-                <w:b w:val="false"/>
-                <w:u w:val="none"/>
+              <w:jc w:val="center"/>
+              <w:pBdr>
+                <w:bottom w:val="none" w:sz="0" w:space="0" w:color="000000"/>
+                <w:top w:val="none" w:sz="0" w:space="0" w:color="000000"/>
+                <w:left w:val="none" w:sz="0" w:space="0" w:color="000000"/>
+                <w:right w:val="none" w:sz="0" w:space="0" w:color="000000"/>
+              </w:pBdr>
+              <w:spacing w:after="100" w:before="100" w:line="240"/>
+              <w:ind w:left="100" w:right="100" w:firstLine="0" w:firstLineChars="0"/>
+              <w:rPr>
+                <w:rFonts w:ascii="Helvetica" w:hAnsi="Helvetica" w:eastAsia="Helvetica" w:cs="Helvetica"/>
+                <w:i w:val="false"/>
+                <w:b w:val="false"/>
+                <w:u w:val="none"/>
+                <w:strike w:val="false"/>
+                <w:sz w:val="22"/>
+                <w:szCs w:val="22"/>
+                <w:color w:val="000000"/>
+              </w:rPr>
+            </w:pPr>
+            <w:r>
+              <w:rPr>
+                <w:rFonts w:ascii="Helvetica" w:hAnsi="Helvetica" w:eastAsia="Helvetica" w:cs="Helvetica"/>
+                <w:i w:val="false"/>
+                <w:b w:val="false"/>
+                <w:u w:val="none"/>
+                <w:strike w:val="false"/>
                 <w:sz w:val="22"/>
                 <w:szCs w:val="22"/>
                 <w:color w:val="000000"/>
@@ -2501,7 +2576,6 @@
         <w:trPr>
           <w:trHeight w:val="360" w:hRule="auto"/>
         </w:trPr>
-        body15
         <w:tc>
           <w:tcPr>
             <w:tcBorders>
@@ -2536,17 +2610,19 @@
                 <w:i w:val="false"/>
                 <w:b w:val="false"/>
                 <w:u w:val="none"/>
-                <w:sz w:val="22"/>
-                <w:szCs w:val="22"/>
-                <w:color w:val="000000"/>
-              </w:rPr>
-            </w:pPr>
-            <w:r>
-              <w:rPr>
-                <w:rFonts w:ascii="Helvetica" w:hAnsi="Helvetica" w:eastAsia="Helvetica" w:cs="Helvetica"/>
-                <w:i w:val="false"/>
-                <w:b w:val="false"/>
-                <w:u w:val="none"/>
+                <w:strike w:val="false"/>
+                <w:sz w:val="22"/>
+                <w:szCs w:val="22"/>
+                <w:color w:val="000000"/>
+              </w:rPr>
+            </w:pPr>
+            <w:r>
+              <w:rPr>
+                <w:rFonts w:ascii="Helvetica" w:hAnsi="Helvetica" w:eastAsia="Helvetica" w:cs="Helvetica"/>
+                <w:i w:val="false"/>
+                <w:b w:val="false"/>
+                <w:u w:val="none"/>
+                <w:strike w:val="false"/>
                 <w:sz w:val="22"/>
                 <w:szCs w:val="22"/>
                 <w:color w:val="000000"/>
@@ -2575,31 +2651,33 @@
           <w:p>
             <w:pPr>
               <w:pStyle w:val="Normal"/>
-              <w:jc w:val="left"/>
-              <w:pBdr>
-                <w:bottom w:val="none" w:sz="0" w:space="0" w:color="000000"/>
-                <w:top w:val="none" w:sz="0" w:space="0" w:color="000000"/>
-                <w:left w:val="none" w:sz="0" w:space="0" w:color="000000"/>
-                <w:right w:val="none" w:sz="0" w:space="0" w:color="000000"/>
-              </w:pBdr>
-              <w:spacing w:after="100" w:before="100" w:line="240"/>
-              <w:ind w:left="100" w:right="100" w:firstLine="0" w:firstLineChars="0"/>
-              <w:rPr>
-                <w:rFonts w:ascii="Helvetica" w:hAnsi="Helvetica" w:eastAsia="Helvetica" w:cs="Helvetica"/>
-                <w:i w:val="false"/>
-                <w:b w:val="false"/>
-                <w:u w:val="none"/>
-                <w:sz w:val="22"/>
-                <w:szCs w:val="22"/>
-                <w:color w:val="000000"/>
-              </w:rPr>
-            </w:pPr>
-            <w:r>
-              <w:rPr>
-                <w:rFonts w:ascii="Helvetica" w:hAnsi="Helvetica" w:eastAsia="Helvetica" w:cs="Helvetica"/>
-                <w:i w:val="false"/>
-                <w:b w:val="false"/>
-                <w:u w:val="none"/>
+              <w:jc w:val="center"/>
+              <w:pBdr>
+                <w:bottom w:val="none" w:sz="0" w:space="0" w:color="000000"/>
+                <w:top w:val="none" w:sz="0" w:space="0" w:color="000000"/>
+                <w:left w:val="none" w:sz="0" w:space="0" w:color="000000"/>
+                <w:right w:val="none" w:sz="0" w:space="0" w:color="000000"/>
+              </w:pBdr>
+              <w:spacing w:after="100" w:before="100" w:line="240"/>
+              <w:ind w:left="100" w:right="100" w:firstLine="0" w:firstLineChars="0"/>
+              <w:rPr>
+                <w:rFonts w:ascii="Helvetica" w:hAnsi="Helvetica" w:eastAsia="Helvetica" w:cs="Helvetica"/>
+                <w:i w:val="false"/>
+                <w:b w:val="false"/>
+                <w:u w:val="none"/>
+                <w:strike w:val="false"/>
+                <w:sz w:val="22"/>
+                <w:szCs w:val="22"/>
+                <w:color w:val="000000"/>
+              </w:rPr>
+            </w:pPr>
+            <w:r>
+              <w:rPr>
+                <w:rFonts w:ascii="Helvetica" w:hAnsi="Helvetica" w:eastAsia="Helvetica" w:cs="Helvetica"/>
+                <w:i w:val="false"/>
+                <w:b w:val="false"/>
+                <w:u w:val="none"/>
+                <w:strike w:val="false"/>
                 <w:sz w:val="22"/>
                 <w:szCs w:val="22"/>
                 <w:color w:val="000000"/>
@@ -2628,31 +2706,33 @@
           <w:p>
             <w:pPr>
               <w:pStyle w:val="Normal"/>
-              <w:jc w:val="left"/>
-              <w:pBdr>
-                <w:bottom w:val="none" w:sz="0" w:space="0" w:color="000000"/>
-                <w:top w:val="none" w:sz="0" w:space="0" w:color="000000"/>
-                <w:left w:val="none" w:sz="0" w:space="0" w:color="000000"/>
-                <w:right w:val="none" w:sz="0" w:space="0" w:color="000000"/>
-              </w:pBdr>
-              <w:spacing w:after="100" w:before="100" w:line="240"/>
-              <w:ind w:left="100" w:right="100" w:firstLine="0" w:firstLineChars="0"/>
-              <w:rPr>
-                <w:rFonts w:ascii="Helvetica" w:hAnsi="Helvetica" w:eastAsia="Helvetica" w:cs="Helvetica"/>
-                <w:i w:val="false"/>
-                <w:b w:val="false"/>
-                <w:u w:val="none"/>
-                <w:sz w:val="22"/>
-                <w:szCs w:val="22"/>
-                <w:color w:val="000000"/>
-              </w:rPr>
-            </w:pPr>
-            <w:r>
-              <w:rPr>
-                <w:rFonts w:ascii="Helvetica" w:hAnsi="Helvetica" w:eastAsia="Helvetica" w:cs="Helvetica"/>
-                <w:i w:val="false"/>
-                <w:b w:val="false"/>
-                <w:u w:val="none"/>
+              <w:jc w:val="center"/>
+              <w:pBdr>
+                <w:bottom w:val="none" w:sz="0" w:space="0" w:color="000000"/>
+                <w:top w:val="none" w:sz="0" w:space="0" w:color="000000"/>
+                <w:left w:val="none" w:sz="0" w:space="0" w:color="000000"/>
+                <w:right w:val="none" w:sz="0" w:space="0" w:color="000000"/>
+              </w:pBdr>
+              <w:spacing w:after="100" w:before="100" w:line="240"/>
+              <w:ind w:left="100" w:right="100" w:firstLine="0" w:firstLineChars="0"/>
+              <w:rPr>
+                <w:rFonts w:ascii="Helvetica" w:hAnsi="Helvetica" w:eastAsia="Helvetica" w:cs="Helvetica"/>
+                <w:i w:val="false"/>
+                <w:b w:val="false"/>
+                <w:u w:val="none"/>
+                <w:strike w:val="false"/>
+                <w:sz w:val="22"/>
+                <w:szCs w:val="22"/>
+                <w:color w:val="000000"/>
+              </w:rPr>
+            </w:pPr>
+            <w:r>
+              <w:rPr>
+                <w:rFonts w:ascii="Helvetica" w:hAnsi="Helvetica" w:eastAsia="Helvetica" w:cs="Helvetica"/>
+                <w:i w:val="false"/>
+                <w:b w:val="false"/>
+                <w:u w:val="none"/>
+                <w:strike w:val="false"/>
                 <w:sz w:val="22"/>
                 <w:szCs w:val="22"/>
                 <w:color w:val="000000"/>
@@ -2666,7 +2746,6 @@
         <w:trPr>
           <w:trHeight w:val="360" w:hRule="auto"/>
         </w:trPr>
-        body16
         <w:tc>
           <w:tcPr>
             <w:tcBorders>
@@ -2701,17 +2780,19 @@
                 <w:i w:val="false"/>
                 <w:b w:val="false"/>
                 <w:u w:val="none"/>
-                <w:sz w:val="22"/>
-                <w:szCs w:val="22"/>
-                <w:color w:val="000000"/>
-              </w:rPr>
-            </w:pPr>
-            <w:r>
-              <w:rPr>
-                <w:rFonts w:ascii="Helvetica" w:hAnsi="Helvetica" w:eastAsia="Helvetica" w:cs="Helvetica"/>
-                <w:i w:val="false"/>
-                <w:b w:val="false"/>
-                <w:u w:val="none"/>
+                <w:strike w:val="false"/>
+                <w:sz w:val="22"/>
+                <w:szCs w:val="22"/>
+                <w:color w:val="000000"/>
+              </w:rPr>
+            </w:pPr>
+            <w:r>
+              <w:rPr>
+                <w:rFonts w:ascii="Helvetica" w:hAnsi="Helvetica" w:eastAsia="Helvetica" w:cs="Helvetica"/>
+                <w:i w:val="false"/>
+                <w:b w:val="false"/>
+                <w:u w:val="none"/>
+                <w:strike w:val="false"/>
                 <w:sz w:val="22"/>
                 <w:szCs w:val="22"/>
                 <w:color w:val="000000"/>
@@ -2740,31 +2821,33 @@
           <w:p>
             <w:pPr>
               <w:pStyle w:val="Normal"/>
-              <w:jc w:val="left"/>
-              <w:pBdr>
-                <w:bottom w:val="none" w:sz="0" w:space="0" w:color="000000"/>
-                <w:top w:val="none" w:sz="0" w:space="0" w:color="000000"/>
-                <w:left w:val="none" w:sz="0" w:space="0" w:color="000000"/>
-                <w:right w:val="none" w:sz="0" w:space="0" w:color="000000"/>
-              </w:pBdr>
-              <w:spacing w:after="100" w:before="100" w:line="240"/>
-              <w:ind w:left="100" w:right="100" w:firstLine="0" w:firstLineChars="0"/>
-              <w:rPr>
-                <w:rFonts w:ascii="Helvetica" w:hAnsi="Helvetica" w:eastAsia="Helvetica" w:cs="Helvetica"/>
-                <w:i w:val="false"/>
-                <w:b w:val="false"/>
-                <w:u w:val="none"/>
-                <w:sz w:val="22"/>
-                <w:szCs w:val="22"/>
-                <w:color w:val="000000"/>
-              </w:rPr>
-            </w:pPr>
-            <w:r>
-              <w:rPr>
-                <w:rFonts w:ascii="Helvetica" w:hAnsi="Helvetica" w:eastAsia="Helvetica" w:cs="Helvetica"/>
-                <w:i w:val="false"/>
-                <w:b w:val="false"/>
-                <w:u w:val="none"/>
+              <w:jc w:val="center"/>
+              <w:pBdr>
+                <w:bottom w:val="none" w:sz="0" w:space="0" w:color="000000"/>
+                <w:top w:val="none" w:sz="0" w:space="0" w:color="000000"/>
+                <w:left w:val="none" w:sz="0" w:space="0" w:color="000000"/>
+                <w:right w:val="none" w:sz="0" w:space="0" w:color="000000"/>
+              </w:pBdr>
+              <w:spacing w:after="100" w:before="100" w:line="240"/>
+              <w:ind w:left="100" w:right="100" w:firstLine="0" w:firstLineChars="0"/>
+              <w:rPr>
+                <w:rFonts w:ascii="Helvetica" w:hAnsi="Helvetica" w:eastAsia="Helvetica" w:cs="Helvetica"/>
+                <w:i w:val="false"/>
+                <w:b w:val="false"/>
+                <w:u w:val="none"/>
+                <w:strike w:val="false"/>
+                <w:sz w:val="22"/>
+                <w:szCs w:val="22"/>
+                <w:color w:val="000000"/>
+              </w:rPr>
+            </w:pPr>
+            <w:r>
+              <w:rPr>
+                <w:rFonts w:ascii="Helvetica" w:hAnsi="Helvetica" w:eastAsia="Helvetica" w:cs="Helvetica"/>
+                <w:i w:val="false"/>
+                <w:b w:val="false"/>
+                <w:u w:val="none"/>
+                <w:strike w:val="false"/>
                 <w:sz w:val="22"/>
                 <w:szCs w:val="22"/>
                 <w:color w:val="000000"/>
@@ -2793,31 +2876,33 @@
           <w:p>
             <w:pPr>
               <w:pStyle w:val="Normal"/>
-              <w:jc w:val="left"/>
-              <w:pBdr>
-                <w:bottom w:val="none" w:sz="0" w:space="0" w:color="000000"/>
-                <w:top w:val="none" w:sz="0" w:space="0" w:color="000000"/>
-                <w:left w:val="none" w:sz="0" w:space="0" w:color="000000"/>
-                <w:right w:val="none" w:sz="0" w:space="0" w:color="000000"/>
-              </w:pBdr>
-              <w:spacing w:after="100" w:before="100" w:line="240"/>
-              <w:ind w:left="100" w:right="100" w:firstLine="0" w:firstLineChars="0"/>
-              <w:rPr>
-                <w:rFonts w:ascii="Helvetica" w:hAnsi="Helvetica" w:eastAsia="Helvetica" w:cs="Helvetica"/>
-                <w:i w:val="false"/>
-                <w:b w:val="false"/>
-                <w:u w:val="none"/>
-                <w:sz w:val="22"/>
-                <w:szCs w:val="22"/>
-                <w:color w:val="000000"/>
-              </w:rPr>
-            </w:pPr>
-            <w:r>
-              <w:rPr>
-                <w:rFonts w:ascii="Helvetica" w:hAnsi="Helvetica" w:eastAsia="Helvetica" w:cs="Helvetica"/>
-                <w:i w:val="false"/>
-                <w:b w:val="false"/>
-                <w:u w:val="none"/>
+              <w:jc w:val="center"/>
+              <w:pBdr>
+                <w:bottom w:val="none" w:sz="0" w:space="0" w:color="000000"/>
+                <w:top w:val="none" w:sz="0" w:space="0" w:color="000000"/>
+                <w:left w:val="none" w:sz="0" w:space="0" w:color="000000"/>
+                <w:right w:val="none" w:sz="0" w:space="0" w:color="000000"/>
+              </w:pBdr>
+              <w:spacing w:after="100" w:before="100" w:line="240"/>
+              <w:ind w:left="100" w:right="100" w:firstLine="0" w:firstLineChars="0"/>
+              <w:rPr>
+                <w:rFonts w:ascii="Helvetica" w:hAnsi="Helvetica" w:eastAsia="Helvetica" w:cs="Helvetica"/>
+                <w:i w:val="false"/>
+                <w:b w:val="false"/>
+                <w:u w:val="none"/>
+                <w:strike w:val="false"/>
+                <w:sz w:val="22"/>
+                <w:szCs w:val="22"/>
+                <w:color w:val="000000"/>
+              </w:rPr>
+            </w:pPr>
+            <w:r>
+              <w:rPr>
+                <w:rFonts w:ascii="Helvetica" w:hAnsi="Helvetica" w:eastAsia="Helvetica" w:cs="Helvetica"/>
+                <w:i w:val="false"/>
+                <w:b w:val="false"/>
+                <w:u w:val="none"/>
+                <w:strike w:val="false"/>
                 <w:sz w:val="22"/>
                 <w:szCs w:val="22"/>
                 <w:color w:val="000000"/>
@@ -2831,7 +2916,6 @@
         <w:trPr>
           <w:trHeight w:val="360" w:hRule="auto"/>
         </w:trPr>
-        body17
         <w:tc>
           <w:tcPr>
             <w:tcBorders>
@@ -2866,17 +2950,19 @@
                 <w:i w:val="false"/>
                 <w:b w:val="false"/>
                 <w:u w:val="none"/>
-                <w:sz w:val="22"/>
-                <w:szCs w:val="22"/>
-                <w:color w:val="000000"/>
-              </w:rPr>
-            </w:pPr>
-            <w:r>
-              <w:rPr>
-                <w:rFonts w:ascii="Helvetica" w:hAnsi="Helvetica" w:eastAsia="Helvetica" w:cs="Helvetica"/>
-                <w:i w:val="false"/>
-                <w:b w:val="false"/>
-                <w:u w:val="none"/>
+                <w:strike w:val="false"/>
+                <w:sz w:val="22"/>
+                <w:szCs w:val="22"/>
+                <w:color w:val="000000"/>
+              </w:rPr>
+            </w:pPr>
+            <w:r>
+              <w:rPr>
+                <w:rFonts w:ascii="Helvetica" w:hAnsi="Helvetica" w:eastAsia="Helvetica" w:cs="Helvetica"/>
+                <w:i w:val="false"/>
+                <w:b w:val="false"/>
+                <w:u w:val="none"/>
+                <w:strike w:val="false"/>
                 <w:sz w:val="22"/>
                 <w:szCs w:val="22"/>
                 <w:color w:val="000000"/>
@@ -2905,31 +2991,33 @@
           <w:p>
             <w:pPr>
               <w:pStyle w:val="Normal"/>
-              <w:jc w:val="left"/>
-              <w:pBdr>
-                <w:bottom w:val="none" w:sz="0" w:space="0" w:color="000000"/>
-                <w:top w:val="none" w:sz="0" w:space="0" w:color="000000"/>
-                <w:left w:val="none" w:sz="0" w:space="0" w:color="000000"/>
-                <w:right w:val="none" w:sz="0" w:space="0" w:color="000000"/>
-              </w:pBdr>
-              <w:spacing w:after="100" w:before="100" w:line="240"/>
-              <w:ind w:left="100" w:right="100" w:firstLine="0" w:firstLineChars="0"/>
-              <w:rPr>
-                <w:rFonts w:ascii="Helvetica" w:hAnsi="Helvetica" w:eastAsia="Helvetica" w:cs="Helvetica"/>
-                <w:i w:val="false"/>
-                <w:b w:val="false"/>
-                <w:u w:val="none"/>
-                <w:sz w:val="22"/>
-                <w:szCs w:val="22"/>
-                <w:color w:val="000000"/>
-              </w:rPr>
-            </w:pPr>
-            <w:r>
-              <w:rPr>
-                <w:rFonts w:ascii="Helvetica" w:hAnsi="Helvetica" w:eastAsia="Helvetica" w:cs="Helvetica"/>
-                <w:i w:val="false"/>
-                <w:b w:val="false"/>
-                <w:u w:val="none"/>
+              <w:jc w:val="center"/>
+              <w:pBdr>
+                <w:bottom w:val="none" w:sz="0" w:space="0" w:color="000000"/>
+                <w:top w:val="none" w:sz="0" w:space="0" w:color="000000"/>
+                <w:left w:val="none" w:sz="0" w:space="0" w:color="000000"/>
+                <w:right w:val="none" w:sz="0" w:space="0" w:color="000000"/>
+              </w:pBdr>
+              <w:spacing w:after="100" w:before="100" w:line="240"/>
+              <w:ind w:left="100" w:right="100" w:firstLine="0" w:firstLineChars="0"/>
+              <w:rPr>
+                <w:rFonts w:ascii="Helvetica" w:hAnsi="Helvetica" w:eastAsia="Helvetica" w:cs="Helvetica"/>
+                <w:i w:val="false"/>
+                <w:b w:val="false"/>
+                <w:u w:val="none"/>
+                <w:strike w:val="false"/>
+                <w:sz w:val="22"/>
+                <w:szCs w:val="22"/>
+                <w:color w:val="000000"/>
+              </w:rPr>
+            </w:pPr>
+            <w:r>
+              <w:rPr>
+                <w:rFonts w:ascii="Helvetica" w:hAnsi="Helvetica" w:eastAsia="Helvetica" w:cs="Helvetica"/>
+                <w:i w:val="false"/>
+                <w:b w:val="false"/>
+                <w:u w:val="none"/>
+                <w:strike w:val="false"/>
                 <w:sz w:val="22"/>
                 <w:szCs w:val="22"/>
                 <w:color w:val="000000"/>
@@ -2958,31 +3046,33 @@
           <w:p>
             <w:pPr>
               <w:pStyle w:val="Normal"/>
-              <w:jc w:val="left"/>
-              <w:pBdr>
-                <w:bottom w:val="none" w:sz="0" w:space="0" w:color="000000"/>
-                <w:top w:val="none" w:sz="0" w:space="0" w:color="000000"/>
-                <w:left w:val="none" w:sz="0" w:space="0" w:color="000000"/>
-                <w:right w:val="none" w:sz="0" w:space="0" w:color="000000"/>
-              </w:pBdr>
-              <w:spacing w:after="100" w:before="100" w:line="240"/>
-              <w:ind w:left="100" w:right="100" w:firstLine="0" w:firstLineChars="0"/>
-              <w:rPr>
-                <w:rFonts w:ascii="Helvetica" w:hAnsi="Helvetica" w:eastAsia="Helvetica" w:cs="Helvetica"/>
-                <w:i w:val="false"/>
-                <w:b w:val="false"/>
-                <w:u w:val="none"/>
-                <w:sz w:val="22"/>
-                <w:szCs w:val="22"/>
-                <w:color w:val="000000"/>
-              </w:rPr>
-            </w:pPr>
-            <w:r>
-              <w:rPr>
-                <w:rFonts w:ascii="Helvetica" w:hAnsi="Helvetica" w:eastAsia="Helvetica" w:cs="Helvetica"/>
-                <w:i w:val="false"/>
-                <w:b w:val="false"/>
-                <w:u w:val="none"/>
+              <w:jc w:val="center"/>
+              <w:pBdr>
+                <w:bottom w:val="none" w:sz="0" w:space="0" w:color="000000"/>
+                <w:top w:val="none" w:sz="0" w:space="0" w:color="000000"/>
+                <w:left w:val="none" w:sz="0" w:space="0" w:color="000000"/>
+                <w:right w:val="none" w:sz="0" w:space="0" w:color="000000"/>
+              </w:pBdr>
+              <w:spacing w:after="100" w:before="100" w:line="240"/>
+              <w:ind w:left="100" w:right="100" w:firstLine="0" w:firstLineChars="0"/>
+              <w:rPr>
+                <w:rFonts w:ascii="Helvetica" w:hAnsi="Helvetica" w:eastAsia="Helvetica" w:cs="Helvetica"/>
+                <w:i w:val="false"/>
+                <w:b w:val="false"/>
+                <w:u w:val="none"/>
+                <w:strike w:val="false"/>
+                <w:sz w:val="22"/>
+                <w:szCs w:val="22"/>
+                <w:color w:val="000000"/>
+              </w:rPr>
+            </w:pPr>
+            <w:r>
+              <w:rPr>
+                <w:rFonts w:ascii="Helvetica" w:hAnsi="Helvetica" w:eastAsia="Helvetica" w:cs="Helvetica"/>
+                <w:i w:val="false"/>
+                <w:b w:val="false"/>
+                <w:u w:val="none"/>
+                <w:strike w:val="false"/>
                 <w:sz w:val="22"/>
                 <w:szCs w:val="22"/>
                 <w:color w:val="000000"/>
@@ -2996,7 +3086,6 @@
         <w:trPr>
           <w:trHeight w:val="360" w:hRule="auto"/>
         </w:trPr>
-        body18
         <w:tc>
           <w:tcPr>
             <w:tcBorders>
@@ -3031,17 +3120,19 @@
                 <w:i w:val="false"/>
                 <w:b w:val="false"/>
                 <w:u w:val="none"/>
-                <w:sz w:val="22"/>
-                <w:szCs w:val="22"/>
-                <w:color w:val="000000"/>
-              </w:rPr>
-            </w:pPr>
-            <w:r>
-              <w:rPr>
-                <w:rFonts w:ascii="Helvetica" w:hAnsi="Helvetica" w:eastAsia="Helvetica" w:cs="Helvetica"/>
-                <w:i w:val="false"/>
-                <w:b w:val="false"/>
-                <w:u w:val="none"/>
+                <w:strike w:val="false"/>
+                <w:sz w:val="22"/>
+                <w:szCs w:val="22"/>
+                <w:color w:val="000000"/>
+              </w:rPr>
+            </w:pPr>
+            <w:r>
+              <w:rPr>
+                <w:rFonts w:ascii="Helvetica" w:hAnsi="Helvetica" w:eastAsia="Helvetica" w:cs="Helvetica"/>
+                <w:i w:val="false"/>
+                <w:b w:val="false"/>
+                <w:u w:val="none"/>
+                <w:strike w:val="false"/>
                 <w:sz w:val="22"/>
                 <w:szCs w:val="22"/>
                 <w:color w:val="000000"/>
@@ -3070,31 +3161,33 @@
           <w:p>
             <w:pPr>
               <w:pStyle w:val="Normal"/>
-              <w:jc w:val="left"/>
-              <w:pBdr>
-                <w:bottom w:val="none" w:sz="0" w:space="0" w:color="000000"/>
-                <w:top w:val="none" w:sz="0" w:space="0" w:color="000000"/>
-                <w:left w:val="none" w:sz="0" w:space="0" w:color="000000"/>
-                <w:right w:val="none" w:sz="0" w:space="0" w:color="000000"/>
-              </w:pBdr>
-              <w:spacing w:after="100" w:before="100" w:line="240"/>
-              <w:ind w:left="100" w:right="100" w:firstLine="0" w:firstLineChars="0"/>
-              <w:rPr>
-                <w:rFonts w:ascii="Helvetica" w:hAnsi="Helvetica" w:eastAsia="Helvetica" w:cs="Helvetica"/>
-                <w:i w:val="false"/>
-                <w:b w:val="false"/>
-                <w:u w:val="none"/>
-                <w:sz w:val="22"/>
-                <w:szCs w:val="22"/>
-                <w:color w:val="000000"/>
-              </w:rPr>
-            </w:pPr>
-            <w:r>
-              <w:rPr>
-                <w:rFonts w:ascii="Helvetica" w:hAnsi="Helvetica" w:eastAsia="Helvetica" w:cs="Helvetica"/>
-                <w:i w:val="false"/>
-                <w:b w:val="false"/>
-                <w:u w:val="none"/>
+              <w:jc w:val="center"/>
+              <w:pBdr>
+                <w:bottom w:val="none" w:sz="0" w:space="0" w:color="000000"/>
+                <w:top w:val="none" w:sz="0" w:space="0" w:color="000000"/>
+                <w:left w:val="none" w:sz="0" w:space="0" w:color="000000"/>
+                <w:right w:val="none" w:sz="0" w:space="0" w:color="000000"/>
+              </w:pBdr>
+              <w:spacing w:after="100" w:before="100" w:line="240"/>
+              <w:ind w:left="100" w:right="100" w:firstLine="0" w:firstLineChars="0"/>
+              <w:rPr>
+                <w:rFonts w:ascii="Helvetica" w:hAnsi="Helvetica" w:eastAsia="Helvetica" w:cs="Helvetica"/>
+                <w:i w:val="false"/>
+                <w:b w:val="false"/>
+                <w:u w:val="none"/>
+                <w:strike w:val="false"/>
+                <w:sz w:val="22"/>
+                <w:szCs w:val="22"/>
+                <w:color w:val="000000"/>
+              </w:rPr>
+            </w:pPr>
+            <w:r>
+              <w:rPr>
+                <w:rFonts w:ascii="Helvetica" w:hAnsi="Helvetica" w:eastAsia="Helvetica" w:cs="Helvetica"/>
+                <w:i w:val="false"/>
+                <w:b w:val="false"/>
+                <w:u w:val="none"/>
+                <w:strike w:val="false"/>
                 <w:sz w:val="22"/>
                 <w:szCs w:val="22"/>
                 <w:color w:val="000000"/>
@@ -3123,31 +3216,33 @@
           <w:p>
             <w:pPr>
               <w:pStyle w:val="Normal"/>
-              <w:jc w:val="left"/>
-              <w:pBdr>
-                <w:bottom w:val="none" w:sz="0" w:space="0" w:color="000000"/>
-                <w:top w:val="none" w:sz="0" w:space="0" w:color="000000"/>
-                <w:left w:val="none" w:sz="0" w:space="0" w:color="000000"/>
-                <w:right w:val="none" w:sz="0" w:space="0" w:color="000000"/>
-              </w:pBdr>
-              <w:spacing w:after="100" w:before="100" w:line="240"/>
-              <w:ind w:left="100" w:right="100" w:firstLine="0" w:firstLineChars="0"/>
-              <w:rPr>
-                <w:rFonts w:ascii="Helvetica" w:hAnsi="Helvetica" w:eastAsia="Helvetica" w:cs="Helvetica"/>
-                <w:i w:val="false"/>
-                <w:b w:val="false"/>
-                <w:u w:val="none"/>
-                <w:sz w:val="22"/>
-                <w:szCs w:val="22"/>
-                <w:color w:val="000000"/>
-              </w:rPr>
-            </w:pPr>
-            <w:r>
-              <w:rPr>
-                <w:rFonts w:ascii="Helvetica" w:hAnsi="Helvetica" w:eastAsia="Helvetica" w:cs="Helvetica"/>
-                <w:i w:val="false"/>
-                <w:b w:val="false"/>
-                <w:u w:val="none"/>
+              <w:jc w:val="center"/>
+              <w:pBdr>
+                <w:bottom w:val="none" w:sz="0" w:space="0" w:color="000000"/>
+                <w:top w:val="none" w:sz="0" w:space="0" w:color="000000"/>
+                <w:left w:val="none" w:sz="0" w:space="0" w:color="000000"/>
+                <w:right w:val="none" w:sz="0" w:space="0" w:color="000000"/>
+              </w:pBdr>
+              <w:spacing w:after="100" w:before="100" w:line="240"/>
+              <w:ind w:left="100" w:right="100" w:firstLine="0" w:firstLineChars="0"/>
+              <w:rPr>
+                <w:rFonts w:ascii="Helvetica" w:hAnsi="Helvetica" w:eastAsia="Helvetica" w:cs="Helvetica"/>
+                <w:i w:val="false"/>
+                <w:b w:val="false"/>
+                <w:u w:val="none"/>
+                <w:strike w:val="false"/>
+                <w:sz w:val="22"/>
+                <w:szCs w:val="22"/>
+                <w:color w:val="000000"/>
+              </w:rPr>
+            </w:pPr>
+            <w:r>
+              <w:rPr>
+                <w:rFonts w:ascii="Helvetica" w:hAnsi="Helvetica" w:eastAsia="Helvetica" w:cs="Helvetica"/>
+                <w:i w:val="false"/>
+                <w:b w:val="false"/>
+                <w:u w:val="none"/>
+                <w:strike w:val="false"/>
                 <w:sz w:val="22"/>
                 <w:szCs w:val="22"/>
                 <w:color w:val="000000"/>
@@ -3161,7 +3256,6 @@
         <w:trPr>
           <w:trHeight w:val="360" w:hRule="auto"/>
         </w:trPr>
-        body19
         <w:tc>
           <w:tcPr>
             <w:tcBorders>
@@ -3196,17 +3290,19 @@
                 <w:i w:val="false"/>
                 <w:b w:val="false"/>
                 <w:u w:val="none"/>
-                <w:sz w:val="22"/>
-                <w:szCs w:val="22"/>
-                <w:color w:val="000000"/>
-              </w:rPr>
-            </w:pPr>
-            <w:r>
-              <w:rPr>
-                <w:rFonts w:ascii="Helvetica" w:hAnsi="Helvetica" w:eastAsia="Helvetica" w:cs="Helvetica"/>
-                <w:i w:val="false"/>
-                <w:b w:val="false"/>
-                <w:u w:val="none"/>
+                <w:strike w:val="false"/>
+                <w:sz w:val="22"/>
+                <w:szCs w:val="22"/>
+                <w:color w:val="000000"/>
+              </w:rPr>
+            </w:pPr>
+            <w:r>
+              <w:rPr>
+                <w:rFonts w:ascii="Helvetica" w:hAnsi="Helvetica" w:eastAsia="Helvetica" w:cs="Helvetica"/>
+                <w:i w:val="false"/>
+                <w:b w:val="false"/>
+                <w:u w:val="none"/>
+                <w:strike w:val="false"/>
                 <w:sz w:val="22"/>
                 <w:szCs w:val="22"/>
                 <w:color w:val="000000"/>
@@ -3235,31 +3331,33 @@
           <w:p>
             <w:pPr>
               <w:pStyle w:val="Normal"/>
-              <w:jc w:val="left"/>
-              <w:pBdr>
-                <w:bottom w:val="none" w:sz="0" w:space="0" w:color="000000"/>
-                <w:top w:val="none" w:sz="0" w:space="0" w:color="000000"/>
-                <w:left w:val="none" w:sz="0" w:space="0" w:color="000000"/>
-                <w:right w:val="none" w:sz="0" w:space="0" w:color="000000"/>
-              </w:pBdr>
-              <w:spacing w:after="100" w:before="100" w:line="240"/>
-              <w:ind w:left="100" w:right="100" w:firstLine="0" w:firstLineChars="0"/>
-              <w:rPr>
-                <w:rFonts w:ascii="Helvetica" w:hAnsi="Helvetica" w:eastAsia="Helvetica" w:cs="Helvetica"/>
-                <w:i w:val="false"/>
-                <w:b w:val="false"/>
-                <w:u w:val="none"/>
-                <w:sz w:val="22"/>
-                <w:szCs w:val="22"/>
-                <w:color w:val="000000"/>
-              </w:rPr>
-            </w:pPr>
-            <w:r>
-              <w:rPr>
-                <w:rFonts w:ascii="Helvetica" w:hAnsi="Helvetica" w:eastAsia="Helvetica" w:cs="Helvetica"/>
-                <w:i w:val="false"/>
-                <w:b w:val="false"/>
-                <w:u w:val="none"/>
+              <w:jc w:val="center"/>
+              <w:pBdr>
+                <w:bottom w:val="none" w:sz="0" w:space="0" w:color="000000"/>
+                <w:top w:val="none" w:sz="0" w:space="0" w:color="000000"/>
+                <w:left w:val="none" w:sz="0" w:space="0" w:color="000000"/>
+                <w:right w:val="none" w:sz="0" w:space="0" w:color="000000"/>
+              </w:pBdr>
+              <w:spacing w:after="100" w:before="100" w:line="240"/>
+              <w:ind w:left="100" w:right="100" w:firstLine="0" w:firstLineChars="0"/>
+              <w:rPr>
+                <w:rFonts w:ascii="Helvetica" w:hAnsi="Helvetica" w:eastAsia="Helvetica" w:cs="Helvetica"/>
+                <w:i w:val="false"/>
+                <w:b w:val="false"/>
+                <w:u w:val="none"/>
+                <w:strike w:val="false"/>
+                <w:sz w:val="22"/>
+                <w:szCs w:val="22"/>
+                <w:color w:val="000000"/>
+              </w:rPr>
+            </w:pPr>
+            <w:r>
+              <w:rPr>
+                <w:rFonts w:ascii="Helvetica" w:hAnsi="Helvetica" w:eastAsia="Helvetica" w:cs="Helvetica"/>
+                <w:i w:val="false"/>
+                <w:b w:val="false"/>
+                <w:u w:val="none"/>
+                <w:strike w:val="false"/>
                 <w:sz w:val="22"/>
                 <w:szCs w:val="22"/>
                 <w:color w:val="000000"/>
@@ -3288,31 +3386,33 @@
           <w:p>
             <w:pPr>
               <w:pStyle w:val="Normal"/>
-              <w:jc w:val="left"/>
-              <w:pBdr>
-                <w:bottom w:val="none" w:sz="0" w:space="0" w:color="000000"/>
-                <w:top w:val="none" w:sz="0" w:space="0" w:color="000000"/>
-                <w:left w:val="none" w:sz="0" w:space="0" w:color="000000"/>
-                <w:right w:val="none" w:sz="0" w:space="0" w:color="000000"/>
-              </w:pBdr>
-              <w:spacing w:after="100" w:before="100" w:line="240"/>
-              <w:ind w:left="100" w:right="100" w:firstLine="0" w:firstLineChars="0"/>
-              <w:rPr>
-                <w:rFonts w:ascii="Helvetica" w:hAnsi="Helvetica" w:eastAsia="Helvetica" w:cs="Helvetica"/>
-                <w:i w:val="false"/>
-                <w:b w:val="false"/>
-                <w:u w:val="none"/>
-                <w:sz w:val="22"/>
-                <w:szCs w:val="22"/>
-                <w:color w:val="000000"/>
-              </w:rPr>
-            </w:pPr>
-            <w:r>
-              <w:rPr>
-                <w:rFonts w:ascii="Helvetica" w:hAnsi="Helvetica" w:eastAsia="Helvetica" w:cs="Helvetica"/>
-                <w:i w:val="false"/>
-                <w:b w:val="false"/>
-                <w:u w:val="none"/>
+              <w:jc w:val="center"/>
+              <w:pBdr>
+                <w:bottom w:val="none" w:sz="0" w:space="0" w:color="000000"/>
+                <w:top w:val="none" w:sz="0" w:space="0" w:color="000000"/>
+                <w:left w:val="none" w:sz="0" w:space="0" w:color="000000"/>
+                <w:right w:val="none" w:sz="0" w:space="0" w:color="000000"/>
+              </w:pBdr>
+              <w:spacing w:after="100" w:before="100" w:line="240"/>
+              <w:ind w:left="100" w:right="100" w:firstLine="0" w:firstLineChars="0"/>
+              <w:rPr>
+                <w:rFonts w:ascii="Helvetica" w:hAnsi="Helvetica" w:eastAsia="Helvetica" w:cs="Helvetica"/>
+                <w:i w:val="false"/>
+                <w:b w:val="false"/>
+                <w:u w:val="none"/>
+                <w:strike w:val="false"/>
+                <w:sz w:val="22"/>
+                <w:szCs w:val="22"/>
+                <w:color w:val="000000"/>
+              </w:rPr>
+            </w:pPr>
+            <w:r>
+              <w:rPr>
+                <w:rFonts w:ascii="Helvetica" w:hAnsi="Helvetica" w:eastAsia="Helvetica" w:cs="Helvetica"/>
+                <w:i w:val="false"/>
+                <w:b w:val="false"/>
+                <w:u w:val="none"/>
+                <w:strike w:val="false"/>
                 <w:sz w:val="22"/>
                 <w:szCs w:val="22"/>
                 <w:color w:val="000000"/>
@@ -3326,7 +3426,6 @@
         <w:trPr>
           <w:trHeight w:val="360" w:hRule="auto"/>
         </w:trPr>
-        body20
         <w:tc>
           <w:tcPr>
             <w:tcBorders>
@@ -3361,17 +3460,19 @@
                 <w:i w:val="false"/>
                 <w:b w:val="false"/>
                 <w:u w:val="none"/>
-                <w:sz w:val="22"/>
-                <w:szCs w:val="22"/>
-                <w:color w:val="000000"/>
-              </w:rPr>
-            </w:pPr>
-            <w:r>
-              <w:rPr>
-                <w:rFonts w:ascii="Helvetica" w:hAnsi="Helvetica" w:eastAsia="Helvetica" w:cs="Helvetica"/>
-                <w:i w:val="false"/>
-                <w:b w:val="false"/>
-                <w:u w:val="none"/>
+                <w:strike w:val="false"/>
+                <w:sz w:val="22"/>
+                <w:szCs w:val="22"/>
+                <w:color w:val="000000"/>
+              </w:rPr>
+            </w:pPr>
+            <w:r>
+              <w:rPr>
+                <w:rFonts w:ascii="Helvetica" w:hAnsi="Helvetica" w:eastAsia="Helvetica" w:cs="Helvetica"/>
+                <w:i w:val="false"/>
+                <w:b w:val="false"/>
+                <w:u w:val="none"/>
+                <w:strike w:val="false"/>
                 <w:sz w:val="22"/>
                 <w:szCs w:val="22"/>
                 <w:color w:val="000000"/>
@@ -3400,31 +3501,33 @@
           <w:p>
             <w:pPr>
               <w:pStyle w:val="Normal"/>
-              <w:jc w:val="left"/>
-              <w:pBdr>
-                <w:bottom w:val="none" w:sz="0" w:space="0" w:color="000000"/>
-                <w:top w:val="none" w:sz="0" w:space="0" w:color="000000"/>
-                <w:left w:val="none" w:sz="0" w:space="0" w:color="000000"/>
-                <w:right w:val="none" w:sz="0" w:space="0" w:color="000000"/>
-              </w:pBdr>
-              <w:spacing w:after="100" w:before="100" w:line="240"/>
-              <w:ind w:left="100" w:right="100" w:firstLine="0" w:firstLineChars="0"/>
-              <w:rPr>
-                <w:rFonts w:ascii="Helvetica" w:hAnsi="Helvetica" w:eastAsia="Helvetica" w:cs="Helvetica"/>
-                <w:i w:val="false"/>
-                <w:b w:val="false"/>
-                <w:u w:val="none"/>
-                <w:sz w:val="22"/>
-                <w:szCs w:val="22"/>
-                <w:color w:val="000000"/>
-              </w:rPr>
-            </w:pPr>
-            <w:r>
-              <w:rPr>
-                <w:rFonts w:ascii="Helvetica" w:hAnsi="Helvetica" w:eastAsia="Helvetica" w:cs="Helvetica"/>
-                <w:i w:val="false"/>
-                <w:b w:val="false"/>
-                <w:u w:val="none"/>
+              <w:jc w:val="center"/>
+              <w:pBdr>
+                <w:bottom w:val="none" w:sz="0" w:space="0" w:color="000000"/>
+                <w:top w:val="none" w:sz="0" w:space="0" w:color="000000"/>
+                <w:left w:val="none" w:sz="0" w:space="0" w:color="000000"/>
+                <w:right w:val="none" w:sz="0" w:space="0" w:color="000000"/>
+              </w:pBdr>
+              <w:spacing w:after="100" w:before="100" w:line="240"/>
+              <w:ind w:left="100" w:right="100" w:firstLine="0" w:firstLineChars="0"/>
+              <w:rPr>
+                <w:rFonts w:ascii="Helvetica" w:hAnsi="Helvetica" w:eastAsia="Helvetica" w:cs="Helvetica"/>
+                <w:i w:val="false"/>
+                <w:b w:val="false"/>
+                <w:u w:val="none"/>
+                <w:strike w:val="false"/>
+                <w:sz w:val="22"/>
+                <w:szCs w:val="22"/>
+                <w:color w:val="000000"/>
+              </w:rPr>
+            </w:pPr>
+            <w:r>
+              <w:rPr>
+                <w:rFonts w:ascii="Helvetica" w:hAnsi="Helvetica" w:eastAsia="Helvetica" w:cs="Helvetica"/>
+                <w:i w:val="false"/>
+                <w:b w:val="false"/>
+                <w:u w:val="none"/>
+                <w:strike w:val="false"/>
                 <w:sz w:val="22"/>
                 <w:szCs w:val="22"/>
                 <w:color w:val="000000"/>
@@ -3453,31 +3556,33 @@
           <w:p>
             <w:pPr>
               <w:pStyle w:val="Normal"/>
-              <w:jc w:val="left"/>
-              <w:pBdr>
-                <w:bottom w:val="none" w:sz="0" w:space="0" w:color="000000"/>
-                <w:top w:val="none" w:sz="0" w:space="0" w:color="000000"/>
-                <w:left w:val="none" w:sz="0" w:space="0" w:color="000000"/>
-                <w:right w:val="none" w:sz="0" w:space="0" w:color="000000"/>
-              </w:pBdr>
-              <w:spacing w:after="100" w:before="100" w:line="240"/>
-              <w:ind w:left="100" w:right="100" w:firstLine="0" w:firstLineChars="0"/>
-              <w:rPr>
-                <w:rFonts w:ascii="Helvetica" w:hAnsi="Helvetica" w:eastAsia="Helvetica" w:cs="Helvetica"/>
-                <w:i w:val="false"/>
-                <w:b w:val="false"/>
-                <w:u w:val="none"/>
-                <w:sz w:val="22"/>
-                <w:szCs w:val="22"/>
-                <w:color w:val="000000"/>
-              </w:rPr>
-            </w:pPr>
-            <w:r>
-              <w:rPr>
-                <w:rFonts w:ascii="Helvetica" w:hAnsi="Helvetica" w:eastAsia="Helvetica" w:cs="Helvetica"/>
-                <w:i w:val="false"/>
-                <w:b w:val="false"/>
-                <w:u w:val="none"/>
+              <w:jc w:val="center"/>
+              <w:pBdr>
+                <w:bottom w:val="none" w:sz="0" w:space="0" w:color="000000"/>
+                <w:top w:val="none" w:sz="0" w:space="0" w:color="000000"/>
+                <w:left w:val="none" w:sz="0" w:space="0" w:color="000000"/>
+                <w:right w:val="none" w:sz="0" w:space="0" w:color="000000"/>
+              </w:pBdr>
+              <w:spacing w:after="100" w:before="100" w:line="240"/>
+              <w:ind w:left="100" w:right="100" w:firstLine="0" w:firstLineChars="0"/>
+              <w:rPr>
+                <w:rFonts w:ascii="Helvetica" w:hAnsi="Helvetica" w:eastAsia="Helvetica" w:cs="Helvetica"/>
+                <w:i w:val="false"/>
+                <w:b w:val="false"/>
+                <w:u w:val="none"/>
+                <w:strike w:val="false"/>
+                <w:sz w:val="22"/>
+                <w:szCs w:val="22"/>
+                <w:color w:val="000000"/>
+              </w:rPr>
+            </w:pPr>
+            <w:r>
+              <w:rPr>
+                <w:rFonts w:ascii="Helvetica" w:hAnsi="Helvetica" w:eastAsia="Helvetica" w:cs="Helvetica"/>
+                <w:i w:val="false"/>
+                <w:b w:val="false"/>
+                <w:u w:val="none"/>
+                <w:strike w:val="false"/>
                 <w:sz w:val="22"/>
                 <w:szCs w:val="22"/>
                 <w:color w:val="000000"/>
@@ -3491,7 +3596,6 @@
         <w:trPr>
           <w:trHeight w:val="360" w:hRule="auto"/>
         </w:trPr>
-        body21
         <w:tc>
           <w:tcPr>
             <w:tcBorders>
@@ -3526,17 +3630,19 @@
                 <w:i w:val="false"/>
                 <w:b w:val="false"/>
                 <w:u w:val="none"/>
-                <w:sz w:val="22"/>
-                <w:szCs w:val="22"/>
-                <w:color w:val="000000"/>
-              </w:rPr>
-            </w:pPr>
-            <w:r>
-              <w:rPr>
-                <w:rFonts w:ascii="Helvetica" w:hAnsi="Helvetica" w:eastAsia="Helvetica" w:cs="Helvetica"/>
-                <w:i w:val="false"/>
-                <w:b w:val="false"/>
-                <w:u w:val="none"/>
+                <w:strike w:val="false"/>
+                <w:sz w:val="22"/>
+                <w:szCs w:val="22"/>
+                <w:color w:val="000000"/>
+              </w:rPr>
+            </w:pPr>
+            <w:r>
+              <w:rPr>
+                <w:rFonts w:ascii="Helvetica" w:hAnsi="Helvetica" w:eastAsia="Helvetica" w:cs="Helvetica"/>
+                <w:i w:val="false"/>
+                <w:b w:val="false"/>
+                <w:u w:val="none"/>
+                <w:strike w:val="false"/>
                 <w:sz w:val="22"/>
                 <w:szCs w:val="22"/>
                 <w:color w:val="000000"/>
@@ -3565,31 +3671,33 @@
           <w:p>
             <w:pPr>
               <w:pStyle w:val="Normal"/>
-              <w:jc w:val="left"/>
-              <w:pBdr>
-                <w:bottom w:val="none" w:sz="0" w:space="0" w:color="000000"/>
-                <w:top w:val="none" w:sz="0" w:space="0" w:color="000000"/>
-                <w:left w:val="none" w:sz="0" w:space="0" w:color="000000"/>
-                <w:right w:val="none" w:sz="0" w:space="0" w:color="000000"/>
-              </w:pBdr>
-              <w:spacing w:after="100" w:before="100" w:line="240"/>
-              <w:ind w:left="100" w:right="100" w:firstLine="0" w:firstLineChars="0"/>
-              <w:rPr>
-                <w:rFonts w:ascii="Helvetica" w:hAnsi="Helvetica" w:eastAsia="Helvetica" w:cs="Helvetica"/>
-                <w:i w:val="false"/>
-                <w:b w:val="false"/>
-                <w:u w:val="none"/>
-                <w:sz w:val="22"/>
-                <w:szCs w:val="22"/>
-                <w:color w:val="000000"/>
-              </w:rPr>
-            </w:pPr>
-            <w:r>
-              <w:rPr>
-                <w:rFonts w:ascii="Helvetica" w:hAnsi="Helvetica" w:eastAsia="Helvetica" w:cs="Helvetica"/>
-                <w:i w:val="false"/>
-                <w:b w:val="false"/>
-                <w:u w:val="none"/>
+              <w:jc w:val="center"/>
+              <w:pBdr>
+                <w:bottom w:val="none" w:sz="0" w:space="0" w:color="000000"/>
+                <w:top w:val="none" w:sz="0" w:space="0" w:color="000000"/>
+                <w:left w:val="none" w:sz="0" w:space="0" w:color="000000"/>
+                <w:right w:val="none" w:sz="0" w:space="0" w:color="000000"/>
+              </w:pBdr>
+              <w:spacing w:after="100" w:before="100" w:line="240"/>
+              <w:ind w:left="100" w:right="100" w:firstLine="0" w:firstLineChars="0"/>
+              <w:rPr>
+                <w:rFonts w:ascii="Helvetica" w:hAnsi="Helvetica" w:eastAsia="Helvetica" w:cs="Helvetica"/>
+                <w:i w:val="false"/>
+                <w:b w:val="false"/>
+                <w:u w:val="none"/>
+                <w:strike w:val="false"/>
+                <w:sz w:val="22"/>
+                <w:szCs w:val="22"/>
+                <w:color w:val="000000"/>
+              </w:rPr>
+            </w:pPr>
+            <w:r>
+              <w:rPr>
+                <w:rFonts w:ascii="Helvetica" w:hAnsi="Helvetica" w:eastAsia="Helvetica" w:cs="Helvetica"/>
+                <w:i w:val="false"/>
+                <w:b w:val="false"/>
+                <w:u w:val="none"/>
+                <w:strike w:val="false"/>
                 <w:sz w:val="22"/>
                 <w:szCs w:val="22"/>
                 <w:color w:val="000000"/>
@@ -3618,31 +3726,33 @@
           <w:p>
             <w:pPr>
               <w:pStyle w:val="Normal"/>
-              <w:jc w:val="left"/>
-              <w:pBdr>
-                <w:bottom w:val="none" w:sz="0" w:space="0" w:color="000000"/>
-                <w:top w:val="none" w:sz="0" w:space="0" w:color="000000"/>
-                <w:left w:val="none" w:sz="0" w:space="0" w:color="000000"/>
-                <w:right w:val="none" w:sz="0" w:space="0" w:color="000000"/>
-              </w:pBdr>
-              <w:spacing w:after="100" w:before="100" w:line="240"/>
-              <w:ind w:left="100" w:right="100" w:firstLine="0" w:firstLineChars="0"/>
-              <w:rPr>
-                <w:rFonts w:ascii="Helvetica" w:hAnsi="Helvetica" w:eastAsia="Helvetica" w:cs="Helvetica"/>
-                <w:i w:val="false"/>
-                <w:b w:val="false"/>
-                <w:u w:val="none"/>
-                <w:sz w:val="22"/>
-                <w:szCs w:val="22"/>
-                <w:color w:val="000000"/>
-              </w:rPr>
-            </w:pPr>
-            <w:r>
-              <w:rPr>
-                <w:rFonts w:ascii="Helvetica" w:hAnsi="Helvetica" w:eastAsia="Helvetica" w:cs="Helvetica"/>
-                <w:i w:val="false"/>
-                <w:b w:val="false"/>
-                <w:u w:val="none"/>
+              <w:jc w:val="center"/>
+              <w:pBdr>
+                <w:bottom w:val="none" w:sz="0" w:space="0" w:color="000000"/>
+                <w:top w:val="none" w:sz="0" w:space="0" w:color="000000"/>
+                <w:left w:val="none" w:sz="0" w:space="0" w:color="000000"/>
+                <w:right w:val="none" w:sz="0" w:space="0" w:color="000000"/>
+              </w:pBdr>
+              <w:spacing w:after="100" w:before="100" w:line="240"/>
+              <w:ind w:left="100" w:right="100" w:firstLine="0" w:firstLineChars="0"/>
+              <w:rPr>
+                <w:rFonts w:ascii="Helvetica" w:hAnsi="Helvetica" w:eastAsia="Helvetica" w:cs="Helvetica"/>
+                <w:i w:val="false"/>
+                <w:b w:val="false"/>
+                <w:u w:val="none"/>
+                <w:strike w:val="false"/>
+                <w:sz w:val="22"/>
+                <w:szCs w:val="22"/>
+                <w:color w:val="000000"/>
+              </w:rPr>
+            </w:pPr>
+            <w:r>
+              <w:rPr>
+                <w:rFonts w:ascii="Helvetica" w:hAnsi="Helvetica" w:eastAsia="Helvetica" w:cs="Helvetica"/>
+                <w:i w:val="false"/>
+                <w:b w:val="false"/>
+                <w:u w:val="none"/>
+                <w:strike w:val="false"/>
                 <w:sz w:val="22"/>
                 <w:szCs w:val="22"/>
                 <w:color w:val="000000"/>
@@ -3656,7 +3766,6 @@
         <w:trPr>
           <w:trHeight w:val="360" w:hRule="auto"/>
         </w:trPr>
-        body22
         <w:tc>
           <w:tcPr>
             <w:tcBorders>
@@ -3691,17 +3800,19 @@
                 <w:i w:val="false"/>
                 <w:b w:val="false"/>
                 <w:u w:val="none"/>
-                <w:sz w:val="22"/>
-                <w:szCs w:val="22"/>
-                <w:color w:val="000000"/>
-              </w:rPr>
-            </w:pPr>
-            <w:r>
-              <w:rPr>
-                <w:rFonts w:ascii="Helvetica" w:hAnsi="Helvetica" w:eastAsia="Helvetica" w:cs="Helvetica"/>
-                <w:i w:val="false"/>
-                <w:b w:val="false"/>
-                <w:u w:val="none"/>
+                <w:strike w:val="false"/>
+                <w:sz w:val="22"/>
+                <w:szCs w:val="22"/>
+                <w:color w:val="000000"/>
+              </w:rPr>
+            </w:pPr>
+            <w:r>
+              <w:rPr>
+                <w:rFonts w:ascii="Helvetica" w:hAnsi="Helvetica" w:eastAsia="Helvetica" w:cs="Helvetica"/>
+                <w:i w:val="false"/>
+                <w:b w:val="false"/>
+                <w:u w:val="none"/>
+                <w:strike w:val="false"/>
                 <w:sz w:val="22"/>
                 <w:szCs w:val="22"/>
                 <w:color w:val="000000"/>
@@ -3730,31 +3841,33 @@
           <w:p>
             <w:pPr>
               <w:pStyle w:val="Normal"/>
-              <w:jc w:val="left"/>
-              <w:pBdr>
-                <w:bottom w:val="none" w:sz="0" w:space="0" w:color="000000"/>
-                <w:top w:val="none" w:sz="0" w:space="0" w:color="000000"/>
-                <w:left w:val="none" w:sz="0" w:space="0" w:color="000000"/>
-                <w:right w:val="none" w:sz="0" w:space="0" w:color="000000"/>
-              </w:pBdr>
-              <w:spacing w:after="100" w:before="100" w:line="240"/>
-              <w:ind w:left="100" w:right="100" w:firstLine="0" w:firstLineChars="0"/>
-              <w:rPr>
-                <w:rFonts w:ascii="Helvetica" w:hAnsi="Helvetica" w:eastAsia="Helvetica" w:cs="Helvetica"/>
-                <w:i w:val="false"/>
-                <w:b w:val="false"/>
-                <w:u w:val="none"/>
-                <w:sz w:val="22"/>
-                <w:szCs w:val="22"/>
-                <w:color w:val="000000"/>
-              </w:rPr>
-            </w:pPr>
-            <w:r>
-              <w:rPr>
-                <w:rFonts w:ascii="Helvetica" w:hAnsi="Helvetica" w:eastAsia="Helvetica" w:cs="Helvetica"/>
-                <w:i w:val="false"/>
-                <w:b w:val="false"/>
-                <w:u w:val="none"/>
+              <w:jc w:val="center"/>
+              <w:pBdr>
+                <w:bottom w:val="none" w:sz="0" w:space="0" w:color="000000"/>
+                <w:top w:val="none" w:sz="0" w:space="0" w:color="000000"/>
+                <w:left w:val="none" w:sz="0" w:space="0" w:color="000000"/>
+                <w:right w:val="none" w:sz="0" w:space="0" w:color="000000"/>
+              </w:pBdr>
+              <w:spacing w:after="100" w:before="100" w:line="240"/>
+              <w:ind w:left="100" w:right="100" w:firstLine="0" w:firstLineChars="0"/>
+              <w:rPr>
+                <w:rFonts w:ascii="Helvetica" w:hAnsi="Helvetica" w:eastAsia="Helvetica" w:cs="Helvetica"/>
+                <w:i w:val="false"/>
+                <w:b w:val="false"/>
+                <w:u w:val="none"/>
+                <w:strike w:val="false"/>
+                <w:sz w:val="22"/>
+                <w:szCs w:val="22"/>
+                <w:color w:val="000000"/>
+              </w:rPr>
+            </w:pPr>
+            <w:r>
+              <w:rPr>
+                <w:rFonts w:ascii="Helvetica" w:hAnsi="Helvetica" w:eastAsia="Helvetica" w:cs="Helvetica"/>
+                <w:i w:val="false"/>
+                <w:b w:val="false"/>
+                <w:u w:val="none"/>
+                <w:strike w:val="false"/>
                 <w:sz w:val="22"/>
                 <w:szCs w:val="22"/>
                 <w:color w:val="000000"/>
@@ -3783,31 +3896,33 @@
           <w:p>
             <w:pPr>
               <w:pStyle w:val="Normal"/>
-              <w:jc w:val="left"/>
-              <w:pBdr>
-                <w:bottom w:val="none" w:sz="0" w:space="0" w:color="000000"/>
-                <w:top w:val="none" w:sz="0" w:space="0" w:color="000000"/>
-                <w:left w:val="none" w:sz="0" w:space="0" w:color="000000"/>
-                <w:right w:val="none" w:sz="0" w:space="0" w:color="000000"/>
-              </w:pBdr>
-              <w:spacing w:after="100" w:before="100" w:line="240"/>
-              <w:ind w:left="100" w:right="100" w:firstLine="0" w:firstLineChars="0"/>
-              <w:rPr>
-                <w:rFonts w:ascii="Helvetica" w:hAnsi="Helvetica" w:eastAsia="Helvetica" w:cs="Helvetica"/>
-                <w:i w:val="false"/>
-                <w:b w:val="false"/>
-                <w:u w:val="none"/>
-                <w:sz w:val="22"/>
-                <w:szCs w:val="22"/>
-                <w:color w:val="000000"/>
-              </w:rPr>
-            </w:pPr>
-            <w:r>
-              <w:rPr>
-                <w:rFonts w:ascii="Helvetica" w:hAnsi="Helvetica" w:eastAsia="Helvetica" w:cs="Helvetica"/>
-                <w:i w:val="false"/>
-                <w:b w:val="false"/>
-                <w:u w:val="none"/>
+              <w:jc w:val="center"/>
+              <w:pBdr>
+                <w:bottom w:val="none" w:sz="0" w:space="0" w:color="000000"/>
+                <w:top w:val="none" w:sz="0" w:space="0" w:color="000000"/>
+                <w:left w:val="none" w:sz="0" w:space="0" w:color="000000"/>
+                <w:right w:val="none" w:sz="0" w:space="0" w:color="000000"/>
+              </w:pBdr>
+              <w:spacing w:after="100" w:before="100" w:line="240"/>
+              <w:ind w:left="100" w:right="100" w:firstLine="0" w:firstLineChars="0"/>
+              <w:rPr>
+                <w:rFonts w:ascii="Helvetica" w:hAnsi="Helvetica" w:eastAsia="Helvetica" w:cs="Helvetica"/>
+                <w:i w:val="false"/>
+                <w:b w:val="false"/>
+                <w:u w:val="none"/>
+                <w:strike w:val="false"/>
+                <w:sz w:val="22"/>
+                <w:szCs w:val="22"/>
+                <w:color w:val="000000"/>
+              </w:rPr>
+            </w:pPr>
+            <w:r>
+              <w:rPr>
+                <w:rFonts w:ascii="Helvetica" w:hAnsi="Helvetica" w:eastAsia="Helvetica" w:cs="Helvetica"/>
+                <w:i w:val="false"/>
+                <w:b w:val="false"/>
+                <w:u w:val="none"/>
+                <w:strike w:val="false"/>
                 <w:sz w:val="22"/>
                 <w:szCs w:val="22"/>
                 <w:color w:val="000000"/>
@@ -3821,7 +3936,6 @@
         <w:trPr>
           <w:trHeight w:val="360" w:hRule="auto"/>
         </w:trPr>
-        body23
         <w:tc>
           <w:tcPr>
             <w:tcBorders>
@@ -3856,17 +3970,19 @@
                 <w:i w:val="false"/>
                 <w:b w:val="false"/>
                 <w:u w:val="none"/>
-                <w:sz w:val="22"/>
-                <w:szCs w:val="22"/>
-                <w:color w:val="000000"/>
-              </w:rPr>
-            </w:pPr>
-            <w:r>
-              <w:rPr>
-                <w:rFonts w:ascii="Helvetica" w:hAnsi="Helvetica" w:eastAsia="Helvetica" w:cs="Helvetica"/>
-                <w:i w:val="false"/>
-                <w:b w:val="false"/>
-                <w:u w:val="none"/>
+                <w:strike w:val="false"/>
+                <w:sz w:val="22"/>
+                <w:szCs w:val="22"/>
+                <w:color w:val="000000"/>
+              </w:rPr>
+            </w:pPr>
+            <w:r>
+              <w:rPr>
+                <w:rFonts w:ascii="Helvetica" w:hAnsi="Helvetica" w:eastAsia="Helvetica" w:cs="Helvetica"/>
+                <w:i w:val="false"/>
+                <w:b w:val="false"/>
+                <w:u w:val="none"/>
+                <w:strike w:val="false"/>
                 <w:sz w:val="22"/>
                 <w:szCs w:val="22"/>
                 <w:color w:val="000000"/>
@@ -3895,31 +4011,33 @@
           <w:p>
             <w:pPr>
               <w:pStyle w:val="Normal"/>
-              <w:jc w:val="left"/>
-              <w:pBdr>
-                <w:bottom w:val="none" w:sz="0" w:space="0" w:color="000000"/>
-                <w:top w:val="none" w:sz="0" w:space="0" w:color="000000"/>
-                <w:left w:val="none" w:sz="0" w:space="0" w:color="000000"/>
-                <w:right w:val="none" w:sz="0" w:space="0" w:color="000000"/>
-              </w:pBdr>
-              <w:spacing w:after="100" w:before="100" w:line="240"/>
-              <w:ind w:left="100" w:right="100" w:firstLine="0" w:firstLineChars="0"/>
-              <w:rPr>
-                <w:rFonts w:ascii="Helvetica" w:hAnsi="Helvetica" w:eastAsia="Helvetica" w:cs="Helvetica"/>
-                <w:i w:val="false"/>
-                <w:b w:val="false"/>
-                <w:u w:val="none"/>
-                <w:sz w:val="22"/>
-                <w:szCs w:val="22"/>
-                <w:color w:val="000000"/>
-              </w:rPr>
-            </w:pPr>
-            <w:r>
-              <w:rPr>
-                <w:rFonts w:ascii="Helvetica" w:hAnsi="Helvetica" w:eastAsia="Helvetica" w:cs="Helvetica"/>
-                <w:i w:val="false"/>
-                <w:b w:val="false"/>
-                <w:u w:val="none"/>
+              <w:jc w:val="center"/>
+              <w:pBdr>
+                <w:bottom w:val="none" w:sz="0" w:space="0" w:color="000000"/>
+                <w:top w:val="none" w:sz="0" w:space="0" w:color="000000"/>
+                <w:left w:val="none" w:sz="0" w:space="0" w:color="000000"/>
+                <w:right w:val="none" w:sz="0" w:space="0" w:color="000000"/>
+              </w:pBdr>
+              <w:spacing w:after="100" w:before="100" w:line="240"/>
+              <w:ind w:left="100" w:right="100" w:firstLine="0" w:firstLineChars="0"/>
+              <w:rPr>
+                <w:rFonts w:ascii="Helvetica" w:hAnsi="Helvetica" w:eastAsia="Helvetica" w:cs="Helvetica"/>
+                <w:i w:val="false"/>
+                <w:b w:val="false"/>
+                <w:u w:val="none"/>
+                <w:strike w:val="false"/>
+                <w:sz w:val="22"/>
+                <w:szCs w:val="22"/>
+                <w:color w:val="000000"/>
+              </w:rPr>
+            </w:pPr>
+            <w:r>
+              <w:rPr>
+                <w:rFonts w:ascii="Helvetica" w:hAnsi="Helvetica" w:eastAsia="Helvetica" w:cs="Helvetica"/>
+                <w:i w:val="false"/>
+                <w:b w:val="false"/>
+                <w:u w:val="none"/>
+                <w:strike w:val="false"/>
                 <w:sz w:val="22"/>
                 <w:szCs w:val="22"/>
                 <w:color w:val="000000"/>
@@ -3948,31 +4066,33 @@
           <w:p>
             <w:pPr>
               <w:pStyle w:val="Normal"/>
-              <w:jc w:val="left"/>
-              <w:pBdr>
-                <w:bottom w:val="none" w:sz="0" w:space="0" w:color="000000"/>
-                <w:top w:val="none" w:sz="0" w:space="0" w:color="000000"/>
-                <w:left w:val="none" w:sz="0" w:space="0" w:color="000000"/>
-                <w:right w:val="none" w:sz="0" w:space="0" w:color="000000"/>
-              </w:pBdr>
-              <w:spacing w:after="100" w:before="100" w:line="240"/>
-              <w:ind w:left="100" w:right="100" w:firstLine="0" w:firstLineChars="0"/>
-              <w:rPr>
-                <w:rFonts w:ascii="Helvetica" w:hAnsi="Helvetica" w:eastAsia="Helvetica" w:cs="Helvetica"/>
-                <w:i w:val="false"/>
-                <w:b w:val="false"/>
-                <w:u w:val="none"/>
-                <w:sz w:val="22"/>
-                <w:szCs w:val="22"/>
-                <w:color w:val="000000"/>
-              </w:rPr>
-            </w:pPr>
-            <w:r>
-              <w:rPr>
-                <w:rFonts w:ascii="Helvetica" w:hAnsi="Helvetica" w:eastAsia="Helvetica" w:cs="Helvetica"/>
-                <w:i w:val="false"/>
-                <w:b w:val="false"/>
-                <w:u w:val="none"/>
+              <w:jc w:val="center"/>
+              <w:pBdr>
+                <w:bottom w:val="none" w:sz="0" w:space="0" w:color="000000"/>
+                <w:top w:val="none" w:sz="0" w:space="0" w:color="000000"/>
+                <w:left w:val="none" w:sz="0" w:space="0" w:color="000000"/>
+                <w:right w:val="none" w:sz="0" w:space="0" w:color="000000"/>
+              </w:pBdr>
+              <w:spacing w:after="100" w:before="100" w:line="240"/>
+              <w:ind w:left="100" w:right="100" w:firstLine="0" w:firstLineChars="0"/>
+              <w:rPr>
+                <w:rFonts w:ascii="Helvetica" w:hAnsi="Helvetica" w:eastAsia="Helvetica" w:cs="Helvetica"/>
+                <w:i w:val="false"/>
+                <w:b w:val="false"/>
+                <w:u w:val="none"/>
+                <w:strike w:val="false"/>
+                <w:sz w:val="22"/>
+                <w:szCs w:val="22"/>
+                <w:color w:val="000000"/>
+              </w:rPr>
+            </w:pPr>
+            <w:r>
+              <w:rPr>
+                <w:rFonts w:ascii="Helvetica" w:hAnsi="Helvetica" w:eastAsia="Helvetica" w:cs="Helvetica"/>
+                <w:i w:val="false"/>
+                <w:b w:val="false"/>
+                <w:u w:val="none"/>
+                <w:strike w:val="false"/>
                 <w:sz w:val="22"/>
                 <w:szCs w:val="22"/>
                 <w:color w:val="000000"/>
@@ -3986,7 +4106,6 @@
         <w:trPr>
           <w:trHeight w:val="360" w:hRule="auto"/>
         </w:trPr>
-        body24
         <w:tc>
           <w:tcPr>
             <w:tcBorders>
@@ -4021,17 +4140,19 @@
                 <w:i w:val="false"/>
                 <w:b w:val="false"/>
                 <w:u w:val="none"/>
-                <w:sz w:val="22"/>
-                <w:szCs w:val="22"/>
-                <w:color w:val="000000"/>
-              </w:rPr>
-            </w:pPr>
-            <w:r>
-              <w:rPr>
-                <w:rFonts w:ascii="Helvetica" w:hAnsi="Helvetica" w:eastAsia="Helvetica" w:cs="Helvetica"/>
-                <w:i w:val="false"/>
-                <w:b w:val="false"/>
-                <w:u w:val="none"/>
+                <w:strike w:val="false"/>
+                <w:sz w:val="22"/>
+                <w:szCs w:val="22"/>
+                <w:color w:val="000000"/>
+              </w:rPr>
+            </w:pPr>
+            <w:r>
+              <w:rPr>
+                <w:rFonts w:ascii="Helvetica" w:hAnsi="Helvetica" w:eastAsia="Helvetica" w:cs="Helvetica"/>
+                <w:i w:val="false"/>
+                <w:b w:val="false"/>
+                <w:u w:val="none"/>
+                <w:strike w:val="false"/>
                 <w:sz w:val="22"/>
                 <w:szCs w:val="22"/>
                 <w:color w:val="000000"/>
@@ -4060,31 +4181,33 @@
           <w:p>
             <w:pPr>
               <w:pStyle w:val="Normal"/>
-              <w:jc w:val="left"/>
-              <w:pBdr>
-                <w:bottom w:val="none" w:sz="0" w:space="0" w:color="000000"/>
-                <w:top w:val="none" w:sz="0" w:space="0" w:color="000000"/>
-                <w:left w:val="none" w:sz="0" w:space="0" w:color="000000"/>
-                <w:right w:val="none" w:sz="0" w:space="0" w:color="000000"/>
-              </w:pBdr>
-              <w:spacing w:after="100" w:before="100" w:line="240"/>
-              <w:ind w:left="100" w:right="100" w:firstLine="0" w:firstLineChars="0"/>
-              <w:rPr>
-                <w:rFonts w:ascii="Helvetica" w:hAnsi="Helvetica" w:eastAsia="Helvetica" w:cs="Helvetica"/>
-                <w:i w:val="false"/>
-                <w:b w:val="false"/>
-                <w:u w:val="none"/>
-                <w:sz w:val="22"/>
-                <w:szCs w:val="22"/>
-                <w:color w:val="000000"/>
-              </w:rPr>
-            </w:pPr>
-            <w:r>
-              <w:rPr>
-                <w:rFonts w:ascii="Helvetica" w:hAnsi="Helvetica" w:eastAsia="Helvetica" w:cs="Helvetica"/>
-                <w:i w:val="false"/>
-                <w:b w:val="false"/>
-                <w:u w:val="none"/>
+              <w:jc w:val="center"/>
+              <w:pBdr>
+                <w:bottom w:val="none" w:sz="0" w:space="0" w:color="000000"/>
+                <w:top w:val="none" w:sz="0" w:space="0" w:color="000000"/>
+                <w:left w:val="none" w:sz="0" w:space="0" w:color="000000"/>
+                <w:right w:val="none" w:sz="0" w:space="0" w:color="000000"/>
+              </w:pBdr>
+              <w:spacing w:after="100" w:before="100" w:line="240"/>
+              <w:ind w:left="100" w:right="100" w:firstLine="0" w:firstLineChars="0"/>
+              <w:rPr>
+                <w:rFonts w:ascii="Helvetica" w:hAnsi="Helvetica" w:eastAsia="Helvetica" w:cs="Helvetica"/>
+                <w:i w:val="false"/>
+                <w:b w:val="false"/>
+                <w:u w:val="none"/>
+                <w:strike w:val="false"/>
+                <w:sz w:val="22"/>
+                <w:szCs w:val="22"/>
+                <w:color w:val="000000"/>
+              </w:rPr>
+            </w:pPr>
+            <w:r>
+              <w:rPr>
+                <w:rFonts w:ascii="Helvetica" w:hAnsi="Helvetica" w:eastAsia="Helvetica" w:cs="Helvetica"/>
+                <w:i w:val="false"/>
+                <w:b w:val="false"/>
+                <w:u w:val="none"/>
+                <w:strike w:val="false"/>
                 <w:sz w:val="22"/>
                 <w:szCs w:val="22"/>
                 <w:color w:val="000000"/>
@@ -4113,31 +4236,33 @@
           <w:p>
             <w:pPr>
               <w:pStyle w:val="Normal"/>
-              <w:jc w:val="left"/>
-              <w:pBdr>
-                <w:bottom w:val="none" w:sz="0" w:space="0" w:color="000000"/>
-                <w:top w:val="none" w:sz="0" w:space="0" w:color="000000"/>
-                <w:left w:val="none" w:sz="0" w:space="0" w:color="000000"/>
-                <w:right w:val="none" w:sz="0" w:space="0" w:color="000000"/>
-              </w:pBdr>
-              <w:spacing w:after="100" w:before="100" w:line="240"/>
-              <w:ind w:left="100" w:right="100" w:firstLine="0" w:firstLineChars="0"/>
-              <w:rPr>
-                <w:rFonts w:ascii="Helvetica" w:hAnsi="Helvetica" w:eastAsia="Helvetica" w:cs="Helvetica"/>
-                <w:i w:val="false"/>
-                <w:b w:val="false"/>
-                <w:u w:val="none"/>
-                <w:sz w:val="22"/>
-                <w:szCs w:val="22"/>
-                <w:color w:val="000000"/>
-              </w:rPr>
-            </w:pPr>
-            <w:r>
-              <w:rPr>
-                <w:rFonts w:ascii="Helvetica" w:hAnsi="Helvetica" w:eastAsia="Helvetica" w:cs="Helvetica"/>
-                <w:i w:val="false"/>
-                <w:b w:val="false"/>
-                <w:u w:val="none"/>
+              <w:jc w:val="center"/>
+              <w:pBdr>
+                <w:bottom w:val="none" w:sz="0" w:space="0" w:color="000000"/>
+                <w:top w:val="none" w:sz="0" w:space="0" w:color="000000"/>
+                <w:left w:val="none" w:sz="0" w:space="0" w:color="000000"/>
+                <w:right w:val="none" w:sz="0" w:space="0" w:color="000000"/>
+              </w:pBdr>
+              <w:spacing w:after="100" w:before="100" w:line="240"/>
+              <w:ind w:left="100" w:right="100" w:firstLine="0" w:firstLineChars="0"/>
+              <w:rPr>
+                <w:rFonts w:ascii="Helvetica" w:hAnsi="Helvetica" w:eastAsia="Helvetica" w:cs="Helvetica"/>
+                <w:i w:val="false"/>
+                <w:b w:val="false"/>
+                <w:u w:val="none"/>
+                <w:strike w:val="false"/>
+                <w:sz w:val="22"/>
+                <w:szCs w:val="22"/>
+                <w:color w:val="000000"/>
+              </w:rPr>
+            </w:pPr>
+            <w:r>
+              <w:rPr>
+                <w:rFonts w:ascii="Helvetica" w:hAnsi="Helvetica" w:eastAsia="Helvetica" w:cs="Helvetica"/>
+                <w:i w:val="false"/>
+                <w:b w:val="false"/>
+                <w:u w:val="none"/>
+                <w:strike w:val="false"/>
                 <w:sz w:val="22"/>
                 <w:szCs w:val="22"/>
                 <w:color w:val="000000"/>
@@ -4151,7 +4276,6 @@
         <w:trPr>
           <w:trHeight w:val="360" w:hRule="auto"/>
         </w:trPr>
-        body25
         <w:tc>
           <w:tcPr>
             <w:tcBorders>
@@ -4186,17 +4310,19 @@
                 <w:i w:val="false"/>
                 <w:b w:val="false"/>
                 <w:u w:val="none"/>
-                <w:sz w:val="22"/>
-                <w:szCs w:val="22"/>
-                <w:color w:val="000000"/>
-              </w:rPr>
-            </w:pPr>
-            <w:r>
-              <w:rPr>
-                <w:rFonts w:ascii="Helvetica" w:hAnsi="Helvetica" w:eastAsia="Helvetica" w:cs="Helvetica"/>
-                <w:i w:val="false"/>
-                <w:b w:val="false"/>
-                <w:u w:val="none"/>
+                <w:strike w:val="false"/>
+                <w:sz w:val="22"/>
+                <w:szCs w:val="22"/>
+                <w:color w:val="000000"/>
+              </w:rPr>
+            </w:pPr>
+            <w:r>
+              <w:rPr>
+                <w:rFonts w:ascii="Helvetica" w:hAnsi="Helvetica" w:eastAsia="Helvetica" w:cs="Helvetica"/>
+                <w:i w:val="false"/>
+                <w:b w:val="false"/>
+                <w:u w:val="none"/>
+                <w:strike w:val="false"/>
                 <w:sz w:val="22"/>
                 <w:szCs w:val="22"/>
                 <w:color w:val="000000"/>
@@ -4225,31 +4351,33 @@
           <w:p>
             <w:pPr>
               <w:pStyle w:val="Normal"/>
-              <w:jc w:val="left"/>
-              <w:pBdr>
-                <w:bottom w:val="none" w:sz="0" w:space="0" w:color="000000"/>
-                <w:top w:val="none" w:sz="0" w:space="0" w:color="000000"/>
-                <w:left w:val="none" w:sz="0" w:space="0" w:color="000000"/>
-                <w:right w:val="none" w:sz="0" w:space="0" w:color="000000"/>
-              </w:pBdr>
-              <w:spacing w:after="100" w:before="100" w:line="240"/>
-              <w:ind w:left="100" w:right="100" w:firstLine="0" w:firstLineChars="0"/>
-              <w:rPr>
-                <w:rFonts w:ascii="Helvetica" w:hAnsi="Helvetica" w:eastAsia="Helvetica" w:cs="Helvetica"/>
-                <w:i w:val="false"/>
-                <w:b w:val="false"/>
-                <w:u w:val="none"/>
-                <w:sz w:val="22"/>
-                <w:szCs w:val="22"/>
-                <w:color w:val="000000"/>
-              </w:rPr>
-            </w:pPr>
-            <w:r>
-              <w:rPr>
-                <w:rFonts w:ascii="Helvetica" w:hAnsi="Helvetica" w:eastAsia="Helvetica" w:cs="Helvetica"/>
-                <w:i w:val="false"/>
-                <w:b w:val="false"/>
-                <w:u w:val="none"/>
+              <w:jc w:val="center"/>
+              <w:pBdr>
+                <w:bottom w:val="none" w:sz="0" w:space="0" w:color="000000"/>
+                <w:top w:val="none" w:sz="0" w:space="0" w:color="000000"/>
+                <w:left w:val="none" w:sz="0" w:space="0" w:color="000000"/>
+                <w:right w:val="none" w:sz="0" w:space="0" w:color="000000"/>
+              </w:pBdr>
+              <w:spacing w:after="100" w:before="100" w:line="240"/>
+              <w:ind w:left="100" w:right="100" w:firstLine="0" w:firstLineChars="0"/>
+              <w:rPr>
+                <w:rFonts w:ascii="Helvetica" w:hAnsi="Helvetica" w:eastAsia="Helvetica" w:cs="Helvetica"/>
+                <w:i w:val="false"/>
+                <w:b w:val="false"/>
+                <w:u w:val="none"/>
+                <w:strike w:val="false"/>
+                <w:sz w:val="22"/>
+                <w:szCs w:val="22"/>
+                <w:color w:val="000000"/>
+              </w:rPr>
+            </w:pPr>
+            <w:r>
+              <w:rPr>
+                <w:rFonts w:ascii="Helvetica" w:hAnsi="Helvetica" w:eastAsia="Helvetica" w:cs="Helvetica"/>
+                <w:i w:val="false"/>
+                <w:b w:val="false"/>
+                <w:u w:val="none"/>
+                <w:strike w:val="false"/>
                 <w:sz w:val="22"/>
                 <w:szCs w:val="22"/>
                 <w:color w:val="000000"/>
@@ -4278,31 +4406,33 @@
           <w:p>
             <w:pPr>
               <w:pStyle w:val="Normal"/>
-              <w:jc w:val="left"/>
-              <w:pBdr>
-                <w:bottom w:val="none" w:sz="0" w:space="0" w:color="000000"/>
-                <w:top w:val="none" w:sz="0" w:space="0" w:color="000000"/>
-                <w:left w:val="none" w:sz="0" w:space="0" w:color="000000"/>
-                <w:right w:val="none" w:sz="0" w:space="0" w:color="000000"/>
-              </w:pBdr>
-              <w:spacing w:after="100" w:before="100" w:line="240"/>
-              <w:ind w:left="100" w:right="100" w:firstLine="0" w:firstLineChars="0"/>
-              <w:rPr>
-                <w:rFonts w:ascii="Helvetica" w:hAnsi="Helvetica" w:eastAsia="Helvetica" w:cs="Helvetica"/>
-                <w:i w:val="false"/>
-                <w:b w:val="false"/>
-                <w:u w:val="none"/>
-                <w:sz w:val="22"/>
-                <w:szCs w:val="22"/>
-                <w:color w:val="000000"/>
-              </w:rPr>
-            </w:pPr>
-            <w:r>
-              <w:rPr>
-                <w:rFonts w:ascii="Helvetica" w:hAnsi="Helvetica" w:eastAsia="Helvetica" w:cs="Helvetica"/>
-                <w:i w:val="false"/>
-                <w:b w:val="false"/>
-                <w:u w:val="none"/>
+              <w:jc w:val="center"/>
+              <w:pBdr>
+                <w:bottom w:val="none" w:sz="0" w:space="0" w:color="000000"/>
+                <w:top w:val="none" w:sz="0" w:space="0" w:color="000000"/>
+                <w:left w:val="none" w:sz="0" w:space="0" w:color="000000"/>
+                <w:right w:val="none" w:sz="0" w:space="0" w:color="000000"/>
+              </w:pBdr>
+              <w:spacing w:after="100" w:before="100" w:line="240"/>
+              <w:ind w:left="100" w:right="100" w:firstLine="0" w:firstLineChars="0"/>
+              <w:rPr>
+                <w:rFonts w:ascii="Helvetica" w:hAnsi="Helvetica" w:eastAsia="Helvetica" w:cs="Helvetica"/>
+                <w:i w:val="false"/>
+                <w:b w:val="false"/>
+                <w:u w:val="none"/>
+                <w:strike w:val="false"/>
+                <w:sz w:val="22"/>
+                <w:szCs w:val="22"/>
+                <w:color w:val="000000"/>
+              </w:rPr>
+            </w:pPr>
+            <w:r>
+              <w:rPr>
+                <w:rFonts w:ascii="Helvetica" w:hAnsi="Helvetica" w:eastAsia="Helvetica" w:cs="Helvetica"/>
+                <w:i w:val="false"/>
+                <w:b w:val="false"/>
+                <w:u w:val="none"/>
+                <w:strike w:val="false"/>
                 <w:sz w:val="22"/>
                 <w:szCs w:val="22"/>
                 <w:color w:val="000000"/>
@@ -4316,7 +4446,6 @@
         <w:trPr>
           <w:trHeight w:val="360" w:hRule="auto"/>
         </w:trPr>
-        body26
         <w:tc>
           <w:tcPr>
             <w:tcBorders>
@@ -4351,17 +4480,19 @@
                 <w:i w:val="false"/>
                 <w:b w:val="false"/>
                 <w:u w:val="none"/>
-                <w:sz w:val="22"/>
-                <w:szCs w:val="22"/>
-                <w:color w:val="000000"/>
-              </w:rPr>
-            </w:pPr>
-            <w:r>
-              <w:rPr>
-                <w:rFonts w:ascii="Helvetica" w:hAnsi="Helvetica" w:eastAsia="Helvetica" w:cs="Helvetica"/>
-                <w:i w:val="false"/>
-                <w:b w:val="false"/>
-                <w:u w:val="none"/>
+                <w:strike w:val="false"/>
+                <w:sz w:val="22"/>
+                <w:szCs w:val="22"/>
+                <w:color w:val="000000"/>
+              </w:rPr>
+            </w:pPr>
+            <w:r>
+              <w:rPr>
+                <w:rFonts w:ascii="Helvetica" w:hAnsi="Helvetica" w:eastAsia="Helvetica" w:cs="Helvetica"/>
+                <w:i w:val="false"/>
+                <w:b w:val="false"/>
+                <w:u w:val="none"/>
+                <w:strike w:val="false"/>
                 <w:sz w:val="22"/>
                 <w:szCs w:val="22"/>
                 <w:color w:val="000000"/>
@@ -4390,31 +4521,33 @@
           <w:p>
             <w:pPr>
               <w:pStyle w:val="Normal"/>
-              <w:jc w:val="left"/>
-              <w:pBdr>
-                <w:bottom w:val="none" w:sz="0" w:space="0" w:color="000000"/>
-                <w:top w:val="none" w:sz="0" w:space="0" w:color="000000"/>
-                <w:left w:val="none" w:sz="0" w:space="0" w:color="000000"/>
-                <w:right w:val="none" w:sz="0" w:space="0" w:color="000000"/>
-              </w:pBdr>
-              <w:spacing w:after="100" w:before="100" w:line="240"/>
-              <w:ind w:left="100" w:right="100" w:firstLine="0" w:firstLineChars="0"/>
-              <w:rPr>
-                <w:rFonts w:ascii="Helvetica" w:hAnsi="Helvetica" w:eastAsia="Helvetica" w:cs="Helvetica"/>
-                <w:i w:val="false"/>
-                <w:b w:val="false"/>
-                <w:u w:val="none"/>
-                <w:sz w:val="22"/>
-                <w:szCs w:val="22"/>
-                <w:color w:val="000000"/>
-              </w:rPr>
-            </w:pPr>
-            <w:r>
-              <w:rPr>
-                <w:rFonts w:ascii="Helvetica" w:hAnsi="Helvetica" w:eastAsia="Helvetica" w:cs="Helvetica"/>
-                <w:i w:val="false"/>
-                <w:b w:val="false"/>
-                <w:u w:val="none"/>
+              <w:jc w:val="center"/>
+              <w:pBdr>
+                <w:bottom w:val="none" w:sz="0" w:space="0" w:color="000000"/>
+                <w:top w:val="none" w:sz="0" w:space="0" w:color="000000"/>
+                <w:left w:val="none" w:sz="0" w:space="0" w:color="000000"/>
+                <w:right w:val="none" w:sz="0" w:space="0" w:color="000000"/>
+              </w:pBdr>
+              <w:spacing w:after="100" w:before="100" w:line="240"/>
+              <w:ind w:left="100" w:right="100" w:firstLine="0" w:firstLineChars="0"/>
+              <w:rPr>
+                <w:rFonts w:ascii="Helvetica" w:hAnsi="Helvetica" w:eastAsia="Helvetica" w:cs="Helvetica"/>
+                <w:i w:val="false"/>
+                <w:b w:val="false"/>
+                <w:u w:val="none"/>
+                <w:strike w:val="false"/>
+                <w:sz w:val="22"/>
+                <w:szCs w:val="22"/>
+                <w:color w:val="000000"/>
+              </w:rPr>
+            </w:pPr>
+            <w:r>
+              <w:rPr>
+                <w:rFonts w:ascii="Helvetica" w:hAnsi="Helvetica" w:eastAsia="Helvetica" w:cs="Helvetica"/>
+                <w:i w:val="false"/>
+                <w:b w:val="false"/>
+                <w:u w:val="none"/>
+                <w:strike w:val="false"/>
                 <w:sz w:val="22"/>
                 <w:szCs w:val="22"/>
                 <w:color w:val="000000"/>
@@ -4443,31 +4576,33 @@
           <w:p>
             <w:pPr>
               <w:pStyle w:val="Normal"/>
-              <w:jc w:val="left"/>
-              <w:pBdr>
-                <w:bottom w:val="none" w:sz="0" w:space="0" w:color="000000"/>
-                <w:top w:val="none" w:sz="0" w:space="0" w:color="000000"/>
-                <w:left w:val="none" w:sz="0" w:space="0" w:color="000000"/>
-                <w:right w:val="none" w:sz="0" w:space="0" w:color="000000"/>
-              </w:pBdr>
-              <w:spacing w:after="100" w:before="100" w:line="240"/>
-              <w:ind w:left="100" w:right="100" w:firstLine="0" w:firstLineChars="0"/>
-              <w:rPr>
-                <w:rFonts w:ascii="Helvetica" w:hAnsi="Helvetica" w:eastAsia="Helvetica" w:cs="Helvetica"/>
-                <w:i w:val="false"/>
-                <w:b w:val="false"/>
-                <w:u w:val="none"/>
-                <w:sz w:val="22"/>
-                <w:szCs w:val="22"/>
-                <w:color w:val="000000"/>
-              </w:rPr>
-            </w:pPr>
-            <w:r>
-              <w:rPr>
-                <w:rFonts w:ascii="Helvetica" w:hAnsi="Helvetica" w:eastAsia="Helvetica" w:cs="Helvetica"/>
-                <w:i w:val="false"/>
-                <w:b w:val="false"/>
-                <w:u w:val="none"/>
+              <w:jc w:val="center"/>
+              <w:pBdr>
+                <w:bottom w:val="none" w:sz="0" w:space="0" w:color="000000"/>
+                <w:top w:val="none" w:sz="0" w:space="0" w:color="000000"/>
+                <w:left w:val="none" w:sz="0" w:space="0" w:color="000000"/>
+                <w:right w:val="none" w:sz="0" w:space="0" w:color="000000"/>
+              </w:pBdr>
+              <w:spacing w:after="100" w:before="100" w:line="240"/>
+              <w:ind w:left="100" w:right="100" w:firstLine="0" w:firstLineChars="0"/>
+              <w:rPr>
+                <w:rFonts w:ascii="Helvetica" w:hAnsi="Helvetica" w:eastAsia="Helvetica" w:cs="Helvetica"/>
+                <w:i w:val="false"/>
+                <w:b w:val="false"/>
+                <w:u w:val="none"/>
+                <w:strike w:val="false"/>
+                <w:sz w:val="22"/>
+                <w:szCs w:val="22"/>
+                <w:color w:val="000000"/>
+              </w:rPr>
+            </w:pPr>
+            <w:r>
+              <w:rPr>
+                <w:rFonts w:ascii="Helvetica" w:hAnsi="Helvetica" w:eastAsia="Helvetica" w:cs="Helvetica"/>
+                <w:i w:val="false"/>
+                <w:b w:val="false"/>
+                <w:u w:val="none"/>
+                <w:strike w:val="false"/>
                 <w:sz w:val="22"/>
                 <w:szCs w:val="22"/>
                 <w:color w:val="000000"/>
@@ -4481,7 +4616,6 @@
         <w:trPr>
           <w:trHeight w:val="360" w:hRule="auto"/>
         </w:trPr>
-        body27
         <w:tc>
           <w:tcPr>
             <w:tcBorders>
@@ -4516,17 +4650,19 @@
                 <w:i w:val="false"/>
                 <w:b w:val="false"/>
                 <w:u w:val="none"/>
-                <w:sz w:val="22"/>
-                <w:szCs w:val="22"/>
-                <w:color w:val="000000"/>
-              </w:rPr>
-            </w:pPr>
-            <w:r>
-              <w:rPr>
-                <w:rFonts w:ascii="Helvetica" w:hAnsi="Helvetica" w:eastAsia="Helvetica" w:cs="Helvetica"/>
-                <w:i w:val="false"/>
-                <w:b w:val="false"/>
-                <w:u w:val="none"/>
+                <w:strike w:val="false"/>
+                <w:sz w:val="22"/>
+                <w:szCs w:val="22"/>
+                <w:color w:val="000000"/>
+              </w:rPr>
+            </w:pPr>
+            <w:r>
+              <w:rPr>
+                <w:rFonts w:ascii="Helvetica" w:hAnsi="Helvetica" w:eastAsia="Helvetica" w:cs="Helvetica"/>
+                <w:i w:val="false"/>
+                <w:b w:val="false"/>
+                <w:u w:val="none"/>
+                <w:strike w:val="false"/>
                 <w:sz w:val="22"/>
                 <w:szCs w:val="22"/>
                 <w:color w:val="000000"/>
@@ -4555,31 +4691,33 @@
           <w:p>
             <w:pPr>
               <w:pStyle w:val="Normal"/>
-              <w:jc w:val="left"/>
-              <w:pBdr>
-                <w:bottom w:val="none" w:sz="0" w:space="0" w:color="000000"/>
-                <w:top w:val="none" w:sz="0" w:space="0" w:color="000000"/>
-                <w:left w:val="none" w:sz="0" w:space="0" w:color="000000"/>
-                <w:right w:val="none" w:sz="0" w:space="0" w:color="000000"/>
-              </w:pBdr>
-              <w:spacing w:after="100" w:before="100" w:line="240"/>
-              <w:ind w:left="100" w:right="100" w:firstLine="0" w:firstLineChars="0"/>
-              <w:rPr>
-                <w:rFonts w:ascii="Helvetica" w:hAnsi="Helvetica" w:eastAsia="Helvetica" w:cs="Helvetica"/>
-                <w:i w:val="false"/>
-                <w:b w:val="false"/>
-                <w:u w:val="none"/>
-                <w:sz w:val="22"/>
-                <w:szCs w:val="22"/>
-                <w:color w:val="000000"/>
-              </w:rPr>
-            </w:pPr>
-            <w:r>
-              <w:rPr>
-                <w:rFonts w:ascii="Helvetica" w:hAnsi="Helvetica" w:eastAsia="Helvetica" w:cs="Helvetica"/>
-                <w:i w:val="false"/>
-                <w:b w:val="false"/>
-                <w:u w:val="none"/>
+              <w:jc w:val="center"/>
+              <w:pBdr>
+                <w:bottom w:val="none" w:sz="0" w:space="0" w:color="000000"/>
+                <w:top w:val="none" w:sz="0" w:space="0" w:color="000000"/>
+                <w:left w:val="none" w:sz="0" w:space="0" w:color="000000"/>
+                <w:right w:val="none" w:sz="0" w:space="0" w:color="000000"/>
+              </w:pBdr>
+              <w:spacing w:after="100" w:before="100" w:line="240"/>
+              <w:ind w:left="100" w:right="100" w:firstLine="0" w:firstLineChars="0"/>
+              <w:rPr>
+                <w:rFonts w:ascii="Helvetica" w:hAnsi="Helvetica" w:eastAsia="Helvetica" w:cs="Helvetica"/>
+                <w:i w:val="false"/>
+                <w:b w:val="false"/>
+                <w:u w:val="none"/>
+                <w:strike w:val="false"/>
+                <w:sz w:val="22"/>
+                <w:szCs w:val="22"/>
+                <w:color w:val="000000"/>
+              </w:rPr>
+            </w:pPr>
+            <w:r>
+              <w:rPr>
+                <w:rFonts w:ascii="Helvetica" w:hAnsi="Helvetica" w:eastAsia="Helvetica" w:cs="Helvetica"/>
+                <w:i w:val="false"/>
+                <w:b w:val="false"/>
+                <w:u w:val="none"/>
+                <w:strike w:val="false"/>
                 <w:sz w:val="22"/>
                 <w:szCs w:val="22"/>
                 <w:color w:val="000000"/>
@@ -4608,31 +4746,33 @@
           <w:p>
             <w:pPr>
               <w:pStyle w:val="Normal"/>
-              <w:jc w:val="left"/>
-              <w:pBdr>
-                <w:bottom w:val="none" w:sz="0" w:space="0" w:color="000000"/>
-                <w:top w:val="none" w:sz="0" w:space="0" w:color="000000"/>
-                <w:left w:val="none" w:sz="0" w:space="0" w:color="000000"/>
-                <w:right w:val="none" w:sz="0" w:space="0" w:color="000000"/>
-              </w:pBdr>
-              <w:spacing w:after="100" w:before="100" w:line="240"/>
-              <w:ind w:left="100" w:right="100" w:firstLine="0" w:firstLineChars="0"/>
-              <w:rPr>
-                <w:rFonts w:ascii="Helvetica" w:hAnsi="Helvetica" w:eastAsia="Helvetica" w:cs="Helvetica"/>
-                <w:i w:val="false"/>
-                <w:b w:val="false"/>
-                <w:u w:val="none"/>
-                <w:sz w:val="22"/>
-                <w:szCs w:val="22"/>
-                <w:color w:val="000000"/>
-              </w:rPr>
-            </w:pPr>
-            <w:r>
-              <w:rPr>
-                <w:rFonts w:ascii="Helvetica" w:hAnsi="Helvetica" w:eastAsia="Helvetica" w:cs="Helvetica"/>
-                <w:i w:val="false"/>
-                <w:b w:val="false"/>
-                <w:u w:val="none"/>
+              <w:jc w:val="center"/>
+              <w:pBdr>
+                <w:bottom w:val="none" w:sz="0" w:space="0" w:color="000000"/>
+                <w:top w:val="none" w:sz="0" w:space="0" w:color="000000"/>
+                <w:left w:val="none" w:sz="0" w:space="0" w:color="000000"/>
+                <w:right w:val="none" w:sz="0" w:space="0" w:color="000000"/>
+              </w:pBdr>
+              <w:spacing w:after="100" w:before="100" w:line="240"/>
+              <w:ind w:left="100" w:right="100" w:firstLine="0" w:firstLineChars="0"/>
+              <w:rPr>
+                <w:rFonts w:ascii="Helvetica" w:hAnsi="Helvetica" w:eastAsia="Helvetica" w:cs="Helvetica"/>
+                <w:i w:val="false"/>
+                <w:b w:val="false"/>
+                <w:u w:val="none"/>
+                <w:strike w:val="false"/>
+                <w:sz w:val="22"/>
+                <w:szCs w:val="22"/>
+                <w:color w:val="000000"/>
+              </w:rPr>
+            </w:pPr>
+            <w:r>
+              <w:rPr>
+                <w:rFonts w:ascii="Helvetica" w:hAnsi="Helvetica" w:eastAsia="Helvetica" w:cs="Helvetica"/>
+                <w:i w:val="false"/>
+                <w:b w:val="false"/>
+                <w:u w:val="none"/>
+                <w:strike w:val="false"/>
                 <w:sz w:val="22"/>
                 <w:szCs w:val="22"/>
                 <w:color w:val="000000"/>
@@ -4646,7 +4786,6 @@
         <w:trPr>
           <w:trHeight w:val="360" w:hRule="auto"/>
         </w:trPr>
-        body28
         <w:tc>
           <w:tcPr>
             <w:tcBorders>
@@ -4681,17 +4820,19 @@
                 <w:i w:val="false"/>
                 <w:b w:val="false"/>
                 <w:u w:val="none"/>
-                <w:sz w:val="22"/>
-                <w:szCs w:val="22"/>
-                <w:color w:val="000000"/>
-              </w:rPr>
-            </w:pPr>
-            <w:r>
-              <w:rPr>
-                <w:rFonts w:ascii="Helvetica" w:hAnsi="Helvetica" w:eastAsia="Helvetica" w:cs="Helvetica"/>
-                <w:i w:val="false"/>
-                <w:b w:val="false"/>
-                <w:u w:val="none"/>
+                <w:strike w:val="false"/>
+                <w:sz w:val="22"/>
+                <w:szCs w:val="22"/>
+                <w:color w:val="000000"/>
+              </w:rPr>
+            </w:pPr>
+            <w:r>
+              <w:rPr>
+                <w:rFonts w:ascii="Helvetica" w:hAnsi="Helvetica" w:eastAsia="Helvetica" w:cs="Helvetica"/>
+                <w:i w:val="false"/>
+                <w:b w:val="false"/>
+                <w:u w:val="none"/>
+                <w:strike w:val="false"/>
                 <w:sz w:val="22"/>
                 <w:szCs w:val="22"/>
                 <w:color w:val="000000"/>
@@ -4720,31 +4861,33 @@
           <w:p>
             <w:pPr>
               <w:pStyle w:val="Normal"/>
-              <w:jc w:val="left"/>
-              <w:pBdr>
-                <w:bottom w:val="none" w:sz="0" w:space="0" w:color="000000"/>
-                <w:top w:val="none" w:sz="0" w:space="0" w:color="000000"/>
-                <w:left w:val="none" w:sz="0" w:space="0" w:color="000000"/>
-                <w:right w:val="none" w:sz="0" w:space="0" w:color="000000"/>
-              </w:pBdr>
-              <w:spacing w:after="100" w:before="100" w:line="240"/>
-              <w:ind w:left="100" w:right="100" w:firstLine="0" w:firstLineChars="0"/>
-              <w:rPr>
-                <w:rFonts w:ascii="Helvetica" w:hAnsi="Helvetica" w:eastAsia="Helvetica" w:cs="Helvetica"/>
-                <w:i w:val="false"/>
-                <w:b w:val="false"/>
-                <w:u w:val="none"/>
-                <w:sz w:val="22"/>
-                <w:szCs w:val="22"/>
-                <w:color w:val="000000"/>
-              </w:rPr>
-            </w:pPr>
-            <w:r>
-              <w:rPr>
-                <w:rFonts w:ascii="Helvetica" w:hAnsi="Helvetica" w:eastAsia="Helvetica" w:cs="Helvetica"/>
-                <w:i w:val="false"/>
-                <w:b w:val="false"/>
-                <w:u w:val="none"/>
+              <w:jc w:val="center"/>
+              <w:pBdr>
+                <w:bottom w:val="none" w:sz="0" w:space="0" w:color="000000"/>
+                <w:top w:val="none" w:sz="0" w:space="0" w:color="000000"/>
+                <w:left w:val="none" w:sz="0" w:space="0" w:color="000000"/>
+                <w:right w:val="none" w:sz="0" w:space="0" w:color="000000"/>
+              </w:pBdr>
+              <w:spacing w:after="100" w:before="100" w:line="240"/>
+              <w:ind w:left="100" w:right="100" w:firstLine="0" w:firstLineChars="0"/>
+              <w:rPr>
+                <w:rFonts w:ascii="Helvetica" w:hAnsi="Helvetica" w:eastAsia="Helvetica" w:cs="Helvetica"/>
+                <w:i w:val="false"/>
+                <w:b w:val="false"/>
+                <w:u w:val="none"/>
+                <w:strike w:val="false"/>
+                <w:sz w:val="22"/>
+                <w:szCs w:val="22"/>
+                <w:color w:val="000000"/>
+              </w:rPr>
+            </w:pPr>
+            <w:r>
+              <w:rPr>
+                <w:rFonts w:ascii="Helvetica" w:hAnsi="Helvetica" w:eastAsia="Helvetica" w:cs="Helvetica"/>
+                <w:i w:val="false"/>
+                <w:b w:val="false"/>
+                <w:u w:val="none"/>
+                <w:strike w:val="false"/>
                 <w:sz w:val="22"/>
                 <w:szCs w:val="22"/>
                 <w:color w:val="000000"/>
@@ -4773,31 +4916,33 @@
           <w:p>
             <w:pPr>
               <w:pStyle w:val="Normal"/>
-              <w:jc w:val="left"/>
-              <w:pBdr>
-                <w:bottom w:val="none" w:sz="0" w:space="0" w:color="000000"/>
-                <w:top w:val="none" w:sz="0" w:space="0" w:color="000000"/>
-                <w:left w:val="none" w:sz="0" w:space="0" w:color="000000"/>
-                <w:right w:val="none" w:sz="0" w:space="0" w:color="000000"/>
-              </w:pBdr>
-              <w:spacing w:after="100" w:before="100" w:line="240"/>
-              <w:ind w:left="100" w:right="100" w:firstLine="0" w:firstLineChars="0"/>
-              <w:rPr>
-                <w:rFonts w:ascii="Helvetica" w:hAnsi="Helvetica" w:eastAsia="Helvetica" w:cs="Helvetica"/>
-                <w:i w:val="false"/>
-                <w:b w:val="false"/>
-                <w:u w:val="none"/>
-                <w:sz w:val="22"/>
-                <w:szCs w:val="22"/>
-                <w:color w:val="000000"/>
-              </w:rPr>
-            </w:pPr>
-            <w:r>
-              <w:rPr>
-                <w:rFonts w:ascii="Helvetica" w:hAnsi="Helvetica" w:eastAsia="Helvetica" w:cs="Helvetica"/>
-                <w:i w:val="false"/>
-                <w:b w:val="false"/>
-                <w:u w:val="none"/>
+              <w:jc w:val="center"/>
+              <w:pBdr>
+                <w:bottom w:val="none" w:sz="0" w:space="0" w:color="000000"/>
+                <w:top w:val="none" w:sz="0" w:space="0" w:color="000000"/>
+                <w:left w:val="none" w:sz="0" w:space="0" w:color="000000"/>
+                <w:right w:val="none" w:sz="0" w:space="0" w:color="000000"/>
+              </w:pBdr>
+              <w:spacing w:after="100" w:before="100" w:line="240"/>
+              <w:ind w:left="100" w:right="100" w:firstLine="0" w:firstLineChars="0"/>
+              <w:rPr>
+                <w:rFonts w:ascii="Helvetica" w:hAnsi="Helvetica" w:eastAsia="Helvetica" w:cs="Helvetica"/>
+                <w:i w:val="false"/>
+                <w:b w:val="false"/>
+                <w:u w:val="none"/>
+                <w:strike w:val="false"/>
+                <w:sz w:val="22"/>
+                <w:szCs w:val="22"/>
+                <w:color w:val="000000"/>
+              </w:rPr>
+            </w:pPr>
+            <w:r>
+              <w:rPr>
+                <w:rFonts w:ascii="Helvetica" w:hAnsi="Helvetica" w:eastAsia="Helvetica" w:cs="Helvetica"/>
+                <w:i w:val="false"/>
+                <w:b w:val="false"/>
+                <w:u w:val="none"/>
+                <w:strike w:val="false"/>
                 <w:sz w:val="22"/>
                 <w:szCs w:val="22"/>
                 <w:color w:val="000000"/>
@@ -4811,7 +4956,6 @@
         <w:trPr>
           <w:trHeight w:val="360" w:hRule="auto"/>
         </w:trPr>
-        body29
         <w:tc>
           <w:tcPr>
             <w:tcBorders>
@@ -4846,17 +4990,19 @@
                 <w:i w:val="false"/>
                 <w:b w:val="false"/>
                 <w:u w:val="none"/>
-                <w:sz w:val="22"/>
-                <w:szCs w:val="22"/>
-                <w:color w:val="000000"/>
-              </w:rPr>
-            </w:pPr>
-            <w:r>
-              <w:rPr>
-                <w:rFonts w:ascii="Helvetica" w:hAnsi="Helvetica" w:eastAsia="Helvetica" w:cs="Helvetica"/>
-                <w:i w:val="false"/>
-                <w:b w:val="false"/>
-                <w:u w:val="none"/>
+                <w:strike w:val="false"/>
+                <w:sz w:val="22"/>
+                <w:szCs w:val="22"/>
+                <w:color w:val="000000"/>
+              </w:rPr>
+            </w:pPr>
+            <w:r>
+              <w:rPr>
+                <w:rFonts w:ascii="Helvetica" w:hAnsi="Helvetica" w:eastAsia="Helvetica" w:cs="Helvetica"/>
+                <w:i w:val="false"/>
+                <w:b w:val="false"/>
+                <w:u w:val="none"/>
+                <w:strike w:val="false"/>
                 <w:sz w:val="22"/>
                 <w:szCs w:val="22"/>
                 <w:color w:val="000000"/>
@@ -4885,31 +5031,33 @@
           <w:p>
             <w:pPr>
               <w:pStyle w:val="Normal"/>
-              <w:jc w:val="left"/>
-              <w:pBdr>
-                <w:bottom w:val="none" w:sz="0" w:space="0" w:color="000000"/>
-                <w:top w:val="none" w:sz="0" w:space="0" w:color="000000"/>
-                <w:left w:val="none" w:sz="0" w:space="0" w:color="000000"/>
-                <w:right w:val="none" w:sz="0" w:space="0" w:color="000000"/>
-              </w:pBdr>
-              <w:spacing w:after="100" w:before="100" w:line="240"/>
-              <w:ind w:left="100" w:right="100" w:firstLine="0" w:firstLineChars="0"/>
-              <w:rPr>
-                <w:rFonts w:ascii="Helvetica" w:hAnsi="Helvetica" w:eastAsia="Helvetica" w:cs="Helvetica"/>
-                <w:i w:val="false"/>
-                <w:b w:val="false"/>
-                <w:u w:val="none"/>
-                <w:sz w:val="22"/>
-                <w:szCs w:val="22"/>
-                <w:color w:val="000000"/>
-              </w:rPr>
-            </w:pPr>
-            <w:r>
-              <w:rPr>
-                <w:rFonts w:ascii="Helvetica" w:hAnsi="Helvetica" w:eastAsia="Helvetica" w:cs="Helvetica"/>
-                <w:i w:val="false"/>
-                <w:b w:val="false"/>
-                <w:u w:val="none"/>
+              <w:jc w:val="center"/>
+              <w:pBdr>
+                <w:bottom w:val="none" w:sz="0" w:space="0" w:color="000000"/>
+                <w:top w:val="none" w:sz="0" w:space="0" w:color="000000"/>
+                <w:left w:val="none" w:sz="0" w:space="0" w:color="000000"/>
+                <w:right w:val="none" w:sz="0" w:space="0" w:color="000000"/>
+              </w:pBdr>
+              <w:spacing w:after="100" w:before="100" w:line="240"/>
+              <w:ind w:left="100" w:right="100" w:firstLine="0" w:firstLineChars="0"/>
+              <w:rPr>
+                <w:rFonts w:ascii="Helvetica" w:hAnsi="Helvetica" w:eastAsia="Helvetica" w:cs="Helvetica"/>
+                <w:i w:val="false"/>
+                <w:b w:val="false"/>
+                <w:u w:val="none"/>
+                <w:strike w:val="false"/>
+                <w:sz w:val="22"/>
+                <w:szCs w:val="22"/>
+                <w:color w:val="000000"/>
+              </w:rPr>
+            </w:pPr>
+            <w:r>
+              <w:rPr>
+                <w:rFonts w:ascii="Helvetica" w:hAnsi="Helvetica" w:eastAsia="Helvetica" w:cs="Helvetica"/>
+                <w:i w:val="false"/>
+                <w:b w:val="false"/>
+                <w:u w:val="none"/>
+                <w:strike w:val="false"/>
                 <w:sz w:val="22"/>
                 <w:szCs w:val="22"/>
                 <w:color w:val="000000"/>
@@ -4938,31 +5086,33 @@
           <w:p>
             <w:pPr>
               <w:pStyle w:val="Normal"/>
-              <w:jc w:val="left"/>
-              <w:pBdr>
-                <w:bottom w:val="none" w:sz="0" w:space="0" w:color="000000"/>
-                <w:top w:val="none" w:sz="0" w:space="0" w:color="000000"/>
-                <w:left w:val="none" w:sz="0" w:space="0" w:color="000000"/>
-                <w:right w:val="none" w:sz="0" w:space="0" w:color="000000"/>
-              </w:pBdr>
-              <w:spacing w:after="100" w:before="100" w:line="240"/>
-              <w:ind w:left="100" w:right="100" w:firstLine="0" w:firstLineChars="0"/>
-              <w:rPr>
-                <w:rFonts w:ascii="Helvetica" w:hAnsi="Helvetica" w:eastAsia="Helvetica" w:cs="Helvetica"/>
-                <w:i w:val="false"/>
-                <w:b w:val="false"/>
-                <w:u w:val="none"/>
-                <w:sz w:val="22"/>
-                <w:szCs w:val="22"/>
-                <w:color w:val="000000"/>
-              </w:rPr>
-            </w:pPr>
-            <w:r>
-              <w:rPr>
-                <w:rFonts w:ascii="Helvetica" w:hAnsi="Helvetica" w:eastAsia="Helvetica" w:cs="Helvetica"/>
-                <w:i w:val="false"/>
-                <w:b w:val="false"/>
-                <w:u w:val="none"/>
+              <w:jc w:val="center"/>
+              <w:pBdr>
+                <w:bottom w:val="none" w:sz="0" w:space="0" w:color="000000"/>
+                <w:top w:val="none" w:sz="0" w:space="0" w:color="000000"/>
+                <w:left w:val="none" w:sz="0" w:space="0" w:color="000000"/>
+                <w:right w:val="none" w:sz="0" w:space="0" w:color="000000"/>
+              </w:pBdr>
+              <w:spacing w:after="100" w:before="100" w:line="240"/>
+              <w:ind w:left="100" w:right="100" w:firstLine="0" w:firstLineChars="0"/>
+              <w:rPr>
+                <w:rFonts w:ascii="Helvetica" w:hAnsi="Helvetica" w:eastAsia="Helvetica" w:cs="Helvetica"/>
+                <w:i w:val="false"/>
+                <w:b w:val="false"/>
+                <w:u w:val="none"/>
+                <w:strike w:val="false"/>
+                <w:sz w:val="22"/>
+                <w:szCs w:val="22"/>
+                <w:color w:val="000000"/>
+              </w:rPr>
+            </w:pPr>
+            <w:r>
+              <w:rPr>
+                <w:rFonts w:ascii="Helvetica" w:hAnsi="Helvetica" w:eastAsia="Helvetica" w:cs="Helvetica"/>
+                <w:i w:val="false"/>
+                <w:b w:val="false"/>
+                <w:u w:val="none"/>
+                <w:strike w:val="false"/>
                 <w:sz w:val="22"/>
                 <w:szCs w:val="22"/>
                 <w:color w:val="000000"/>
@@ -4976,11 +5126,10 @@
         <w:trPr>
           <w:trHeight w:val="360" w:hRule="auto"/>
         </w:trPr>
-        body30
-        <w:tc>
-          <w:tcPr>
-            <w:tcBorders>
-              <w:bottom w:val="none" w:sz="0" w:space="0" w:color="000000"/>
+        <w:tc>
+          <w:tcPr>
+            <w:tcBorders>
+              <w:bottom w:val="single" w:sz="6" w:space="0" w:color="666666"/>
               <w:top w:val="none" w:sz="0" w:space="0" w:color="000000"/>
               <w:left w:val="none" w:sz="0" w:space="0" w:color="000000"/>
               <w:right w:val="none" w:sz="0" w:space="0" w:color="000000"/>
@@ -5011,17 +5160,19 @@
                 <w:i w:val="false"/>
                 <w:b w:val="false"/>
                 <w:u w:val="none"/>
-                <w:sz w:val="22"/>
-                <w:szCs w:val="22"/>
-                <w:color w:val="000000"/>
-              </w:rPr>
-            </w:pPr>
-            <w:r>
-              <w:rPr>
-                <w:rFonts w:ascii="Helvetica" w:hAnsi="Helvetica" w:eastAsia="Helvetica" w:cs="Helvetica"/>
-                <w:i w:val="false"/>
-                <w:b w:val="false"/>
-                <w:u w:val="none"/>
+                <w:strike w:val="false"/>
+                <w:sz w:val="22"/>
+                <w:szCs w:val="22"/>
+                <w:color w:val="000000"/>
+              </w:rPr>
+            </w:pPr>
+            <w:r>
+              <w:rPr>
+                <w:rFonts w:ascii="Helvetica" w:hAnsi="Helvetica" w:eastAsia="Helvetica" w:cs="Helvetica"/>
+                <w:i w:val="false"/>
+                <w:b w:val="false"/>
+                <w:u w:val="none"/>
+                <w:strike w:val="false"/>
                 <w:sz w:val="22"/>
                 <w:szCs w:val="22"/>
                 <w:color w:val="000000"/>
@@ -5033,48 +5184,50 @@
         <w:tc>
           <w:tcPr>
             <w:tcBorders>
-              <w:bottom w:val="none" w:sz="0" w:space="0" w:color="000000"/>
-              <w:top w:val="none" w:sz="0" w:space="0" w:color="000000"/>
-              <w:left w:val="none" w:sz="0" w:space="0" w:color="000000"/>
-              <w:right w:val="none" w:sz="0" w:space="0" w:color="000000"/>
-            </w:tcBorders>
-            <w:shd w:val="clear" w:color="auto" w:fill="FFFFFF"/>
-            <w:tcMar>
-              <w:top w:w="0" w:type="dxa"/>
-              <w:bottom w:w="0" w:type="dxa"/>
-              <w:left w:w="0" w:type="dxa"/>
-              <w:right w:w="0" w:type="dxa"/>
-            </w:tcMar>
-            <w:vAlign w:val="center"/>
-          </w:tcPr>
-          <w:p>
-            <w:pPr>
-              <w:pStyle w:val="Normal"/>
-              <w:jc w:val="left"/>
-              <w:pBdr>
-                <w:bottom w:val="none" w:sz="0" w:space="0" w:color="000000"/>
-                <w:top w:val="none" w:sz="0" w:space="0" w:color="000000"/>
-                <w:left w:val="none" w:sz="0" w:space="0" w:color="000000"/>
-                <w:right w:val="none" w:sz="0" w:space="0" w:color="000000"/>
-              </w:pBdr>
-              <w:spacing w:after="100" w:before="100" w:line="240"/>
-              <w:ind w:left="100" w:right="100" w:firstLine="0" w:firstLineChars="0"/>
-              <w:rPr>
-                <w:rFonts w:ascii="Helvetica" w:hAnsi="Helvetica" w:eastAsia="Helvetica" w:cs="Helvetica"/>
-                <w:i w:val="false"/>
-                <w:b w:val="false"/>
-                <w:u w:val="none"/>
-                <w:sz w:val="22"/>
-                <w:szCs w:val="22"/>
-                <w:color w:val="000000"/>
-              </w:rPr>
-            </w:pPr>
-            <w:r>
-              <w:rPr>
-                <w:rFonts w:ascii="Helvetica" w:hAnsi="Helvetica" w:eastAsia="Helvetica" w:cs="Helvetica"/>
-                <w:i w:val="false"/>
-                <w:b w:val="false"/>
-                <w:u w:val="none"/>
+              <w:bottom w:val="single" w:sz="6" w:space="0" w:color="666666"/>
+              <w:top w:val="none" w:sz="0" w:space="0" w:color="000000"/>
+              <w:left w:val="none" w:sz="0" w:space="0" w:color="000000"/>
+              <w:right w:val="none" w:sz="0" w:space="0" w:color="000000"/>
+            </w:tcBorders>
+            <w:shd w:val="clear" w:color="auto" w:fill="FFFFFF"/>
+            <w:tcMar>
+              <w:top w:w="0" w:type="dxa"/>
+              <w:bottom w:w="0" w:type="dxa"/>
+              <w:left w:w="0" w:type="dxa"/>
+              <w:right w:w="0" w:type="dxa"/>
+            </w:tcMar>
+            <w:vAlign w:val="center"/>
+          </w:tcPr>
+          <w:p>
+            <w:pPr>
+              <w:pStyle w:val="Normal"/>
+              <w:jc w:val="center"/>
+              <w:pBdr>
+                <w:bottom w:val="none" w:sz="0" w:space="0" w:color="000000"/>
+                <w:top w:val="none" w:sz="0" w:space="0" w:color="000000"/>
+                <w:left w:val="none" w:sz="0" w:space="0" w:color="000000"/>
+                <w:right w:val="none" w:sz="0" w:space="0" w:color="000000"/>
+              </w:pBdr>
+              <w:spacing w:after="100" w:before="100" w:line="240"/>
+              <w:ind w:left="100" w:right="100" w:firstLine="0" w:firstLineChars="0"/>
+              <w:rPr>
+                <w:rFonts w:ascii="Helvetica" w:hAnsi="Helvetica" w:eastAsia="Helvetica" w:cs="Helvetica"/>
+                <w:i w:val="false"/>
+                <w:b w:val="false"/>
+                <w:u w:val="none"/>
+                <w:strike w:val="false"/>
+                <w:sz w:val="22"/>
+                <w:szCs w:val="22"/>
+                <w:color w:val="000000"/>
+              </w:rPr>
+            </w:pPr>
+            <w:r>
+              <w:rPr>
+                <w:rFonts w:ascii="Helvetica" w:hAnsi="Helvetica" w:eastAsia="Helvetica" w:cs="Helvetica"/>
+                <w:i w:val="false"/>
+                <w:b w:val="false"/>
+                <w:u w:val="none"/>
+                <w:strike w:val="false"/>
                 <w:sz w:val="22"/>
                 <w:szCs w:val="22"/>
                 <w:color w:val="000000"/>
@@ -5086,48 +5239,50 @@
         <w:tc>
           <w:tcPr>
             <w:tcBorders>
-              <w:bottom w:val="none" w:sz="0" w:space="0" w:color="000000"/>
-              <w:top w:val="none" w:sz="0" w:space="0" w:color="000000"/>
-              <w:left w:val="none" w:sz="0" w:space="0" w:color="000000"/>
-              <w:right w:val="none" w:sz="0" w:space="0" w:color="000000"/>
-            </w:tcBorders>
-            <w:shd w:val="clear" w:color="auto" w:fill="FFFFFF"/>
-            <w:tcMar>
-              <w:top w:w="0" w:type="dxa"/>
-              <w:bottom w:w="0" w:type="dxa"/>
-              <w:left w:w="0" w:type="dxa"/>
-              <w:right w:w="0" w:type="dxa"/>
-            </w:tcMar>
-            <w:vAlign w:val="center"/>
-          </w:tcPr>
-          <w:p>
-            <w:pPr>
-              <w:pStyle w:val="Normal"/>
-              <w:jc w:val="left"/>
-              <w:pBdr>
-                <w:bottom w:val="none" w:sz="0" w:space="0" w:color="000000"/>
-                <w:top w:val="none" w:sz="0" w:space="0" w:color="000000"/>
-                <w:left w:val="none" w:sz="0" w:space="0" w:color="000000"/>
-                <w:right w:val="none" w:sz="0" w:space="0" w:color="000000"/>
-              </w:pBdr>
-              <w:spacing w:after="100" w:before="100" w:line="240"/>
-              <w:ind w:left="100" w:right="100" w:firstLine="0" w:firstLineChars="0"/>
-              <w:rPr>
-                <w:rFonts w:ascii="Helvetica" w:hAnsi="Helvetica" w:eastAsia="Helvetica" w:cs="Helvetica"/>
-                <w:i w:val="false"/>
-                <w:b w:val="false"/>
-                <w:u w:val="none"/>
-                <w:sz w:val="22"/>
-                <w:szCs w:val="22"/>
-                <w:color w:val="000000"/>
-              </w:rPr>
-            </w:pPr>
-            <w:r>
-              <w:rPr>
-                <w:rFonts w:ascii="Helvetica" w:hAnsi="Helvetica" w:eastAsia="Helvetica" w:cs="Helvetica"/>
-                <w:i w:val="false"/>
-                <w:b w:val="false"/>
-                <w:u w:val="none"/>
+              <w:bottom w:val="single" w:sz="6" w:space="0" w:color="666666"/>
+              <w:top w:val="none" w:sz="0" w:space="0" w:color="000000"/>
+              <w:left w:val="none" w:sz="0" w:space="0" w:color="000000"/>
+              <w:right w:val="none" w:sz="0" w:space="0" w:color="000000"/>
+            </w:tcBorders>
+            <w:shd w:val="clear" w:color="auto" w:fill="FFFFFF"/>
+            <w:tcMar>
+              <w:top w:w="0" w:type="dxa"/>
+              <w:bottom w:w="0" w:type="dxa"/>
+              <w:left w:w="0" w:type="dxa"/>
+              <w:right w:w="0" w:type="dxa"/>
+            </w:tcMar>
+            <w:vAlign w:val="center"/>
+          </w:tcPr>
+          <w:p>
+            <w:pPr>
+              <w:pStyle w:val="Normal"/>
+              <w:jc w:val="center"/>
+              <w:pBdr>
+                <w:bottom w:val="none" w:sz="0" w:space="0" w:color="000000"/>
+                <w:top w:val="none" w:sz="0" w:space="0" w:color="000000"/>
+                <w:left w:val="none" w:sz="0" w:space="0" w:color="000000"/>
+                <w:right w:val="none" w:sz="0" w:space="0" w:color="000000"/>
+              </w:pBdr>
+              <w:spacing w:after="100" w:before="100" w:line="240"/>
+              <w:ind w:left="100" w:right="100" w:firstLine="0" w:firstLineChars="0"/>
+              <w:rPr>
+                <w:rFonts w:ascii="Helvetica" w:hAnsi="Helvetica" w:eastAsia="Helvetica" w:cs="Helvetica"/>
+                <w:i w:val="false"/>
+                <w:b w:val="false"/>
+                <w:u w:val="none"/>
+                <w:strike w:val="false"/>
+                <w:sz w:val="22"/>
+                <w:szCs w:val="22"/>
+                <w:color w:val="000000"/>
+              </w:rPr>
+            </w:pPr>
+            <w:r>
+              <w:rPr>
+                <w:rFonts w:ascii="Helvetica" w:hAnsi="Helvetica" w:eastAsia="Helvetica" w:cs="Helvetica"/>
+                <w:i w:val="false"/>
+                <w:b w:val="false"/>
+                <w:u w:val="none"/>
+                <w:strike w:val="false"/>
                 <w:sz w:val="22"/>
                 <w:szCs w:val="22"/>
                 <w:color w:val="000000"/>
@@ -5141,12 +5296,11 @@
         <w:trPr>
           <w:trHeight w:val="360" w:hRule="auto"/>
         </w:trPr>
-        body31
-        <w:tc>
-          <w:tcPr>
-            <w:tcBorders>
-              <w:bottom w:val="none" w:sz="0" w:space="0" w:color="000000"/>
-              <w:top w:val="none" w:sz="0" w:space="0" w:color="000000"/>
+        <w:tc>
+          <w:tcPr>
+            <w:tcBorders>
+              <w:bottom w:val="none" w:sz="0" w:space="0" w:color="000000"/>
+              <w:top w:val="single" w:sz="6" w:space="0" w:color="666666"/>
               <w:left w:val="none" w:sz="0" w:space="0" w:color="000000"/>
               <w:right w:val="none" w:sz="0" w:space="0" w:color="000000"/>
             </w:tcBorders>
@@ -5176,17 +5330,19 @@
                 <w:i w:val="false"/>
                 <w:b w:val="false"/>
                 <w:u w:val="none"/>
-                <w:sz w:val="22"/>
-                <w:szCs w:val="22"/>
-                <w:color w:val="000000"/>
-              </w:rPr>
-            </w:pPr>
-            <w:r>
-              <w:rPr>
-                <w:rFonts w:ascii="Helvetica" w:hAnsi="Helvetica" w:eastAsia="Helvetica" w:cs="Helvetica"/>
-                <w:i w:val="false"/>
-                <w:b w:val="false"/>
-                <w:u w:val="none"/>
+                <w:strike w:val="false"/>
+                <w:sz w:val="22"/>
+                <w:szCs w:val="22"/>
+                <w:color w:val="000000"/>
+              </w:rPr>
+            </w:pPr>
+            <w:r>
+              <w:rPr>
+                <w:rFonts w:ascii="Helvetica" w:hAnsi="Helvetica" w:eastAsia="Helvetica" w:cs="Helvetica"/>
+                <w:i w:val="false"/>
+                <w:b w:val="false"/>
+                <w:u w:val="none"/>
+                <w:strike w:val="false"/>
                 <w:sz w:val="22"/>
                 <w:szCs w:val="22"/>
                 <w:color w:val="000000"/>
@@ -5199,47 +5355,49 @@
           <w:tcPr>
             <w:tcBorders>
               <w:bottom w:val="none" w:sz="0" w:space="0" w:color="000000"/>
-              <w:top w:val="none" w:sz="0" w:space="0" w:color="000000"/>
-              <w:left w:val="none" w:sz="0" w:space="0" w:color="000000"/>
-              <w:right w:val="none" w:sz="0" w:space="0" w:color="000000"/>
-            </w:tcBorders>
-            <w:shd w:val="clear" w:color="auto" w:fill="FFFFFF"/>
-            <w:tcMar>
-              <w:top w:w="0" w:type="dxa"/>
-              <w:bottom w:w="0" w:type="dxa"/>
-              <w:left w:w="0" w:type="dxa"/>
-              <w:right w:w="0" w:type="dxa"/>
-            </w:tcMar>
-            <w:vAlign w:val="center"/>
-          </w:tcPr>
-          <w:p>
-            <w:pPr>
-              <w:pStyle w:val="Normal"/>
-              <w:jc w:val="left"/>
-              <w:pBdr>
-                <w:bottom w:val="none" w:sz="0" w:space="0" w:color="000000"/>
-                <w:top w:val="none" w:sz="0" w:space="0" w:color="000000"/>
-                <w:left w:val="none" w:sz="0" w:space="0" w:color="000000"/>
-                <w:right w:val="none" w:sz="0" w:space="0" w:color="000000"/>
-              </w:pBdr>
-              <w:spacing w:after="100" w:before="100" w:line="240"/>
-              <w:ind w:left="100" w:right="100" w:firstLine="0" w:firstLineChars="0"/>
-              <w:rPr>
-                <w:rFonts w:ascii="Helvetica" w:hAnsi="Helvetica" w:eastAsia="Helvetica" w:cs="Helvetica"/>
-                <w:i w:val="false"/>
-                <w:b w:val="false"/>
-                <w:u w:val="none"/>
-                <w:sz w:val="22"/>
-                <w:szCs w:val="22"/>
-                <w:color w:val="000000"/>
-              </w:rPr>
-            </w:pPr>
-            <w:r>
-              <w:rPr>
-                <w:rFonts w:ascii="Helvetica" w:hAnsi="Helvetica" w:eastAsia="Helvetica" w:cs="Helvetica"/>
-                <w:i w:val="false"/>
-                <w:b w:val="false"/>
-                <w:u w:val="none"/>
+              <w:top w:val="single" w:sz="6" w:space="0" w:color="666666"/>
+              <w:left w:val="none" w:sz="0" w:space="0" w:color="000000"/>
+              <w:right w:val="none" w:sz="0" w:space="0" w:color="000000"/>
+            </w:tcBorders>
+            <w:shd w:val="clear" w:color="auto" w:fill="FFFFFF"/>
+            <w:tcMar>
+              <w:top w:w="0" w:type="dxa"/>
+              <w:bottom w:w="0" w:type="dxa"/>
+              <w:left w:w="0" w:type="dxa"/>
+              <w:right w:w="0" w:type="dxa"/>
+            </w:tcMar>
+            <w:vAlign w:val="center"/>
+          </w:tcPr>
+          <w:p>
+            <w:pPr>
+              <w:pStyle w:val="Normal"/>
+              <w:jc w:val="center"/>
+              <w:pBdr>
+                <w:bottom w:val="none" w:sz="0" w:space="0" w:color="000000"/>
+                <w:top w:val="none" w:sz="0" w:space="0" w:color="000000"/>
+                <w:left w:val="none" w:sz="0" w:space="0" w:color="000000"/>
+                <w:right w:val="none" w:sz="0" w:space="0" w:color="000000"/>
+              </w:pBdr>
+              <w:spacing w:after="100" w:before="100" w:line="240"/>
+              <w:ind w:left="100" w:right="100" w:firstLine="0" w:firstLineChars="0"/>
+              <w:rPr>
+                <w:rFonts w:ascii="Helvetica" w:hAnsi="Helvetica" w:eastAsia="Helvetica" w:cs="Helvetica"/>
+                <w:i w:val="false"/>
+                <w:b w:val="false"/>
+                <w:u w:val="none"/>
+                <w:strike w:val="false"/>
+                <w:sz w:val="22"/>
+                <w:szCs w:val="22"/>
+                <w:color w:val="000000"/>
+              </w:rPr>
+            </w:pPr>
+            <w:r>
+              <w:rPr>
+                <w:rFonts w:ascii="Helvetica" w:hAnsi="Helvetica" w:eastAsia="Helvetica" w:cs="Helvetica"/>
+                <w:i w:val="false"/>
+                <w:b w:val="false"/>
+                <w:u w:val="none"/>
+                <w:strike w:val="false"/>
                 <w:sz w:val="22"/>
                 <w:szCs w:val="22"/>
                 <w:color w:val="000000"/>
@@ -5252,47 +5410,49 @@
           <w:tcPr>
             <w:tcBorders>
               <w:bottom w:val="none" w:sz="0" w:space="0" w:color="000000"/>
-              <w:top w:val="none" w:sz="0" w:space="0" w:color="000000"/>
-              <w:left w:val="none" w:sz="0" w:space="0" w:color="000000"/>
-              <w:right w:val="none" w:sz="0" w:space="0" w:color="000000"/>
-            </w:tcBorders>
-            <w:shd w:val="clear" w:color="auto" w:fill="FFFFFF"/>
-            <w:tcMar>
-              <w:top w:w="0" w:type="dxa"/>
-              <w:bottom w:w="0" w:type="dxa"/>
-              <w:left w:w="0" w:type="dxa"/>
-              <w:right w:w="0" w:type="dxa"/>
-            </w:tcMar>
-            <w:vAlign w:val="center"/>
-          </w:tcPr>
-          <w:p>
-            <w:pPr>
-              <w:pStyle w:val="Normal"/>
-              <w:jc w:val="left"/>
-              <w:pBdr>
-                <w:bottom w:val="none" w:sz="0" w:space="0" w:color="000000"/>
-                <w:top w:val="none" w:sz="0" w:space="0" w:color="000000"/>
-                <w:left w:val="none" w:sz="0" w:space="0" w:color="000000"/>
-                <w:right w:val="none" w:sz="0" w:space="0" w:color="000000"/>
-              </w:pBdr>
-              <w:spacing w:after="100" w:before="100" w:line="240"/>
-              <w:ind w:left="100" w:right="100" w:firstLine="0" w:firstLineChars="0"/>
-              <w:rPr>
-                <w:rFonts w:ascii="Helvetica" w:hAnsi="Helvetica" w:eastAsia="Helvetica" w:cs="Helvetica"/>
-                <w:i w:val="false"/>
-                <w:b w:val="false"/>
-                <w:u w:val="none"/>
-                <w:sz w:val="22"/>
-                <w:szCs w:val="22"/>
-                <w:color w:val="000000"/>
-              </w:rPr>
-            </w:pPr>
-            <w:r>
-              <w:rPr>
-                <w:rFonts w:ascii="Helvetica" w:hAnsi="Helvetica" w:eastAsia="Helvetica" w:cs="Helvetica"/>
-                <w:i w:val="false"/>
-                <w:b w:val="false"/>
-                <w:u w:val="none"/>
+              <w:top w:val="single" w:sz="6" w:space="0" w:color="666666"/>
+              <w:left w:val="none" w:sz="0" w:space="0" w:color="000000"/>
+              <w:right w:val="none" w:sz="0" w:space="0" w:color="000000"/>
+            </w:tcBorders>
+            <w:shd w:val="clear" w:color="auto" w:fill="FFFFFF"/>
+            <w:tcMar>
+              <w:top w:w="0" w:type="dxa"/>
+              <w:bottom w:w="0" w:type="dxa"/>
+              <w:left w:w="0" w:type="dxa"/>
+              <w:right w:w="0" w:type="dxa"/>
+            </w:tcMar>
+            <w:vAlign w:val="center"/>
+          </w:tcPr>
+          <w:p>
+            <w:pPr>
+              <w:pStyle w:val="Normal"/>
+              <w:jc w:val="center"/>
+              <w:pBdr>
+                <w:bottom w:val="none" w:sz="0" w:space="0" w:color="000000"/>
+                <w:top w:val="none" w:sz="0" w:space="0" w:color="000000"/>
+                <w:left w:val="none" w:sz="0" w:space="0" w:color="000000"/>
+                <w:right w:val="none" w:sz="0" w:space="0" w:color="000000"/>
+              </w:pBdr>
+              <w:spacing w:after="100" w:before="100" w:line="240"/>
+              <w:ind w:left="100" w:right="100" w:firstLine="0" w:firstLineChars="0"/>
+              <w:rPr>
+                <w:rFonts w:ascii="Helvetica" w:hAnsi="Helvetica" w:eastAsia="Helvetica" w:cs="Helvetica"/>
+                <w:i w:val="false"/>
+                <w:b w:val="false"/>
+                <w:u w:val="none"/>
+                <w:strike w:val="false"/>
+                <w:sz w:val="22"/>
+                <w:szCs w:val="22"/>
+                <w:color w:val="000000"/>
+              </w:rPr>
+            </w:pPr>
+            <w:r>
+              <w:rPr>
+                <w:rFonts w:ascii="Helvetica" w:hAnsi="Helvetica" w:eastAsia="Helvetica" w:cs="Helvetica"/>
+                <w:i w:val="false"/>
+                <w:b w:val="false"/>
+                <w:u w:val="none"/>
+                <w:strike w:val="false"/>
                 <w:sz w:val="22"/>
                 <w:szCs w:val="22"/>
                 <w:color w:val="000000"/>
@@ -5306,7 +5466,6 @@
         <w:trPr>
           <w:trHeight w:val="360" w:hRule="auto"/>
         </w:trPr>
-        body32
         <w:tc>
           <w:tcPr>
             <w:tcBorders>
@@ -5341,17 +5500,19 @@
                 <w:i w:val="false"/>
                 <w:b w:val="false"/>
                 <w:u w:val="none"/>
-                <w:sz w:val="22"/>
-                <w:szCs w:val="22"/>
-                <w:color w:val="000000"/>
-              </w:rPr>
-            </w:pPr>
-            <w:r>
-              <w:rPr>
-                <w:rFonts w:ascii="Helvetica" w:hAnsi="Helvetica" w:eastAsia="Helvetica" w:cs="Helvetica"/>
-                <w:i w:val="false"/>
-                <w:b w:val="false"/>
-                <w:u w:val="none"/>
+                <w:strike w:val="false"/>
+                <w:sz w:val="22"/>
+                <w:szCs w:val="22"/>
+                <w:color w:val="000000"/>
+              </w:rPr>
+            </w:pPr>
+            <w:r>
+              <w:rPr>
+                <w:rFonts w:ascii="Helvetica" w:hAnsi="Helvetica" w:eastAsia="Helvetica" w:cs="Helvetica"/>
+                <w:i w:val="false"/>
+                <w:b w:val="false"/>
+                <w:u w:val="none"/>
+                <w:strike w:val="false"/>
                 <w:sz w:val="22"/>
                 <w:szCs w:val="22"/>
                 <w:color w:val="000000"/>
@@ -5380,31 +5541,33 @@
           <w:p>
             <w:pPr>
               <w:pStyle w:val="Normal"/>
-              <w:jc w:val="left"/>
-              <w:pBdr>
-                <w:bottom w:val="none" w:sz="0" w:space="0" w:color="000000"/>
-                <w:top w:val="none" w:sz="0" w:space="0" w:color="000000"/>
-                <w:left w:val="none" w:sz="0" w:space="0" w:color="000000"/>
-                <w:right w:val="none" w:sz="0" w:space="0" w:color="000000"/>
-              </w:pBdr>
-              <w:spacing w:after="100" w:before="100" w:line="240"/>
-              <w:ind w:left="100" w:right="100" w:firstLine="0" w:firstLineChars="0"/>
-              <w:rPr>
-                <w:rFonts w:ascii="Helvetica" w:hAnsi="Helvetica" w:eastAsia="Helvetica" w:cs="Helvetica"/>
-                <w:i w:val="false"/>
-                <w:b w:val="false"/>
-                <w:u w:val="none"/>
-                <w:sz w:val="22"/>
-                <w:szCs w:val="22"/>
-                <w:color w:val="000000"/>
-              </w:rPr>
-            </w:pPr>
-            <w:r>
-              <w:rPr>
-                <w:rFonts w:ascii="Helvetica" w:hAnsi="Helvetica" w:eastAsia="Helvetica" w:cs="Helvetica"/>
-                <w:i w:val="false"/>
-                <w:b w:val="false"/>
-                <w:u w:val="none"/>
+              <w:jc w:val="center"/>
+              <w:pBdr>
+                <w:bottom w:val="none" w:sz="0" w:space="0" w:color="000000"/>
+                <w:top w:val="none" w:sz="0" w:space="0" w:color="000000"/>
+                <w:left w:val="none" w:sz="0" w:space="0" w:color="000000"/>
+                <w:right w:val="none" w:sz="0" w:space="0" w:color="000000"/>
+              </w:pBdr>
+              <w:spacing w:after="100" w:before="100" w:line="240"/>
+              <w:ind w:left="100" w:right="100" w:firstLine="0" w:firstLineChars="0"/>
+              <w:rPr>
+                <w:rFonts w:ascii="Helvetica" w:hAnsi="Helvetica" w:eastAsia="Helvetica" w:cs="Helvetica"/>
+                <w:i w:val="false"/>
+                <w:b w:val="false"/>
+                <w:u w:val="none"/>
+                <w:strike w:val="false"/>
+                <w:sz w:val="22"/>
+                <w:szCs w:val="22"/>
+                <w:color w:val="000000"/>
+              </w:rPr>
+            </w:pPr>
+            <w:r>
+              <w:rPr>
+                <w:rFonts w:ascii="Helvetica" w:hAnsi="Helvetica" w:eastAsia="Helvetica" w:cs="Helvetica"/>
+                <w:i w:val="false"/>
+                <w:b w:val="false"/>
+                <w:u w:val="none"/>
+                <w:strike w:val="false"/>
                 <w:sz w:val="22"/>
                 <w:szCs w:val="22"/>
                 <w:color w:val="000000"/>
@@ -5433,31 +5596,33 @@
           <w:p>
             <w:pPr>
               <w:pStyle w:val="Normal"/>
-              <w:jc w:val="left"/>
-              <w:pBdr>
-                <w:bottom w:val="none" w:sz="0" w:space="0" w:color="000000"/>
-                <w:top w:val="none" w:sz="0" w:space="0" w:color="000000"/>
-                <w:left w:val="none" w:sz="0" w:space="0" w:color="000000"/>
-                <w:right w:val="none" w:sz="0" w:space="0" w:color="000000"/>
-              </w:pBdr>
-              <w:spacing w:after="100" w:before="100" w:line="240"/>
-              <w:ind w:left="100" w:right="100" w:firstLine="0" w:firstLineChars="0"/>
-              <w:rPr>
-                <w:rFonts w:ascii="Helvetica" w:hAnsi="Helvetica" w:eastAsia="Helvetica" w:cs="Helvetica"/>
-                <w:i w:val="false"/>
-                <w:b w:val="false"/>
-                <w:u w:val="none"/>
-                <w:sz w:val="22"/>
-                <w:szCs w:val="22"/>
-                <w:color w:val="000000"/>
-              </w:rPr>
-            </w:pPr>
-            <w:r>
-              <w:rPr>
-                <w:rFonts w:ascii="Helvetica" w:hAnsi="Helvetica" w:eastAsia="Helvetica" w:cs="Helvetica"/>
-                <w:i w:val="false"/>
-                <w:b w:val="false"/>
-                <w:u w:val="none"/>
+              <w:jc w:val="center"/>
+              <w:pBdr>
+                <w:bottom w:val="none" w:sz="0" w:space="0" w:color="000000"/>
+                <w:top w:val="none" w:sz="0" w:space="0" w:color="000000"/>
+                <w:left w:val="none" w:sz="0" w:space="0" w:color="000000"/>
+                <w:right w:val="none" w:sz="0" w:space="0" w:color="000000"/>
+              </w:pBdr>
+              <w:spacing w:after="100" w:before="100" w:line="240"/>
+              <w:ind w:left="100" w:right="100" w:firstLine="0" w:firstLineChars="0"/>
+              <w:rPr>
+                <w:rFonts w:ascii="Helvetica" w:hAnsi="Helvetica" w:eastAsia="Helvetica" w:cs="Helvetica"/>
+                <w:i w:val="false"/>
+                <w:b w:val="false"/>
+                <w:u w:val="none"/>
+                <w:strike w:val="false"/>
+                <w:sz w:val="22"/>
+                <w:szCs w:val="22"/>
+                <w:color w:val="000000"/>
+              </w:rPr>
+            </w:pPr>
+            <w:r>
+              <w:rPr>
+                <w:rFonts w:ascii="Helvetica" w:hAnsi="Helvetica" w:eastAsia="Helvetica" w:cs="Helvetica"/>
+                <w:i w:val="false"/>
+                <w:b w:val="false"/>
+                <w:u w:val="none"/>
+                <w:strike w:val="false"/>
                 <w:sz w:val="22"/>
                 <w:szCs w:val="22"/>
                 <w:color w:val="000000"/>
@@ -5471,7 +5636,6 @@
         <w:trPr>
           <w:trHeight w:val="360" w:hRule="auto"/>
         </w:trPr>
-        footer 1
         <w:tc>
           <w:tcPr>
             <w:gridSpan w:val="3"/>
@@ -5507,17 +5671,19 @@
                 <w:i w:val="false"/>
                 <w:b w:val="false"/>
                 <w:u w:val="none"/>
-                <w:sz w:val="22"/>
-                <w:szCs w:val="22"/>
-                <w:color w:val="000000"/>
-              </w:rPr>
-            </w:pPr>
-            <w:r>
-              <w:rPr>
-                <w:rFonts w:ascii="Helvetica" w:hAnsi="Helvetica" w:eastAsia="Helvetica" w:cs="Helvetica"/>
-                <w:i w:val="false"/>
-                <w:b w:val="false"/>
-                <w:u w:val="none"/>
+                <w:strike w:val="false"/>
+                <w:sz w:val="22"/>
+                <w:szCs w:val="22"/>
+                <w:color w:val="000000"/>
+              </w:rPr>
+            </w:pPr>
+            <w:r>
+              <w:rPr>
+                <w:rFonts w:ascii="Helvetica" w:hAnsi="Helvetica" w:eastAsia="Helvetica" w:cs="Helvetica"/>
+                <w:i w:val="false"/>
+                <w:b w:val="false"/>
+                <w:u w:val="none"/>
+                <w:strike w:val="false"/>
                 <w:sz w:val="22"/>
                 <w:szCs w:val="22"/>
                 <w:color w:val="000000"/>
@@ -5528,9 +5694,9 @@
         </w:tc>
       </w:tr>
     </w:tbl>
-    <w:sectPr w:officer="true">
-      <w:pgMar w:header="720" w:bottom="1440" w:top="1440" w:right="1440" w:left="1440" w:footer="720" w:gutter="720"/>
-      <w:pgSz w:h="16848" w:w="11952" w:orient="portrait"/>
+    <w:sectPr>
+      <w:pgMar w:header="708" w:bottom="1417" w:top="1417" w:right="1417" w:left="1417" w:footer="708" w:gutter="0"/>
+      <w:pgSz w:h="16838" w:w="11906" w:orient="portrait"/>
       <w:type w:val="continuous"/>
       <w:cols/>
     </w:sectPr>

--- a/results/regression_multiple.docx
+++ b/results/regression_multiple.docx
@@ -26,6 +26,7 @@
           <w:trHeight w:val="360" w:hRule="auto"/>
           <w:tblHeader/>
         </w:trPr>
+        header 1
         <w:tc>
           <w:tcPr>
             <w:tcBorders>
@@ -45,7 +46,6 @@
           </w:tcPr>
           <w:p>
             <w:pPr>
-              <w:pStyle w:val="Normal"/>
               <w:jc w:val="left"/>
               <w:pBdr>
                 <w:bottom w:val="none" w:sz="0" w:space="0" w:color="000000"/>
@@ -100,7 +100,6 @@
           </w:tcPr>
           <w:p>
             <w:pPr>
-              <w:pStyle w:val="Normal"/>
               <w:jc w:val="center"/>
               <w:pBdr>
                 <w:bottom w:val="none" w:sz="0" w:space="0" w:color="000000"/>
@@ -155,7 +154,6 @@
           </w:tcPr>
           <w:p>
             <w:pPr>
-              <w:pStyle w:val="Normal"/>
               <w:jc w:val="center"/>
               <w:pBdr>
                 <w:bottom w:val="none" w:sz="0" w:space="0" w:color="000000"/>
@@ -196,6 +194,7 @@
         <w:trPr>
           <w:trHeight w:val="360" w:hRule="auto"/>
         </w:trPr>
+        body 1
         <w:tc>
           <w:tcPr>
             <w:tcBorders>
@@ -215,7 +214,6 @@
           </w:tcPr>
           <w:p>
             <w:pPr>
-              <w:pStyle w:val="Normal"/>
               <w:jc w:val="left"/>
               <w:pBdr>
                 <w:bottom w:val="none" w:sz="0" w:space="0" w:color="000000"/>
@@ -270,7 +268,6 @@
           </w:tcPr>
           <w:p>
             <w:pPr>
-              <w:pStyle w:val="Normal"/>
               <w:jc w:val="center"/>
               <w:pBdr>
                 <w:bottom w:val="none" w:sz="0" w:space="0" w:color="000000"/>
@@ -325,7 +322,6 @@
           </w:tcPr>
           <w:p>
             <w:pPr>
-              <w:pStyle w:val="Normal"/>
               <w:jc w:val="center"/>
               <w:pBdr>
                 <w:bottom w:val="none" w:sz="0" w:space="0" w:color="000000"/>
@@ -366,26 +362,26 @@
         <w:trPr>
           <w:trHeight w:val="360" w:hRule="auto"/>
         </w:trPr>
-        <w:tc>
-          <w:tcPr>
-            <w:tcBorders>
-              <w:bottom w:val="none" w:sz="0" w:space="0" w:color="000000"/>
-              <w:top w:val="none" w:sz="0" w:space="0" w:color="000000"/>
-              <w:left w:val="none" w:sz="0" w:space="0" w:color="000000"/>
-              <w:right w:val="none" w:sz="0" w:space="0" w:color="000000"/>
-            </w:tcBorders>
-            <w:shd w:val="clear" w:color="auto" w:fill="FFFFFF"/>
-            <w:tcMar>
-              <w:top w:w="0" w:type="dxa"/>
-              <w:bottom w:w="0" w:type="dxa"/>
-              <w:left w:w="0" w:type="dxa"/>
-              <w:right w:w="0" w:type="dxa"/>
-            </w:tcMar>
-            <w:vAlign w:val="center"/>
-          </w:tcPr>
-          <w:p>
-            <w:pPr>
-              <w:pStyle w:val="Normal"/>
+        body 2
+        <w:tc>
+          <w:tcPr>
+            <w:tcBorders>
+              <w:bottom w:val="none" w:sz="0" w:space="0" w:color="000000"/>
+              <w:top w:val="none" w:sz="0" w:space="0" w:color="000000"/>
+              <w:left w:val="none" w:sz="0" w:space="0" w:color="000000"/>
+              <w:right w:val="none" w:sz="0" w:space="0" w:color="000000"/>
+            </w:tcBorders>
+            <w:shd w:val="clear" w:color="auto" w:fill="FFFFFF"/>
+            <w:tcMar>
+              <w:top w:w="0" w:type="dxa"/>
+              <w:bottom w:w="0" w:type="dxa"/>
+              <w:left w:w="0" w:type="dxa"/>
+              <w:right w:w="0" w:type="dxa"/>
+            </w:tcMar>
+            <w:vAlign w:val="center"/>
+          </w:tcPr>
+          <w:p>
+            <w:pPr>
               <w:jc w:val="left"/>
               <w:pBdr>
                 <w:bottom w:val="none" w:sz="0" w:space="0" w:color="000000"/>
@@ -440,7 +436,6 @@
           </w:tcPr>
           <w:p>
             <w:pPr>
-              <w:pStyle w:val="Normal"/>
               <w:jc w:val="center"/>
               <w:pBdr>
                 <w:bottom w:val="none" w:sz="0" w:space="0" w:color="000000"/>
@@ -495,7 +490,6 @@
           </w:tcPr>
           <w:p>
             <w:pPr>
-              <w:pStyle w:val="Normal"/>
               <w:jc w:val="center"/>
               <w:pBdr>
                 <w:bottom w:val="none" w:sz="0" w:space="0" w:color="000000"/>
@@ -536,26 +530,26 @@
         <w:trPr>
           <w:trHeight w:val="360" w:hRule="auto"/>
         </w:trPr>
-        <w:tc>
-          <w:tcPr>
-            <w:tcBorders>
-              <w:bottom w:val="none" w:sz="0" w:space="0" w:color="000000"/>
-              <w:top w:val="none" w:sz="0" w:space="0" w:color="000000"/>
-              <w:left w:val="none" w:sz="0" w:space="0" w:color="000000"/>
-              <w:right w:val="none" w:sz="0" w:space="0" w:color="000000"/>
-            </w:tcBorders>
-            <w:shd w:val="clear" w:color="auto" w:fill="FFFFFF"/>
-            <w:tcMar>
-              <w:top w:w="0" w:type="dxa"/>
-              <w:bottom w:w="0" w:type="dxa"/>
-              <w:left w:w="0" w:type="dxa"/>
-              <w:right w:w="0" w:type="dxa"/>
-            </w:tcMar>
-            <w:vAlign w:val="center"/>
-          </w:tcPr>
-          <w:p>
-            <w:pPr>
-              <w:pStyle w:val="Normal"/>
+        body 3
+        <w:tc>
+          <w:tcPr>
+            <w:tcBorders>
+              <w:bottom w:val="none" w:sz="0" w:space="0" w:color="000000"/>
+              <w:top w:val="none" w:sz="0" w:space="0" w:color="000000"/>
+              <w:left w:val="none" w:sz="0" w:space="0" w:color="000000"/>
+              <w:right w:val="none" w:sz="0" w:space="0" w:color="000000"/>
+            </w:tcBorders>
+            <w:shd w:val="clear" w:color="auto" w:fill="FFFFFF"/>
+            <w:tcMar>
+              <w:top w:w="0" w:type="dxa"/>
+              <w:bottom w:w="0" w:type="dxa"/>
+              <w:left w:w="0" w:type="dxa"/>
+              <w:right w:w="0" w:type="dxa"/>
+            </w:tcMar>
+            <w:vAlign w:val="center"/>
+          </w:tcPr>
+          <w:p>
+            <w:pPr>
               <w:jc w:val="left"/>
               <w:pBdr>
                 <w:bottom w:val="none" w:sz="0" w:space="0" w:color="000000"/>
@@ -610,7 +604,6 @@
           </w:tcPr>
           <w:p>
             <w:pPr>
-              <w:pStyle w:val="Normal"/>
               <w:jc w:val="center"/>
               <w:pBdr>
                 <w:bottom w:val="none" w:sz="0" w:space="0" w:color="000000"/>
@@ -665,7 +658,6 @@
           </w:tcPr>
           <w:p>
             <w:pPr>
-              <w:pStyle w:val="Normal"/>
               <w:jc w:val="center"/>
               <w:pBdr>
                 <w:bottom w:val="none" w:sz="0" w:space="0" w:color="000000"/>
@@ -706,26 +698,26 @@
         <w:trPr>
           <w:trHeight w:val="360" w:hRule="auto"/>
         </w:trPr>
-        <w:tc>
-          <w:tcPr>
-            <w:tcBorders>
-              <w:bottom w:val="none" w:sz="0" w:space="0" w:color="000000"/>
-              <w:top w:val="none" w:sz="0" w:space="0" w:color="000000"/>
-              <w:left w:val="none" w:sz="0" w:space="0" w:color="000000"/>
-              <w:right w:val="none" w:sz="0" w:space="0" w:color="000000"/>
-            </w:tcBorders>
-            <w:shd w:val="clear" w:color="auto" w:fill="FFFFFF"/>
-            <w:tcMar>
-              <w:top w:w="0" w:type="dxa"/>
-              <w:bottom w:w="0" w:type="dxa"/>
-              <w:left w:w="0" w:type="dxa"/>
-              <w:right w:w="0" w:type="dxa"/>
-            </w:tcMar>
-            <w:vAlign w:val="center"/>
-          </w:tcPr>
-          <w:p>
-            <w:pPr>
-              <w:pStyle w:val="Normal"/>
+        body 4
+        <w:tc>
+          <w:tcPr>
+            <w:tcBorders>
+              <w:bottom w:val="none" w:sz="0" w:space="0" w:color="000000"/>
+              <w:top w:val="none" w:sz="0" w:space="0" w:color="000000"/>
+              <w:left w:val="none" w:sz="0" w:space="0" w:color="000000"/>
+              <w:right w:val="none" w:sz="0" w:space="0" w:color="000000"/>
+            </w:tcBorders>
+            <w:shd w:val="clear" w:color="auto" w:fill="FFFFFF"/>
+            <w:tcMar>
+              <w:top w:w="0" w:type="dxa"/>
+              <w:bottom w:w="0" w:type="dxa"/>
+              <w:left w:w="0" w:type="dxa"/>
+              <w:right w:w="0" w:type="dxa"/>
+            </w:tcMar>
+            <w:vAlign w:val="center"/>
+          </w:tcPr>
+          <w:p>
+            <w:pPr>
               <w:jc w:val="left"/>
               <w:pBdr>
                 <w:bottom w:val="none" w:sz="0" w:space="0" w:color="000000"/>
@@ -780,7 +772,6 @@
           </w:tcPr>
           <w:p>
             <w:pPr>
-              <w:pStyle w:val="Normal"/>
               <w:jc w:val="center"/>
               <w:pBdr>
                 <w:bottom w:val="none" w:sz="0" w:space="0" w:color="000000"/>
@@ -835,7 +826,6 @@
           </w:tcPr>
           <w:p>
             <w:pPr>
-              <w:pStyle w:val="Normal"/>
               <w:jc w:val="center"/>
               <w:pBdr>
                 <w:bottom w:val="none" w:sz="0" w:space="0" w:color="000000"/>
@@ -876,26 +866,26 @@
         <w:trPr>
           <w:trHeight w:val="360" w:hRule="auto"/>
         </w:trPr>
-        <w:tc>
-          <w:tcPr>
-            <w:tcBorders>
-              <w:bottom w:val="none" w:sz="0" w:space="0" w:color="000000"/>
-              <w:top w:val="none" w:sz="0" w:space="0" w:color="000000"/>
-              <w:left w:val="none" w:sz="0" w:space="0" w:color="000000"/>
-              <w:right w:val="none" w:sz="0" w:space="0" w:color="000000"/>
-            </w:tcBorders>
-            <w:shd w:val="clear" w:color="auto" w:fill="FFFFFF"/>
-            <w:tcMar>
-              <w:top w:w="0" w:type="dxa"/>
-              <w:bottom w:w="0" w:type="dxa"/>
-              <w:left w:w="0" w:type="dxa"/>
-              <w:right w:w="0" w:type="dxa"/>
-            </w:tcMar>
-            <w:vAlign w:val="center"/>
-          </w:tcPr>
-          <w:p>
-            <w:pPr>
-              <w:pStyle w:val="Normal"/>
+        body 5
+        <w:tc>
+          <w:tcPr>
+            <w:tcBorders>
+              <w:bottom w:val="none" w:sz="0" w:space="0" w:color="000000"/>
+              <w:top w:val="none" w:sz="0" w:space="0" w:color="000000"/>
+              <w:left w:val="none" w:sz="0" w:space="0" w:color="000000"/>
+              <w:right w:val="none" w:sz="0" w:space="0" w:color="000000"/>
+            </w:tcBorders>
+            <w:shd w:val="clear" w:color="auto" w:fill="FFFFFF"/>
+            <w:tcMar>
+              <w:top w:w="0" w:type="dxa"/>
+              <w:bottom w:w="0" w:type="dxa"/>
+              <w:left w:w="0" w:type="dxa"/>
+              <w:right w:w="0" w:type="dxa"/>
+            </w:tcMar>
+            <w:vAlign w:val="center"/>
+          </w:tcPr>
+          <w:p>
+            <w:pPr>
               <w:jc w:val="left"/>
               <w:pBdr>
                 <w:bottom w:val="none" w:sz="0" w:space="0" w:color="000000"/>
@@ -950,7 +940,6 @@
           </w:tcPr>
           <w:p>
             <w:pPr>
-              <w:pStyle w:val="Normal"/>
               <w:jc w:val="center"/>
               <w:pBdr>
                 <w:bottom w:val="none" w:sz="0" w:space="0" w:color="000000"/>
@@ -1005,7 +994,6 @@
           </w:tcPr>
           <w:p>
             <w:pPr>
-              <w:pStyle w:val="Normal"/>
               <w:jc w:val="center"/>
               <w:pBdr>
                 <w:bottom w:val="none" w:sz="0" w:space="0" w:color="000000"/>
@@ -1046,26 +1034,26 @@
         <w:trPr>
           <w:trHeight w:val="360" w:hRule="auto"/>
         </w:trPr>
-        <w:tc>
-          <w:tcPr>
-            <w:tcBorders>
-              <w:bottom w:val="none" w:sz="0" w:space="0" w:color="000000"/>
-              <w:top w:val="none" w:sz="0" w:space="0" w:color="000000"/>
-              <w:left w:val="none" w:sz="0" w:space="0" w:color="000000"/>
-              <w:right w:val="none" w:sz="0" w:space="0" w:color="000000"/>
-            </w:tcBorders>
-            <w:shd w:val="clear" w:color="auto" w:fill="FFFFFF"/>
-            <w:tcMar>
-              <w:top w:w="0" w:type="dxa"/>
-              <w:bottom w:w="0" w:type="dxa"/>
-              <w:left w:w="0" w:type="dxa"/>
-              <w:right w:w="0" w:type="dxa"/>
-            </w:tcMar>
-            <w:vAlign w:val="center"/>
-          </w:tcPr>
-          <w:p>
-            <w:pPr>
-              <w:pStyle w:val="Normal"/>
+        body 6
+        <w:tc>
+          <w:tcPr>
+            <w:tcBorders>
+              <w:bottom w:val="none" w:sz="0" w:space="0" w:color="000000"/>
+              <w:top w:val="none" w:sz="0" w:space="0" w:color="000000"/>
+              <w:left w:val="none" w:sz="0" w:space="0" w:color="000000"/>
+              <w:right w:val="none" w:sz="0" w:space="0" w:color="000000"/>
+            </w:tcBorders>
+            <w:shd w:val="clear" w:color="auto" w:fill="FFFFFF"/>
+            <w:tcMar>
+              <w:top w:w="0" w:type="dxa"/>
+              <w:bottom w:w="0" w:type="dxa"/>
+              <w:left w:w="0" w:type="dxa"/>
+              <w:right w:w="0" w:type="dxa"/>
+            </w:tcMar>
+            <w:vAlign w:val="center"/>
+          </w:tcPr>
+          <w:p>
+            <w:pPr>
               <w:jc w:val="left"/>
               <w:pBdr>
                 <w:bottom w:val="none" w:sz="0" w:space="0" w:color="000000"/>
@@ -1120,7 +1108,6 @@
           </w:tcPr>
           <w:p>
             <w:pPr>
-              <w:pStyle w:val="Normal"/>
               <w:jc w:val="center"/>
               <w:pBdr>
                 <w:bottom w:val="none" w:sz="0" w:space="0" w:color="000000"/>
@@ -1175,7 +1162,6 @@
           </w:tcPr>
           <w:p>
             <w:pPr>
-              <w:pStyle w:val="Normal"/>
               <w:jc w:val="center"/>
               <w:pBdr>
                 <w:bottom w:val="none" w:sz="0" w:space="0" w:color="000000"/>
@@ -1216,26 +1202,26 @@
         <w:trPr>
           <w:trHeight w:val="360" w:hRule="auto"/>
         </w:trPr>
-        <w:tc>
-          <w:tcPr>
-            <w:tcBorders>
-              <w:bottom w:val="none" w:sz="0" w:space="0" w:color="000000"/>
-              <w:top w:val="none" w:sz="0" w:space="0" w:color="000000"/>
-              <w:left w:val="none" w:sz="0" w:space="0" w:color="000000"/>
-              <w:right w:val="none" w:sz="0" w:space="0" w:color="000000"/>
-            </w:tcBorders>
-            <w:shd w:val="clear" w:color="auto" w:fill="FFFFFF"/>
-            <w:tcMar>
-              <w:top w:w="0" w:type="dxa"/>
-              <w:bottom w:w="0" w:type="dxa"/>
-              <w:left w:w="0" w:type="dxa"/>
-              <w:right w:w="0" w:type="dxa"/>
-            </w:tcMar>
-            <w:vAlign w:val="center"/>
-          </w:tcPr>
-          <w:p>
-            <w:pPr>
-              <w:pStyle w:val="Normal"/>
+        body 7
+        <w:tc>
+          <w:tcPr>
+            <w:tcBorders>
+              <w:bottom w:val="none" w:sz="0" w:space="0" w:color="000000"/>
+              <w:top w:val="none" w:sz="0" w:space="0" w:color="000000"/>
+              <w:left w:val="none" w:sz="0" w:space="0" w:color="000000"/>
+              <w:right w:val="none" w:sz="0" w:space="0" w:color="000000"/>
+            </w:tcBorders>
+            <w:shd w:val="clear" w:color="auto" w:fill="FFFFFF"/>
+            <w:tcMar>
+              <w:top w:w="0" w:type="dxa"/>
+              <w:bottom w:w="0" w:type="dxa"/>
+              <w:left w:w="0" w:type="dxa"/>
+              <w:right w:w="0" w:type="dxa"/>
+            </w:tcMar>
+            <w:vAlign w:val="center"/>
+          </w:tcPr>
+          <w:p>
+            <w:pPr>
               <w:jc w:val="left"/>
               <w:pBdr>
                 <w:bottom w:val="none" w:sz="0" w:space="0" w:color="000000"/>
@@ -1290,7 +1276,6 @@
           </w:tcPr>
           <w:p>
             <w:pPr>
-              <w:pStyle w:val="Normal"/>
               <w:jc w:val="center"/>
               <w:pBdr>
                 <w:bottom w:val="none" w:sz="0" w:space="0" w:color="000000"/>
@@ -1345,7 +1330,6 @@
           </w:tcPr>
           <w:p>
             <w:pPr>
-              <w:pStyle w:val="Normal"/>
               <w:jc w:val="center"/>
               <w:pBdr>
                 <w:bottom w:val="none" w:sz="0" w:space="0" w:color="000000"/>
@@ -1386,26 +1370,26 @@
         <w:trPr>
           <w:trHeight w:val="360" w:hRule="auto"/>
         </w:trPr>
-        <w:tc>
-          <w:tcPr>
-            <w:tcBorders>
-              <w:bottom w:val="none" w:sz="0" w:space="0" w:color="000000"/>
-              <w:top w:val="none" w:sz="0" w:space="0" w:color="000000"/>
-              <w:left w:val="none" w:sz="0" w:space="0" w:color="000000"/>
-              <w:right w:val="none" w:sz="0" w:space="0" w:color="000000"/>
-            </w:tcBorders>
-            <w:shd w:val="clear" w:color="auto" w:fill="FFFFFF"/>
-            <w:tcMar>
-              <w:top w:w="0" w:type="dxa"/>
-              <w:bottom w:w="0" w:type="dxa"/>
-              <w:left w:w="0" w:type="dxa"/>
-              <w:right w:w="0" w:type="dxa"/>
-            </w:tcMar>
-            <w:vAlign w:val="center"/>
-          </w:tcPr>
-          <w:p>
-            <w:pPr>
-              <w:pStyle w:val="Normal"/>
+        body 8
+        <w:tc>
+          <w:tcPr>
+            <w:tcBorders>
+              <w:bottom w:val="none" w:sz="0" w:space="0" w:color="000000"/>
+              <w:top w:val="none" w:sz="0" w:space="0" w:color="000000"/>
+              <w:left w:val="none" w:sz="0" w:space="0" w:color="000000"/>
+              <w:right w:val="none" w:sz="0" w:space="0" w:color="000000"/>
+            </w:tcBorders>
+            <w:shd w:val="clear" w:color="auto" w:fill="FFFFFF"/>
+            <w:tcMar>
+              <w:top w:w="0" w:type="dxa"/>
+              <w:bottom w:w="0" w:type="dxa"/>
+              <w:left w:w="0" w:type="dxa"/>
+              <w:right w:w="0" w:type="dxa"/>
+            </w:tcMar>
+            <w:vAlign w:val="center"/>
+          </w:tcPr>
+          <w:p>
+            <w:pPr>
               <w:jc w:val="left"/>
               <w:pBdr>
                 <w:bottom w:val="none" w:sz="0" w:space="0" w:color="000000"/>
@@ -1460,7 +1444,6 @@
           </w:tcPr>
           <w:p>
             <w:pPr>
-              <w:pStyle w:val="Normal"/>
               <w:jc w:val="center"/>
               <w:pBdr>
                 <w:bottom w:val="none" w:sz="0" w:space="0" w:color="000000"/>
@@ -1515,7 +1498,6 @@
           </w:tcPr>
           <w:p>
             <w:pPr>
-              <w:pStyle w:val="Normal"/>
               <w:jc w:val="center"/>
               <w:pBdr>
                 <w:bottom w:val="none" w:sz="0" w:space="0" w:color="000000"/>
@@ -1556,26 +1538,26 @@
         <w:trPr>
           <w:trHeight w:val="360" w:hRule="auto"/>
         </w:trPr>
-        <w:tc>
-          <w:tcPr>
-            <w:tcBorders>
-              <w:bottom w:val="none" w:sz="0" w:space="0" w:color="000000"/>
-              <w:top w:val="none" w:sz="0" w:space="0" w:color="000000"/>
-              <w:left w:val="none" w:sz="0" w:space="0" w:color="000000"/>
-              <w:right w:val="none" w:sz="0" w:space="0" w:color="000000"/>
-            </w:tcBorders>
-            <w:shd w:val="clear" w:color="auto" w:fill="FFFFFF"/>
-            <w:tcMar>
-              <w:top w:w="0" w:type="dxa"/>
-              <w:bottom w:w="0" w:type="dxa"/>
-              <w:left w:w="0" w:type="dxa"/>
-              <w:right w:w="0" w:type="dxa"/>
-            </w:tcMar>
-            <w:vAlign w:val="center"/>
-          </w:tcPr>
-          <w:p>
-            <w:pPr>
-              <w:pStyle w:val="Normal"/>
+        body 9
+        <w:tc>
+          <w:tcPr>
+            <w:tcBorders>
+              <w:bottom w:val="none" w:sz="0" w:space="0" w:color="000000"/>
+              <w:top w:val="none" w:sz="0" w:space="0" w:color="000000"/>
+              <w:left w:val="none" w:sz="0" w:space="0" w:color="000000"/>
+              <w:right w:val="none" w:sz="0" w:space="0" w:color="000000"/>
+            </w:tcBorders>
+            <w:shd w:val="clear" w:color="auto" w:fill="FFFFFF"/>
+            <w:tcMar>
+              <w:top w:w="0" w:type="dxa"/>
+              <w:bottom w:w="0" w:type="dxa"/>
+              <w:left w:w="0" w:type="dxa"/>
+              <w:right w:w="0" w:type="dxa"/>
+            </w:tcMar>
+            <w:vAlign w:val="center"/>
+          </w:tcPr>
+          <w:p>
+            <w:pPr>
               <w:jc w:val="left"/>
               <w:pBdr>
                 <w:bottom w:val="none" w:sz="0" w:space="0" w:color="000000"/>
@@ -1630,7 +1612,6 @@
           </w:tcPr>
           <w:p>
             <w:pPr>
-              <w:pStyle w:val="Normal"/>
               <w:jc w:val="center"/>
               <w:pBdr>
                 <w:bottom w:val="none" w:sz="0" w:space="0" w:color="000000"/>
@@ -1685,7 +1666,6 @@
           </w:tcPr>
           <w:p>
             <w:pPr>
-              <w:pStyle w:val="Normal"/>
               <w:jc w:val="center"/>
               <w:pBdr>
                 <w:bottom w:val="none" w:sz="0" w:space="0" w:color="000000"/>
@@ -1726,26 +1706,26 @@
         <w:trPr>
           <w:trHeight w:val="360" w:hRule="auto"/>
         </w:trPr>
-        <w:tc>
-          <w:tcPr>
-            <w:tcBorders>
-              <w:bottom w:val="none" w:sz="0" w:space="0" w:color="000000"/>
-              <w:top w:val="none" w:sz="0" w:space="0" w:color="000000"/>
-              <w:left w:val="none" w:sz="0" w:space="0" w:color="000000"/>
-              <w:right w:val="none" w:sz="0" w:space="0" w:color="000000"/>
-            </w:tcBorders>
-            <w:shd w:val="clear" w:color="auto" w:fill="FFFFFF"/>
-            <w:tcMar>
-              <w:top w:w="0" w:type="dxa"/>
-              <w:bottom w:w="0" w:type="dxa"/>
-              <w:left w:w="0" w:type="dxa"/>
-              <w:right w:w="0" w:type="dxa"/>
-            </w:tcMar>
-            <w:vAlign w:val="center"/>
-          </w:tcPr>
-          <w:p>
-            <w:pPr>
-              <w:pStyle w:val="Normal"/>
+        body10
+        <w:tc>
+          <w:tcPr>
+            <w:tcBorders>
+              <w:bottom w:val="none" w:sz="0" w:space="0" w:color="000000"/>
+              <w:top w:val="none" w:sz="0" w:space="0" w:color="000000"/>
+              <w:left w:val="none" w:sz="0" w:space="0" w:color="000000"/>
+              <w:right w:val="none" w:sz="0" w:space="0" w:color="000000"/>
+            </w:tcBorders>
+            <w:shd w:val="clear" w:color="auto" w:fill="FFFFFF"/>
+            <w:tcMar>
+              <w:top w:w="0" w:type="dxa"/>
+              <w:bottom w:w="0" w:type="dxa"/>
+              <w:left w:w="0" w:type="dxa"/>
+              <w:right w:w="0" w:type="dxa"/>
+            </w:tcMar>
+            <w:vAlign w:val="center"/>
+          </w:tcPr>
+          <w:p>
+            <w:pPr>
               <w:jc w:val="left"/>
               <w:pBdr>
                 <w:bottom w:val="none" w:sz="0" w:space="0" w:color="000000"/>
@@ -1800,7 +1780,6 @@
           </w:tcPr>
           <w:p>
             <w:pPr>
-              <w:pStyle w:val="Normal"/>
               <w:jc w:val="center"/>
               <w:pBdr>
                 <w:bottom w:val="none" w:sz="0" w:space="0" w:color="000000"/>
@@ -1855,7 +1834,6 @@
           </w:tcPr>
           <w:p>
             <w:pPr>
-              <w:pStyle w:val="Normal"/>
               <w:jc w:val="center"/>
               <w:pBdr>
                 <w:bottom w:val="none" w:sz="0" w:space="0" w:color="000000"/>
@@ -1896,26 +1874,26 @@
         <w:trPr>
           <w:trHeight w:val="360" w:hRule="auto"/>
         </w:trPr>
-        <w:tc>
-          <w:tcPr>
-            <w:tcBorders>
-              <w:bottom w:val="none" w:sz="0" w:space="0" w:color="000000"/>
-              <w:top w:val="none" w:sz="0" w:space="0" w:color="000000"/>
-              <w:left w:val="none" w:sz="0" w:space="0" w:color="000000"/>
-              <w:right w:val="none" w:sz="0" w:space="0" w:color="000000"/>
-            </w:tcBorders>
-            <w:shd w:val="clear" w:color="auto" w:fill="FFFFFF"/>
-            <w:tcMar>
-              <w:top w:w="0" w:type="dxa"/>
-              <w:bottom w:w="0" w:type="dxa"/>
-              <w:left w:w="0" w:type="dxa"/>
-              <w:right w:w="0" w:type="dxa"/>
-            </w:tcMar>
-            <w:vAlign w:val="center"/>
-          </w:tcPr>
-          <w:p>
-            <w:pPr>
-              <w:pStyle w:val="Normal"/>
+        body11
+        <w:tc>
+          <w:tcPr>
+            <w:tcBorders>
+              <w:bottom w:val="none" w:sz="0" w:space="0" w:color="000000"/>
+              <w:top w:val="none" w:sz="0" w:space="0" w:color="000000"/>
+              <w:left w:val="none" w:sz="0" w:space="0" w:color="000000"/>
+              <w:right w:val="none" w:sz="0" w:space="0" w:color="000000"/>
+            </w:tcBorders>
+            <w:shd w:val="clear" w:color="auto" w:fill="FFFFFF"/>
+            <w:tcMar>
+              <w:top w:w="0" w:type="dxa"/>
+              <w:bottom w:w="0" w:type="dxa"/>
+              <w:left w:w="0" w:type="dxa"/>
+              <w:right w:w="0" w:type="dxa"/>
+            </w:tcMar>
+            <w:vAlign w:val="center"/>
+          </w:tcPr>
+          <w:p>
+            <w:pPr>
               <w:jc w:val="left"/>
               <w:pBdr>
                 <w:bottom w:val="none" w:sz="0" w:space="0" w:color="000000"/>
@@ -1970,7 +1948,6 @@
           </w:tcPr>
           <w:p>
             <w:pPr>
-              <w:pStyle w:val="Normal"/>
               <w:jc w:val="center"/>
               <w:pBdr>
                 <w:bottom w:val="none" w:sz="0" w:space="0" w:color="000000"/>
@@ -2025,7 +2002,6 @@
           </w:tcPr>
           <w:p>
             <w:pPr>
-              <w:pStyle w:val="Normal"/>
               <w:jc w:val="center"/>
               <w:pBdr>
                 <w:bottom w:val="none" w:sz="0" w:space="0" w:color="000000"/>
@@ -2066,26 +2042,26 @@
         <w:trPr>
           <w:trHeight w:val="360" w:hRule="auto"/>
         </w:trPr>
-        <w:tc>
-          <w:tcPr>
-            <w:tcBorders>
-              <w:bottom w:val="none" w:sz="0" w:space="0" w:color="000000"/>
-              <w:top w:val="none" w:sz="0" w:space="0" w:color="000000"/>
-              <w:left w:val="none" w:sz="0" w:space="0" w:color="000000"/>
-              <w:right w:val="none" w:sz="0" w:space="0" w:color="000000"/>
-            </w:tcBorders>
-            <w:shd w:val="clear" w:color="auto" w:fill="FFFFFF"/>
-            <w:tcMar>
-              <w:top w:w="0" w:type="dxa"/>
-              <w:bottom w:w="0" w:type="dxa"/>
-              <w:left w:w="0" w:type="dxa"/>
-              <w:right w:w="0" w:type="dxa"/>
-            </w:tcMar>
-            <w:vAlign w:val="center"/>
-          </w:tcPr>
-          <w:p>
-            <w:pPr>
-              <w:pStyle w:val="Normal"/>
+        body12
+        <w:tc>
+          <w:tcPr>
+            <w:tcBorders>
+              <w:bottom w:val="none" w:sz="0" w:space="0" w:color="000000"/>
+              <w:top w:val="none" w:sz="0" w:space="0" w:color="000000"/>
+              <w:left w:val="none" w:sz="0" w:space="0" w:color="000000"/>
+              <w:right w:val="none" w:sz="0" w:space="0" w:color="000000"/>
+            </w:tcBorders>
+            <w:shd w:val="clear" w:color="auto" w:fill="FFFFFF"/>
+            <w:tcMar>
+              <w:top w:w="0" w:type="dxa"/>
+              <w:bottom w:w="0" w:type="dxa"/>
+              <w:left w:w="0" w:type="dxa"/>
+              <w:right w:w="0" w:type="dxa"/>
+            </w:tcMar>
+            <w:vAlign w:val="center"/>
+          </w:tcPr>
+          <w:p>
+            <w:pPr>
               <w:jc w:val="left"/>
               <w:pBdr>
                 <w:bottom w:val="none" w:sz="0" w:space="0" w:color="000000"/>
@@ -2140,7 +2116,6 @@
           </w:tcPr>
           <w:p>
             <w:pPr>
-              <w:pStyle w:val="Normal"/>
               <w:jc w:val="center"/>
               <w:pBdr>
                 <w:bottom w:val="none" w:sz="0" w:space="0" w:color="000000"/>
@@ -2195,7 +2170,6 @@
           </w:tcPr>
           <w:p>
             <w:pPr>
-              <w:pStyle w:val="Normal"/>
               <w:jc w:val="center"/>
               <w:pBdr>
                 <w:bottom w:val="none" w:sz="0" w:space="0" w:color="000000"/>
@@ -2236,26 +2210,26 @@
         <w:trPr>
           <w:trHeight w:val="360" w:hRule="auto"/>
         </w:trPr>
-        <w:tc>
-          <w:tcPr>
-            <w:tcBorders>
-              <w:bottom w:val="none" w:sz="0" w:space="0" w:color="000000"/>
-              <w:top w:val="none" w:sz="0" w:space="0" w:color="000000"/>
-              <w:left w:val="none" w:sz="0" w:space="0" w:color="000000"/>
-              <w:right w:val="none" w:sz="0" w:space="0" w:color="000000"/>
-            </w:tcBorders>
-            <w:shd w:val="clear" w:color="auto" w:fill="FFFFFF"/>
-            <w:tcMar>
-              <w:top w:w="0" w:type="dxa"/>
-              <w:bottom w:w="0" w:type="dxa"/>
-              <w:left w:w="0" w:type="dxa"/>
-              <w:right w:w="0" w:type="dxa"/>
-            </w:tcMar>
-            <w:vAlign w:val="center"/>
-          </w:tcPr>
-          <w:p>
-            <w:pPr>
-              <w:pStyle w:val="Normal"/>
+        body13
+        <w:tc>
+          <w:tcPr>
+            <w:tcBorders>
+              <w:bottom w:val="none" w:sz="0" w:space="0" w:color="000000"/>
+              <w:top w:val="none" w:sz="0" w:space="0" w:color="000000"/>
+              <w:left w:val="none" w:sz="0" w:space="0" w:color="000000"/>
+              <w:right w:val="none" w:sz="0" w:space="0" w:color="000000"/>
+            </w:tcBorders>
+            <w:shd w:val="clear" w:color="auto" w:fill="FFFFFF"/>
+            <w:tcMar>
+              <w:top w:w="0" w:type="dxa"/>
+              <w:bottom w:w="0" w:type="dxa"/>
+              <w:left w:w="0" w:type="dxa"/>
+              <w:right w:w="0" w:type="dxa"/>
+            </w:tcMar>
+            <w:vAlign w:val="center"/>
+          </w:tcPr>
+          <w:p>
+            <w:pPr>
               <w:jc w:val="left"/>
               <w:pBdr>
                 <w:bottom w:val="none" w:sz="0" w:space="0" w:color="000000"/>
@@ -2310,7 +2284,6 @@
           </w:tcPr>
           <w:p>
             <w:pPr>
-              <w:pStyle w:val="Normal"/>
               <w:jc w:val="center"/>
               <w:pBdr>
                 <w:bottom w:val="none" w:sz="0" w:space="0" w:color="000000"/>
@@ -2365,7 +2338,6 @@
           </w:tcPr>
           <w:p>
             <w:pPr>
-              <w:pStyle w:val="Normal"/>
               <w:jc w:val="center"/>
               <w:pBdr>
                 <w:bottom w:val="none" w:sz="0" w:space="0" w:color="000000"/>
@@ -2406,26 +2378,26 @@
         <w:trPr>
           <w:trHeight w:val="360" w:hRule="auto"/>
         </w:trPr>
-        <w:tc>
-          <w:tcPr>
-            <w:tcBorders>
-              <w:bottom w:val="none" w:sz="0" w:space="0" w:color="000000"/>
-              <w:top w:val="none" w:sz="0" w:space="0" w:color="000000"/>
-              <w:left w:val="none" w:sz="0" w:space="0" w:color="000000"/>
-              <w:right w:val="none" w:sz="0" w:space="0" w:color="000000"/>
-            </w:tcBorders>
-            <w:shd w:val="clear" w:color="auto" w:fill="FFFFFF"/>
-            <w:tcMar>
-              <w:top w:w="0" w:type="dxa"/>
-              <w:bottom w:w="0" w:type="dxa"/>
-              <w:left w:w="0" w:type="dxa"/>
-              <w:right w:w="0" w:type="dxa"/>
-            </w:tcMar>
-            <w:vAlign w:val="center"/>
-          </w:tcPr>
-          <w:p>
-            <w:pPr>
-              <w:pStyle w:val="Normal"/>
+        body14
+        <w:tc>
+          <w:tcPr>
+            <w:tcBorders>
+              <w:bottom w:val="none" w:sz="0" w:space="0" w:color="000000"/>
+              <w:top w:val="none" w:sz="0" w:space="0" w:color="000000"/>
+              <w:left w:val="none" w:sz="0" w:space="0" w:color="000000"/>
+              <w:right w:val="none" w:sz="0" w:space="0" w:color="000000"/>
+            </w:tcBorders>
+            <w:shd w:val="clear" w:color="auto" w:fill="FFFFFF"/>
+            <w:tcMar>
+              <w:top w:w="0" w:type="dxa"/>
+              <w:bottom w:w="0" w:type="dxa"/>
+              <w:left w:w="0" w:type="dxa"/>
+              <w:right w:w="0" w:type="dxa"/>
+            </w:tcMar>
+            <w:vAlign w:val="center"/>
+          </w:tcPr>
+          <w:p>
+            <w:pPr>
               <w:jc w:val="left"/>
               <w:pBdr>
                 <w:bottom w:val="none" w:sz="0" w:space="0" w:color="000000"/>
@@ -2480,7 +2452,6 @@
           </w:tcPr>
           <w:p>
             <w:pPr>
-              <w:pStyle w:val="Normal"/>
               <w:jc w:val="center"/>
               <w:pBdr>
                 <w:bottom w:val="none" w:sz="0" w:space="0" w:color="000000"/>
@@ -2535,7 +2506,6 @@
           </w:tcPr>
           <w:p>
             <w:pPr>
-              <w:pStyle w:val="Normal"/>
               <w:jc w:val="center"/>
               <w:pBdr>
                 <w:bottom w:val="none" w:sz="0" w:space="0" w:color="000000"/>
@@ -2576,26 +2546,26 @@
         <w:trPr>
           <w:trHeight w:val="360" w:hRule="auto"/>
         </w:trPr>
-        <w:tc>
-          <w:tcPr>
-            <w:tcBorders>
-              <w:bottom w:val="none" w:sz="0" w:space="0" w:color="000000"/>
-              <w:top w:val="none" w:sz="0" w:space="0" w:color="000000"/>
-              <w:left w:val="none" w:sz="0" w:space="0" w:color="000000"/>
-              <w:right w:val="none" w:sz="0" w:space="0" w:color="000000"/>
-            </w:tcBorders>
-            <w:shd w:val="clear" w:color="auto" w:fill="FFFFFF"/>
-            <w:tcMar>
-              <w:top w:w="0" w:type="dxa"/>
-              <w:bottom w:w="0" w:type="dxa"/>
-              <w:left w:w="0" w:type="dxa"/>
-              <w:right w:w="0" w:type="dxa"/>
-            </w:tcMar>
-            <w:vAlign w:val="center"/>
-          </w:tcPr>
-          <w:p>
-            <w:pPr>
-              <w:pStyle w:val="Normal"/>
+        body15
+        <w:tc>
+          <w:tcPr>
+            <w:tcBorders>
+              <w:bottom w:val="none" w:sz="0" w:space="0" w:color="000000"/>
+              <w:top w:val="none" w:sz="0" w:space="0" w:color="000000"/>
+              <w:left w:val="none" w:sz="0" w:space="0" w:color="000000"/>
+              <w:right w:val="none" w:sz="0" w:space="0" w:color="000000"/>
+            </w:tcBorders>
+            <w:shd w:val="clear" w:color="auto" w:fill="FFFFFF"/>
+            <w:tcMar>
+              <w:top w:w="0" w:type="dxa"/>
+              <w:bottom w:w="0" w:type="dxa"/>
+              <w:left w:w="0" w:type="dxa"/>
+              <w:right w:w="0" w:type="dxa"/>
+            </w:tcMar>
+            <w:vAlign w:val="center"/>
+          </w:tcPr>
+          <w:p>
+            <w:pPr>
               <w:jc w:val="left"/>
               <w:pBdr>
                 <w:bottom w:val="none" w:sz="0" w:space="0" w:color="000000"/>
@@ -2650,7 +2620,6 @@
           </w:tcPr>
           <w:p>
             <w:pPr>
-              <w:pStyle w:val="Normal"/>
               <w:jc w:val="center"/>
               <w:pBdr>
                 <w:bottom w:val="none" w:sz="0" w:space="0" w:color="000000"/>
@@ -2705,7 +2674,6 @@
           </w:tcPr>
           <w:p>
             <w:pPr>
-              <w:pStyle w:val="Normal"/>
               <w:jc w:val="center"/>
               <w:pBdr>
                 <w:bottom w:val="none" w:sz="0" w:space="0" w:color="000000"/>
@@ -2746,26 +2714,26 @@
         <w:trPr>
           <w:trHeight w:val="360" w:hRule="auto"/>
         </w:trPr>
-        <w:tc>
-          <w:tcPr>
-            <w:tcBorders>
-              <w:bottom w:val="none" w:sz="0" w:space="0" w:color="000000"/>
-              <w:top w:val="none" w:sz="0" w:space="0" w:color="000000"/>
-              <w:left w:val="none" w:sz="0" w:space="0" w:color="000000"/>
-              <w:right w:val="none" w:sz="0" w:space="0" w:color="000000"/>
-            </w:tcBorders>
-            <w:shd w:val="clear" w:color="auto" w:fill="FFFFFF"/>
-            <w:tcMar>
-              <w:top w:w="0" w:type="dxa"/>
-              <w:bottom w:w="0" w:type="dxa"/>
-              <w:left w:w="0" w:type="dxa"/>
-              <w:right w:w="0" w:type="dxa"/>
-            </w:tcMar>
-            <w:vAlign w:val="center"/>
-          </w:tcPr>
-          <w:p>
-            <w:pPr>
-              <w:pStyle w:val="Normal"/>
+        body16
+        <w:tc>
+          <w:tcPr>
+            <w:tcBorders>
+              <w:bottom w:val="none" w:sz="0" w:space="0" w:color="000000"/>
+              <w:top w:val="none" w:sz="0" w:space="0" w:color="000000"/>
+              <w:left w:val="none" w:sz="0" w:space="0" w:color="000000"/>
+              <w:right w:val="none" w:sz="0" w:space="0" w:color="000000"/>
+            </w:tcBorders>
+            <w:shd w:val="clear" w:color="auto" w:fill="FFFFFF"/>
+            <w:tcMar>
+              <w:top w:w="0" w:type="dxa"/>
+              <w:bottom w:w="0" w:type="dxa"/>
+              <w:left w:w="0" w:type="dxa"/>
+              <w:right w:w="0" w:type="dxa"/>
+            </w:tcMar>
+            <w:vAlign w:val="center"/>
+          </w:tcPr>
+          <w:p>
+            <w:pPr>
               <w:jc w:val="left"/>
               <w:pBdr>
                 <w:bottom w:val="none" w:sz="0" w:space="0" w:color="000000"/>
@@ -2820,7 +2788,6 @@
           </w:tcPr>
           <w:p>
             <w:pPr>
-              <w:pStyle w:val="Normal"/>
               <w:jc w:val="center"/>
               <w:pBdr>
                 <w:bottom w:val="none" w:sz="0" w:space="0" w:color="000000"/>
@@ -2875,7 +2842,6 @@
           </w:tcPr>
           <w:p>
             <w:pPr>
-              <w:pStyle w:val="Normal"/>
               <w:jc w:val="center"/>
               <w:pBdr>
                 <w:bottom w:val="none" w:sz="0" w:space="0" w:color="000000"/>
@@ -2916,26 +2882,26 @@
         <w:trPr>
           <w:trHeight w:val="360" w:hRule="auto"/>
         </w:trPr>
-        <w:tc>
-          <w:tcPr>
-            <w:tcBorders>
-              <w:bottom w:val="none" w:sz="0" w:space="0" w:color="000000"/>
-              <w:top w:val="none" w:sz="0" w:space="0" w:color="000000"/>
-              <w:left w:val="none" w:sz="0" w:space="0" w:color="000000"/>
-              <w:right w:val="none" w:sz="0" w:space="0" w:color="000000"/>
-            </w:tcBorders>
-            <w:shd w:val="clear" w:color="auto" w:fill="FFFFFF"/>
-            <w:tcMar>
-              <w:top w:w="0" w:type="dxa"/>
-              <w:bottom w:w="0" w:type="dxa"/>
-              <w:left w:w="0" w:type="dxa"/>
-              <w:right w:w="0" w:type="dxa"/>
-            </w:tcMar>
-            <w:vAlign w:val="center"/>
-          </w:tcPr>
-          <w:p>
-            <w:pPr>
-              <w:pStyle w:val="Normal"/>
+        body17
+        <w:tc>
+          <w:tcPr>
+            <w:tcBorders>
+              <w:bottom w:val="none" w:sz="0" w:space="0" w:color="000000"/>
+              <w:top w:val="none" w:sz="0" w:space="0" w:color="000000"/>
+              <w:left w:val="none" w:sz="0" w:space="0" w:color="000000"/>
+              <w:right w:val="none" w:sz="0" w:space="0" w:color="000000"/>
+            </w:tcBorders>
+            <w:shd w:val="clear" w:color="auto" w:fill="FFFFFF"/>
+            <w:tcMar>
+              <w:top w:w="0" w:type="dxa"/>
+              <w:bottom w:w="0" w:type="dxa"/>
+              <w:left w:w="0" w:type="dxa"/>
+              <w:right w:w="0" w:type="dxa"/>
+            </w:tcMar>
+            <w:vAlign w:val="center"/>
+          </w:tcPr>
+          <w:p>
+            <w:pPr>
               <w:jc w:val="left"/>
               <w:pBdr>
                 <w:bottom w:val="none" w:sz="0" w:space="0" w:color="000000"/>
@@ -2990,7 +2956,6 @@
           </w:tcPr>
           <w:p>
             <w:pPr>
-              <w:pStyle w:val="Normal"/>
               <w:jc w:val="center"/>
               <w:pBdr>
                 <w:bottom w:val="none" w:sz="0" w:space="0" w:color="000000"/>
@@ -3045,7 +3010,6 @@
           </w:tcPr>
           <w:p>
             <w:pPr>
-              <w:pStyle w:val="Normal"/>
               <w:jc w:val="center"/>
               <w:pBdr>
                 <w:bottom w:val="none" w:sz="0" w:space="0" w:color="000000"/>
@@ -3086,26 +3050,26 @@
         <w:trPr>
           <w:trHeight w:val="360" w:hRule="auto"/>
         </w:trPr>
-        <w:tc>
-          <w:tcPr>
-            <w:tcBorders>
-              <w:bottom w:val="none" w:sz="0" w:space="0" w:color="000000"/>
-              <w:top w:val="none" w:sz="0" w:space="0" w:color="000000"/>
-              <w:left w:val="none" w:sz="0" w:space="0" w:color="000000"/>
-              <w:right w:val="none" w:sz="0" w:space="0" w:color="000000"/>
-            </w:tcBorders>
-            <w:shd w:val="clear" w:color="auto" w:fill="FFFFFF"/>
-            <w:tcMar>
-              <w:top w:w="0" w:type="dxa"/>
-              <w:bottom w:w="0" w:type="dxa"/>
-              <w:left w:w="0" w:type="dxa"/>
-              <w:right w:w="0" w:type="dxa"/>
-            </w:tcMar>
-            <w:vAlign w:val="center"/>
-          </w:tcPr>
-          <w:p>
-            <w:pPr>
-              <w:pStyle w:val="Normal"/>
+        body18
+        <w:tc>
+          <w:tcPr>
+            <w:tcBorders>
+              <w:bottom w:val="none" w:sz="0" w:space="0" w:color="000000"/>
+              <w:top w:val="none" w:sz="0" w:space="0" w:color="000000"/>
+              <w:left w:val="none" w:sz="0" w:space="0" w:color="000000"/>
+              <w:right w:val="none" w:sz="0" w:space="0" w:color="000000"/>
+            </w:tcBorders>
+            <w:shd w:val="clear" w:color="auto" w:fill="FFFFFF"/>
+            <w:tcMar>
+              <w:top w:w="0" w:type="dxa"/>
+              <w:bottom w:w="0" w:type="dxa"/>
+              <w:left w:w="0" w:type="dxa"/>
+              <w:right w:w="0" w:type="dxa"/>
+            </w:tcMar>
+            <w:vAlign w:val="center"/>
+          </w:tcPr>
+          <w:p>
+            <w:pPr>
               <w:jc w:val="left"/>
               <w:pBdr>
                 <w:bottom w:val="none" w:sz="0" w:space="0" w:color="000000"/>
@@ -3160,7 +3124,6 @@
           </w:tcPr>
           <w:p>
             <w:pPr>
-              <w:pStyle w:val="Normal"/>
               <w:jc w:val="center"/>
               <w:pBdr>
                 <w:bottom w:val="none" w:sz="0" w:space="0" w:color="000000"/>
@@ -3215,7 +3178,6 @@
           </w:tcPr>
           <w:p>
             <w:pPr>
-              <w:pStyle w:val="Normal"/>
               <w:jc w:val="center"/>
               <w:pBdr>
                 <w:bottom w:val="none" w:sz="0" w:space="0" w:color="000000"/>
@@ -3256,26 +3218,26 @@
         <w:trPr>
           <w:trHeight w:val="360" w:hRule="auto"/>
         </w:trPr>
-        <w:tc>
-          <w:tcPr>
-            <w:tcBorders>
-              <w:bottom w:val="none" w:sz="0" w:space="0" w:color="000000"/>
-              <w:top w:val="none" w:sz="0" w:space="0" w:color="000000"/>
-              <w:left w:val="none" w:sz="0" w:space="0" w:color="000000"/>
-              <w:right w:val="none" w:sz="0" w:space="0" w:color="000000"/>
-            </w:tcBorders>
-            <w:shd w:val="clear" w:color="auto" w:fill="FFFFFF"/>
-            <w:tcMar>
-              <w:top w:w="0" w:type="dxa"/>
-              <w:bottom w:w="0" w:type="dxa"/>
-              <w:left w:w="0" w:type="dxa"/>
-              <w:right w:w="0" w:type="dxa"/>
-            </w:tcMar>
-            <w:vAlign w:val="center"/>
-          </w:tcPr>
-          <w:p>
-            <w:pPr>
-              <w:pStyle w:val="Normal"/>
+        body19
+        <w:tc>
+          <w:tcPr>
+            <w:tcBorders>
+              <w:bottom w:val="none" w:sz="0" w:space="0" w:color="000000"/>
+              <w:top w:val="none" w:sz="0" w:space="0" w:color="000000"/>
+              <w:left w:val="none" w:sz="0" w:space="0" w:color="000000"/>
+              <w:right w:val="none" w:sz="0" w:space="0" w:color="000000"/>
+            </w:tcBorders>
+            <w:shd w:val="clear" w:color="auto" w:fill="FFFFFF"/>
+            <w:tcMar>
+              <w:top w:w="0" w:type="dxa"/>
+              <w:bottom w:w="0" w:type="dxa"/>
+              <w:left w:w="0" w:type="dxa"/>
+              <w:right w:w="0" w:type="dxa"/>
+            </w:tcMar>
+            <w:vAlign w:val="center"/>
+          </w:tcPr>
+          <w:p>
+            <w:pPr>
               <w:jc w:val="left"/>
               <w:pBdr>
                 <w:bottom w:val="none" w:sz="0" w:space="0" w:color="000000"/>
@@ -3330,7 +3292,6 @@
           </w:tcPr>
           <w:p>
             <w:pPr>
-              <w:pStyle w:val="Normal"/>
               <w:jc w:val="center"/>
               <w:pBdr>
                 <w:bottom w:val="none" w:sz="0" w:space="0" w:color="000000"/>
@@ -3385,7 +3346,6 @@
           </w:tcPr>
           <w:p>
             <w:pPr>
-              <w:pStyle w:val="Normal"/>
               <w:jc w:val="center"/>
               <w:pBdr>
                 <w:bottom w:val="none" w:sz="0" w:space="0" w:color="000000"/>
@@ -3426,26 +3386,26 @@
         <w:trPr>
           <w:trHeight w:val="360" w:hRule="auto"/>
         </w:trPr>
-        <w:tc>
-          <w:tcPr>
-            <w:tcBorders>
-              <w:bottom w:val="none" w:sz="0" w:space="0" w:color="000000"/>
-              <w:top w:val="none" w:sz="0" w:space="0" w:color="000000"/>
-              <w:left w:val="none" w:sz="0" w:space="0" w:color="000000"/>
-              <w:right w:val="none" w:sz="0" w:space="0" w:color="000000"/>
-            </w:tcBorders>
-            <w:shd w:val="clear" w:color="auto" w:fill="FFFFFF"/>
-            <w:tcMar>
-              <w:top w:w="0" w:type="dxa"/>
-              <w:bottom w:w="0" w:type="dxa"/>
-              <w:left w:w="0" w:type="dxa"/>
-              <w:right w:w="0" w:type="dxa"/>
-            </w:tcMar>
-            <w:vAlign w:val="center"/>
-          </w:tcPr>
-          <w:p>
-            <w:pPr>
-              <w:pStyle w:val="Normal"/>
+        body20
+        <w:tc>
+          <w:tcPr>
+            <w:tcBorders>
+              <w:bottom w:val="none" w:sz="0" w:space="0" w:color="000000"/>
+              <w:top w:val="none" w:sz="0" w:space="0" w:color="000000"/>
+              <w:left w:val="none" w:sz="0" w:space="0" w:color="000000"/>
+              <w:right w:val="none" w:sz="0" w:space="0" w:color="000000"/>
+            </w:tcBorders>
+            <w:shd w:val="clear" w:color="auto" w:fill="FFFFFF"/>
+            <w:tcMar>
+              <w:top w:w="0" w:type="dxa"/>
+              <w:bottom w:w="0" w:type="dxa"/>
+              <w:left w:w="0" w:type="dxa"/>
+              <w:right w:w="0" w:type="dxa"/>
+            </w:tcMar>
+            <w:vAlign w:val="center"/>
+          </w:tcPr>
+          <w:p>
+            <w:pPr>
               <w:jc w:val="left"/>
               <w:pBdr>
                 <w:bottom w:val="none" w:sz="0" w:space="0" w:color="000000"/>
@@ -3500,7 +3460,6 @@
           </w:tcPr>
           <w:p>
             <w:pPr>
-              <w:pStyle w:val="Normal"/>
               <w:jc w:val="center"/>
               <w:pBdr>
                 <w:bottom w:val="none" w:sz="0" w:space="0" w:color="000000"/>
@@ -3555,7 +3514,6 @@
           </w:tcPr>
           <w:p>
             <w:pPr>
-              <w:pStyle w:val="Normal"/>
               <w:jc w:val="center"/>
               <w:pBdr>
                 <w:bottom w:val="none" w:sz="0" w:space="0" w:color="000000"/>
@@ -3596,26 +3554,26 @@
         <w:trPr>
           <w:trHeight w:val="360" w:hRule="auto"/>
         </w:trPr>
-        <w:tc>
-          <w:tcPr>
-            <w:tcBorders>
-              <w:bottom w:val="none" w:sz="0" w:space="0" w:color="000000"/>
-              <w:top w:val="none" w:sz="0" w:space="0" w:color="000000"/>
-              <w:left w:val="none" w:sz="0" w:space="0" w:color="000000"/>
-              <w:right w:val="none" w:sz="0" w:space="0" w:color="000000"/>
-            </w:tcBorders>
-            <w:shd w:val="clear" w:color="auto" w:fill="FFFFFF"/>
-            <w:tcMar>
-              <w:top w:w="0" w:type="dxa"/>
-              <w:bottom w:w="0" w:type="dxa"/>
-              <w:left w:w="0" w:type="dxa"/>
-              <w:right w:w="0" w:type="dxa"/>
-            </w:tcMar>
-            <w:vAlign w:val="center"/>
-          </w:tcPr>
-          <w:p>
-            <w:pPr>
-              <w:pStyle w:val="Normal"/>
+        body21
+        <w:tc>
+          <w:tcPr>
+            <w:tcBorders>
+              <w:bottom w:val="none" w:sz="0" w:space="0" w:color="000000"/>
+              <w:top w:val="none" w:sz="0" w:space="0" w:color="000000"/>
+              <w:left w:val="none" w:sz="0" w:space="0" w:color="000000"/>
+              <w:right w:val="none" w:sz="0" w:space="0" w:color="000000"/>
+            </w:tcBorders>
+            <w:shd w:val="clear" w:color="auto" w:fill="FFFFFF"/>
+            <w:tcMar>
+              <w:top w:w="0" w:type="dxa"/>
+              <w:bottom w:w="0" w:type="dxa"/>
+              <w:left w:w="0" w:type="dxa"/>
+              <w:right w:w="0" w:type="dxa"/>
+            </w:tcMar>
+            <w:vAlign w:val="center"/>
+          </w:tcPr>
+          <w:p>
+            <w:pPr>
               <w:jc w:val="left"/>
               <w:pBdr>
                 <w:bottom w:val="none" w:sz="0" w:space="0" w:color="000000"/>
@@ -3670,7 +3628,6 @@
           </w:tcPr>
           <w:p>
             <w:pPr>
-              <w:pStyle w:val="Normal"/>
               <w:jc w:val="center"/>
               <w:pBdr>
                 <w:bottom w:val="none" w:sz="0" w:space="0" w:color="000000"/>
@@ -3725,7 +3682,6 @@
           </w:tcPr>
           <w:p>
             <w:pPr>
-              <w:pStyle w:val="Normal"/>
               <w:jc w:val="center"/>
               <w:pBdr>
                 <w:bottom w:val="none" w:sz="0" w:space="0" w:color="000000"/>
@@ -3766,26 +3722,26 @@
         <w:trPr>
           <w:trHeight w:val="360" w:hRule="auto"/>
         </w:trPr>
-        <w:tc>
-          <w:tcPr>
-            <w:tcBorders>
-              <w:bottom w:val="none" w:sz="0" w:space="0" w:color="000000"/>
-              <w:top w:val="none" w:sz="0" w:space="0" w:color="000000"/>
-              <w:left w:val="none" w:sz="0" w:space="0" w:color="000000"/>
-              <w:right w:val="none" w:sz="0" w:space="0" w:color="000000"/>
-            </w:tcBorders>
-            <w:shd w:val="clear" w:color="auto" w:fill="FFFFFF"/>
-            <w:tcMar>
-              <w:top w:w="0" w:type="dxa"/>
-              <w:bottom w:w="0" w:type="dxa"/>
-              <w:left w:w="0" w:type="dxa"/>
-              <w:right w:w="0" w:type="dxa"/>
-            </w:tcMar>
-            <w:vAlign w:val="center"/>
-          </w:tcPr>
-          <w:p>
-            <w:pPr>
-              <w:pStyle w:val="Normal"/>
+        body22
+        <w:tc>
+          <w:tcPr>
+            <w:tcBorders>
+              <w:bottom w:val="none" w:sz="0" w:space="0" w:color="000000"/>
+              <w:top w:val="none" w:sz="0" w:space="0" w:color="000000"/>
+              <w:left w:val="none" w:sz="0" w:space="0" w:color="000000"/>
+              <w:right w:val="none" w:sz="0" w:space="0" w:color="000000"/>
+            </w:tcBorders>
+            <w:shd w:val="clear" w:color="auto" w:fill="FFFFFF"/>
+            <w:tcMar>
+              <w:top w:w="0" w:type="dxa"/>
+              <w:bottom w:w="0" w:type="dxa"/>
+              <w:left w:w="0" w:type="dxa"/>
+              <w:right w:w="0" w:type="dxa"/>
+            </w:tcMar>
+            <w:vAlign w:val="center"/>
+          </w:tcPr>
+          <w:p>
+            <w:pPr>
               <w:jc w:val="left"/>
               <w:pBdr>
                 <w:bottom w:val="none" w:sz="0" w:space="0" w:color="000000"/>
@@ -3840,7 +3796,6 @@
           </w:tcPr>
           <w:p>
             <w:pPr>
-              <w:pStyle w:val="Normal"/>
               <w:jc w:val="center"/>
               <w:pBdr>
                 <w:bottom w:val="none" w:sz="0" w:space="0" w:color="000000"/>
@@ -3895,7 +3850,6 @@
           </w:tcPr>
           <w:p>
             <w:pPr>
-              <w:pStyle w:val="Normal"/>
               <w:jc w:val="center"/>
               <w:pBdr>
                 <w:bottom w:val="none" w:sz="0" w:space="0" w:color="000000"/>
@@ -3936,26 +3890,26 @@
         <w:trPr>
           <w:trHeight w:val="360" w:hRule="auto"/>
         </w:trPr>
-        <w:tc>
-          <w:tcPr>
-            <w:tcBorders>
-              <w:bottom w:val="none" w:sz="0" w:space="0" w:color="000000"/>
-              <w:top w:val="none" w:sz="0" w:space="0" w:color="000000"/>
-              <w:left w:val="none" w:sz="0" w:space="0" w:color="000000"/>
-              <w:right w:val="none" w:sz="0" w:space="0" w:color="000000"/>
-            </w:tcBorders>
-            <w:shd w:val="clear" w:color="auto" w:fill="FFFFFF"/>
-            <w:tcMar>
-              <w:top w:w="0" w:type="dxa"/>
-              <w:bottom w:w="0" w:type="dxa"/>
-              <w:left w:w="0" w:type="dxa"/>
-              <w:right w:w="0" w:type="dxa"/>
-            </w:tcMar>
-            <w:vAlign w:val="center"/>
-          </w:tcPr>
-          <w:p>
-            <w:pPr>
-              <w:pStyle w:val="Normal"/>
+        body23
+        <w:tc>
+          <w:tcPr>
+            <w:tcBorders>
+              <w:bottom w:val="none" w:sz="0" w:space="0" w:color="000000"/>
+              <w:top w:val="none" w:sz="0" w:space="0" w:color="000000"/>
+              <w:left w:val="none" w:sz="0" w:space="0" w:color="000000"/>
+              <w:right w:val="none" w:sz="0" w:space="0" w:color="000000"/>
+            </w:tcBorders>
+            <w:shd w:val="clear" w:color="auto" w:fill="FFFFFF"/>
+            <w:tcMar>
+              <w:top w:w="0" w:type="dxa"/>
+              <w:bottom w:w="0" w:type="dxa"/>
+              <w:left w:w="0" w:type="dxa"/>
+              <w:right w:w="0" w:type="dxa"/>
+            </w:tcMar>
+            <w:vAlign w:val="center"/>
+          </w:tcPr>
+          <w:p>
+            <w:pPr>
               <w:jc w:val="left"/>
               <w:pBdr>
                 <w:bottom w:val="none" w:sz="0" w:space="0" w:color="000000"/>
@@ -4010,7 +3964,6 @@
           </w:tcPr>
           <w:p>
             <w:pPr>
-              <w:pStyle w:val="Normal"/>
               <w:jc w:val="center"/>
               <w:pBdr>
                 <w:bottom w:val="none" w:sz="0" w:space="0" w:color="000000"/>
@@ -4065,7 +4018,6 @@
           </w:tcPr>
           <w:p>
             <w:pPr>
-              <w:pStyle w:val="Normal"/>
               <w:jc w:val="center"/>
               <w:pBdr>
                 <w:bottom w:val="none" w:sz="0" w:space="0" w:color="000000"/>
@@ -4106,26 +4058,26 @@
         <w:trPr>
           <w:trHeight w:val="360" w:hRule="auto"/>
         </w:trPr>
-        <w:tc>
-          <w:tcPr>
-            <w:tcBorders>
-              <w:bottom w:val="none" w:sz="0" w:space="0" w:color="000000"/>
-              <w:top w:val="none" w:sz="0" w:space="0" w:color="000000"/>
-              <w:left w:val="none" w:sz="0" w:space="0" w:color="000000"/>
-              <w:right w:val="none" w:sz="0" w:space="0" w:color="000000"/>
-            </w:tcBorders>
-            <w:shd w:val="clear" w:color="auto" w:fill="FFFFFF"/>
-            <w:tcMar>
-              <w:top w:w="0" w:type="dxa"/>
-              <w:bottom w:w="0" w:type="dxa"/>
-              <w:left w:w="0" w:type="dxa"/>
-              <w:right w:w="0" w:type="dxa"/>
-            </w:tcMar>
-            <w:vAlign w:val="center"/>
-          </w:tcPr>
-          <w:p>
-            <w:pPr>
-              <w:pStyle w:val="Normal"/>
+        body24
+        <w:tc>
+          <w:tcPr>
+            <w:tcBorders>
+              <w:bottom w:val="none" w:sz="0" w:space="0" w:color="000000"/>
+              <w:top w:val="none" w:sz="0" w:space="0" w:color="000000"/>
+              <w:left w:val="none" w:sz="0" w:space="0" w:color="000000"/>
+              <w:right w:val="none" w:sz="0" w:space="0" w:color="000000"/>
+            </w:tcBorders>
+            <w:shd w:val="clear" w:color="auto" w:fill="FFFFFF"/>
+            <w:tcMar>
+              <w:top w:w="0" w:type="dxa"/>
+              <w:bottom w:w="0" w:type="dxa"/>
+              <w:left w:w="0" w:type="dxa"/>
+              <w:right w:w="0" w:type="dxa"/>
+            </w:tcMar>
+            <w:vAlign w:val="center"/>
+          </w:tcPr>
+          <w:p>
+            <w:pPr>
               <w:jc w:val="left"/>
               <w:pBdr>
                 <w:bottom w:val="none" w:sz="0" w:space="0" w:color="000000"/>
@@ -4180,7 +4132,6 @@
           </w:tcPr>
           <w:p>
             <w:pPr>
-              <w:pStyle w:val="Normal"/>
               <w:jc w:val="center"/>
               <w:pBdr>
                 <w:bottom w:val="none" w:sz="0" w:space="0" w:color="000000"/>
@@ -4235,7 +4186,6 @@
           </w:tcPr>
           <w:p>
             <w:pPr>
-              <w:pStyle w:val="Normal"/>
               <w:jc w:val="center"/>
               <w:pBdr>
                 <w:bottom w:val="none" w:sz="0" w:space="0" w:color="000000"/>
@@ -4276,26 +4226,26 @@
         <w:trPr>
           <w:trHeight w:val="360" w:hRule="auto"/>
         </w:trPr>
-        <w:tc>
-          <w:tcPr>
-            <w:tcBorders>
-              <w:bottom w:val="none" w:sz="0" w:space="0" w:color="000000"/>
-              <w:top w:val="none" w:sz="0" w:space="0" w:color="000000"/>
-              <w:left w:val="none" w:sz="0" w:space="0" w:color="000000"/>
-              <w:right w:val="none" w:sz="0" w:space="0" w:color="000000"/>
-            </w:tcBorders>
-            <w:shd w:val="clear" w:color="auto" w:fill="FFFFFF"/>
-            <w:tcMar>
-              <w:top w:w="0" w:type="dxa"/>
-              <w:bottom w:w="0" w:type="dxa"/>
-              <w:left w:w="0" w:type="dxa"/>
-              <w:right w:w="0" w:type="dxa"/>
-            </w:tcMar>
-            <w:vAlign w:val="center"/>
-          </w:tcPr>
-          <w:p>
-            <w:pPr>
-              <w:pStyle w:val="Normal"/>
+        body25
+        <w:tc>
+          <w:tcPr>
+            <w:tcBorders>
+              <w:bottom w:val="none" w:sz="0" w:space="0" w:color="000000"/>
+              <w:top w:val="none" w:sz="0" w:space="0" w:color="000000"/>
+              <w:left w:val="none" w:sz="0" w:space="0" w:color="000000"/>
+              <w:right w:val="none" w:sz="0" w:space="0" w:color="000000"/>
+            </w:tcBorders>
+            <w:shd w:val="clear" w:color="auto" w:fill="FFFFFF"/>
+            <w:tcMar>
+              <w:top w:w="0" w:type="dxa"/>
+              <w:bottom w:w="0" w:type="dxa"/>
+              <w:left w:w="0" w:type="dxa"/>
+              <w:right w:w="0" w:type="dxa"/>
+            </w:tcMar>
+            <w:vAlign w:val="center"/>
+          </w:tcPr>
+          <w:p>
+            <w:pPr>
               <w:jc w:val="left"/>
               <w:pBdr>
                 <w:bottom w:val="none" w:sz="0" w:space="0" w:color="000000"/>
@@ -4350,7 +4300,6 @@
           </w:tcPr>
           <w:p>
             <w:pPr>
-              <w:pStyle w:val="Normal"/>
               <w:jc w:val="center"/>
               <w:pBdr>
                 <w:bottom w:val="none" w:sz="0" w:space="0" w:color="000000"/>
@@ -4405,7 +4354,6 @@
           </w:tcPr>
           <w:p>
             <w:pPr>
-              <w:pStyle w:val="Normal"/>
               <w:jc w:val="center"/>
               <w:pBdr>
                 <w:bottom w:val="none" w:sz="0" w:space="0" w:color="000000"/>
@@ -4446,26 +4394,26 @@
         <w:trPr>
           <w:trHeight w:val="360" w:hRule="auto"/>
         </w:trPr>
-        <w:tc>
-          <w:tcPr>
-            <w:tcBorders>
-              <w:bottom w:val="none" w:sz="0" w:space="0" w:color="000000"/>
-              <w:top w:val="none" w:sz="0" w:space="0" w:color="000000"/>
-              <w:left w:val="none" w:sz="0" w:space="0" w:color="000000"/>
-              <w:right w:val="none" w:sz="0" w:space="0" w:color="000000"/>
-            </w:tcBorders>
-            <w:shd w:val="clear" w:color="auto" w:fill="FFFFFF"/>
-            <w:tcMar>
-              <w:top w:w="0" w:type="dxa"/>
-              <w:bottom w:w="0" w:type="dxa"/>
-              <w:left w:w="0" w:type="dxa"/>
-              <w:right w:w="0" w:type="dxa"/>
-            </w:tcMar>
-            <w:vAlign w:val="center"/>
-          </w:tcPr>
-          <w:p>
-            <w:pPr>
-              <w:pStyle w:val="Normal"/>
+        body26
+        <w:tc>
+          <w:tcPr>
+            <w:tcBorders>
+              <w:bottom w:val="none" w:sz="0" w:space="0" w:color="000000"/>
+              <w:top w:val="none" w:sz="0" w:space="0" w:color="000000"/>
+              <w:left w:val="none" w:sz="0" w:space="0" w:color="000000"/>
+              <w:right w:val="none" w:sz="0" w:space="0" w:color="000000"/>
+            </w:tcBorders>
+            <w:shd w:val="clear" w:color="auto" w:fill="FFFFFF"/>
+            <w:tcMar>
+              <w:top w:w="0" w:type="dxa"/>
+              <w:bottom w:w="0" w:type="dxa"/>
+              <w:left w:w="0" w:type="dxa"/>
+              <w:right w:w="0" w:type="dxa"/>
+            </w:tcMar>
+            <w:vAlign w:val="center"/>
+          </w:tcPr>
+          <w:p>
+            <w:pPr>
               <w:jc w:val="left"/>
               <w:pBdr>
                 <w:bottom w:val="none" w:sz="0" w:space="0" w:color="000000"/>
@@ -4520,7 +4468,6 @@
           </w:tcPr>
           <w:p>
             <w:pPr>
-              <w:pStyle w:val="Normal"/>
               <w:jc w:val="center"/>
               <w:pBdr>
                 <w:bottom w:val="none" w:sz="0" w:space="0" w:color="000000"/>
@@ -4575,7 +4522,6 @@
           </w:tcPr>
           <w:p>
             <w:pPr>
-              <w:pStyle w:val="Normal"/>
               <w:jc w:val="center"/>
               <w:pBdr>
                 <w:bottom w:val="none" w:sz="0" w:space="0" w:color="000000"/>
@@ -4616,26 +4562,26 @@
         <w:trPr>
           <w:trHeight w:val="360" w:hRule="auto"/>
         </w:trPr>
-        <w:tc>
-          <w:tcPr>
-            <w:tcBorders>
-              <w:bottom w:val="none" w:sz="0" w:space="0" w:color="000000"/>
-              <w:top w:val="none" w:sz="0" w:space="0" w:color="000000"/>
-              <w:left w:val="none" w:sz="0" w:space="0" w:color="000000"/>
-              <w:right w:val="none" w:sz="0" w:space="0" w:color="000000"/>
-            </w:tcBorders>
-            <w:shd w:val="clear" w:color="auto" w:fill="FFFFFF"/>
-            <w:tcMar>
-              <w:top w:w="0" w:type="dxa"/>
-              <w:bottom w:w="0" w:type="dxa"/>
-              <w:left w:w="0" w:type="dxa"/>
-              <w:right w:w="0" w:type="dxa"/>
-            </w:tcMar>
-            <w:vAlign w:val="center"/>
-          </w:tcPr>
-          <w:p>
-            <w:pPr>
-              <w:pStyle w:val="Normal"/>
+        body27
+        <w:tc>
+          <w:tcPr>
+            <w:tcBorders>
+              <w:bottom w:val="none" w:sz="0" w:space="0" w:color="000000"/>
+              <w:top w:val="none" w:sz="0" w:space="0" w:color="000000"/>
+              <w:left w:val="none" w:sz="0" w:space="0" w:color="000000"/>
+              <w:right w:val="none" w:sz="0" w:space="0" w:color="000000"/>
+            </w:tcBorders>
+            <w:shd w:val="clear" w:color="auto" w:fill="FFFFFF"/>
+            <w:tcMar>
+              <w:top w:w="0" w:type="dxa"/>
+              <w:bottom w:w="0" w:type="dxa"/>
+              <w:left w:w="0" w:type="dxa"/>
+              <w:right w:w="0" w:type="dxa"/>
+            </w:tcMar>
+            <w:vAlign w:val="center"/>
+          </w:tcPr>
+          <w:p>
+            <w:pPr>
               <w:jc w:val="left"/>
               <w:pBdr>
                 <w:bottom w:val="none" w:sz="0" w:space="0" w:color="000000"/>
@@ -4690,7 +4636,6 @@
           </w:tcPr>
           <w:p>
             <w:pPr>
-              <w:pStyle w:val="Normal"/>
               <w:jc w:val="center"/>
               <w:pBdr>
                 <w:bottom w:val="none" w:sz="0" w:space="0" w:color="000000"/>
@@ -4745,7 +4690,6 @@
           </w:tcPr>
           <w:p>
             <w:pPr>
-              <w:pStyle w:val="Normal"/>
               <w:jc w:val="center"/>
               <w:pBdr>
                 <w:bottom w:val="none" w:sz="0" w:space="0" w:color="000000"/>
@@ -4786,26 +4730,26 @@
         <w:trPr>
           <w:trHeight w:val="360" w:hRule="auto"/>
         </w:trPr>
-        <w:tc>
-          <w:tcPr>
-            <w:tcBorders>
-              <w:bottom w:val="none" w:sz="0" w:space="0" w:color="000000"/>
-              <w:top w:val="none" w:sz="0" w:space="0" w:color="000000"/>
-              <w:left w:val="none" w:sz="0" w:space="0" w:color="000000"/>
-              <w:right w:val="none" w:sz="0" w:space="0" w:color="000000"/>
-            </w:tcBorders>
-            <w:shd w:val="clear" w:color="auto" w:fill="FFFFFF"/>
-            <w:tcMar>
-              <w:top w:w="0" w:type="dxa"/>
-              <w:bottom w:w="0" w:type="dxa"/>
-              <w:left w:w="0" w:type="dxa"/>
-              <w:right w:w="0" w:type="dxa"/>
-            </w:tcMar>
-            <w:vAlign w:val="center"/>
-          </w:tcPr>
-          <w:p>
-            <w:pPr>
-              <w:pStyle w:val="Normal"/>
+        body28
+        <w:tc>
+          <w:tcPr>
+            <w:tcBorders>
+              <w:bottom w:val="none" w:sz="0" w:space="0" w:color="000000"/>
+              <w:top w:val="none" w:sz="0" w:space="0" w:color="000000"/>
+              <w:left w:val="none" w:sz="0" w:space="0" w:color="000000"/>
+              <w:right w:val="none" w:sz="0" w:space="0" w:color="000000"/>
+            </w:tcBorders>
+            <w:shd w:val="clear" w:color="auto" w:fill="FFFFFF"/>
+            <w:tcMar>
+              <w:top w:w="0" w:type="dxa"/>
+              <w:bottom w:w="0" w:type="dxa"/>
+              <w:left w:w="0" w:type="dxa"/>
+              <w:right w:w="0" w:type="dxa"/>
+            </w:tcMar>
+            <w:vAlign w:val="center"/>
+          </w:tcPr>
+          <w:p>
+            <w:pPr>
               <w:jc w:val="left"/>
               <w:pBdr>
                 <w:bottom w:val="none" w:sz="0" w:space="0" w:color="000000"/>
@@ -4860,7 +4804,6 @@
           </w:tcPr>
           <w:p>
             <w:pPr>
-              <w:pStyle w:val="Normal"/>
               <w:jc w:val="center"/>
               <w:pBdr>
                 <w:bottom w:val="none" w:sz="0" w:space="0" w:color="000000"/>
@@ -4915,7 +4858,6 @@
           </w:tcPr>
           <w:p>
             <w:pPr>
-              <w:pStyle w:val="Normal"/>
               <w:jc w:val="center"/>
               <w:pBdr>
                 <w:bottom w:val="none" w:sz="0" w:space="0" w:color="000000"/>
@@ -4956,26 +4898,26 @@
         <w:trPr>
           <w:trHeight w:val="360" w:hRule="auto"/>
         </w:trPr>
-        <w:tc>
-          <w:tcPr>
-            <w:tcBorders>
-              <w:bottom w:val="none" w:sz="0" w:space="0" w:color="000000"/>
-              <w:top w:val="none" w:sz="0" w:space="0" w:color="000000"/>
-              <w:left w:val="none" w:sz="0" w:space="0" w:color="000000"/>
-              <w:right w:val="none" w:sz="0" w:space="0" w:color="000000"/>
-            </w:tcBorders>
-            <w:shd w:val="clear" w:color="auto" w:fill="FFFFFF"/>
-            <w:tcMar>
-              <w:top w:w="0" w:type="dxa"/>
-              <w:bottom w:w="0" w:type="dxa"/>
-              <w:left w:w="0" w:type="dxa"/>
-              <w:right w:w="0" w:type="dxa"/>
-            </w:tcMar>
-            <w:vAlign w:val="center"/>
-          </w:tcPr>
-          <w:p>
-            <w:pPr>
-              <w:pStyle w:val="Normal"/>
+        body29
+        <w:tc>
+          <w:tcPr>
+            <w:tcBorders>
+              <w:bottom w:val="none" w:sz="0" w:space="0" w:color="000000"/>
+              <w:top w:val="none" w:sz="0" w:space="0" w:color="000000"/>
+              <w:left w:val="none" w:sz="0" w:space="0" w:color="000000"/>
+              <w:right w:val="none" w:sz="0" w:space="0" w:color="000000"/>
+            </w:tcBorders>
+            <w:shd w:val="clear" w:color="auto" w:fill="FFFFFF"/>
+            <w:tcMar>
+              <w:top w:w="0" w:type="dxa"/>
+              <w:bottom w:w="0" w:type="dxa"/>
+              <w:left w:w="0" w:type="dxa"/>
+              <w:right w:w="0" w:type="dxa"/>
+            </w:tcMar>
+            <w:vAlign w:val="center"/>
+          </w:tcPr>
+          <w:p>
+            <w:pPr>
               <w:jc w:val="left"/>
               <w:pBdr>
                 <w:bottom w:val="none" w:sz="0" w:space="0" w:color="000000"/>
@@ -5030,7 +4972,6 @@
           </w:tcPr>
           <w:p>
             <w:pPr>
-              <w:pStyle w:val="Normal"/>
               <w:jc w:val="center"/>
               <w:pBdr>
                 <w:bottom w:val="none" w:sz="0" w:space="0" w:color="000000"/>
@@ -5085,7 +5026,6 @@
           </w:tcPr>
           <w:p>
             <w:pPr>
-              <w:pStyle w:val="Normal"/>
               <w:jc w:val="center"/>
               <w:pBdr>
                 <w:bottom w:val="none" w:sz="0" w:space="0" w:color="000000"/>
@@ -5126,6 +5066,7 @@
         <w:trPr>
           <w:trHeight w:val="360" w:hRule="auto"/>
         </w:trPr>
+        body30
         <w:tc>
           <w:tcPr>
             <w:tcBorders>
@@ -5145,7 +5086,6 @@
           </w:tcPr>
           <w:p>
             <w:pPr>
-              <w:pStyle w:val="Normal"/>
               <w:jc w:val="left"/>
               <w:pBdr>
                 <w:bottom w:val="none" w:sz="0" w:space="0" w:color="000000"/>
@@ -5200,7 +5140,6 @@
           </w:tcPr>
           <w:p>
             <w:pPr>
-              <w:pStyle w:val="Normal"/>
               <w:jc w:val="center"/>
               <w:pBdr>
                 <w:bottom w:val="none" w:sz="0" w:space="0" w:color="000000"/>
@@ -5255,7 +5194,6 @@
           </w:tcPr>
           <w:p>
             <w:pPr>
-              <w:pStyle w:val="Normal"/>
               <w:jc w:val="center"/>
               <w:pBdr>
                 <w:bottom w:val="none" w:sz="0" w:space="0" w:color="000000"/>
@@ -5296,6 +5234,7 @@
         <w:trPr>
           <w:trHeight w:val="360" w:hRule="auto"/>
         </w:trPr>
+        body31
         <w:tc>
           <w:tcPr>
             <w:tcBorders>
@@ -5315,7 +5254,6 @@
           </w:tcPr>
           <w:p>
             <w:pPr>
-              <w:pStyle w:val="Normal"/>
               <w:jc w:val="left"/>
               <w:pBdr>
                 <w:bottom w:val="none" w:sz="0" w:space="0" w:color="000000"/>
@@ -5370,7 +5308,6 @@
           </w:tcPr>
           <w:p>
             <w:pPr>
-              <w:pStyle w:val="Normal"/>
               <w:jc w:val="center"/>
               <w:pBdr>
                 <w:bottom w:val="none" w:sz="0" w:space="0" w:color="000000"/>
@@ -5425,7 +5362,6 @@
           </w:tcPr>
           <w:p>
             <w:pPr>
-              <w:pStyle w:val="Normal"/>
               <w:jc w:val="center"/>
               <w:pBdr>
                 <w:bottom w:val="none" w:sz="0" w:space="0" w:color="000000"/>
@@ -5466,6 +5402,7 @@
         <w:trPr>
           <w:trHeight w:val="360" w:hRule="auto"/>
         </w:trPr>
+        body32
         <w:tc>
           <w:tcPr>
             <w:tcBorders>
@@ -5485,7 +5422,6 @@
           </w:tcPr>
           <w:p>
             <w:pPr>
-              <w:pStyle w:val="Normal"/>
               <w:jc w:val="left"/>
               <w:pBdr>
                 <w:bottom w:val="none" w:sz="0" w:space="0" w:color="000000"/>
@@ -5540,7 +5476,6 @@
           </w:tcPr>
           <w:p>
             <w:pPr>
-              <w:pStyle w:val="Normal"/>
               <w:jc w:val="center"/>
               <w:pBdr>
                 <w:bottom w:val="none" w:sz="0" w:space="0" w:color="000000"/>
@@ -5595,7 +5530,6 @@
           </w:tcPr>
           <w:p>
             <w:pPr>
-              <w:pStyle w:val="Normal"/>
               <w:jc w:val="center"/>
               <w:pBdr>
                 <w:bottom w:val="none" w:sz="0" w:space="0" w:color="000000"/>
@@ -5636,6 +5570,7 @@
         <w:trPr>
           <w:trHeight w:val="360" w:hRule="auto"/>
         </w:trPr>
+        footer 1
         <w:tc>
           <w:tcPr>
             <w:gridSpan w:val="3"/>
@@ -5656,7 +5591,6 @@
           </w:tcPr>
           <w:p>
             <w:pPr>
-              <w:pStyle w:val="Normal"/>
               <w:jc w:val="left"/>
               <w:pBdr>
                 <w:bottom w:val="none" w:sz="0" w:space="0" w:color="000000"/>

--- a/results/regression_multiple.docx
+++ b/results/regression_multiple.docx
@@ -26,7 +26,6 @@
           <w:trHeight w:val="360" w:hRule="auto"/>
           <w:tblHeader/>
         </w:trPr>
-        header 1
         <w:tc>
           <w:tcPr>
             <w:tcBorders>
@@ -46,6 +45,7 @@
           </w:tcPr>
           <w:p>
             <w:pPr>
+              <w:pStyle w:val="Normal"/>
               <w:jc w:val="left"/>
               <w:pBdr>
                 <w:bottom w:val="none" w:sz="0" w:space="0" w:color="000000"/>
@@ -100,6 +100,7 @@
           </w:tcPr>
           <w:p>
             <w:pPr>
+              <w:pStyle w:val="Normal"/>
               <w:jc w:val="center"/>
               <w:pBdr>
                 <w:bottom w:val="none" w:sz="0" w:space="0" w:color="000000"/>
@@ -154,6 +155,7 @@
           </w:tcPr>
           <w:p>
             <w:pPr>
+              <w:pStyle w:val="Normal"/>
               <w:jc w:val="center"/>
               <w:pBdr>
                 <w:bottom w:val="none" w:sz="0" w:space="0" w:color="000000"/>
@@ -194,7 +196,6 @@
         <w:trPr>
           <w:trHeight w:val="360" w:hRule="auto"/>
         </w:trPr>
-        body 1
         <w:tc>
           <w:tcPr>
             <w:tcBorders>
@@ -214,6 +215,7 @@
           </w:tcPr>
           <w:p>
             <w:pPr>
+              <w:pStyle w:val="Normal"/>
               <w:jc w:val="left"/>
               <w:pBdr>
                 <w:bottom w:val="none" w:sz="0" w:space="0" w:color="000000"/>
@@ -268,6 +270,7 @@
           </w:tcPr>
           <w:p>
             <w:pPr>
+              <w:pStyle w:val="Normal"/>
               <w:jc w:val="center"/>
               <w:pBdr>
                 <w:bottom w:val="none" w:sz="0" w:space="0" w:color="000000"/>
@@ -322,6 +325,7 @@
           </w:tcPr>
           <w:p>
             <w:pPr>
+              <w:pStyle w:val="Normal"/>
               <w:jc w:val="center"/>
               <w:pBdr>
                 <w:bottom w:val="none" w:sz="0" w:space="0" w:color="000000"/>
@@ -362,26 +366,26 @@
         <w:trPr>
           <w:trHeight w:val="360" w:hRule="auto"/>
         </w:trPr>
-        body 2
-        <w:tc>
-          <w:tcPr>
-            <w:tcBorders>
-              <w:bottom w:val="none" w:sz="0" w:space="0" w:color="000000"/>
-              <w:top w:val="none" w:sz="0" w:space="0" w:color="000000"/>
-              <w:left w:val="none" w:sz="0" w:space="0" w:color="000000"/>
-              <w:right w:val="none" w:sz="0" w:space="0" w:color="000000"/>
-            </w:tcBorders>
-            <w:shd w:val="clear" w:color="auto" w:fill="FFFFFF"/>
-            <w:tcMar>
-              <w:top w:w="0" w:type="dxa"/>
-              <w:bottom w:w="0" w:type="dxa"/>
-              <w:left w:w="0" w:type="dxa"/>
-              <w:right w:w="0" w:type="dxa"/>
-            </w:tcMar>
-            <w:vAlign w:val="center"/>
-          </w:tcPr>
-          <w:p>
-            <w:pPr>
+        <w:tc>
+          <w:tcPr>
+            <w:tcBorders>
+              <w:bottom w:val="none" w:sz="0" w:space="0" w:color="000000"/>
+              <w:top w:val="none" w:sz="0" w:space="0" w:color="000000"/>
+              <w:left w:val="none" w:sz="0" w:space="0" w:color="000000"/>
+              <w:right w:val="none" w:sz="0" w:space="0" w:color="000000"/>
+            </w:tcBorders>
+            <w:shd w:val="clear" w:color="auto" w:fill="FFFFFF"/>
+            <w:tcMar>
+              <w:top w:w="0" w:type="dxa"/>
+              <w:bottom w:w="0" w:type="dxa"/>
+              <w:left w:w="0" w:type="dxa"/>
+              <w:right w:w="0" w:type="dxa"/>
+            </w:tcMar>
+            <w:vAlign w:val="center"/>
+          </w:tcPr>
+          <w:p>
+            <w:pPr>
+              <w:pStyle w:val="Normal"/>
               <w:jc w:val="left"/>
               <w:pBdr>
                 <w:bottom w:val="none" w:sz="0" w:space="0" w:color="000000"/>
@@ -436,6 +440,7 @@
           </w:tcPr>
           <w:p>
             <w:pPr>
+              <w:pStyle w:val="Normal"/>
               <w:jc w:val="center"/>
               <w:pBdr>
                 <w:bottom w:val="none" w:sz="0" w:space="0" w:color="000000"/>
@@ -490,6 +495,7 @@
           </w:tcPr>
           <w:p>
             <w:pPr>
+              <w:pStyle w:val="Normal"/>
               <w:jc w:val="center"/>
               <w:pBdr>
                 <w:bottom w:val="none" w:sz="0" w:space="0" w:color="000000"/>
@@ -530,26 +536,26 @@
         <w:trPr>
           <w:trHeight w:val="360" w:hRule="auto"/>
         </w:trPr>
-        body 3
-        <w:tc>
-          <w:tcPr>
-            <w:tcBorders>
-              <w:bottom w:val="none" w:sz="0" w:space="0" w:color="000000"/>
-              <w:top w:val="none" w:sz="0" w:space="0" w:color="000000"/>
-              <w:left w:val="none" w:sz="0" w:space="0" w:color="000000"/>
-              <w:right w:val="none" w:sz="0" w:space="0" w:color="000000"/>
-            </w:tcBorders>
-            <w:shd w:val="clear" w:color="auto" w:fill="FFFFFF"/>
-            <w:tcMar>
-              <w:top w:w="0" w:type="dxa"/>
-              <w:bottom w:w="0" w:type="dxa"/>
-              <w:left w:w="0" w:type="dxa"/>
-              <w:right w:w="0" w:type="dxa"/>
-            </w:tcMar>
-            <w:vAlign w:val="center"/>
-          </w:tcPr>
-          <w:p>
-            <w:pPr>
+        <w:tc>
+          <w:tcPr>
+            <w:tcBorders>
+              <w:bottom w:val="none" w:sz="0" w:space="0" w:color="000000"/>
+              <w:top w:val="none" w:sz="0" w:space="0" w:color="000000"/>
+              <w:left w:val="none" w:sz="0" w:space="0" w:color="000000"/>
+              <w:right w:val="none" w:sz="0" w:space="0" w:color="000000"/>
+            </w:tcBorders>
+            <w:shd w:val="clear" w:color="auto" w:fill="FFFFFF"/>
+            <w:tcMar>
+              <w:top w:w="0" w:type="dxa"/>
+              <w:bottom w:w="0" w:type="dxa"/>
+              <w:left w:w="0" w:type="dxa"/>
+              <w:right w:w="0" w:type="dxa"/>
+            </w:tcMar>
+            <w:vAlign w:val="center"/>
+          </w:tcPr>
+          <w:p>
+            <w:pPr>
+              <w:pStyle w:val="Normal"/>
               <w:jc w:val="left"/>
               <w:pBdr>
                 <w:bottom w:val="none" w:sz="0" w:space="0" w:color="000000"/>
@@ -604,6 +610,7 @@
           </w:tcPr>
           <w:p>
             <w:pPr>
+              <w:pStyle w:val="Normal"/>
               <w:jc w:val="center"/>
               <w:pBdr>
                 <w:bottom w:val="none" w:sz="0" w:space="0" w:color="000000"/>
@@ -658,6 +665,7 @@
           </w:tcPr>
           <w:p>
             <w:pPr>
+              <w:pStyle w:val="Normal"/>
               <w:jc w:val="center"/>
               <w:pBdr>
                 <w:bottom w:val="none" w:sz="0" w:space="0" w:color="000000"/>
@@ -698,26 +706,26 @@
         <w:trPr>
           <w:trHeight w:val="360" w:hRule="auto"/>
         </w:trPr>
-        body 4
-        <w:tc>
-          <w:tcPr>
-            <w:tcBorders>
-              <w:bottom w:val="none" w:sz="0" w:space="0" w:color="000000"/>
-              <w:top w:val="none" w:sz="0" w:space="0" w:color="000000"/>
-              <w:left w:val="none" w:sz="0" w:space="0" w:color="000000"/>
-              <w:right w:val="none" w:sz="0" w:space="0" w:color="000000"/>
-            </w:tcBorders>
-            <w:shd w:val="clear" w:color="auto" w:fill="FFFFFF"/>
-            <w:tcMar>
-              <w:top w:w="0" w:type="dxa"/>
-              <w:bottom w:w="0" w:type="dxa"/>
-              <w:left w:w="0" w:type="dxa"/>
-              <w:right w:w="0" w:type="dxa"/>
-            </w:tcMar>
-            <w:vAlign w:val="center"/>
-          </w:tcPr>
-          <w:p>
-            <w:pPr>
+        <w:tc>
+          <w:tcPr>
+            <w:tcBorders>
+              <w:bottom w:val="none" w:sz="0" w:space="0" w:color="000000"/>
+              <w:top w:val="none" w:sz="0" w:space="0" w:color="000000"/>
+              <w:left w:val="none" w:sz="0" w:space="0" w:color="000000"/>
+              <w:right w:val="none" w:sz="0" w:space="0" w:color="000000"/>
+            </w:tcBorders>
+            <w:shd w:val="clear" w:color="auto" w:fill="FFFFFF"/>
+            <w:tcMar>
+              <w:top w:w="0" w:type="dxa"/>
+              <w:bottom w:w="0" w:type="dxa"/>
+              <w:left w:w="0" w:type="dxa"/>
+              <w:right w:w="0" w:type="dxa"/>
+            </w:tcMar>
+            <w:vAlign w:val="center"/>
+          </w:tcPr>
+          <w:p>
+            <w:pPr>
+              <w:pStyle w:val="Normal"/>
               <w:jc w:val="left"/>
               <w:pBdr>
                 <w:bottom w:val="none" w:sz="0" w:space="0" w:color="000000"/>
@@ -772,6 +780,7 @@
           </w:tcPr>
           <w:p>
             <w:pPr>
+              <w:pStyle w:val="Normal"/>
               <w:jc w:val="center"/>
               <w:pBdr>
                 <w:bottom w:val="none" w:sz="0" w:space="0" w:color="000000"/>
@@ -826,6 +835,7 @@
           </w:tcPr>
           <w:p>
             <w:pPr>
+              <w:pStyle w:val="Normal"/>
               <w:jc w:val="center"/>
               <w:pBdr>
                 <w:bottom w:val="none" w:sz="0" w:space="0" w:color="000000"/>
@@ -866,26 +876,26 @@
         <w:trPr>
           <w:trHeight w:val="360" w:hRule="auto"/>
         </w:trPr>
-        body 5
-        <w:tc>
-          <w:tcPr>
-            <w:tcBorders>
-              <w:bottom w:val="none" w:sz="0" w:space="0" w:color="000000"/>
-              <w:top w:val="none" w:sz="0" w:space="0" w:color="000000"/>
-              <w:left w:val="none" w:sz="0" w:space="0" w:color="000000"/>
-              <w:right w:val="none" w:sz="0" w:space="0" w:color="000000"/>
-            </w:tcBorders>
-            <w:shd w:val="clear" w:color="auto" w:fill="FFFFFF"/>
-            <w:tcMar>
-              <w:top w:w="0" w:type="dxa"/>
-              <w:bottom w:w="0" w:type="dxa"/>
-              <w:left w:w="0" w:type="dxa"/>
-              <w:right w:w="0" w:type="dxa"/>
-            </w:tcMar>
-            <w:vAlign w:val="center"/>
-          </w:tcPr>
-          <w:p>
-            <w:pPr>
+        <w:tc>
+          <w:tcPr>
+            <w:tcBorders>
+              <w:bottom w:val="none" w:sz="0" w:space="0" w:color="000000"/>
+              <w:top w:val="none" w:sz="0" w:space="0" w:color="000000"/>
+              <w:left w:val="none" w:sz="0" w:space="0" w:color="000000"/>
+              <w:right w:val="none" w:sz="0" w:space="0" w:color="000000"/>
+            </w:tcBorders>
+            <w:shd w:val="clear" w:color="auto" w:fill="FFFFFF"/>
+            <w:tcMar>
+              <w:top w:w="0" w:type="dxa"/>
+              <w:bottom w:w="0" w:type="dxa"/>
+              <w:left w:w="0" w:type="dxa"/>
+              <w:right w:w="0" w:type="dxa"/>
+            </w:tcMar>
+            <w:vAlign w:val="center"/>
+          </w:tcPr>
+          <w:p>
+            <w:pPr>
+              <w:pStyle w:val="Normal"/>
               <w:jc w:val="left"/>
               <w:pBdr>
                 <w:bottom w:val="none" w:sz="0" w:space="0" w:color="000000"/>
@@ -940,6 +950,7 @@
           </w:tcPr>
           <w:p>
             <w:pPr>
+              <w:pStyle w:val="Normal"/>
               <w:jc w:val="center"/>
               <w:pBdr>
                 <w:bottom w:val="none" w:sz="0" w:space="0" w:color="000000"/>
@@ -994,6 +1005,7 @@
           </w:tcPr>
           <w:p>
             <w:pPr>
+              <w:pStyle w:val="Normal"/>
               <w:jc w:val="center"/>
               <w:pBdr>
                 <w:bottom w:val="none" w:sz="0" w:space="0" w:color="000000"/>
@@ -1034,26 +1046,26 @@
         <w:trPr>
           <w:trHeight w:val="360" w:hRule="auto"/>
         </w:trPr>
-        body 6
-        <w:tc>
-          <w:tcPr>
-            <w:tcBorders>
-              <w:bottom w:val="none" w:sz="0" w:space="0" w:color="000000"/>
-              <w:top w:val="none" w:sz="0" w:space="0" w:color="000000"/>
-              <w:left w:val="none" w:sz="0" w:space="0" w:color="000000"/>
-              <w:right w:val="none" w:sz="0" w:space="0" w:color="000000"/>
-            </w:tcBorders>
-            <w:shd w:val="clear" w:color="auto" w:fill="FFFFFF"/>
-            <w:tcMar>
-              <w:top w:w="0" w:type="dxa"/>
-              <w:bottom w:w="0" w:type="dxa"/>
-              <w:left w:w="0" w:type="dxa"/>
-              <w:right w:w="0" w:type="dxa"/>
-            </w:tcMar>
-            <w:vAlign w:val="center"/>
-          </w:tcPr>
-          <w:p>
-            <w:pPr>
+        <w:tc>
+          <w:tcPr>
+            <w:tcBorders>
+              <w:bottom w:val="none" w:sz="0" w:space="0" w:color="000000"/>
+              <w:top w:val="none" w:sz="0" w:space="0" w:color="000000"/>
+              <w:left w:val="none" w:sz="0" w:space="0" w:color="000000"/>
+              <w:right w:val="none" w:sz="0" w:space="0" w:color="000000"/>
+            </w:tcBorders>
+            <w:shd w:val="clear" w:color="auto" w:fill="FFFFFF"/>
+            <w:tcMar>
+              <w:top w:w="0" w:type="dxa"/>
+              <w:bottom w:w="0" w:type="dxa"/>
+              <w:left w:w="0" w:type="dxa"/>
+              <w:right w:w="0" w:type="dxa"/>
+            </w:tcMar>
+            <w:vAlign w:val="center"/>
+          </w:tcPr>
+          <w:p>
+            <w:pPr>
+              <w:pStyle w:val="Normal"/>
               <w:jc w:val="left"/>
               <w:pBdr>
                 <w:bottom w:val="none" w:sz="0" w:space="0" w:color="000000"/>
@@ -1108,6 +1120,7 @@
           </w:tcPr>
           <w:p>
             <w:pPr>
+              <w:pStyle w:val="Normal"/>
               <w:jc w:val="center"/>
               <w:pBdr>
                 <w:bottom w:val="none" w:sz="0" w:space="0" w:color="000000"/>
@@ -1162,6 +1175,7 @@
           </w:tcPr>
           <w:p>
             <w:pPr>
+              <w:pStyle w:val="Normal"/>
               <w:jc w:val="center"/>
               <w:pBdr>
                 <w:bottom w:val="none" w:sz="0" w:space="0" w:color="000000"/>
@@ -1202,26 +1216,26 @@
         <w:trPr>
           <w:trHeight w:val="360" w:hRule="auto"/>
         </w:trPr>
-        body 7
-        <w:tc>
-          <w:tcPr>
-            <w:tcBorders>
-              <w:bottom w:val="none" w:sz="0" w:space="0" w:color="000000"/>
-              <w:top w:val="none" w:sz="0" w:space="0" w:color="000000"/>
-              <w:left w:val="none" w:sz="0" w:space="0" w:color="000000"/>
-              <w:right w:val="none" w:sz="0" w:space="0" w:color="000000"/>
-            </w:tcBorders>
-            <w:shd w:val="clear" w:color="auto" w:fill="FFFFFF"/>
-            <w:tcMar>
-              <w:top w:w="0" w:type="dxa"/>
-              <w:bottom w:w="0" w:type="dxa"/>
-              <w:left w:w="0" w:type="dxa"/>
-              <w:right w:w="0" w:type="dxa"/>
-            </w:tcMar>
-            <w:vAlign w:val="center"/>
-          </w:tcPr>
-          <w:p>
-            <w:pPr>
+        <w:tc>
+          <w:tcPr>
+            <w:tcBorders>
+              <w:bottom w:val="none" w:sz="0" w:space="0" w:color="000000"/>
+              <w:top w:val="none" w:sz="0" w:space="0" w:color="000000"/>
+              <w:left w:val="none" w:sz="0" w:space="0" w:color="000000"/>
+              <w:right w:val="none" w:sz="0" w:space="0" w:color="000000"/>
+            </w:tcBorders>
+            <w:shd w:val="clear" w:color="auto" w:fill="FFFFFF"/>
+            <w:tcMar>
+              <w:top w:w="0" w:type="dxa"/>
+              <w:bottom w:w="0" w:type="dxa"/>
+              <w:left w:w="0" w:type="dxa"/>
+              <w:right w:w="0" w:type="dxa"/>
+            </w:tcMar>
+            <w:vAlign w:val="center"/>
+          </w:tcPr>
+          <w:p>
+            <w:pPr>
+              <w:pStyle w:val="Normal"/>
               <w:jc w:val="left"/>
               <w:pBdr>
                 <w:bottom w:val="none" w:sz="0" w:space="0" w:color="000000"/>
@@ -1276,6 +1290,7 @@
           </w:tcPr>
           <w:p>
             <w:pPr>
+              <w:pStyle w:val="Normal"/>
               <w:jc w:val="center"/>
               <w:pBdr>
                 <w:bottom w:val="none" w:sz="0" w:space="0" w:color="000000"/>
@@ -1330,6 +1345,7 @@
           </w:tcPr>
           <w:p>
             <w:pPr>
+              <w:pStyle w:val="Normal"/>
               <w:jc w:val="center"/>
               <w:pBdr>
                 <w:bottom w:val="none" w:sz="0" w:space="0" w:color="000000"/>
@@ -1370,26 +1386,26 @@
         <w:trPr>
           <w:trHeight w:val="360" w:hRule="auto"/>
         </w:trPr>
-        body 8
-        <w:tc>
-          <w:tcPr>
-            <w:tcBorders>
-              <w:bottom w:val="none" w:sz="0" w:space="0" w:color="000000"/>
-              <w:top w:val="none" w:sz="0" w:space="0" w:color="000000"/>
-              <w:left w:val="none" w:sz="0" w:space="0" w:color="000000"/>
-              <w:right w:val="none" w:sz="0" w:space="0" w:color="000000"/>
-            </w:tcBorders>
-            <w:shd w:val="clear" w:color="auto" w:fill="FFFFFF"/>
-            <w:tcMar>
-              <w:top w:w="0" w:type="dxa"/>
-              <w:bottom w:w="0" w:type="dxa"/>
-              <w:left w:w="0" w:type="dxa"/>
-              <w:right w:w="0" w:type="dxa"/>
-            </w:tcMar>
-            <w:vAlign w:val="center"/>
-          </w:tcPr>
-          <w:p>
-            <w:pPr>
+        <w:tc>
+          <w:tcPr>
+            <w:tcBorders>
+              <w:bottom w:val="none" w:sz="0" w:space="0" w:color="000000"/>
+              <w:top w:val="none" w:sz="0" w:space="0" w:color="000000"/>
+              <w:left w:val="none" w:sz="0" w:space="0" w:color="000000"/>
+              <w:right w:val="none" w:sz="0" w:space="0" w:color="000000"/>
+            </w:tcBorders>
+            <w:shd w:val="clear" w:color="auto" w:fill="FFFFFF"/>
+            <w:tcMar>
+              <w:top w:w="0" w:type="dxa"/>
+              <w:bottom w:w="0" w:type="dxa"/>
+              <w:left w:w="0" w:type="dxa"/>
+              <w:right w:w="0" w:type="dxa"/>
+            </w:tcMar>
+            <w:vAlign w:val="center"/>
+          </w:tcPr>
+          <w:p>
+            <w:pPr>
+              <w:pStyle w:val="Normal"/>
               <w:jc w:val="left"/>
               <w:pBdr>
                 <w:bottom w:val="none" w:sz="0" w:space="0" w:color="000000"/>
@@ -1444,6 +1460,7 @@
           </w:tcPr>
           <w:p>
             <w:pPr>
+              <w:pStyle w:val="Normal"/>
               <w:jc w:val="center"/>
               <w:pBdr>
                 <w:bottom w:val="none" w:sz="0" w:space="0" w:color="000000"/>
@@ -1498,6 +1515,7 @@
           </w:tcPr>
           <w:p>
             <w:pPr>
+              <w:pStyle w:val="Normal"/>
               <w:jc w:val="center"/>
               <w:pBdr>
                 <w:bottom w:val="none" w:sz="0" w:space="0" w:color="000000"/>
@@ -1538,26 +1556,26 @@
         <w:trPr>
           <w:trHeight w:val="360" w:hRule="auto"/>
         </w:trPr>
-        body 9
-        <w:tc>
-          <w:tcPr>
-            <w:tcBorders>
-              <w:bottom w:val="none" w:sz="0" w:space="0" w:color="000000"/>
-              <w:top w:val="none" w:sz="0" w:space="0" w:color="000000"/>
-              <w:left w:val="none" w:sz="0" w:space="0" w:color="000000"/>
-              <w:right w:val="none" w:sz="0" w:space="0" w:color="000000"/>
-            </w:tcBorders>
-            <w:shd w:val="clear" w:color="auto" w:fill="FFFFFF"/>
-            <w:tcMar>
-              <w:top w:w="0" w:type="dxa"/>
-              <w:bottom w:w="0" w:type="dxa"/>
-              <w:left w:w="0" w:type="dxa"/>
-              <w:right w:w="0" w:type="dxa"/>
-            </w:tcMar>
-            <w:vAlign w:val="center"/>
-          </w:tcPr>
-          <w:p>
-            <w:pPr>
+        <w:tc>
+          <w:tcPr>
+            <w:tcBorders>
+              <w:bottom w:val="none" w:sz="0" w:space="0" w:color="000000"/>
+              <w:top w:val="none" w:sz="0" w:space="0" w:color="000000"/>
+              <w:left w:val="none" w:sz="0" w:space="0" w:color="000000"/>
+              <w:right w:val="none" w:sz="0" w:space="0" w:color="000000"/>
+            </w:tcBorders>
+            <w:shd w:val="clear" w:color="auto" w:fill="FFFFFF"/>
+            <w:tcMar>
+              <w:top w:w="0" w:type="dxa"/>
+              <w:bottom w:w="0" w:type="dxa"/>
+              <w:left w:w="0" w:type="dxa"/>
+              <w:right w:w="0" w:type="dxa"/>
+            </w:tcMar>
+            <w:vAlign w:val="center"/>
+          </w:tcPr>
+          <w:p>
+            <w:pPr>
+              <w:pStyle w:val="Normal"/>
               <w:jc w:val="left"/>
               <w:pBdr>
                 <w:bottom w:val="none" w:sz="0" w:space="0" w:color="000000"/>
@@ -1612,6 +1630,7 @@
           </w:tcPr>
           <w:p>
             <w:pPr>
+              <w:pStyle w:val="Normal"/>
               <w:jc w:val="center"/>
               <w:pBdr>
                 <w:bottom w:val="none" w:sz="0" w:space="0" w:color="000000"/>
@@ -1666,6 +1685,7 @@
           </w:tcPr>
           <w:p>
             <w:pPr>
+              <w:pStyle w:val="Normal"/>
               <w:jc w:val="center"/>
               <w:pBdr>
                 <w:bottom w:val="none" w:sz="0" w:space="0" w:color="000000"/>
@@ -1706,26 +1726,26 @@
         <w:trPr>
           <w:trHeight w:val="360" w:hRule="auto"/>
         </w:trPr>
-        body10
-        <w:tc>
-          <w:tcPr>
-            <w:tcBorders>
-              <w:bottom w:val="none" w:sz="0" w:space="0" w:color="000000"/>
-              <w:top w:val="none" w:sz="0" w:space="0" w:color="000000"/>
-              <w:left w:val="none" w:sz="0" w:space="0" w:color="000000"/>
-              <w:right w:val="none" w:sz="0" w:space="0" w:color="000000"/>
-            </w:tcBorders>
-            <w:shd w:val="clear" w:color="auto" w:fill="FFFFFF"/>
-            <w:tcMar>
-              <w:top w:w="0" w:type="dxa"/>
-              <w:bottom w:w="0" w:type="dxa"/>
-              <w:left w:w="0" w:type="dxa"/>
-              <w:right w:w="0" w:type="dxa"/>
-            </w:tcMar>
-            <w:vAlign w:val="center"/>
-          </w:tcPr>
-          <w:p>
-            <w:pPr>
+        <w:tc>
+          <w:tcPr>
+            <w:tcBorders>
+              <w:bottom w:val="none" w:sz="0" w:space="0" w:color="000000"/>
+              <w:top w:val="none" w:sz="0" w:space="0" w:color="000000"/>
+              <w:left w:val="none" w:sz="0" w:space="0" w:color="000000"/>
+              <w:right w:val="none" w:sz="0" w:space="0" w:color="000000"/>
+            </w:tcBorders>
+            <w:shd w:val="clear" w:color="auto" w:fill="FFFFFF"/>
+            <w:tcMar>
+              <w:top w:w="0" w:type="dxa"/>
+              <w:bottom w:w="0" w:type="dxa"/>
+              <w:left w:w="0" w:type="dxa"/>
+              <w:right w:w="0" w:type="dxa"/>
+            </w:tcMar>
+            <w:vAlign w:val="center"/>
+          </w:tcPr>
+          <w:p>
+            <w:pPr>
+              <w:pStyle w:val="Normal"/>
               <w:jc w:val="left"/>
               <w:pBdr>
                 <w:bottom w:val="none" w:sz="0" w:space="0" w:color="000000"/>
@@ -1780,6 +1800,7 @@
           </w:tcPr>
           <w:p>
             <w:pPr>
+              <w:pStyle w:val="Normal"/>
               <w:jc w:val="center"/>
               <w:pBdr>
                 <w:bottom w:val="none" w:sz="0" w:space="0" w:color="000000"/>
@@ -1834,6 +1855,7 @@
           </w:tcPr>
           <w:p>
             <w:pPr>
+              <w:pStyle w:val="Normal"/>
               <w:jc w:val="center"/>
               <w:pBdr>
                 <w:bottom w:val="none" w:sz="0" w:space="0" w:color="000000"/>
@@ -1874,26 +1896,26 @@
         <w:trPr>
           <w:trHeight w:val="360" w:hRule="auto"/>
         </w:trPr>
-        body11
-        <w:tc>
-          <w:tcPr>
-            <w:tcBorders>
-              <w:bottom w:val="none" w:sz="0" w:space="0" w:color="000000"/>
-              <w:top w:val="none" w:sz="0" w:space="0" w:color="000000"/>
-              <w:left w:val="none" w:sz="0" w:space="0" w:color="000000"/>
-              <w:right w:val="none" w:sz="0" w:space="0" w:color="000000"/>
-            </w:tcBorders>
-            <w:shd w:val="clear" w:color="auto" w:fill="FFFFFF"/>
-            <w:tcMar>
-              <w:top w:w="0" w:type="dxa"/>
-              <w:bottom w:w="0" w:type="dxa"/>
-              <w:left w:w="0" w:type="dxa"/>
-              <w:right w:w="0" w:type="dxa"/>
-            </w:tcMar>
-            <w:vAlign w:val="center"/>
-          </w:tcPr>
-          <w:p>
-            <w:pPr>
+        <w:tc>
+          <w:tcPr>
+            <w:tcBorders>
+              <w:bottom w:val="none" w:sz="0" w:space="0" w:color="000000"/>
+              <w:top w:val="none" w:sz="0" w:space="0" w:color="000000"/>
+              <w:left w:val="none" w:sz="0" w:space="0" w:color="000000"/>
+              <w:right w:val="none" w:sz="0" w:space="0" w:color="000000"/>
+            </w:tcBorders>
+            <w:shd w:val="clear" w:color="auto" w:fill="FFFFFF"/>
+            <w:tcMar>
+              <w:top w:w="0" w:type="dxa"/>
+              <w:bottom w:w="0" w:type="dxa"/>
+              <w:left w:w="0" w:type="dxa"/>
+              <w:right w:w="0" w:type="dxa"/>
+            </w:tcMar>
+            <w:vAlign w:val="center"/>
+          </w:tcPr>
+          <w:p>
+            <w:pPr>
+              <w:pStyle w:val="Normal"/>
               <w:jc w:val="left"/>
               <w:pBdr>
                 <w:bottom w:val="none" w:sz="0" w:space="0" w:color="000000"/>
@@ -1948,6 +1970,7 @@
           </w:tcPr>
           <w:p>
             <w:pPr>
+              <w:pStyle w:val="Normal"/>
               <w:jc w:val="center"/>
               <w:pBdr>
                 <w:bottom w:val="none" w:sz="0" w:space="0" w:color="000000"/>
@@ -2002,6 +2025,7 @@
           </w:tcPr>
           <w:p>
             <w:pPr>
+              <w:pStyle w:val="Normal"/>
               <w:jc w:val="center"/>
               <w:pBdr>
                 <w:bottom w:val="none" w:sz="0" w:space="0" w:color="000000"/>
@@ -2042,26 +2066,26 @@
         <w:trPr>
           <w:trHeight w:val="360" w:hRule="auto"/>
         </w:trPr>
-        body12
-        <w:tc>
-          <w:tcPr>
-            <w:tcBorders>
-              <w:bottom w:val="none" w:sz="0" w:space="0" w:color="000000"/>
-              <w:top w:val="none" w:sz="0" w:space="0" w:color="000000"/>
-              <w:left w:val="none" w:sz="0" w:space="0" w:color="000000"/>
-              <w:right w:val="none" w:sz="0" w:space="0" w:color="000000"/>
-            </w:tcBorders>
-            <w:shd w:val="clear" w:color="auto" w:fill="FFFFFF"/>
-            <w:tcMar>
-              <w:top w:w="0" w:type="dxa"/>
-              <w:bottom w:w="0" w:type="dxa"/>
-              <w:left w:w="0" w:type="dxa"/>
-              <w:right w:w="0" w:type="dxa"/>
-            </w:tcMar>
-            <w:vAlign w:val="center"/>
-          </w:tcPr>
-          <w:p>
-            <w:pPr>
+        <w:tc>
+          <w:tcPr>
+            <w:tcBorders>
+              <w:bottom w:val="none" w:sz="0" w:space="0" w:color="000000"/>
+              <w:top w:val="none" w:sz="0" w:space="0" w:color="000000"/>
+              <w:left w:val="none" w:sz="0" w:space="0" w:color="000000"/>
+              <w:right w:val="none" w:sz="0" w:space="0" w:color="000000"/>
+            </w:tcBorders>
+            <w:shd w:val="clear" w:color="auto" w:fill="FFFFFF"/>
+            <w:tcMar>
+              <w:top w:w="0" w:type="dxa"/>
+              <w:bottom w:w="0" w:type="dxa"/>
+              <w:left w:w="0" w:type="dxa"/>
+              <w:right w:w="0" w:type="dxa"/>
+            </w:tcMar>
+            <w:vAlign w:val="center"/>
+          </w:tcPr>
+          <w:p>
+            <w:pPr>
+              <w:pStyle w:val="Normal"/>
               <w:jc w:val="left"/>
               <w:pBdr>
                 <w:bottom w:val="none" w:sz="0" w:space="0" w:color="000000"/>
@@ -2116,6 +2140,7 @@
           </w:tcPr>
           <w:p>
             <w:pPr>
+              <w:pStyle w:val="Normal"/>
               <w:jc w:val="center"/>
               <w:pBdr>
                 <w:bottom w:val="none" w:sz="0" w:space="0" w:color="000000"/>
@@ -2170,6 +2195,7 @@
           </w:tcPr>
           <w:p>
             <w:pPr>
+              <w:pStyle w:val="Normal"/>
               <w:jc w:val="center"/>
               <w:pBdr>
                 <w:bottom w:val="none" w:sz="0" w:space="0" w:color="000000"/>
@@ -2210,26 +2236,26 @@
         <w:trPr>
           <w:trHeight w:val="360" w:hRule="auto"/>
         </w:trPr>
-        body13
-        <w:tc>
-          <w:tcPr>
-            <w:tcBorders>
-              <w:bottom w:val="none" w:sz="0" w:space="0" w:color="000000"/>
-              <w:top w:val="none" w:sz="0" w:space="0" w:color="000000"/>
-              <w:left w:val="none" w:sz="0" w:space="0" w:color="000000"/>
-              <w:right w:val="none" w:sz="0" w:space="0" w:color="000000"/>
-            </w:tcBorders>
-            <w:shd w:val="clear" w:color="auto" w:fill="FFFFFF"/>
-            <w:tcMar>
-              <w:top w:w="0" w:type="dxa"/>
-              <w:bottom w:w="0" w:type="dxa"/>
-              <w:left w:w="0" w:type="dxa"/>
-              <w:right w:w="0" w:type="dxa"/>
-            </w:tcMar>
-            <w:vAlign w:val="center"/>
-          </w:tcPr>
-          <w:p>
-            <w:pPr>
+        <w:tc>
+          <w:tcPr>
+            <w:tcBorders>
+              <w:bottom w:val="none" w:sz="0" w:space="0" w:color="000000"/>
+              <w:top w:val="none" w:sz="0" w:space="0" w:color="000000"/>
+              <w:left w:val="none" w:sz="0" w:space="0" w:color="000000"/>
+              <w:right w:val="none" w:sz="0" w:space="0" w:color="000000"/>
+            </w:tcBorders>
+            <w:shd w:val="clear" w:color="auto" w:fill="FFFFFF"/>
+            <w:tcMar>
+              <w:top w:w="0" w:type="dxa"/>
+              <w:bottom w:w="0" w:type="dxa"/>
+              <w:left w:w="0" w:type="dxa"/>
+              <w:right w:w="0" w:type="dxa"/>
+            </w:tcMar>
+            <w:vAlign w:val="center"/>
+          </w:tcPr>
+          <w:p>
+            <w:pPr>
+              <w:pStyle w:val="Normal"/>
               <w:jc w:val="left"/>
               <w:pBdr>
                 <w:bottom w:val="none" w:sz="0" w:space="0" w:color="000000"/>
@@ -2284,6 +2310,7 @@
           </w:tcPr>
           <w:p>
             <w:pPr>
+              <w:pStyle w:val="Normal"/>
               <w:jc w:val="center"/>
               <w:pBdr>
                 <w:bottom w:val="none" w:sz="0" w:space="0" w:color="000000"/>
@@ -2338,6 +2365,7 @@
           </w:tcPr>
           <w:p>
             <w:pPr>
+              <w:pStyle w:val="Normal"/>
               <w:jc w:val="center"/>
               <w:pBdr>
                 <w:bottom w:val="none" w:sz="0" w:space="0" w:color="000000"/>
@@ -2378,26 +2406,26 @@
         <w:trPr>
           <w:trHeight w:val="360" w:hRule="auto"/>
         </w:trPr>
-        body14
-        <w:tc>
-          <w:tcPr>
-            <w:tcBorders>
-              <w:bottom w:val="none" w:sz="0" w:space="0" w:color="000000"/>
-              <w:top w:val="none" w:sz="0" w:space="0" w:color="000000"/>
-              <w:left w:val="none" w:sz="0" w:space="0" w:color="000000"/>
-              <w:right w:val="none" w:sz="0" w:space="0" w:color="000000"/>
-            </w:tcBorders>
-            <w:shd w:val="clear" w:color="auto" w:fill="FFFFFF"/>
-            <w:tcMar>
-              <w:top w:w="0" w:type="dxa"/>
-              <w:bottom w:w="0" w:type="dxa"/>
-              <w:left w:w="0" w:type="dxa"/>
-              <w:right w:w="0" w:type="dxa"/>
-            </w:tcMar>
-            <w:vAlign w:val="center"/>
-          </w:tcPr>
-          <w:p>
-            <w:pPr>
+        <w:tc>
+          <w:tcPr>
+            <w:tcBorders>
+              <w:bottom w:val="none" w:sz="0" w:space="0" w:color="000000"/>
+              <w:top w:val="none" w:sz="0" w:space="0" w:color="000000"/>
+              <w:left w:val="none" w:sz="0" w:space="0" w:color="000000"/>
+              <w:right w:val="none" w:sz="0" w:space="0" w:color="000000"/>
+            </w:tcBorders>
+            <w:shd w:val="clear" w:color="auto" w:fill="FFFFFF"/>
+            <w:tcMar>
+              <w:top w:w="0" w:type="dxa"/>
+              <w:bottom w:w="0" w:type="dxa"/>
+              <w:left w:w="0" w:type="dxa"/>
+              <w:right w:w="0" w:type="dxa"/>
+            </w:tcMar>
+            <w:vAlign w:val="center"/>
+          </w:tcPr>
+          <w:p>
+            <w:pPr>
+              <w:pStyle w:val="Normal"/>
               <w:jc w:val="left"/>
               <w:pBdr>
                 <w:bottom w:val="none" w:sz="0" w:space="0" w:color="000000"/>
@@ -2452,6 +2480,7 @@
           </w:tcPr>
           <w:p>
             <w:pPr>
+              <w:pStyle w:val="Normal"/>
               <w:jc w:val="center"/>
               <w:pBdr>
                 <w:bottom w:val="none" w:sz="0" w:space="0" w:color="000000"/>
@@ -2506,6 +2535,7 @@
           </w:tcPr>
           <w:p>
             <w:pPr>
+              <w:pStyle w:val="Normal"/>
               <w:jc w:val="center"/>
               <w:pBdr>
                 <w:bottom w:val="none" w:sz="0" w:space="0" w:color="000000"/>
@@ -2546,26 +2576,26 @@
         <w:trPr>
           <w:trHeight w:val="360" w:hRule="auto"/>
         </w:trPr>
-        body15
-        <w:tc>
-          <w:tcPr>
-            <w:tcBorders>
-              <w:bottom w:val="none" w:sz="0" w:space="0" w:color="000000"/>
-              <w:top w:val="none" w:sz="0" w:space="0" w:color="000000"/>
-              <w:left w:val="none" w:sz="0" w:space="0" w:color="000000"/>
-              <w:right w:val="none" w:sz="0" w:space="0" w:color="000000"/>
-            </w:tcBorders>
-            <w:shd w:val="clear" w:color="auto" w:fill="FFFFFF"/>
-            <w:tcMar>
-              <w:top w:w="0" w:type="dxa"/>
-              <w:bottom w:w="0" w:type="dxa"/>
-              <w:left w:w="0" w:type="dxa"/>
-              <w:right w:w="0" w:type="dxa"/>
-            </w:tcMar>
-            <w:vAlign w:val="center"/>
-          </w:tcPr>
-          <w:p>
-            <w:pPr>
+        <w:tc>
+          <w:tcPr>
+            <w:tcBorders>
+              <w:bottom w:val="none" w:sz="0" w:space="0" w:color="000000"/>
+              <w:top w:val="none" w:sz="0" w:space="0" w:color="000000"/>
+              <w:left w:val="none" w:sz="0" w:space="0" w:color="000000"/>
+              <w:right w:val="none" w:sz="0" w:space="0" w:color="000000"/>
+            </w:tcBorders>
+            <w:shd w:val="clear" w:color="auto" w:fill="FFFFFF"/>
+            <w:tcMar>
+              <w:top w:w="0" w:type="dxa"/>
+              <w:bottom w:w="0" w:type="dxa"/>
+              <w:left w:w="0" w:type="dxa"/>
+              <w:right w:w="0" w:type="dxa"/>
+            </w:tcMar>
+            <w:vAlign w:val="center"/>
+          </w:tcPr>
+          <w:p>
+            <w:pPr>
+              <w:pStyle w:val="Normal"/>
               <w:jc w:val="left"/>
               <w:pBdr>
                 <w:bottom w:val="none" w:sz="0" w:space="0" w:color="000000"/>
@@ -2620,6 +2650,7 @@
           </w:tcPr>
           <w:p>
             <w:pPr>
+              <w:pStyle w:val="Normal"/>
               <w:jc w:val="center"/>
               <w:pBdr>
                 <w:bottom w:val="none" w:sz="0" w:space="0" w:color="000000"/>
@@ -2674,6 +2705,7 @@
           </w:tcPr>
           <w:p>
             <w:pPr>
+              <w:pStyle w:val="Normal"/>
               <w:jc w:val="center"/>
               <w:pBdr>
                 <w:bottom w:val="none" w:sz="0" w:space="0" w:color="000000"/>
@@ -2714,26 +2746,26 @@
         <w:trPr>
           <w:trHeight w:val="360" w:hRule="auto"/>
         </w:trPr>
-        body16
-        <w:tc>
-          <w:tcPr>
-            <w:tcBorders>
-              <w:bottom w:val="none" w:sz="0" w:space="0" w:color="000000"/>
-              <w:top w:val="none" w:sz="0" w:space="0" w:color="000000"/>
-              <w:left w:val="none" w:sz="0" w:space="0" w:color="000000"/>
-              <w:right w:val="none" w:sz="0" w:space="0" w:color="000000"/>
-            </w:tcBorders>
-            <w:shd w:val="clear" w:color="auto" w:fill="FFFFFF"/>
-            <w:tcMar>
-              <w:top w:w="0" w:type="dxa"/>
-              <w:bottom w:w="0" w:type="dxa"/>
-              <w:left w:w="0" w:type="dxa"/>
-              <w:right w:w="0" w:type="dxa"/>
-            </w:tcMar>
-            <w:vAlign w:val="center"/>
-          </w:tcPr>
-          <w:p>
-            <w:pPr>
+        <w:tc>
+          <w:tcPr>
+            <w:tcBorders>
+              <w:bottom w:val="none" w:sz="0" w:space="0" w:color="000000"/>
+              <w:top w:val="none" w:sz="0" w:space="0" w:color="000000"/>
+              <w:left w:val="none" w:sz="0" w:space="0" w:color="000000"/>
+              <w:right w:val="none" w:sz="0" w:space="0" w:color="000000"/>
+            </w:tcBorders>
+            <w:shd w:val="clear" w:color="auto" w:fill="FFFFFF"/>
+            <w:tcMar>
+              <w:top w:w="0" w:type="dxa"/>
+              <w:bottom w:w="0" w:type="dxa"/>
+              <w:left w:w="0" w:type="dxa"/>
+              <w:right w:w="0" w:type="dxa"/>
+            </w:tcMar>
+            <w:vAlign w:val="center"/>
+          </w:tcPr>
+          <w:p>
+            <w:pPr>
+              <w:pStyle w:val="Normal"/>
               <w:jc w:val="left"/>
               <w:pBdr>
                 <w:bottom w:val="none" w:sz="0" w:space="0" w:color="000000"/>
@@ -2788,6 +2820,7 @@
           </w:tcPr>
           <w:p>
             <w:pPr>
+              <w:pStyle w:val="Normal"/>
               <w:jc w:val="center"/>
               <w:pBdr>
                 <w:bottom w:val="none" w:sz="0" w:space="0" w:color="000000"/>
@@ -2842,6 +2875,7 @@
           </w:tcPr>
           <w:p>
             <w:pPr>
+              <w:pStyle w:val="Normal"/>
               <w:jc w:val="center"/>
               <w:pBdr>
                 <w:bottom w:val="none" w:sz="0" w:space="0" w:color="000000"/>
@@ -2882,26 +2916,26 @@
         <w:trPr>
           <w:trHeight w:val="360" w:hRule="auto"/>
         </w:trPr>
-        body17
-        <w:tc>
-          <w:tcPr>
-            <w:tcBorders>
-              <w:bottom w:val="none" w:sz="0" w:space="0" w:color="000000"/>
-              <w:top w:val="none" w:sz="0" w:space="0" w:color="000000"/>
-              <w:left w:val="none" w:sz="0" w:space="0" w:color="000000"/>
-              <w:right w:val="none" w:sz="0" w:space="0" w:color="000000"/>
-            </w:tcBorders>
-            <w:shd w:val="clear" w:color="auto" w:fill="FFFFFF"/>
-            <w:tcMar>
-              <w:top w:w="0" w:type="dxa"/>
-              <w:bottom w:w="0" w:type="dxa"/>
-              <w:left w:w="0" w:type="dxa"/>
-              <w:right w:w="0" w:type="dxa"/>
-            </w:tcMar>
-            <w:vAlign w:val="center"/>
-          </w:tcPr>
-          <w:p>
-            <w:pPr>
+        <w:tc>
+          <w:tcPr>
+            <w:tcBorders>
+              <w:bottom w:val="none" w:sz="0" w:space="0" w:color="000000"/>
+              <w:top w:val="none" w:sz="0" w:space="0" w:color="000000"/>
+              <w:left w:val="none" w:sz="0" w:space="0" w:color="000000"/>
+              <w:right w:val="none" w:sz="0" w:space="0" w:color="000000"/>
+            </w:tcBorders>
+            <w:shd w:val="clear" w:color="auto" w:fill="FFFFFF"/>
+            <w:tcMar>
+              <w:top w:w="0" w:type="dxa"/>
+              <w:bottom w:w="0" w:type="dxa"/>
+              <w:left w:w="0" w:type="dxa"/>
+              <w:right w:w="0" w:type="dxa"/>
+            </w:tcMar>
+            <w:vAlign w:val="center"/>
+          </w:tcPr>
+          <w:p>
+            <w:pPr>
+              <w:pStyle w:val="Normal"/>
               <w:jc w:val="left"/>
               <w:pBdr>
                 <w:bottom w:val="none" w:sz="0" w:space="0" w:color="000000"/>
@@ -2956,6 +2990,7 @@
           </w:tcPr>
           <w:p>
             <w:pPr>
+              <w:pStyle w:val="Normal"/>
               <w:jc w:val="center"/>
               <w:pBdr>
                 <w:bottom w:val="none" w:sz="0" w:space="0" w:color="000000"/>
@@ -3010,6 +3045,7 @@
           </w:tcPr>
           <w:p>
             <w:pPr>
+              <w:pStyle w:val="Normal"/>
               <w:jc w:val="center"/>
               <w:pBdr>
                 <w:bottom w:val="none" w:sz="0" w:space="0" w:color="000000"/>
@@ -3050,26 +3086,26 @@
         <w:trPr>
           <w:trHeight w:val="360" w:hRule="auto"/>
         </w:trPr>
-        body18
-        <w:tc>
-          <w:tcPr>
-            <w:tcBorders>
-              <w:bottom w:val="none" w:sz="0" w:space="0" w:color="000000"/>
-              <w:top w:val="none" w:sz="0" w:space="0" w:color="000000"/>
-              <w:left w:val="none" w:sz="0" w:space="0" w:color="000000"/>
-              <w:right w:val="none" w:sz="0" w:space="0" w:color="000000"/>
-            </w:tcBorders>
-            <w:shd w:val="clear" w:color="auto" w:fill="FFFFFF"/>
-            <w:tcMar>
-              <w:top w:w="0" w:type="dxa"/>
-              <w:bottom w:w="0" w:type="dxa"/>
-              <w:left w:w="0" w:type="dxa"/>
-              <w:right w:w="0" w:type="dxa"/>
-            </w:tcMar>
-            <w:vAlign w:val="center"/>
-          </w:tcPr>
-          <w:p>
-            <w:pPr>
+        <w:tc>
+          <w:tcPr>
+            <w:tcBorders>
+              <w:bottom w:val="none" w:sz="0" w:space="0" w:color="000000"/>
+              <w:top w:val="none" w:sz="0" w:space="0" w:color="000000"/>
+              <w:left w:val="none" w:sz="0" w:space="0" w:color="000000"/>
+              <w:right w:val="none" w:sz="0" w:space="0" w:color="000000"/>
+            </w:tcBorders>
+            <w:shd w:val="clear" w:color="auto" w:fill="FFFFFF"/>
+            <w:tcMar>
+              <w:top w:w="0" w:type="dxa"/>
+              <w:bottom w:w="0" w:type="dxa"/>
+              <w:left w:w="0" w:type="dxa"/>
+              <w:right w:w="0" w:type="dxa"/>
+            </w:tcMar>
+            <w:vAlign w:val="center"/>
+          </w:tcPr>
+          <w:p>
+            <w:pPr>
+              <w:pStyle w:val="Normal"/>
               <w:jc w:val="left"/>
               <w:pBdr>
                 <w:bottom w:val="none" w:sz="0" w:space="0" w:color="000000"/>
@@ -3124,6 +3160,7 @@
           </w:tcPr>
           <w:p>
             <w:pPr>
+              <w:pStyle w:val="Normal"/>
               <w:jc w:val="center"/>
               <w:pBdr>
                 <w:bottom w:val="none" w:sz="0" w:space="0" w:color="000000"/>
@@ -3178,6 +3215,7 @@
           </w:tcPr>
           <w:p>
             <w:pPr>
+              <w:pStyle w:val="Normal"/>
               <w:jc w:val="center"/>
               <w:pBdr>
                 <w:bottom w:val="none" w:sz="0" w:space="0" w:color="000000"/>
@@ -3218,26 +3256,26 @@
         <w:trPr>
           <w:trHeight w:val="360" w:hRule="auto"/>
         </w:trPr>
-        body19
-        <w:tc>
-          <w:tcPr>
-            <w:tcBorders>
-              <w:bottom w:val="none" w:sz="0" w:space="0" w:color="000000"/>
-              <w:top w:val="none" w:sz="0" w:space="0" w:color="000000"/>
-              <w:left w:val="none" w:sz="0" w:space="0" w:color="000000"/>
-              <w:right w:val="none" w:sz="0" w:space="0" w:color="000000"/>
-            </w:tcBorders>
-            <w:shd w:val="clear" w:color="auto" w:fill="FFFFFF"/>
-            <w:tcMar>
-              <w:top w:w="0" w:type="dxa"/>
-              <w:bottom w:w="0" w:type="dxa"/>
-              <w:left w:w="0" w:type="dxa"/>
-              <w:right w:w="0" w:type="dxa"/>
-            </w:tcMar>
-            <w:vAlign w:val="center"/>
-          </w:tcPr>
-          <w:p>
-            <w:pPr>
+        <w:tc>
+          <w:tcPr>
+            <w:tcBorders>
+              <w:bottom w:val="none" w:sz="0" w:space="0" w:color="000000"/>
+              <w:top w:val="none" w:sz="0" w:space="0" w:color="000000"/>
+              <w:left w:val="none" w:sz="0" w:space="0" w:color="000000"/>
+              <w:right w:val="none" w:sz="0" w:space="0" w:color="000000"/>
+            </w:tcBorders>
+            <w:shd w:val="clear" w:color="auto" w:fill="FFFFFF"/>
+            <w:tcMar>
+              <w:top w:w="0" w:type="dxa"/>
+              <w:bottom w:w="0" w:type="dxa"/>
+              <w:left w:w="0" w:type="dxa"/>
+              <w:right w:w="0" w:type="dxa"/>
+            </w:tcMar>
+            <w:vAlign w:val="center"/>
+          </w:tcPr>
+          <w:p>
+            <w:pPr>
+              <w:pStyle w:val="Normal"/>
               <w:jc w:val="left"/>
               <w:pBdr>
                 <w:bottom w:val="none" w:sz="0" w:space="0" w:color="000000"/>
@@ -3292,6 +3330,7 @@
           </w:tcPr>
           <w:p>
             <w:pPr>
+              <w:pStyle w:val="Normal"/>
               <w:jc w:val="center"/>
               <w:pBdr>
                 <w:bottom w:val="none" w:sz="0" w:space="0" w:color="000000"/>
@@ -3346,6 +3385,7 @@
           </w:tcPr>
           <w:p>
             <w:pPr>
+              <w:pStyle w:val="Normal"/>
               <w:jc w:val="center"/>
               <w:pBdr>
                 <w:bottom w:val="none" w:sz="0" w:space="0" w:color="000000"/>
@@ -3386,26 +3426,26 @@
         <w:trPr>
           <w:trHeight w:val="360" w:hRule="auto"/>
         </w:trPr>
-        body20
-        <w:tc>
-          <w:tcPr>
-            <w:tcBorders>
-              <w:bottom w:val="none" w:sz="0" w:space="0" w:color="000000"/>
-              <w:top w:val="none" w:sz="0" w:space="0" w:color="000000"/>
-              <w:left w:val="none" w:sz="0" w:space="0" w:color="000000"/>
-              <w:right w:val="none" w:sz="0" w:space="0" w:color="000000"/>
-            </w:tcBorders>
-            <w:shd w:val="clear" w:color="auto" w:fill="FFFFFF"/>
-            <w:tcMar>
-              <w:top w:w="0" w:type="dxa"/>
-              <w:bottom w:w="0" w:type="dxa"/>
-              <w:left w:w="0" w:type="dxa"/>
-              <w:right w:w="0" w:type="dxa"/>
-            </w:tcMar>
-            <w:vAlign w:val="center"/>
-          </w:tcPr>
-          <w:p>
-            <w:pPr>
+        <w:tc>
+          <w:tcPr>
+            <w:tcBorders>
+              <w:bottom w:val="none" w:sz="0" w:space="0" w:color="000000"/>
+              <w:top w:val="none" w:sz="0" w:space="0" w:color="000000"/>
+              <w:left w:val="none" w:sz="0" w:space="0" w:color="000000"/>
+              <w:right w:val="none" w:sz="0" w:space="0" w:color="000000"/>
+            </w:tcBorders>
+            <w:shd w:val="clear" w:color="auto" w:fill="FFFFFF"/>
+            <w:tcMar>
+              <w:top w:w="0" w:type="dxa"/>
+              <w:bottom w:w="0" w:type="dxa"/>
+              <w:left w:w="0" w:type="dxa"/>
+              <w:right w:w="0" w:type="dxa"/>
+            </w:tcMar>
+            <w:vAlign w:val="center"/>
+          </w:tcPr>
+          <w:p>
+            <w:pPr>
+              <w:pStyle w:val="Normal"/>
               <w:jc w:val="left"/>
               <w:pBdr>
                 <w:bottom w:val="none" w:sz="0" w:space="0" w:color="000000"/>
@@ -3460,6 +3500,7 @@
           </w:tcPr>
           <w:p>
             <w:pPr>
+              <w:pStyle w:val="Normal"/>
               <w:jc w:val="center"/>
               <w:pBdr>
                 <w:bottom w:val="none" w:sz="0" w:space="0" w:color="000000"/>
@@ -3514,6 +3555,7 @@
           </w:tcPr>
           <w:p>
             <w:pPr>
+              <w:pStyle w:val="Normal"/>
               <w:jc w:val="center"/>
               <w:pBdr>
                 <w:bottom w:val="none" w:sz="0" w:space="0" w:color="000000"/>
@@ -3554,26 +3596,26 @@
         <w:trPr>
           <w:trHeight w:val="360" w:hRule="auto"/>
         </w:trPr>
-        body21
-        <w:tc>
-          <w:tcPr>
-            <w:tcBorders>
-              <w:bottom w:val="none" w:sz="0" w:space="0" w:color="000000"/>
-              <w:top w:val="none" w:sz="0" w:space="0" w:color="000000"/>
-              <w:left w:val="none" w:sz="0" w:space="0" w:color="000000"/>
-              <w:right w:val="none" w:sz="0" w:space="0" w:color="000000"/>
-            </w:tcBorders>
-            <w:shd w:val="clear" w:color="auto" w:fill="FFFFFF"/>
-            <w:tcMar>
-              <w:top w:w="0" w:type="dxa"/>
-              <w:bottom w:w="0" w:type="dxa"/>
-              <w:left w:w="0" w:type="dxa"/>
-              <w:right w:w="0" w:type="dxa"/>
-            </w:tcMar>
-            <w:vAlign w:val="center"/>
-          </w:tcPr>
-          <w:p>
-            <w:pPr>
+        <w:tc>
+          <w:tcPr>
+            <w:tcBorders>
+              <w:bottom w:val="none" w:sz="0" w:space="0" w:color="000000"/>
+              <w:top w:val="none" w:sz="0" w:space="0" w:color="000000"/>
+              <w:left w:val="none" w:sz="0" w:space="0" w:color="000000"/>
+              <w:right w:val="none" w:sz="0" w:space="0" w:color="000000"/>
+            </w:tcBorders>
+            <w:shd w:val="clear" w:color="auto" w:fill="FFFFFF"/>
+            <w:tcMar>
+              <w:top w:w="0" w:type="dxa"/>
+              <w:bottom w:w="0" w:type="dxa"/>
+              <w:left w:w="0" w:type="dxa"/>
+              <w:right w:w="0" w:type="dxa"/>
+            </w:tcMar>
+            <w:vAlign w:val="center"/>
+          </w:tcPr>
+          <w:p>
+            <w:pPr>
+              <w:pStyle w:val="Normal"/>
               <w:jc w:val="left"/>
               <w:pBdr>
                 <w:bottom w:val="none" w:sz="0" w:space="0" w:color="000000"/>
@@ -3628,6 +3670,7 @@
           </w:tcPr>
           <w:p>
             <w:pPr>
+              <w:pStyle w:val="Normal"/>
               <w:jc w:val="center"/>
               <w:pBdr>
                 <w:bottom w:val="none" w:sz="0" w:space="0" w:color="000000"/>
@@ -3682,6 +3725,7 @@
           </w:tcPr>
           <w:p>
             <w:pPr>
+              <w:pStyle w:val="Normal"/>
               <w:jc w:val="center"/>
               <w:pBdr>
                 <w:bottom w:val="none" w:sz="0" w:space="0" w:color="000000"/>
@@ -3722,26 +3766,26 @@
         <w:trPr>
           <w:trHeight w:val="360" w:hRule="auto"/>
         </w:trPr>
-        body22
-        <w:tc>
-          <w:tcPr>
-            <w:tcBorders>
-              <w:bottom w:val="none" w:sz="0" w:space="0" w:color="000000"/>
-              <w:top w:val="none" w:sz="0" w:space="0" w:color="000000"/>
-              <w:left w:val="none" w:sz="0" w:space="0" w:color="000000"/>
-              <w:right w:val="none" w:sz="0" w:space="0" w:color="000000"/>
-            </w:tcBorders>
-            <w:shd w:val="clear" w:color="auto" w:fill="FFFFFF"/>
-            <w:tcMar>
-              <w:top w:w="0" w:type="dxa"/>
-              <w:bottom w:w="0" w:type="dxa"/>
-              <w:left w:w="0" w:type="dxa"/>
-              <w:right w:w="0" w:type="dxa"/>
-            </w:tcMar>
-            <w:vAlign w:val="center"/>
-          </w:tcPr>
-          <w:p>
-            <w:pPr>
+        <w:tc>
+          <w:tcPr>
+            <w:tcBorders>
+              <w:bottom w:val="none" w:sz="0" w:space="0" w:color="000000"/>
+              <w:top w:val="none" w:sz="0" w:space="0" w:color="000000"/>
+              <w:left w:val="none" w:sz="0" w:space="0" w:color="000000"/>
+              <w:right w:val="none" w:sz="0" w:space="0" w:color="000000"/>
+            </w:tcBorders>
+            <w:shd w:val="clear" w:color="auto" w:fill="FFFFFF"/>
+            <w:tcMar>
+              <w:top w:w="0" w:type="dxa"/>
+              <w:bottom w:w="0" w:type="dxa"/>
+              <w:left w:w="0" w:type="dxa"/>
+              <w:right w:w="0" w:type="dxa"/>
+            </w:tcMar>
+            <w:vAlign w:val="center"/>
+          </w:tcPr>
+          <w:p>
+            <w:pPr>
+              <w:pStyle w:val="Normal"/>
               <w:jc w:val="left"/>
               <w:pBdr>
                 <w:bottom w:val="none" w:sz="0" w:space="0" w:color="000000"/>
@@ -3796,6 +3840,7 @@
           </w:tcPr>
           <w:p>
             <w:pPr>
+              <w:pStyle w:val="Normal"/>
               <w:jc w:val="center"/>
               <w:pBdr>
                 <w:bottom w:val="none" w:sz="0" w:space="0" w:color="000000"/>
@@ -3850,6 +3895,7 @@
           </w:tcPr>
           <w:p>
             <w:pPr>
+              <w:pStyle w:val="Normal"/>
               <w:jc w:val="center"/>
               <w:pBdr>
                 <w:bottom w:val="none" w:sz="0" w:space="0" w:color="000000"/>
@@ -3890,26 +3936,26 @@
         <w:trPr>
           <w:trHeight w:val="360" w:hRule="auto"/>
         </w:trPr>
-        body23
-        <w:tc>
-          <w:tcPr>
-            <w:tcBorders>
-              <w:bottom w:val="none" w:sz="0" w:space="0" w:color="000000"/>
-              <w:top w:val="none" w:sz="0" w:space="0" w:color="000000"/>
-              <w:left w:val="none" w:sz="0" w:space="0" w:color="000000"/>
-              <w:right w:val="none" w:sz="0" w:space="0" w:color="000000"/>
-            </w:tcBorders>
-            <w:shd w:val="clear" w:color="auto" w:fill="FFFFFF"/>
-            <w:tcMar>
-              <w:top w:w="0" w:type="dxa"/>
-              <w:bottom w:w="0" w:type="dxa"/>
-              <w:left w:w="0" w:type="dxa"/>
-              <w:right w:w="0" w:type="dxa"/>
-            </w:tcMar>
-            <w:vAlign w:val="center"/>
-          </w:tcPr>
-          <w:p>
-            <w:pPr>
+        <w:tc>
+          <w:tcPr>
+            <w:tcBorders>
+              <w:bottom w:val="none" w:sz="0" w:space="0" w:color="000000"/>
+              <w:top w:val="none" w:sz="0" w:space="0" w:color="000000"/>
+              <w:left w:val="none" w:sz="0" w:space="0" w:color="000000"/>
+              <w:right w:val="none" w:sz="0" w:space="0" w:color="000000"/>
+            </w:tcBorders>
+            <w:shd w:val="clear" w:color="auto" w:fill="FFFFFF"/>
+            <w:tcMar>
+              <w:top w:w="0" w:type="dxa"/>
+              <w:bottom w:w="0" w:type="dxa"/>
+              <w:left w:w="0" w:type="dxa"/>
+              <w:right w:w="0" w:type="dxa"/>
+            </w:tcMar>
+            <w:vAlign w:val="center"/>
+          </w:tcPr>
+          <w:p>
+            <w:pPr>
+              <w:pStyle w:val="Normal"/>
               <w:jc w:val="left"/>
               <w:pBdr>
                 <w:bottom w:val="none" w:sz="0" w:space="0" w:color="000000"/>
@@ -3964,6 +4010,7 @@
           </w:tcPr>
           <w:p>
             <w:pPr>
+              <w:pStyle w:val="Normal"/>
               <w:jc w:val="center"/>
               <w:pBdr>
                 <w:bottom w:val="none" w:sz="0" w:space="0" w:color="000000"/>
@@ -4018,6 +4065,7 @@
           </w:tcPr>
           <w:p>
             <w:pPr>
+              <w:pStyle w:val="Normal"/>
               <w:jc w:val="center"/>
               <w:pBdr>
                 <w:bottom w:val="none" w:sz="0" w:space="0" w:color="000000"/>
@@ -4058,26 +4106,26 @@
         <w:trPr>
           <w:trHeight w:val="360" w:hRule="auto"/>
         </w:trPr>
-        body24
-        <w:tc>
-          <w:tcPr>
-            <w:tcBorders>
-              <w:bottom w:val="none" w:sz="0" w:space="0" w:color="000000"/>
-              <w:top w:val="none" w:sz="0" w:space="0" w:color="000000"/>
-              <w:left w:val="none" w:sz="0" w:space="0" w:color="000000"/>
-              <w:right w:val="none" w:sz="0" w:space="0" w:color="000000"/>
-            </w:tcBorders>
-            <w:shd w:val="clear" w:color="auto" w:fill="FFFFFF"/>
-            <w:tcMar>
-              <w:top w:w="0" w:type="dxa"/>
-              <w:bottom w:w="0" w:type="dxa"/>
-              <w:left w:w="0" w:type="dxa"/>
-              <w:right w:w="0" w:type="dxa"/>
-            </w:tcMar>
-            <w:vAlign w:val="center"/>
-          </w:tcPr>
-          <w:p>
-            <w:pPr>
+        <w:tc>
+          <w:tcPr>
+            <w:tcBorders>
+              <w:bottom w:val="none" w:sz="0" w:space="0" w:color="000000"/>
+              <w:top w:val="none" w:sz="0" w:space="0" w:color="000000"/>
+              <w:left w:val="none" w:sz="0" w:space="0" w:color="000000"/>
+              <w:right w:val="none" w:sz="0" w:space="0" w:color="000000"/>
+            </w:tcBorders>
+            <w:shd w:val="clear" w:color="auto" w:fill="FFFFFF"/>
+            <w:tcMar>
+              <w:top w:w="0" w:type="dxa"/>
+              <w:bottom w:w="0" w:type="dxa"/>
+              <w:left w:w="0" w:type="dxa"/>
+              <w:right w:w="0" w:type="dxa"/>
+            </w:tcMar>
+            <w:vAlign w:val="center"/>
+          </w:tcPr>
+          <w:p>
+            <w:pPr>
+              <w:pStyle w:val="Normal"/>
               <w:jc w:val="left"/>
               <w:pBdr>
                 <w:bottom w:val="none" w:sz="0" w:space="0" w:color="000000"/>
@@ -4132,6 +4180,7 @@
           </w:tcPr>
           <w:p>
             <w:pPr>
+              <w:pStyle w:val="Normal"/>
               <w:jc w:val="center"/>
               <w:pBdr>
                 <w:bottom w:val="none" w:sz="0" w:space="0" w:color="000000"/>
@@ -4186,6 +4235,7 @@
           </w:tcPr>
           <w:p>
             <w:pPr>
+              <w:pStyle w:val="Normal"/>
               <w:jc w:val="center"/>
               <w:pBdr>
                 <w:bottom w:val="none" w:sz="0" w:space="0" w:color="000000"/>
@@ -4226,26 +4276,26 @@
         <w:trPr>
           <w:trHeight w:val="360" w:hRule="auto"/>
         </w:trPr>
-        body25
-        <w:tc>
-          <w:tcPr>
-            <w:tcBorders>
-              <w:bottom w:val="none" w:sz="0" w:space="0" w:color="000000"/>
-              <w:top w:val="none" w:sz="0" w:space="0" w:color="000000"/>
-              <w:left w:val="none" w:sz="0" w:space="0" w:color="000000"/>
-              <w:right w:val="none" w:sz="0" w:space="0" w:color="000000"/>
-            </w:tcBorders>
-            <w:shd w:val="clear" w:color="auto" w:fill="FFFFFF"/>
-            <w:tcMar>
-              <w:top w:w="0" w:type="dxa"/>
-              <w:bottom w:w="0" w:type="dxa"/>
-              <w:left w:w="0" w:type="dxa"/>
-              <w:right w:w="0" w:type="dxa"/>
-            </w:tcMar>
-            <w:vAlign w:val="center"/>
-          </w:tcPr>
-          <w:p>
-            <w:pPr>
+        <w:tc>
+          <w:tcPr>
+            <w:tcBorders>
+              <w:bottom w:val="none" w:sz="0" w:space="0" w:color="000000"/>
+              <w:top w:val="none" w:sz="0" w:space="0" w:color="000000"/>
+              <w:left w:val="none" w:sz="0" w:space="0" w:color="000000"/>
+              <w:right w:val="none" w:sz="0" w:space="0" w:color="000000"/>
+            </w:tcBorders>
+            <w:shd w:val="clear" w:color="auto" w:fill="FFFFFF"/>
+            <w:tcMar>
+              <w:top w:w="0" w:type="dxa"/>
+              <w:bottom w:w="0" w:type="dxa"/>
+              <w:left w:w="0" w:type="dxa"/>
+              <w:right w:w="0" w:type="dxa"/>
+            </w:tcMar>
+            <w:vAlign w:val="center"/>
+          </w:tcPr>
+          <w:p>
+            <w:pPr>
+              <w:pStyle w:val="Normal"/>
               <w:jc w:val="left"/>
               <w:pBdr>
                 <w:bottom w:val="none" w:sz="0" w:space="0" w:color="000000"/>
@@ -4300,6 +4350,7 @@
           </w:tcPr>
           <w:p>
             <w:pPr>
+              <w:pStyle w:val="Normal"/>
               <w:jc w:val="center"/>
               <w:pBdr>
                 <w:bottom w:val="none" w:sz="0" w:space="0" w:color="000000"/>
@@ -4354,6 +4405,7 @@
           </w:tcPr>
           <w:p>
             <w:pPr>
+              <w:pStyle w:val="Normal"/>
               <w:jc w:val="center"/>
               <w:pBdr>
                 <w:bottom w:val="none" w:sz="0" w:space="0" w:color="000000"/>
@@ -4394,26 +4446,26 @@
         <w:trPr>
           <w:trHeight w:val="360" w:hRule="auto"/>
         </w:trPr>
-        body26
-        <w:tc>
-          <w:tcPr>
-            <w:tcBorders>
-              <w:bottom w:val="none" w:sz="0" w:space="0" w:color="000000"/>
-              <w:top w:val="none" w:sz="0" w:space="0" w:color="000000"/>
-              <w:left w:val="none" w:sz="0" w:space="0" w:color="000000"/>
-              <w:right w:val="none" w:sz="0" w:space="0" w:color="000000"/>
-            </w:tcBorders>
-            <w:shd w:val="clear" w:color="auto" w:fill="FFFFFF"/>
-            <w:tcMar>
-              <w:top w:w="0" w:type="dxa"/>
-              <w:bottom w:w="0" w:type="dxa"/>
-              <w:left w:w="0" w:type="dxa"/>
-              <w:right w:w="0" w:type="dxa"/>
-            </w:tcMar>
-            <w:vAlign w:val="center"/>
-          </w:tcPr>
-          <w:p>
-            <w:pPr>
+        <w:tc>
+          <w:tcPr>
+            <w:tcBorders>
+              <w:bottom w:val="none" w:sz="0" w:space="0" w:color="000000"/>
+              <w:top w:val="none" w:sz="0" w:space="0" w:color="000000"/>
+              <w:left w:val="none" w:sz="0" w:space="0" w:color="000000"/>
+              <w:right w:val="none" w:sz="0" w:space="0" w:color="000000"/>
+            </w:tcBorders>
+            <w:shd w:val="clear" w:color="auto" w:fill="FFFFFF"/>
+            <w:tcMar>
+              <w:top w:w="0" w:type="dxa"/>
+              <w:bottom w:w="0" w:type="dxa"/>
+              <w:left w:w="0" w:type="dxa"/>
+              <w:right w:w="0" w:type="dxa"/>
+            </w:tcMar>
+            <w:vAlign w:val="center"/>
+          </w:tcPr>
+          <w:p>
+            <w:pPr>
+              <w:pStyle w:val="Normal"/>
               <w:jc w:val="left"/>
               <w:pBdr>
                 <w:bottom w:val="none" w:sz="0" w:space="0" w:color="000000"/>
@@ -4468,6 +4520,7 @@
           </w:tcPr>
           <w:p>
             <w:pPr>
+              <w:pStyle w:val="Normal"/>
               <w:jc w:val="center"/>
               <w:pBdr>
                 <w:bottom w:val="none" w:sz="0" w:space="0" w:color="000000"/>
@@ -4522,6 +4575,7 @@
           </w:tcPr>
           <w:p>
             <w:pPr>
+              <w:pStyle w:val="Normal"/>
               <w:jc w:val="center"/>
               <w:pBdr>
                 <w:bottom w:val="none" w:sz="0" w:space="0" w:color="000000"/>
@@ -4562,26 +4616,26 @@
         <w:trPr>
           <w:trHeight w:val="360" w:hRule="auto"/>
         </w:trPr>
-        body27
-        <w:tc>
-          <w:tcPr>
-            <w:tcBorders>
-              <w:bottom w:val="none" w:sz="0" w:space="0" w:color="000000"/>
-              <w:top w:val="none" w:sz="0" w:space="0" w:color="000000"/>
-              <w:left w:val="none" w:sz="0" w:space="0" w:color="000000"/>
-              <w:right w:val="none" w:sz="0" w:space="0" w:color="000000"/>
-            </w:tcBorders>
-            <w:shd w:val="clear" w:color="auto" w:fill="FFFFFF"/>
-            <w:tcMar>
-              <w:top w:w="0" w:type="dxa"/>
-              <w:bottom w:w="0" w:type="dxa"/>
-              <w:left w:w="0" w:type="dxa"/>
-              <w:right w:w="0" w:type="dxa"/>
-            </w:tcMar>
-            <w:vAlign w:val="center"/>
-          </w:tcPr>
-          <w:p>
-            <w:pPr>
+        <w:tc>
+          <w:tcPr>
+            <w:tcBorders>
+              <w:bottom w:val="none" w:sz="0" w:space="0" w:color="000000"/>
+              <w:top w:val="none" w:sz="0" w:space="0" w:color="000000"/>
+              <w:left w:val="none" w:sz="0" w:space="0" w:color="000000"/>
+              <w:right w:val="none" w:sz="0" w:space="0" w:color="000000"/>
+            </w:tcBorders>
+            <w:shd w:val="clear" w:color="auto" w:fill="FFFFFF"/>
+            <w:tcMar>
+              <w:top w:w="0" w:type="dxa"/>
+              <w:bottom w:w="0" w:type="dxa"/>
+              <w:left w:w="0" w:type="dxa"/>
+              <w:right w:w="0" w:type="dxa"/>
+            </w:tcMar>
+            <w:vAlign w:val="center"/>
+          </w:tcPr>
+          <w:p>
+            <w:pPr>
+              <w:pStyle w:val="Normal"/>
               <w:jc w:val="left"/>
               <w:pBdr>
                 <w:bottom w:val="none" w:sz="0" w:space="0" w:color="000000"/>
@@ -4636,6 +4690,7 @@
           </w:tcPr>
           <w:p>
             <w:pPr>
+              <w:pStyle w:val="Normal"/>
               <w:jc w:val="center"/>
               <w:pBdr>
                 <w:bottom w:val="none" w:sz="0" w:space="0" w:color="000000"/>
@@ -4690,6 +4745,7 @@
           </w:tcPr>
           <w:p>
             <w:pPr>
+              <w:pStyle w:val="Normal"/>
               <w:jc w:val="center"/>
               <w:pBdr>
                 <w:bottom w:val="none" w:sz="0" w:space="0" w:color="000000"/>
@@ -4730,26 +4786,26 @@
         <w:trPr>
           <w:trHeight w:val="360" w:hRule="auto"/>
         </w:trPr>
-        body28
-        <w:tc>
-          <w:tcPr>
-            <w:tcBorders>
-              <w:bottom w:val="none" w:sz="0" w:space="0" w:color="000000"/>
-              <w:top w:val="none" w:sz="0" w:space="0" w:color="000000"/>
-              <w:left w:val="none" w:sz="0" w:space="0" w:color="000000"/>
-              <w:right w:val="none" w:sz="0" w:space="0" w:color="000000"/>
-            </w:tcBorders>
-            <w:shd w:val="clear" w:color="auto" w:fill="FFFFFF"/>
-            <w:tcMar>
-              <w:top w:w="0" w:type="dxa"/>
-              <w:bottom w:w="0" w:type="dxa"/>
-              <w:left w:w="0" w:type="dxa"/>
-              <w:right w:w="0" w:type="dxa"/>
-            </w:tcMar>
-            <w:vAlign w:val="center"/>
-          </w:tcPr>
-          <w:p>
-            <w:pPr>
+        <w:tc>
+          <w:tcPr>
+            <w:tcBorders>
+              <w:bottom w:val="none" w:sz="0" w:space="0" w:color="000000"/>
+              <w:top w:val="none" w:sz="0" w:space="0" w:color="000000"/>
+              <w:left w:val="none" w:sz="0" w:space="0" w:color="000000"/>
+              <w:right w:val="none" w:sz="0" w:space="0" w:color="000000"/>
+            </w:tcBorders>
+            <w:shd w:val="clear" w:color="auto" w:fill="FFFFFF"/>
+            <w:tcMar>
+              <w:top w:w="0" w:type="dxa"/>
+              <w:bottom w:w="0" w:type="dxa"/>
+              <w:left w:w="0" w:type="dxa"/>
+              <w:right w:w="0" w:type="dxa"/>
+            </w:tcMar>
+            <w:vAlign w:val="center"/>
+          </w:tcPr>
+          <w:p>
+            <w:pPr>
+              <w:pStyle w:val="Normal"/>
               <w:jc w:val="left"/>
               <w:pBdr>
                 <w:bottom w:val="none" w:sz="0" w:space="0" w:color="000000"/>
@@ -4804,6 +4860,7 @@
           </w:tcPr>
           <w:p>
             <w:pPr>
+              <w:pStyle w:val="Normal"/>
               <w:jc w:val="center"/>
               <w:pBdr>
                 <w:bottom w:val="none" w:sz="0" w:space="0" w:color="000000"/>
@@ -4858,6 +4915,7 @@
           </w:tcPr>
           <w:p>
             <w:pPr>
+              <w:pStyle w:val="Normal"/>
               <w:jc w:val="center"/>
               <w:pBdr>
                 <w:bottom w:val="none" w:sz="0" w:space="0" w:color="000000"/>
@@ -4898,26 +4956,26 @@
         <w:trPr>
           <w:trHeight w:val="360" w:hRule="auto"/>
         </w:trPr>
-        body29
-        <w:tc>
-          <w:tcPr>
-            <w:tcBorders>
-              <w:bottom w:val="none" w:sz="0" w:space="0" w:color="000000"/>
-              <w:top w:val="none" w:sz="0" w:space="0" w:color="000000"/>
-              <w:left w:val="none" w:sz="0" w:space="0" w:color="000000"/>
-              <w:right w:val="none" w:sz="0" w:space="0" w:color="000000"/>
-            </w:tcBorders>
-            <w:shd w:val="clear" w:color="auto" w:fill="FFFFFF"/>
-            <w:tcMar>
-              <w:top w:w="0" w:type="dxa"/>
-              <w:bottom w:w="0" w:type="dxa"/>
-              <w:left w:w="0" w:type="dxa"/>
-              <w:right w:w="0" w:type="dxa"/>
-            </w:tcMar>
-            <w:vAlign w:val="center"/>
-          </w:tcPr>
-          <w:p>
-            <w:pPr>
+        <w:tc>
+          <w:tcPr>
+            <w:tcBorders>
+              <w:bottom w:val="none" w:sz="0" w:space="0" w:color="000000"/>
+              <w:top w:val="none" w:sz="0" w:space="0" w:color="000000"/>
+              <w:left w:val="none" w:sz="0" w:space="0" w:color="000000"/>
+              <w:right w:val="none" w:sz="0" w:space="0" w:color="000000"/>
+            </w:tcBorders>
+            <w:shd w:val="clear" w:color="auto" w:fill="FFFFFF"/>
+            <w:tcMar>
+              <w:top w:w="0" w:type="dxa"/>
+              <w:bottom w:w="0" w:type="dxa"/>
+              <w:left w:w="0" w:type="dxa"/>
+              <w:right w:w="0" w:type="dxa"/>
+            </w:tcMar>
+            <w:vAlign w:val="center"/>
+          </w:tcPr>
+          <w:p>
+            <w:pPr>
+              <w:pStyle w:val="Normal"/>
               <w:jc w:val="left"/>
               <w:pBdr>
                 <w:bottom w:val="none" w:sz="0" w:space="0" w:color="000000"/>
@@ -4972,6 +5030,7 @@
           </w:tcPr>
           <w:p>
             <w:pPr>
+              <w:pStyle w:val="Normal"/>
               <w:jc w:val="center"/>
               <w:pBdr>
                 <w:bottom w:val="none" w:sz="0" w:space="0" w:color="000000"/>
@@ -5026,6 +5085,7 @@
           </w:tcPr>
           <w:p>
             <w:pPr>
+              <w:pStyle w:val="Normal"/>
               <w:jc w:val="center"/>
               <w:pBdr>
                 <w:bottom w:val="none" w:sz="0" w:space="0" w:color="000000"/>
@@ -5066,7 +5126,6 @@
         <w:trPr>
           <w:trHeight w:val="360" w:hRule="auto"/>
         </w:trPr>
-        body30
         <w:tc>
           <w:tcPr>
             <w:tcBorders>
@@ -5086,6 +5145,7 @@
           </w:tcPr>
           <w:p>
             <w:pPr>
+              <w:pStyle w:val="Normal"/>
               <w:jc w:val="left"/>
               <w:pBdr>
                 <w:bottom w:val="none" w:sz="0" w:space="0" w:color="000000"/>
@@ -5140,6 +5200,7 @@
           </w:tcPr>
           <w:p>
             <w:pPr>
+              <w:pStyle w:val="Normal"/>
               <w:jc w:val="center"/>
               <w:pBdr>
                 <w:bottom w:val="none" w:sz="0" w:space="0" w:color="000000"/>
@@ -5194,6 +5255,7 @@
           </w:tcPr>
           <w:p>
             <w:pPr>
+              <w:pStyle w:val="Normal"/>
               <w:jc w:val="center"/>
               <w:pBdr>
                 <w:bottom w:val="none" w:sz="0" w:space="0" w:color="000000"/>
@@ -5234,7 +5296,6 @@
         <w:trPr>
           <w:trHeight w:val="360" w:hRule="auto"/>
         </w:trPr>
-        body31
         <w:tc>
           <w:tcPr>
             <w:tcBorders>
@@ -5254,6 +5315,7 @@
           </w:tcPr>
           <w:p>
             <w:pPr>
+              <w:pStyle w:val="Normal"/>
               <w:jc w:val="left"/>
               <w:pBdr>
                 <w:bottom w:val="none" w:sz="0" w:space="0" w:color="000000"/>
@@ -5308,6 +5370,7 @@
           </w:tcPr>
           <w:p>
             <w:pPr>
+              <w:pStyle w:val="Normal"/>
               <w:jc w:val="center"/>
               <w:pBdr>
                 <w:bottom w:val="none" w:sz="0" w:space="0" w:color="000000"/>
@@ -5362,6 +5425,7 @@
           </w:tcPr>
           <w:p>
             <w:pPr>
+              <w:pStyle w:val="Normal"/>
               <w:jc w:val="center"/>
               <w:pBdr>
                 <w:bottom w:val="none" w:sz="0" w:space="0" w:color="000000"/>
@@ -5402,7 +5466,6 @@
         <w:trPr>
           <w:trHeight w:val="360" w:hRule="auto"/>
         </w:trPr>
-        body32
         <w:tc>
           <w:tcPr>
             <w:tcBorders>
@@ -5422,6 +5485,7 @@
           </w:tcPr>
           <w:p>
             <w:pPr>
+              <w:pStyle w:val="Normal"/>
               <w:jc w:val="left"/>
               <w:pBdr>
                 <w:bottom w:val="none" w:sz="0" w:space="0" w:color="000000"/>
@@ -5476,6 +5540,7 @@
           </w:tcPr>
           <w:p>
             <w:pPr>
+              <w:pStyle w:val="Normal"/>
               <w:jc w:val="center"/>
               <w:pBdr>
                 <w:bottom w:val="none" w:sz="0" w:space="0" w:color="000000"/>
@@ -5530,6 +5595,7 @@
           </w:tcPr>
           <w:p>
             <w:pPr>
+              <w:pStyle w:val="Normal"/>
               <w:jc w:val="center"/>
               <w:pBdr>
                 <w:bottom w:val="none" w:sz="0" w:space="0" w:color="000000"/>
@@ -5570,7 +5636,6 @@
         <w:trPr>
           <w:trHeight w:val="360" w:hRule="auto"/>
         </w:trPr>
-        footer 1
         <w:tc>
           <w:tcPr>
             <w:gridSpan w:val="3"/>
@@ -5591,6 +5656,7 @@
           </w:tcPr>
           <w:p>
             <w:pPr>
+              <w:pStyle w:val="Normal"/>
               <w:jc w:val="left"/>
               <w:pBdr>
                 <w:bottom w:val="none" w:sz="0" w:space="0" w:color="000000"/>
